--- a/交付总览_人肉审版_2026-10-25.docx
+++ b/交付总览_人肉审版_2026-10-25.docx
@@ -2,7 +2,7 @@
 <file path=word/document.xml><?xml version="1.0" encoding="utf-8"?>
 <w:document xmlns:w="http://schemas.openxmlformats.org/wordprocessingml/2006/main" xmlns:m="http://schemas.openxmlformats.org/officeDocument/2006/math" xmlns:r="http://schemas.openxmlformats.org/officeDocument/2006/relationships" xmlns:o="urn:schemas-microsoft-com:office:office" xmlns:v="urn:schemas-microsoft-com:vml" xmlns:w10="urn:schemas-microsoft-com:office:word" xmlns:a="http://schemas.openxmlformats.org/drawingml/2006/main" xmlns:pic="http://schemas.openxmlformats.org/drawingml/2006/picture" xmlns:wp="http://schemas.openxmlformats.org/drawingml/2006/wordprocessingDrawing">
   <w:body>
-    <w:bookmarkStart w:id="45" w:name="四篇改稿-方向③层3-交付总览人肉审版-2026-10-25-第二版"/>
+    <w:bookmarkStart w:id="46" w:name="四篇改稿-方向③层3-交付总览人肉审版-2026-10-25-第二版"/>
     <w:p>
       <w:pPr>
         <w:pStyle w:val="Heading1"/>
@@ -163,7 +163,49 @@
               <w:t xml:space="preserve">一个 zip</w:t>
             </w:r>
             <w:r>
-              <w:t xml:space="preserve">（★ 全量原件：五篇正文 md + 33 个 docx + 全部底稿与工具 + 复核链）</w:t>
+              <w:t xml:space="preserve">（★ 全量原件：★</w:t>
+            </w:r>
+            <w:r>
+              <w:t xml:space="preserve"> </w:t>
+            </w:r>
+            <w:r>
+              <w:rPr>
+                <w:bCs/>
+                <w:b/>
+              </w:rPr>
+              <w:t xml:space="preserve">五篇正文 md ＋ 全部 docx（★ 数量以包内</w:t>
+            </w:r>
+            <w:r>
+              <w:rPr>
+                <w:bCs/>
+                <w:b/>
+              </w:rPr>
+              <w:t xml:space="preserve"> </w:t>
+            </w:r>
+            <w:r>
+              <w:rPr>
+                <w:rStyle w:val="VerbatimChar"/>
+                <w:bCs/>
+                <w:b/>
+              </w:rPr>
+              <w:t xml:space="preserve">SHA256SUMS.txt</w:t>
+            </w:r>
+            <w:r>
+              <w:rPr>
+                <w:bCs/>
+                <w:b/>
+              </w:rPr>
+              <w:t xml:space="preserve"> </w:t>
+            </w:r>
+            <w:r>
+              <w:rPr>
+                <w:bCs/>
+                <w:b/>
+              </w:rPr>
+              <w:t xml:space="preserve">为权威来源，★ 不在这里写死——★ 写死必过期）＋ 全部底稿与工具 ＋ 复核链</w:t>
+            </w:r>
+            <w:r>
+              <w:t xml:space="preserve">）</w:t>
             </w:r>
             <w:r>
               <w:rPr>
@@ -174,16 +216,6 @@
             </w:r>
             <w:r>
               <w:t xml:space="preserve">（★ 就是本文件，★ 唯一入口）</w:t>
-            </w:r>
-            <w:r>
-              <w:rPr>
-                <w:bCs/>
-                <w:b/>
-              </w:rPr>
-              <w:t xml:space="preserve">＋ 五篇论文 md 原文</w:t>
-            </w:r>
-            <w:r>
-              <w:t xml:space="preserve">（★ 单独给，★ 可直接读可复制）</w:t>
             </w:r>
           </w:p>
         </w:tc>
@@ -327,7 +359,62 @@
                 <w:bCs/>
                 <w:b/>
               </w:rPr>
-              <w:t xml:space="preserve">报出 8 条发现（4 条 ★★★ 级）</w:t>
+              <w:t xml:space="preserve">报出 8 条发现（4 条 ★★★）</w:t>
+            </w:r>
+            <w:r>
+              <w:t xml:space="preserve">；★</w:t>
+            </w:r>
+            <w:r>
+              <w:t xml:space="preserve"> </w:t>
+            </w:r>
+            <w:r>
+              <w:rPr>
+                <w:bCs/>
+                <w:b/>
+              </w:rPr>
+              <w:t xml:space="preserve">阶段二终审【审成稿】判 FAIL</w:t>
+            </w:r>
+            <w:r>
+              <w:t xml:space="preserve">，★</w:t>
+            </w:r>
+            <w:r>
+              <w:t xml:space="preserve"> </w:t>
+            </w:r>
+            <w:r>
+              <w:rPr>
+                <w:bCs/>
+                <w:b/>
+              </w:rPr>
+              <w:t xml:space="preserve">报 12 条必改</w:t>
+            </w:r>
+            <w:r>
+              <w:t xml:space="preserve">（★ ★ 最重一条：★ ②篇承重子层被击穿）★</w:t>
+            </w:r>
+            <w:r>
+              <w:t xml:space="preserve"> </w:t>
+            </w:r>
+            <w:r>
+              <w:rPr>
+                <w:bCs/>
+                <w:b/>
+              </w:rPr>
+              <w:t xml:space="preserve">收口后已送 v3 独立复核</w:t>
+            </w:r>
+            <w:r>
+              <w:t xml:space="preserve"> </w:t>
+            </w:r>
+            <w:r>
+              <w:t xml:space="preserve">⇒ ★</w:t>
+            </w:r>
+            <w:r>
+              <w:t xml:space="preserve"> </w:t>
+            </w:r>
+            <w:r>
+              <w:rPr>
+                <w:bCs/>
+                <w:b/>
+              </w:rPr>
+              <w:t xml:space="preserve">v3 的结论才是终局裁决</w:t>
             </w:r>
           </w:p>
         </w:tc>
@@ -373,36 +460,46 @@
                 <w:bCs/>
                 <w:b/>
               </w:rPr>
-              <w:t xml:space="preserve">8 条全部处置</w:t>
-            </w:r>
-            <w:r>
-              <w:t xml:space="preserve">：★</w:t>
-            </w:r>
-            <w:r>
-              <w:t xml:space="preserve"> </w:t>
-            </w:r>
-            <w:r>
-              <w:rPr>
-                <w:bCs/>
-                <w:b/>
-              </w:rPr>
-              <w:t xml:space="preserve">5 条是我的错、我自己改了；★ 2 条派回对应作者复核并改稿；★ 1 条它自己撤回（十进制错误）</w:t>
-            </w:r>
-            <w:r>
-              <w:t xml:space="preserve"> </w:t>
-            </w:r>
-            <w:r>
-              <w:t xml:space="preserve">⇒ ★</w:t>
-            </w:r>
-            <w:r>
-              <w:t xml:space="preserve"> </w:t>
-            </w:r>
-            <w:r>
-              <w:rPr>
-                <w:bCs/>
-                <w:b/>
-              </w:rPr>
-              <w:t xml:space="preserve">最重的一条（④篇核心数字被击穿）经两个独立复算后已下调并改写</w:t>
+              <w:t xml:space="preserve">阶段一 8 条全部处置</w:t>
+            </w:r>
+            <w:r>
+              <w:t xml:space="preserve">（★ 5 条是我的错、我自己改了；★ 2 条派回对应作者复核并改稿；★ 1 条它自己撤回）★</w:t>
+            </w:r>
+            <w:r>
+              <w:t xml:space="preserve"> </w:t>
+            </w:r>
+            <w:r>
+              <w:rPr>
+                <w:bCs/>
+                <w:b/>
+              </w:rPr>
+              <w:t xml:space="preserve">＋ 阶段二终审 12 条必改全部逐条处置</w:t>
+            </w:r>
+            <w:r>
+              <w:t xml:space="preserve">（★ 详见 §4.2）★</w:t>
+            </w:r>
+            <w:r>
+              <w:t xml:space="preserve"> </w:t>
+            </w:r>
+            <w:r>
+              <w:rPr>
+                <w:bCs/>
+                <w:b/>
+              </w:rPr>
+              <w:t xml:space="preserve">＋ 收口轮自己抓出的 9 条</w:t>
+            </w:r>
+            <w:r>
+              <w:t xml:space="preserve">（★ 详见 §4.3）⇒ ★</w:t>
+            </w:r>
+            <w:r>
+              <w:t xml:space="preserve"> </w:t>
+            </w:r>
+            <w:r>
+              <w:rPr>
+                <w:bCs/>
+                <w:b/>
+              </w:rPr>
+              <w:t xml:space="preserve">但审稿人审的是【处置前那一版】⇒ ★ 按纪律「owner 单方面改完 ≠ 审计通过」★ 本包不写「审稿通过」</w:t>
             </w:r>
           </w:p>
         </w:tc>
@@ -1024,7 +1121,7 @@
               <w:rPr>
                 <w:rStyle w:val="VerbatimChar"/>
               </w:rPr>
-              <w:t xml:space="preserve">a6b0b6046905d438</w:t>
+              <w:t xml:space="preserve">4fce8495ab0cf1dc</w:t>
             </w:r>
             <w:r>
               <w:t xml:space="preserve">｜L3</w:t>
@@ -1036,7 +1133,7 @@
               <w:rPr>
                 <w:rStyle w:val="VerbatimChar"/>
               </w:rPr>
-              <w:t xml:space="preserve">a7f6934c45ad003d</w:t>
+              <w:t xml:space="preserve">7615eb707bacb0a1</w:t>
             </w:r>
           </w:p>
         </w:tc>
@@ -3175,7 +3272,7 @@
     </w:p>
     <w:bookmarkEnd w:id="27"/>
     <w:bookmarkEnd w:id="28"/>
-    <w:bookmarkStart w:id="36" w:name="复核链-本轮最值钱的东西"/>
+    <w:bookmarkStart w:id="37" w:name="复核链-本轮最值钱的东西"/>
     <w:p>
       <w:pPr>
         <w:pStyle w:val="Heading2"/>
@@ -4929,10 +5026,56 @@
                 <w:bCs/>
                 <w:b/>
               </w:rPr>
-              <w:t xml:space="preserve">已派 ② 篇作者</w:t>
-            </w:r>
-            <w:r>
-              <w:t xml:space="preserve">（★ 要求先自己复算 AND/OR 四个序列、★ 与审稿人不一致时以它的为准并回报）</w:t>
+              <w:t xml:space="preserve">✔ 已处置</w:t>
+            </w:r>
+            <w:r>
+              <w:t xml:space="preserve">（★</w:t>
+            </w:r>
+            <w:r>
+              <w:t xml:space="preserve"> </w:t>
+            </w:r>
+            <w:r>
+              <w:rPr>
+                <w:bCs/>
+                <w:b/>
+              </w:rPr>
+              <w:t xml:space="preserve">收口轮</w:t>
+            </w:r>
+            <w:r>
+              <w:t xml:space="preserve">：★ 承重子层 AND/OR 四个序列经</w:t>
+            </w:r>
+            <w:r>
+              <w:rPr>
+                <w:bCs/>
+                <w:b/>
+              </w:rPr>
+              <w:t xml:space="preserve">四个独立来源逐位一致</w:t>
+            </w:r>
+            <w:r>
+              <w:t xml:space="preserve">（★ 我 / ②篇作者 / 审稿人 / 交付包内第四来源）⇒ ★</w:t>
+            </w:r>
+            <w:r>
+              <w:t xml:space="preserve"> </w:t>
+            </w:r>
+            <w:r>
+              <w:rPr>
+                <w:bCs/>
+                <w:b/>
+              </w:rPr>
+              <w:t xml:space="preserve">判决改为「承重子层不可分辨（方向随口径翻转）」</w:t>
+            </w:r>
+            <w:r>
+              <w:t xml:space="preserve">；★ 且</w:t>
+            </w:r>
+            <w:r>
+              <w:rPr>
+                <w:bCs/>
+                <w:b/>
+              </w:rPr>
+              <w:t xml:space="preserve">主口径 OR 已在稿内显式声明</w:t>
+            </w:r>
+            <w:r>
+              <w:t xml:space="preserve">）</w:t>
             </w:r>
           </w:p>
         </w:tc>
@@ -4991,33 +5134,30 @@
               </w:rPr>
               <w:t xml:space="preserve">五项错</w:t>
             </w:r>
-            <w:r>
-              <w:t xml:space="preserve">（★ 引文漏承重分句却打了</w:t>
-            </w:r>
-            <w:r>
-              <w:t xml:space="preserve"> </w:t>
-            </w:r>
-            <w:r>
-              <w:rPr>
-                <w:rStyle w:val="VerbatimChar"/>
-              </w:rPr>
-              <w:t xml:space="preserve">📄</w:t>
-            </w:r>
-            <w:r>
-              <w:t xml:space="preserve">｜★</w:t>
-            </w:r>
-            <w:r>
-              <w:t xml:space="preserve"> </w:t>
-            </w:r>
-            <w:r>
-              <w:rPr>
-                <w:bCs/>
-                <w:b/>
-              </w:rPr>
-              <w:t xml:space="preserve">"方向一致"判反</w:t>
-            </w:r>
-            <w:r>
-              <w:t xml:space="preserve">（★ 源文说 refinement</w:t>
+          </w:p>
+        </w:tc>
+        <w:tc>
+          <w:tcPr/>
+          <w:p>
+            <w:pPr>
+              <w:pStyle w:val="Compact"/>
+              <w:jc w:val="left"/>
+            </w:pPr>
+            <w:r>
+              <w:t xml:space="preserve">★</w:t>
+            </w:r>
+            <w:r>
+              <w:t xml:space="preserve"> </w:t>
+            </w:r>
+            <w:r>
+              <w:rPr>
+                <w:bCs/>
+                <w:b/>
+              </w:rPr>
+              <w:t xml:space="preserve">✔ 已处置</w:t>
+            </w:r>
+            <w:r>
+              <w:t xml:space="preserve">（★ 五项逐条改：★ 引文补承重分句、★ 方向改回「refinement</w:t>
             </w:r>
             <w:r>
               <w:t xml:space="preserve"> </w:t>
@@ -5030,32 +5170,7 @@
               <w:t xml:space="preserve">保留</w:t>
             </w:r>
             <w:r>
-              <w:t xml:space="preserve">多样性）｜★ 与本篇"不可分辨"打架｜★ 跨域未标｜★ 给"未核到"的引用打了核验过的标）</w:t>
-            </w:r>
-          </w:p>
-        </w:tc>
-        <w:tc>
-          <w:tcPr/>
-          <w:p>
-            <w:pPr>
-              <w:pStyle w:val="Compact"/>
-              <w:jc w:val="left"/>
-            </w:pPr>
-            <w:r>
-              <w:t xml:space="preserve">★</w:t>
-            </w:r>
-            <w:r>
-              <w:t xml:space="preserve"> </w:t>
-            </w:r>
-            <w:r>
-              <w:rPr>
-                <w:bCs/>
-                <w:b/>
-              </w:rPr>
-              <w:t xml:space="preserve">已派 ② 篇作者</w:t>
-            </w:r>
-            <w:r>
-              <w:t xml:space="preserve">（★ 这一处本轮改稿零改动 ⇒ 它没改到）</w:t>
+              <w:t xml:space="preserve">多样性」、★ 与本篇「不可分辨」对齐、★ 标跨域未标定、★ 撤掉误打的核验标）</w:t>
             </w:r>
           </w:p>
         </w:tc>
@@ -5124,23 +5239,10 @@
                 <w:bCs/>
                 <w:b/>
               </w:rPr>
-              <w:t xml:space="preserve">已派 ② 篇作者</w:t>
-            </w:r>
-            <w:r>
-              <w:t xml:space="preserve">（★ 审稿人的核验点 A：★</w:t>
-            </w:r>
-            <w:r>
-              <w:t xml:space="preserve"> </w:t>
-            </w:r>
-            <w:r>
-              <w:rPr>
-                <w:bCs/>
-                <w:b/>
-              </w:rPr>
-              <w:t xml:space="preserve">把未标定层的方向读数升格成了结论句的一档</w:t>
-            </w:r>
-            <w:r>
-              <w:t xml:space="preserve">）</w:t>
+              <w:t xml:space="preserve">✔ 已处置</w:t>
+            </w:r>
+            <w:r>
+              <w:t xml:space="preserve">（★ 两处均已补）</w:t>
             </w:r>
           </w:p>
         </w:tc>
@@ -5197,10 +5299,23 @@
                 <w:bCs/>
                 <w:b/>
               </w:rPr>
-              <w:t xml:space="preserve">已派 ② 篇作者</w:t>
-            </w:r>
-            <w:r>
-              <w:t xml:space="preserve">（★ 改成待取证）</w:t>
+              <w:t xml:space="preserve">✔ 已处置</w:t>
+            </w:r>
+            <w:r>
+              <w:t xml:space="preserve">（★ 改写为「下一步要做什么」式的待取证句，★</w:t>
+            </w:r>
+            <w:r>
+              <w:t xml:space="preserve"> </w:t>
+            </w:r>
+            <w:r>
+              <w:rPr>
+                <w:bCs/>
+                <w:b/>
+              </w:rPr>
+              <w:t xml:space="preserve">不取消主张</w:t>
+            </w:r>
+            <w:r>
+              <w:t xml:space="preserve">）</w:t>
             </w:r>
           </w:p>
         </w:tc>
@@ -5550,7 +5665,25 @@
                 <w:bCs/>
                 <w:b/>
               </w:rPr>
-              <w:t xml:space="preserve">已派 ② 篇作者</w:t>
+              <w:t xml:space="preserve">✔ 已处置</w:t>
+            </w:r>
+            <w:r>
+              <w:t xml:space="preserve">（★ 5 处逐处清理，★ 并用</w:t>
+            </w:r>
+            <w:r>
+              <w:t xml:space="preserve"> </w:t>
+            </w:r>
+            <w:r>
+              <w:rPr>
+                <w:rStyle w:val="VerbatimChar"/>
+              </w:rPr>
+              <w:t xml:space="preserve">grep</w:t>
+            </w:r>
+            <w:r>
+              <w:t xml:space="preserve"> </w:t>
+            </w:r>
+            <w:r>
+              <w:t xml:space="preserve">全链复核过）</w:t>
             </w:r>
           </w:p>
         </w:tc>
@@ -5576,29 +5709,32 @@
               <w:jc w:val="left"/>
             </w:pPr>
             <w:r>
-              <w:t xml:space="preserve">②杠杆"无预注册"补主张层</w:t>
-            </w:r>
-          </w:p>
-        </w:tc>
-        <w:tc>
-          <w:tcPr/>
-          <w:p>
-            <w:pPr>
-              <w:pStyle w:val="Compact"/>
-              <w:jc w:val="left"/>
-            </w:pPr>
-            <w:r>
-              <w:t xml:space="preserve">★</w:t>
-            </w:r>
-            <w:r>
-              <w:t xml:space="preserve"> </w:t>
-            </w:r>
-            <w:r>
-              <w:rPr>
-                <w:bCs/>
-                <w:b/>
-              </w:rPr>
-              <w:t xml:space="preserve">已派 ② 篇作者</w:t>
+              <w:t xml:space="preserve">②杠杆「无预注册」补主张层</w:t>
+            </w:r>
+          </w:p>
+        </w:tc>
+        <w:tc>
+          <w:tcPr/>
+          <w:p>
+            <w:pPr>
+              <w:pStyle w:val="Compact"/>
+              <w:jc w:val="left"/>
+            </w:pPr>
+            <w:r>
+              <w:t xml:space="preserve">★</w:t>
+            </w:r>
+            <w:r>
+              <w:t xml:space="preserve"> </w:t>
+            </w:r>
+            <w:r>
+              <w:rPr>
+                <w:bCs/>
+                <w:b/>
+              </w:rPr>
+              <w:t xml:space="preserve">✔ 已处置</w:t>
+            </w:r>
+            <w:r>
+              <w:t xml:space="preserve">（★ 已补主张层表述）</w:t>
             </w:r>
           </w:p>
         </w:tc>
@@ -5636,29 +5772,32 @@
               <w:t xml:space="preserve"> </w:t>
             </w:r>
             <w:r>
-              <w:t xml:space="preserve">标"批 2"</w:t>
-            </w:r>
-          </w:p>
-        </w:tc>
-        <w:tc>
-          <w:tcPr/>
-          <w:p>
-            <w:pPr>
-              <w:pStyle w:val="Compact"/>
-              <w:jc w:val="left"/>
-            </w:pPr>
-            <w:r>
-              <w:t xml:space="preserve">★</w:t>
-            </w:r>
-            <w:r>
-              <w:t xml:space="preserve"> </w:t>
-            </w:r>
-            <w:r>
-              <w:rPr>
-                <w:bCs/>
-                <w:b/>
-              </w:rPr>
-              <w:t xml:space="preserve">已派 ② 篇作者</w:t>
+              <w:t xml:space="preserve">标「批 2」</w:t>
+            </w:r>
+          </w:p>
+        </w:tc>
+        <w:tc>
+          <w:tcPr/>
+          <w:p>
+            <w:pPr>
+              <w:pStyle w:val="Compact"/>
+              <w:jc w:val="left"/>
+            </w:pPr>
+            <w:r>
+              <w:t xml:space="preserve">★</w:t>
+            </w:r>
+            <w:r>
+              <w:t xml:space="preserve"> </w:t>
+            </w:r>
+            <w:r>
+              <w:rPr>
+                <w:bCs/>
+                <w:b/>
+              </w:rPr>
+              <w:t xml:space="preserve">✔ 已处置</w:t>
+            </w:r>
+            <w:r>
+              <w:t xml:space="preserve">（★ 已标）</w:t>
             </w:r>
           </w:p>
         </w:tc>
@@ -5739,6 +5878,82 @@
         </w:tc>
       </w:tr>
     </w:tbl>
+    <w:p>
+      <w:pPr>
+        <w:pStyle w:val="BodyText"/>
+      </w:pPr>
+      <w:r>
+        <w:t xml:space="preserve">★ ★★</w:t>
+      </w:r>
+      <w:r>
+        <w:t xml:space="preserve"> </w:t>
+      </w:r>
+      <w:r>
+        <w:rPr>
+          <w:bCs/>
+          <w:b/>
+        </w:rPr>
+        <w:t xml:space="preserve">状态说明（★ 别读错）</w:t>
+      </w:r>
+      <w:r>
+        <w:t xml:space="preserve">：★ 上表 12 条</w:t>
+      </w:r>
+      <w:r>
+        <w:rPr>
+          <w:bCs/>
+          <w:b/>
+        </w:rPr>
+        <w:t xml:space="preserve">已逐条处置并自查</w:t>
+      </w:r>
+      <w:r>
+        <w:t xml:space="preserve">（★ 处置证据见 §4.3 收口轮台账）⇒ ★</w:t>
+      </w:r>
+      <w:r>
+        <w:t xml:space="preserve"> </w:t>
+      </w:r>
+      <w:r>
+        <w:rPr>
+          <w:bCs/>
+          <w:b/>
+        </w:rPr>
+        <w:t xml:space="preserve">但审稿人审的是【处置前的那一版】</w:t>
+      </w:r>
+      <w:r>
+        <w:t xml:space="preserve"> </w:t>
+      </w:r>
+      <w:r>
+        <w:t xml:space="preserve">⇒ ★ ★</w:t>
+      </w:r>
+      <w:r>
+        <w:t xml:space="preserve"> </w:t>
+      </w:r>
+      <w:r>
+        <w:rPr>
+          <w:bCs/>
+          <w:b/>
+        </w:rPr>
+        <w:t xml:space="preserve">按纪律「owner 单方面改完就当审计通过 ＝ 没有审计」⇒ ★ 本包不写「审稿通过」，只写「12 条必改已逐条处置（自查）＋ 已送 v3 独立复核」</w:t>
+      </w:r>
+      <w:r>
+        <w:t xml:space="preserve"> </w:t>
+      </w:r>
+      <w:r>
+        <w:t xml:space="preserve">⇒ ★</w:t>
+      </w:r>
+      <w:r>
+        <w:t xml:space="preserve"> </w:t>
+      </w:r>
+      <w:r>
+        <w:rPr>
+          <w:bCs/>
+          <w:b/>
+        </w:rPr>
+        <w:t xml:space="preserve">v3 的结论才是终局裁决</w:t>
+      </w:r>
+      <w:r>
+        <w:t xml:space="preserve">。</w:t>
+      </w:r>
+    </w:p>
     <w:bookmarkEnd w:id="32"/>
     <w:bookmarkStart w:id="33" w:name="阶段二还确认的正面面-只报-fail-是不诚实的"/>
     <w:p>
@@ -6033,13 +6248,13 @@
     </w:p>
     <w:bookmarkEnd w:id="33"/>
     <w:bookmarkEnd w:id="34"/>
-    <w:bookmarkStart w:id="35" w:name="两条它给的判据-我接了并补了它们的漏洞"/>
+    <w:bookmarkStart w:id="35" w:name="收口轮处置台账-本轮-逐条可核-包括我自己的错"/>
     <w:p>
       <w:pPr>
         <w:pStyle w:val="Heading3"/>
       </w:pPr>
       <w:r>
-        <w:t xml:space="preserve">4.3 ★ 两条它给的判据（★ 我接了，并补了它们的漏洞）</w:t>
+        <w:t xml:space="preserve">4.3 ★★ 收口轮处置台账（★ 本轮 · 逐条可核 · ★ 包括我自己的错）</w:t>
       </w:r>
     </w:p>
     <w:p>
@@ -6057,6 +6272,1403 @@
           <w:bCs/>
           <w:b/>
         </w:rPr>
+        <w:t xml:space="preserve">这一节是「阶段二 12 条」之外，★ 收口这一轮自己抓出来并处置掉的 9 条</w:t>
+      </w:r>
+      <w:r>
+        <w:t xml:space="preserve">（★ ★ 多数是审稿人 v2 报的、★ 我在终审前没自己看见的）。</w:t>
+      </w:r>
+    </w:p>
+    <w:tbl>
+      <w:tblPr>
+        <w:tblStyle w:val="Table"/>
+        <w:tblW w:type="pct" w:w="5000"/>
+        <w:tblLook w:firstRow="1" w:lastRow="0" w:firstColumn="0" w:lastColumn="0" w:noHBand="0" w:noVBand="0" w:val="0020"/>
+      </w:tblPr>
+      <w:tblGrid>
+        <w:gridCol w:w="2640"/>
+        <w:gridCol w:w="2640"/>
+        <w:gridCol w:w="2640"/>
+      </w:tblGrid>
+      <w:tr>
+        <w:trPr>
+          <w:tblHeader w:val="true"/>
+        </w:trPr>
+        <w:tc>
+          <w:tcPr/>
+          <w:p>
+            <w:pPr>
+              <w:pStyle w:val="Compact"/>
+              <w:jc w:val="center"/>
+            </w:pPr>
+            <w:r>
+              <w:t xml:space="preserve">#</w:t>
+            </w:r>
+          </w:p>
+        </w:tc>
+        <w:tc>
+          <w:tcPr/>
+          <w:p>
+            <w:pPr>
+              <w:pStyle w:val="Compact"/>
+              <w:jc w:val="left"/>
+            </w:pPr>
+            <w:r>
+              <w:t xml:space="preserve">抓到的</w:t>
+            </w:r>
+          </w:p>
+        </w:tc>
+        <w:tc>
+          <w:tcPr/>
+          <w:p>
+            <w:pPr>
+              <w:pStyle w:val="Compact"/>
+              <w:jc w:val="left"/>
+            </w:pPr>
+            <w:r>
+              <w:t xml:space="preserve">★</w:t>
+            </w:r>
+            <w:r>
+              <w:t xml:space="preserve"> </w:t>
+            </w:r>
+            <w:r>
+              <w:rPr>
+                <w:bCs/>
+                <w:b/>
+              </w:rPr>
+              <w:t xml:space="preserve">处置</w:t>
+            </w:r>
+          </w:p>
+        </w:tc>
+      </w:tr>
+      <w:tr>
+        <w:tc>
+          <w:tcPr/>
+          <w:p>
+            <w:pPr>
+              <w:pStyle w:val="Compact"/>
+              <w:jc w:val="center"/>
+            </w:pPr>
+            <w:r>
+              <w:rPr>
+                <w:bCs/>
+                <w:b/>
+              </w:rPr>
+              <w:t xml:space="preserve">R-01</w:t>
+            </w:r>
+          </w:p>
+        </w:tc>
+        <w:tc>
+          <w:tcPr/>
+          <w:p>
+            <w:pPr>
+              <w:pStyle w:val="Compact"/>
+              <w:jc w:val="left"/>
+            </w:pPr>
+            <w:r>
+              <w:t xml:space="preserve">★</w:t>
+            </w:r>
+            <w:r>
+              <w:t xml:space="preserve"> </w:t>
+            </w:r>
+            <w:r>
+              <w:rPr>
+                <w:bCs/>
+                <w:b/>
+              </w:rPr>
+              <w:t xml:space="preserve">S-3</w:t>
+            </w:r>
+            <w:r>
+              <w:t xml:space="preserve">：★</w:t>
+            </w:r>
+            <w:r>
+              <w:t xml:space="preserve"> </w:t>
+            </w:r>
+            <w:r>
+              <w:rPr>
+                <w:bCs/>
+                <w:b/>
+              </w:rPr>
+              <w:t xml:space="preserve">索引里的 docx 可能比工作树旧</w:t>
+            </w:r>
+            <w:r>
+              <w:t xml:space="preserve"> </w:t>
+            </w:r>
+            <w:r>
+              <w:t xml:space="preserve">⇒ 打包器按</w:t>
+            </w:r>
+            <w:r>
+              <w:t xml:space="preserve"> </w:t>
+            </w:r>
+            <w:r>
+              <w:rPr>
+                <w:rStyle w:val="VerbatimChar"/>
+              </w:rPr>
+              <w:t xml:space="preserve">git ls-files</w:t>
+            </w:r>
+            <w:r>
+              <w:t xml:space="preserve"> </w:t>
+            </w:r>
+            <w:r>
+              <w:t xml:space="preserve">取内容集 ⇒</w:t>
+            </w:r>
+            <w:r>
+              <w:t xml:space="preserve"> </w:t>
+            </w:r>
+            <w:r>
+              <w:rPr>
+                <w:bCs/>
+                <w:b/>
+              </w:rPr>
+              <w:t xml:space="preserve">包里会装旧 docx</w:t>
+            </w:r>
+          </w:p>
+        </w:tc>
+        <w:tc>
+          <w:tcPr/>
+          <w:p>
+            <w:pPr>
+              <w:pStyle w:val="Compact"/>
+              <w:jc w:val="left"/>
+            </w:pPr>
+            <w:r>
+              <w:t xml:space="preserve">★</w:t>
+            </w:r>
+            <w:r>
+              <w:t xml:space="preserve"> </w:t>
+            </w:r>
+            <w:r>
+              <w:rPr>
+                <w:bCs/>
+                <w:b/>
+              </w:rPr>
+              <w:t xml:space="preserve">收口链路加 ⑨b 断言</w:t>
+            </w:r>
+            <w:r>
+              <w:t xml:space="preserve">（★ 逐个核「索引 sha == 工作树 sha」⇒ 不一致就停手）★</w:t>
+            </w:r>
+            <w:r>
+              <w:t xml:space="preserve"> </w:t>
+            </w:r>
+            <w:r>
+              <w:rPr>
+                <w:bCs/>
+                <w:b/>
+              </w:rPr>
+              <w:t xml:space="preserve">本包实测一致</w:t>
+            </w:r>
+            <w:r>
+              <w:t xml:space="preserve">（★ 包内</w:t>
+            </w:r>
+            <w:r>
+              <w:t xml:space="preserve"> </w:t>
+            </w:r>
+            <w:r>
+              <w:rPr>
+                <w:rStyle w:val="VerbatimChar"/>
+              </w:rPr>
+              <w:t xml:space="preserve">02_A.docx</w:t>
+            </w:r>
+            <w:r>
+              <w:t xml:space="preserve"> </w:t>
+            </w:r>
+            <w:r>
+              <w:t xml:space="preserve">sha == 工作树）</w:t>
+            </w:r>
+          </w:p>
+        </w:tc>
+      </w:tr>
+      <w:tr>
+        <w:tc>
+          <w:tcPr/>
+          <w:p>
+            <w:pPr>
+              <w:pStyle w:val="Compact"/>
+              <w:jc w:val="center"/>
+            </w:pPr>
+            <w:r>
+              <w:rPr>
+                <w:bCs/>
+                <w:b/>
+              </w:rPr>
+              <w:t xml:space="preserve">R-02</w:t>
+            </w:r>
+          </w:p>
+        </w:tc>
+        <w:tc>
+          <w:tcPr/>
+          <w:p>
+            <w:pPr>
+              <w:pStyle w:val="Compact"/>
+              <w:jc w:val="left"/>
+            </w:pPr>
+            <w:r>
+              <w:t xml:space="preserve">★</w:t>
+            </w:r>
+            <w:r>
+              <w:t xml:space="preserve"> </w:t>
+            </w:r>
+            <w:r>
+              <w:rPr>
+                <w:bCs/>
+                <w:b/>
+              </w:rPr>
+              <w:t xml:space="preserve">A3 假红</w:t>
+            </w:r>
+            <w:r>
+              <w:t xml:space="preserve">：★</w:t>
+            </w:r>
+            <w:r>
+              <w:t xml:space="preserve"> </w:t>
+            </w:r>
+            <w:r>
+              <w:rPr>
+                <w:rStyle w:val="VerbatimChar"/>
+              </w:rPr>
+              <w:t xml:space="preserve">012</w:t>
+            </w:r>
+            <w:r>
+              <w:t xml:space="preserve">（★ commit sha 片段）与</w:t>
+            </w:r>
+            <w:r>
+              <w:t xml:space="preserve"> </w:t>
+            </w:r>
+            <w:r>
+              <w:rPr>
+                <w:rStyle w:val="VerbatimChar"/>
+              </w:rPr>
+              <w:t xml:space="preserve">68</w:t>
+            </w:r>
+            <w:r>
+              <w:t xml:space="preserve">（★ 裸行号）被当成读数</w:t>
+            </w:r>
+          </w:p>
+        </w:tc>
+        <w:tc>
+          <w:tcPr/>
+          <w:p>
+            <w:pPr>
+              <w:pStyle w:val="Compact"/>
+              <w:jc w:val="left"/>
+            </w:pPr>
+            <w:r>
+              <w:t xml:space="preserve">★</w:t>
+            </w:r>
+            <w:r>
+              <w:t xml:space="preserve"> </w:t>
+            </w:r>
+            <w:r>
+              <w:rPr>
+                <w:bCs/>
+                <w:b/>
+              </w:rPr>
+              <w:t xml:space="preserve">A3 增设三条通道</w:t>
+            </w:r>
+            <w:r>
+              <w:t xml:space="preserve">：★ 【裸行号</w:t>
+            </w:r>
+            <w:r>
+              <w:t xml:space="preserve"> </w:t>
+            </w:r>
+            <w:r>
+              <w:rPr>
+                <w:rStyle w:val="VerbatimChar"/>
+              </w:rPr>
+              <w:t xml:space="preserve">:68</w:t>
+            </w:r>
+            <w:r>
+              <w:t xml:space="preserve">】｜【commit sha（★ 必须含 a-f）】｜【日期串】 ⇒ ★ 243 个正文数字全部有归属</w:t>
+            </w:r>
+          </w:p>
+        </w:tc>
+      </w:tr>
+      <w:tr>
+        <w:tc>
+          <w:tcPr/>
+          <w:p>
+            <w:pPr>
+              <w:pStyle w:val="Compact"/>
+              <w:jc w:val="center"/>
+            </w:pPr>
+            <w:r>
+              <w:rPr>
+                <w:bCs/>
+                <w:b/>
+              </w:rPr>
+              <w:t xml:space="preserve">R-03</w:t>
+            </w:r>
+          </w:p>
+        </w:tc>
+        <w:tc>
+          <w:tcPr/>
+          <w:p>
+            <w:pPr>
+              <w:pStyle w:val="Compact"/>
+              <w:jc w:val="left"/>
+            </w:pPr>
+            <w:r>
+              <w:t xml:space="preserve">★</w:t>
+            </w:r>
+            <w:r>
+              <w:t xml:space="preserve"> </w:t>
+            </w:r>
+            <w:r>
+              <w:rPr>
+                <w:bCs/>
+                <w:b/>
+              </w:rPr>
+              <w:t xml:space="preserve">真缺 3 个读数</w:t>
+            </w:r>
+            <w:r>
+              <w:t xml:space="preserve">（★</w:t>
+            </w:r>
+            <w:r>
+              <w:t xml:space="preserve"> </w:t>
+            </w:r>
+            <w:r>
+              <w:rPr>
+                <w:rStyle w:val="VerbatimChar"/>
+              </w:rPr>
+              <w:t xml:space="preserve">216</w:t>
+            </w:r>
+            <w:r>
+              <w:t xml:space="preserve"> </w:t>
+            </w:r>
+            <w:r>
+              <w:t xml:space="preserve">/</w:t>
+            </w:r>
+            <w:r>
+              <w:t xml:space="preserve"> </w:t>
+            </w:r>
+            <w:r>
+              <w:rPr>
+                <w:rStyle w:val="VerbatimChar"/>
+              </w:rPr>
+              <w:t xml:space="preserve">97.7</w:t>
+            </w:r>
+            <w:r>
+              <w:t xml:space="preserve"> </w:t>
+            </w:r>
+            <w:r>
+              <w:t xml:space="preserve">/</w:t>
+            </w:r>
+            <w:r>
+              <w:t xml:space="preserve"> </w:t>
+            </w:r>
+            <w:r>
+              <w:rPr>
+                <w:rStyle w:val="VerbatimChar"/>
+              </w:rPr>
+              <w:t xml:space="preserve">98.0</w:t>
+            </w:r>
+            <w:r>
+              <w:t xml:space="preserve">）</w:t>
+            </w:r>
+          </w:p>
+        </w:tc>
+        <w:tc>
+          <w:tcPr/>
+          <w:p>
+            <w:pPr>
+              <w:pStyle w:val="Compact"/>
+              <w:jc w:val="left"/>
+            </w:pPr>
+            <w:r>
+              <w:t xml:space="preserve">★</w:t>
+            </w:r>
+            <w:r>
+              <w:t xml:space="preserve"> </w:t>
+            </w:r>
+            <w:r>
+              <w:rPr>
+                <w:bCs/>
+                <w:b/>
+              </w:rPr>
+              <w:t xml:space="preserve">登记进</w:t>
+            </w:r>
+            <w:r>
+              <w:rPr>
+                <w:bCs/>
+                <w:b/>
+              </w:rPr>
+              <w:t xml:space="preserve"> </w:t>
+            </w:r>
+            <w:r>
+              <w:rPr>
+                <w:rStyle w:val="VerbatimChar"/>
+                <w:bCs/>
+                <w:b/>
+              </w:rPr>
+              <w:t xml:space="preserve">来源与底稿/第三组_治塌缩层3/新增读数登记_2026-10-25.md</w:t>
+            </w:r>
+            <w:r>
+              <w:t xml:space="preserve">（★ 每条带</w:t>
+            </w:r>
+            <w:r>
+              <w:rPr>
+                <w:bCs/>
+                <w:b/>
+              </w:rPr>
+              <w:t xml:space="preserve">出处 + 独立复算</w:t>
+            </w:r>
+            <w:r>
+              <w:t xml:space="preserve">：★ 216 = 36×6｜86/88｜98/100）</w:t>
+            </w:r>
+          </w:p>
+        </w:tc>
+      </w:tr>
+      <w:tr>
+        <w:tc>
+          <w:tcPr/>
+          <w:p>
+            <w:pPr>
+              <w:pStyle w:val="Compact"/>
+              <w:jc w:val="center"/>
+            </w:pPr>
+            <w:r>
+              <w:rPr>
+                <w:bCs/>
+                <w:b/>
+              </w:rPr>
+              <w:t xml:space="preserve">R-04</w:t>
+            </w:r>
+          </w:p>
+        </w:tc>
+        <w:tc>
+          <w:tcPr/>
+          <w:p>
+            <w:pPr>
+              <w:pStyle w:val="Compact"/>
+              <w:jc w:val="left"/>
+            </w:pPr>
+            <w:r>
+              <w:t xml:space="preserve">★★★</w:t>
+            </w:r>
+            <w:r>
+              <w:t xml:space="preserve"> </w:t>
+            </w:r>
+            <w:r>
+              <w:rPr>
+                <w:bCs/>
+                <w:b/>
+              </w:rPr>
+              <w:t xml:space="preserve">抽键陷阱</w:t>
+            </w:r>
+            <w:r>
+              <w:t xml:space="preserve">：★</w:t>
+            </w:r>
+            <w:r>
+              <w:t xml:space="preserve"> </w:t>
+            </w:r>
+            <w:r>
+              <w:rPr>
+                <w:rStyle w:val="VerbatimChar"/>
+              </w:rPr>
+              <w:t xml:space="preserve">L3_net_AND</w:t>
+            </w:r>
+            <w:r>
+              <w:t xml:space="preserve"> </w:t>
+            </w:r>
+            <w:r>
+              <w:t xml:space="preserve">这个键名有误导性 ⇒ ★ 它装的是</w:t>
+            </w:r>
+            <w:r>
+              <w:rPr>
+                <w:bCs/>
+                <w:b/>
+              </w:rPr>
+              <w:t xml:space="preserve">【断言层的总净增益】</w:t>
+            </w:r>
+            <w:r>
+              <w:t xml:space="preserve">、★</w:t>
+            </w:r>
+            <w:r>
+              <w:t xml:space="preserve"> </w:t>
+            </w:r>
+            <w:r>
+              <w:rPr>
+                <w:bCs/>
+                <w:b/>
+              </w:rPr>
+              <w:t xml:space="preserve">不是</w:t>
+            </w:r>
+            <w:r>
+              <w:t xml:space="preserve">【承重子层的净】 ⇒ ★ 第三方直抽它 ⇒ 会得出「承重子层 = +14 ⇒ ②篇结论不成立」的</w:t>
+            </w:r>
+            <w:r>
+              <w:rPr>
+                <w:bCs/>
+                <w:b/>
+              </w:rPr>
+              <w:t xml:space="preserve">完全错误</w:t>
+            </w:r>
+            <w:r>
+              <w:t xml:space="preserve">结论</w:t>
+            </w:r>
+          </w:p>
+        </w:tc>
+        <w:tc>
+          <w:tcPr/>
+          <w:p>
+            <w:pPr>
+              <w:pStyle w:val="Compact"/>
+              <w:jc w:val="left"/>
+            </w:pPr>
+            <w:r>
+              <w:t xml:space="preserve">★</w:t>
+            </w:r>
+            <w:r>
+              <w:t xml:space="preserve"> </w:t>
+            </w:r>
+            <w:r>
+              <w:rPr>
+                <w:bCs/>
+                <w:b/>
+              </w:rPr>
+              <w:t xml:space="preserve">加四个明确命名的键</w:t>
+            </w:r>
+            <w:r>
+              <w:t xml:space="preserve">（★</w:t>
+            </w:r>
+            <w:r>
+              <w:t xml:space="preserve"> </w:t>
+            </w:r>
+            <w:r>
+              <w:rPr>
+                <w:rStyle w:val="VerbatimChar"/>
+              </w:rPr>
+              <w:t xml:space="preserve">L3_lb_OR_added/lost</w:t>
+            </w:r>
+            <w:r>
+              <w:t xml:space="preserve">｜</w:t>
+            </w:r>
+            <w:r>
+              <w:rPr>
+                <w:rStyle w:val="VerbatimChar"/>
+              </w:rPr>
+              <w:t xml:space="preserve">L3_lb_AND_added/lost</w:t>
+            </w:r>
+            <w:r>
+              <w:t xml:space="preserve">）★</w:t>
+            </w:r>
+            <w:r>
+              <w:t xml:space="preserve"> </w:t>
+            </w:r>
+            <w:r>
+              <w:rPr>
+                <w:bCs/>
+                <w:b/>
+              </w:rPr>
+              <w:t xml:space="preserve">+ 独立自检</w:t>
+            </w:r>
+            <w:r>
+              <w:t xml:space="preserve">（★</w:t>
+            </w:r>
+            <w:r>
+              <w:t xml:space="preserve"> </w:t>
+            </w:r>
+            <w:r>
+              <w:rPr>
+                <w:rStyle w:val="VerbatimChar"/>
+              </w:rPr>
+              <w:t xml:space="preserve">tools/selftest_net_gain_keys.py</w:t>
+            </w:r>
+            <w:r>
+              <w:t xml:space="preserve">：★ 四序列</w:t>
+            </w:r>
+            <w:r>
+              <w:rPr>
+                <w:bCs/>
+                <w:b/>
+              </w:rPr>
+              <w:t xml:space="preserve">逐位对台账</w:t>
+            </w:r>
+            <w:r>
+              <w:t xml:space="preserve"> </w:t>
+            </w:r>
+            <w:r>
+              <w:t xml:space="preserve">+</w:t>
+            </w:r>
+            <w:r>
+              <w:t xml:space="preserve"> </w:t>
+            </w:r>
+            <w:r>
+              <w:rPr>
+                <w:bCs/>
+                <w:b/>
+              </w:rPr>
+              <w:t xml:space="preserve">负向测试</w:t>
+            </w:r>
+            <w:r>
+              <w:t xml:space="preserve">「旧键不得等于承重净」）★ 实测：★ OR</w:t>
+            </w:r>
+            <w:r>
+              <w:t xml:space="preserve"> </w:t>
+            </w:r>
+            <w:r>
+              <w:rPr>
+                <w:bCs/>
+                <w:b/>
+              </w:rPr>
+              <w:t xml:space="preserve">+6 / +7</w:t>
+            </w:r>
+            <w:r>
+              <w:t xml:space="preserve">｜AND</w:t>
+            </w:r>
+            <w:r>
+              <w:t xml:space="preserve"> </w:t>
+            </w:r>
+            <w:r>
+              <w:rPr>
+                <w:bCs/>
+                <w:b/>
+              </w:rPr>
+              <w:t xml:space="preserve">−7 / −2</w:t>
+            </w:r>
+            <w:r>
+              <w:t xml:space="preserve"> </w:t>
+            </w:r>
+            <w:r>
+              <w:t xml:space="preserve">⇒</w:t>
+            </w:r>
+            <w:r>
+              <w:t xml:space="preserve"> </w:t>
+            </w:r>
+            <w:r>
+              <w:rPr>
+                <w:bCs/>
+                <w:b/>
+              </w:rPr>
+              <w:t xml:space="preserve">方向随口径翻转 ⇒ 不可分辨</w:t>
+            </w:r>
+          </w:p>
+        </w:tc>
+      </w:tr>
+      <w:tr>
+        <w:tc>
+          <w:tcPr/>
+          <w:p>
+            <w:pPr>
+              <w:pStyle w:val="Compact"/>
+              <w:jc w:val="center"/>
+            </w:pPr>
+            <w:r>
+              <w:rPr>
+                <w:bCs/>
+                <w:b/>
+              </w:rPr>
+              <w:t xml:space="preserve">R-05</w:t>
+            </w:r>
+          </w:p>
+        </w:tc>
+        <w:tc>
+          <w:tcPr/>
+          <w:p>
+            <w:pPr>
+              <w:pStyle w:val="Compact"/>
+              <w:jc w:val="left"/>
+            </w:pPr>
+            <w:r>
+              <w:t xml:space="preserve">★</w:t>
+            </w:r>
+            <w:r>
+              <w:t xml:space="preserve"> </w:t>
+            </w:r>
+            <w:r>
+              <w:rPr>
+                <w:bCs/>
+                <w:b/>
+              </w:rPr>
+              <w:t xml:space="preserve">表格结构伤 4 处</w:t>
+            </w:r>
+            <w:r>
+              <w:t xml:space="preserve">（★ ④篇表格前缺空行｜③篇引用块表体丢了</w:t>
+            </w:r>
+            <w:r>
+              <w:t xml:space="preserve"> </w:t>
+            </w:r>
+            <w:r>
+              <w:rPr>
+                <w:rStyle w:val="VerbatimChar"/>
+              </w:rPr>
+              <w:t xml:space="preserve">&gt;</w:t>
+            </w:r>
+            <w:r>
+              <w:t xml:space="preserve"> </w:t>
+            </w:r>
+            <w:r>
+              <w:t xml:space="preserve">前缀｜</w:t>
+            </w:r>
+            <w:r>
+              <w:rPr>
+                <w:rStyle w:val="VerbatimChar"/>
+              </w:rPr>
+              <w:t xml:space="preserve">07_待填审计</w:t>
+            </w:r>
+            <w:r>
+              <w:t xml:space="preserve"> </w:t>
+            </w:r>
+            <w:r>
+              <w:t xml:space="preserve">表体 8 列 vs 表头 5 列 ⇒</w:t>
+            </w:r>
+            <w:r>
+              <w:t xml:space="preserve"> </w:t>
+            </w:r>
+            <w:r>
+              <w:rPr>
+                <w:bCs/>
+                <w:b/>
+              </w:rPr>
+              <w:t xml:space="preserve">pandoc 截列丢 3 格</w:t>
+            </w:r>
+            <w:r>
+              <w:t xml:space="preserve">｜净增益报告的公式在代码围栏内被误报）</w:t>
+            </w:r>
+          </w:p>
+        </w:tc>
+        <w:tc>
+          <w:tcPr/>
+          <w:p>
+            <w:pPr>
+              <w:pStyle w:val="Compact"/>
+              <w:jc w:val="left"/>
+            </w:pPr>
+            <w:r>
+              <w:t xml:space="preserve">★</w:t>
+            </w:r>
+            <w:r>
+              <w:t xml:space="preserve"> </w:t>
+            </w:r>
+            <w:r>
+              <w:rPr>
+                <w:bCs/>
+                <w:b/>
+              </w:rPr>
+              <w:t xml:space="preserve">四处全修</w:t>
+            </w:r>
+            <w:r>
+              <w:t xml:space="preserve">（★</w:t>
+            </w:r>
+            <w:r>
+              <w:t xml:space="preserve"> </w:t>
+            </w:r>
+            <w:r>
+              <w:rPr>
+                <w:rStyle w:val="VerbatimChar"/>
+              </w:rPr>
+              <w:t xml:space="preserve">07</w:t>
+            </w:r>
+            <w:r>
+              <w:t xml:space="preserve"> </w:t>
+            </w:r>
+            <w:r>
+              <w:t xml:space="preserve">那处把 3 个字段并进「说明」列、★</w:t>
+            </w:r>
+            <w:r>
+              <w:t xml:space="preserve"> </w:t>
+            </w:r>
+            <w:r>
+              <w:rPr>
+                <w:bCs/>
+                <w:b/>
+              </w:rPr>
+              <w:t xml:space="preserve">内容一字不删</w:t>
+            </w:r>
+            <w:r>
+              <w:t xml:space="preserve">）★</w:t>
+            </w:r>
+            <w:r>
+              <w:t xml:space="preserve"> </w:t>
+            </w:r>
+            <w:r>
+              <w:rPr>
+                <w:bCs/>
+                <w:b/>
+              </w:rPr>
+              <w:t xml:space="preserve">+ 判据侧改</w:t>
+            </w:r>
+            <w:r>
+              <w:t xml:space="preserve">：★</w:t>
+            </w:r>
+            <w:r>
+              <w:t xml:space="preserve"> </w:t>
+            </w:r>
+            <w:r>
+              <w:rPr>
+                <w:rStyle w:val="VerbatimChar"/>
+              </w:rPr>
+              <w:t xml:space="preserve">check_docx.py</w:t>
+            </w:r>
+            <w:r>
+              <w:t xml:space="preserve"> </w:t>
+            </w:r>
+            <w:r>
+              <w:t xml:space="preserve">的表格 / 碎片 / 缺空行检测</w:t>
+            </w:r>
+            <w:r>
+              <w:rPr>
+                <w:bCs/>
+                <w:b/>
+              </w:rPr>
+              <w:t xml:space="preserve">跳过代码围栏</w:t>
+            </w:r>
+            <w:r>
+              <w:t xml:space="preserve">（★ 与 pandoc 对齐）</w:t>
+            </w:r>
+          </w:p>
+        </w:tc>
+      </w:tr>
+      <w:tr>
+        <w:tc>
+          <w:tcPr/>
+          <w:p>
+            <w:pPr>
+              <w:pStyle w:val="Compact"/>
+              <w:jc w:val="center"/>
+            </w:pPr>
+            <w:r>
+              <w:rPr>
+                <w:bCs/>
+                <w:b/>
+              </w:rPr>
+              <w:t xml:space="preserve">R-06</w:t>
+            </w:r>
+          </w:p>
+        </w:tc>
+        <w:tc>
+          <w:tcPr/>
+          <w:p>
+            <w:pPr>
+              <w:pStyle w:val="Compact"/>
+              <w:jc w:val="left"/>
+            </w:pPr>
+            <w:r>
+              <w:t xml:space="preserve">★</w:t>
+            </w:r>
+            <w:r>
+              <w:t xml:space="preserve"> </w:t>
+            </w:r>
+            <w:r>
+              <w:rPr>
+                <w:bCs/>
+                <w:b/>
+              </w:rPr>
+              <w:t xml:space="preserve">S-4</w:t>
+            </w:r>
+            <w:r>
+              <w:t xml:space="preserve">：★</w:t>
+            </w:r>
+            <w:r>
+              <w:t xml:space="preserve"> </w:t>
+            </w:r>
+            <w:r>
+              <w:rPr>
+                <w:rStyle w:val="VerbatimChar"/>
+              </w:rPr>
+              <w:t xml:space="preserve">四篇提纲</w:t>
+            </w:r>
+            <w:r>
+              <w:t xml:space="preserve"> </w:t>
+            </w:r>
+            <w:r>
+              <w:t xml:space="preserve">里 ① 篇的书名与 ① 篇 H1 不一致</w:t>
+            </w:r>
+          </w:p>
+        </w:tc>
+        <w:tc>
+          <w:tcPr/>
+          <w:p>
+            <w:pPr>
+              <w:pStyle w:val="Compact"/>
+              <w:jc w:val="left"/>
+            </w:pPr>
+            <w:r>
+              <w:t xml:space="preserve">★</w:t>
+            </w:r>
+            <w:r>
+              <w:t xml:space="preserve"> </w:t>
+            </w:r>
+            <w:r>
+              <w:rPr>
+                <w:bCs/>
+                <w:b/>
+              </w:rPr>
+              <w:t xml:space="preserve">已对齐</w:t>
+            </w:r>
+            <w:r>
+              <w:t xml:space="preserve">（★ ① 篇 G4 红线修复后 H1 = 《搜索空间过早闭合：注意力层归因假说与判决式》⇒ ★ 「根因在 Transformer 的注意力机制」是</w:t>
+            </w:r>
+            <w:r>
+              <w:rPr>
+                <w:bCs/>
+                <w:b/>
+              </w:rPr>
+              <w:t xml:space="preserve">无条件归因</w:t>
+            </w:r>
+            <w:r>
+              <w:t xml:space="preserve">、★ 违反 G4）</w:t>
+            </w:r>
+          </w:p>
+        </w:tc>
+      </w:tr>
+      <w:tr>
+        <w:tc>
+          <w:tcPr/>
+          <w:p>
+            <w:pPr>
+              <w:pStyle w:val="Compact"/>
+              <w:jc w:val="center"/>
+            </w:pPr>
+            <w:r>
+              <w:rPr>
+                <w:bCs/>
+                <w:b/>
+              </w:rPr>
+              <w:t xml:space="preserve">R-07</w:t>
+            </w:r>
+          </w:p>
+        </w:tc>
+        <w:tc>
+          <w:tcPr/>
+          <w:p>
+            <w:pPr>
+              <w:pStyle w:val="Compact"/>
+              <w:jc w:val="left"/>
+            </w:pPr>
+            <w:r>
+              <w:t xml:space="preserve">★</w:t>
+            </w:r>
+            <w:r>
+              <w:t xml:space="preserve"> </w:t>
+            </w:r>
+            <w:r>
+              <w:rPr>
+                <w:bCs/>
+                <w:b/>
+              </w:rPr>
+              <w:t xml:space="preserve">S-5</w:t>
+            </w:r>
+            <w:r>
+              <w:t xml:space="preserve">：★ 审稿人的复算脚本与两份终版报告</w:t>
+            </w:r>
+            <w:r>
+              <w:rPr>
+                <w:bCs/>
+                <w:b/>
+              </w:rPr>
+              <w:t xml:space="preserve">不在包内</w:t>
+            </w:r>
+            <w:r>
+              <w:t xml:space="preserve"> </w:t>
+            </w:r>
+            <w:r>
+              <w:t xml:space="preserve">⇒ 第三方没法自己验「两个独立复算逐位一致」</w:t>
+            </w:r>
+          </w:p>
+        </w:tc>
+        <w:tc>
+          <w:tcPr/>
+          <w:p>
+            <w:pPr>
+              <w:pStyle w:val="Compact"/>
+              <w:jc w:val="left"/>
+            </w:pPr>
+            <w:r>
+              <w:t xml:space="preserve">★</w:t>
+            </w:r>
+            <w:r>
+              <w:t xml:space="preserve"> </w:t>
+            </w:r>
+            <w:r>
+              <w:rPr>
+                <w:bCs/>
+                <w:b/>
+              </w:rPr>
+              <w:t xml:space="preserve">进包</w:t>
+            </w:r>
+            <w:r>
+              <w:t xml:space="preserve">：★</w:t>
+            </w:r>
+            <w:r>
+              <w:t xml:space="preserve"> </w:t>
+            </w:r>
+            <w:r>
+              <w:rPr>
+                <w:rStyle w:val="VerbatimChar"/>
+              </w:rPr>
+              <w:t xml:space="preserve">evidence/my_own_d1.py</w:t>
+            </w:r>
+            <w:r>
+              <w:t xml:space="preserve">（★ 自写实现、★</w:t>
+            </w:r>
+            <w:r>
+              <w:t xml:space="preserve"> </w:t>
+            </w:r>
+            <w:r>
+              <w:rPr>
+                <w:bCs/>
+                <w:b/>
+              </w:rPr>
+              <w:t xml:space="preserve">不 import</w:t>
+            </w:r>
+            <w:r>
+              <w:t xml:space="preserve"> </w:t>
+            </w:r>
+            <w:r>
+              <w:t xml:space="preserve">第四组的</w:t>
+            </w:r>
+            <w:r>
+              <w:t xml:space="preserve"> </w:t>
+            </w:r>
+            <w:r>
+              <w:rPr>
+                <w:rStyle w:val="VerbatimChar"/>
+              </w:rPr>
+              <w:t xml:space="preserve">metrics2</w:t>
+            </w:r>
+            <w:r>
+              <w:t xml:space="preserve">）+</w:t>
+            </w:r>
+            <w:r>
+              <w:t xml:space="preserve"> </w:t>
+            </w:r>
+            <w:r>
+              <w:rPr>
+                <w:rStyle w:val="VerbatimChar"/>
+              </w:rPr>
+              <w:t xml:space="preserve">papers/复核链/</w:t>
+            </w:r>
+            <w:r>
+              <w:t xml:space="preserve">（★ 四份报告）</w:t>
+            </w:r>
+          </w:p>
+        </w:tc>
+      </w:tr>
+      <w:tr>
+        <w:tc>
+          <w:tcPr/>
+          <w:p>
+            <w:pPr>
+              <w:pStyle w:val="Compact"/>
+              <w:jc w:val="center"/>
+            </w:pPr>
+            <w:r>
+              <w:rPr>
+                <w:bCs/>
+                <w:b/>
+              </w:rPr>
+              <w:t xml:space="preserve">R-08</w:t>
+            </w:r>
+          </w:p>
+        </w:tc>
+        <w:tc>
+          <w:tcPr/>
+          <w:p>
+            <w:pPr>
+              <w:pStyle w:val="Compact"/>
+              <w:jc w:val="left"/>
+            </w:pPr>
+            <w:r>
+              <w:t xml:space="preserve">★</w:t>
+            </w:r>
+            <w:r>
+              <w:t xml:space="preserve"> </w:t>
+            </w:r>
+            <w:r>
+              <w:rPr>
+                <w:bCs/>
+                <w:b/>
+              </w:rPr>
+              <w:t xml:space="preserve">输出误导</w:t>
+            </w:r>
+            <w:r>
+              <w:t xml:space="preserve">：★ 检查器末行写「❌ 有问题（表格单元格合计 9370）」⇒ ★</w:t>
+            </w:r>
+            <w:r>
+              <w:t xml:space="preserve"> </w:t>
+            </w:r>
+            <w:r>
+              <w:rPr>
+                <w:bCs/>
+                <w:b/>
+              </w:rPr>
+              <w:t xml:space="preserve">合计被误读成问题数</w:t>
+            </w:r>
+          </w:p>
+        </w:tc>
+        <w:tc>
+          <w:tcPr/>
+          <w:p>
+            <w:pPr>
+              <w:pStyle w:val="Compact"/>
+              <w:jc w:val="left"/>
+            </w:pPr>
+            <w:r>
+              <w:t xml:space="preserve">★</w:t>
+            </w:r>
+            <w:r>
+              <w:t xml:space="preserve"> </w:t>
+            </w:r>
+            <w:r>
+              <w:rPr>
+                <w:bCs/>
+                <w:b/>
+              </w:rPr>
+              <w:t xml:space="preserve">改成分开打</w:t>
+            </w:r>
+            <w:r>
+              <w:t xml:space="preserve">（★ 问题判定与总量分行）★</w:t>
+            </w:r>
+            <w:r>
+              <w:t xml:space="preserve"> </w:t>
+            </w:r>
+            <w:r>
+              <w:rPr>
+                <w:bCs/>
+                <w:b/>
+              </w:rPr>
+              <w:t xml:space="preserve">★ 这条是我自己看见的、★ 审稿人没报</w:t>
+            </w:r>
+          </w:p>
+        </w:tc>
+      </w:tr>
+      <w:tr>
+        <w:tc>
+          <w:tcPr/>
+          <w:p>
+            <w:pPr>
+              <w:pStyle w:val="Compact"/>
+              <w:jc w:val="center"/>
+            </w:pPr>
+            <w:r>
+              <w:rPr>
+                <w:bCs/>
+                <w:b/>
+              </w:rPr>
+              <w:t xml:space="preserve">R-09</w:t>
+            </w:r>
+          </w:p>
+        </w:tc>
+        <w:tc>
+          <w:tcPr/>
+          <w:p>
+            <w:pPr>
+              <w:pStyle w:val="Compact"/>
+              <w:jc w:val="left"/>
+            </w:pPr>
+            <w:r>
+              <w:t xml:space="preserve">★★★</w:t>
+            </w:r>
+            <w:r>
+              <w:t xml:space="preserve"> </w:t>
+            </w:r>
+            <w:r>
+              <w:rPr>
+                <w:bCs/>
+                <w:b/>
+              </w:rPr>
+              <w:t xml:space="preserve">入口 md 的五篇 sha 会过期</w:t>
+            </w:r>
+            <w:r>
+              <w:t xml:space="preserve">（★</w:t>
+            </w:r>
+            <w:r>
+              <w:t xml:space="preserve"> </w:t>
+            </w:r>
+            <w:r>
+              <w:rPr>
+                <w:bCs/>
+                <w:b/>
+              </w:rPr>
+              <w:t xml:space="preserve">手写死 = 核验链断</w:t>
+            </w:r>
+            <w:r>
+              <w:t xml:space="preserve">，★ 而 sha 是第三方唯一的锚）⇒ ★</w:t>
+            </w:r>
+            <w:r>
+              <w:t xml:space="preserve"> </w:t>
+            </w:r>
+            <w:r>
+              <w:rPr>
+                <w:bCs/>
+                <w:b/>
+              </w:rPr>
+              <w:t xml:space="preserve">而且自动化第一版就把我自己改坏了</w:t>
+            </w:r>
+            <w:r>
+              <w:t xml:space="preserve">（★ 替换串手写了反引号结构 ⇒ 多一个引号）⇒ ★</w:t>
+            </w:r>
+            <w:r>
+              <w:t xml:space="preserve"> </w:t>
+            </w:r>
+            <w:r>
+              <w:rPr>
+                <w:bCs/>
+                <w:b/>
+              </w:rPr>
+              <w:t xml:space="preserve">差点把坏行交出去</w:t>
+            </w:r>
+          </w:p>
+        </w:tc>
+        <w:tc>
+          <w:tcPr/>
+          <w:p>
+            <w:pPr>
+              <w:pStyle w:val="Compact"/>
+              <w:jc w:val="left"/>
+            </w:pPr>
+            <w:r>
+              <w:t xml:space="preserve">★</w:t>
+            </w:r>
+            <w:r>
+              <w:t xml:space="preserve"> </w:t>
+            </w:r>
+            <w:r>
+              <w:rPr>
+                <w:bCs/>
+                <w:b/>
+              </w:rPr>
+              <w:t xml:space="preserve">改成脚本实测回填</w:t>
+            </w:r>
+            <w:r>
+              <w:t xml:space="preserve">（★</w:t>
+            </w:r>
+            <w:r>
+              <w:t xml:space="preserve"> </w:t>
+            </w:r>
+            <w:r>
+              <w:rPr>
+                <w:rStyle w:val="VerbatimChar"/>
+              </w:rPr>
+              <w:t xml:space="preserve">tools/update_entry_sha.py</w:t>
+            </w:r>
+            <w:r>
+              <w:t xml:space="preserve">）★</w:t>
+            </w:r>
+            <w:r>
+              <w:t xml:space="preserve"> </w:t>
+            </w:r>
+            <w:r>
+              <w:rPr>
+                <w:bCs/>
+                <w:b/>
+              </w:rPr>
+              <w:t xml:space="preserve">★ 两个坑都留在代码注释里</w:t>
+            </w:r>
+            <w:r>
+              <w:t xml:space="preserve">：★ ① 锚不许带任何固定前缀（★ 原文只有 L1 那行有</w:t>
+            </w:r>
+            <w:r>
+              <w:t xml:space="preserve"> </w:t>
+            </w:r>
+            <w:r>
+              <w:rPr>
+                <w:rStyle w:val="VerbatimChar"/>
+              </w:rPr>
+              <w:t xml:space="preserve">★</w:t>
+            </w:r>
+            <w:r>
+              <w:t xml:space="preserve">）★ ②</w:t>
+            </w:r>
+            <w:r>
+              <w:t xml:space="preserve"> </w:t>
+            </w:r>
+            <w:r>
+              <w:rPr>
+                <w:bCs/>
+                <w:b/>
+              </w:rPr>
+              <w:t xml:space="preserve">替换串不许手写结构 ⇒ 用</w:t>
+            </w:r>
+            <w:r>
+              <w:rPr>
+                <w:bCs/>
+                <w:b/>
+              </w:rPr>
+              <w:t xml:space="preserve"> </w:t>
+            </w:r>
+            <w:r>
+              <w:rPr>
+                <w:rStyle w:val="VerbatimChar"/>
+                <w:bCs/>
+                <w:b/>
+              </w:rPr>
+              <w:t xml:space="preserve">group(1)+新值+group(2)</w:t>
+            </w:r>
+            <w:r>
+              <w:rPr>
+                <w:bCs/>
+                <w:b/>
+              </w:rPr>
+              <w:t xml:space="preserve"> </w:t>
+            </w:r>
+            <w:r>
+              <w:rPr>
+                <w:bCs/>
+                <w:b/>
+              </w:rPr>
+              <w:t xml:space="preserve">拼</w:t>
+            </w:r>
+            <w:r>
+              <w:t xml:space="preserve"> </w:t>
+            </w:r>
+            <w:r>
+              <w:t xml:space="preserve">★ ③</w:t>
+            </w:r>
+            <w:r>
+              <w:t xml:space="preserve"> </w:t>
+            </w:r>
+            <w:r>
+              <w:rPr>
+                <w:bCs/>
+                <w:b/>
+              </w:rPr>
+              <w:t xml:space="preserve">「已是最新」必须由【逐个核当前值 == 实测值】给出</w:t>
+            </w:r>
+            <w:r>
+              <w:t xml:space="preserve">、★</w:t>
+            </w:r>
+            <w:r>
+              <w:t xml:space="preserve"> </w:t>
+            </w:r>
+            <w:r>
+              <w:rPr>
+                <w:bCs/>
+                <w:b/>
+              </w:rPr>
+              <w:t xml:space="preserve">不能由 diff 为空给出</w:t>
+            </w:r>
+            <w:r>
+              <w:t xml:space="preserve">（★ 否则会掩盖【静默半改】）</w:t>
+            </w:r>
+          </w:p>
+        </w:tc>
+      </w:tr>
+    </w:tbl>
+    <w:bookmarkEnd w:id="35"/>
+    <w:bookmarkStart w:id="36" w:name="两条它给的判据-我接了并补了它们的漏洞"/>
+    <w:p>
+      <w:pPr>
+        <w:pStyle w:val="Heading3"/>
+      </w:pPr>
+      <w:r>
+        <w:t xml:space="preserve">4.4 ★ 两条它给的判据（★ 我接了，并补了它们的漏洞）</w:t>
+      </w:r>
+    </w:p>
+    <w:p>
+      <w:pPr>
+        <w:pStyle w:val="FirstParagraph"/>
+      </w:pPr>
+      <w:r>
+        <w:t xml:space="preserve">★</w:t>
+      </w:r>
+      <w:r>
+        <w:t xml:space="preserve"> </w:t>
+      </w:r>
+      <w:r>
+        <w:rPr>
+          <w:bCs/>
+          <w:b/>
+        </w:rPr>
         <w:t xml:space="preserve">审稿人指出我写在提纲里的两条验收判据都不可用</w:t>
       </w:r>
       <w:r>
@@ -6260,9 +7872,9 @@
         </w:pict>
       </w:r>
     </w:p>
-    <w:bookmarkEnd w:id="35"/>
     <w:bookmarkEnd w:id="36"/>
-    <w:bookmarkStart w:id="37" w:name="我这轮自己犯的错自曝清单-方便你判断我说的可不可信"/>
+    <w:bookmarkEnd w:id="37"/>
+    <w:bookmarkStart w:id="38" w:name="我这轮自己犯的错自曝清单-方便你判断我说的可不可信"/>
     <w:p>
       <w:pPr>
         <w:pStyle w:val="Heading2"/>
@@ -7912,8 +9524,8 @@
         </w:pict>
       </w:r>
     </w:p>
-    <w:bookmarkEnd w:id="37"/>
-    <w:bookmarkStart w:id="38" w:name="边界-我不背书的部分"/>
+    <w:bookmarkEnd w:id="38"/>
+    <w:bookmarkStart w:id="39" w:name="边界-我不背书的部分"/>
     <w:p>
       <w:pPr>
         <w:pStyle w:val="Heading2"/>
@@ -8315,8 +9927,8 @@
         </w:pict>
       </w:r>
     </w:p>
-    <w:bookmarkEnd w:id="38"/>
-    <w:bookmarkStart w:id="39" w:name="第三方怎么自己核可复制粘贴"/>
+    <w:bookmarkEnd w:id="39"/>
+    <w:bookmarkStart w:id="40" w:name="第三方怎么自己核可复制粘贴"/>
     <w:p>
       <w:pPr>
         <w:pStyle w:val="Heading2"/>
@@ -8936,8 +10548,8 @@
         </w:pict>
       </w:r>
     </w:p>
-    <w:bookmarkEnd w:id="39"/>
-    <w:bookmarkStart w:id="43" w:name="还差你什么三件拍板"/>
+    <w:bookmarkEnd w:id="40"/>
+    <w:bookmarkStart w:id="44" w:name="还差你什么三件拍板"/>
     <w:p>
       <w:pPr>
         <w:pStyle w:val="Heading2"/>
@@ -8946,7 +10558,7 @@
         <w:t xml:space="preserve">8 · ★ 还差你什么（三件拍板）</w:t>
       </w:r>
     </w:p>
-    <w:bookmarkStart w:id="40" w:name="补实验合并批的额度-不批也能交"/>
+    <w:bookmarkStart w:id="41" w:name="补实验合并批的额度-不批也能交"/>
     <w:p>
       <w:pPr>
         <w:pStyle w:val="Heading3"/>
@@ -9461,8 +11073,8 @@
         <w:t xml:space="preserve">★ 我的建议：批就跑，★ ¥15–38 换三篇的证据同源，★ 值。★ 但按纪律我不自作主张 —— 你点头我就跑。</w:t>
       </w:r>
     </w:p>
-    <w:bookmarkEnd w:id="40"/>
-    <w:bookmarkStart w:id="41" w:name="方向①整体组的称谓映射-已缩小到很窄的一格"/>
+    <w:bookmarkEnd w:id="41"/>
+    <w:bookmarkStart w:id="42" w:name="方向①整体组的称谓映射-已缩小到很窄的一格"/>
     <w:p>
       <w:pPr>
         <w:pStyle w:val="Heading3"/>
@@ -9540,8 +11152,8 @@
         <w:t xml:space="preserve">（★ 候选：「整体组」/「论文簇层」/「总纲组」）。</w:t>
       </w:r>
     </w:p>
-    <w:bookmarkEnd w:id="41"/>
-    <w:bookmarkStart w:id="42" w:name="要不要-push-分支"/>
+    <w:bookmarkEnd w:id="42"/>
+    <w:bookmarkStart w:id="43" w:name="要不要-push-分支"/>
     <w:p>
       <w:pPr>
         <w:pStyle w:val="Heading3"/>
@@ -9627,9 +11239,9 @@
         </w:pict>
       </w:r>
     </w:p>
-    <w:bookmarkEnd w:id="42"/>
     <w:bookmarkEnd w:id="43"/>
-    <w:bookmarkStart w:id="44" w:name="其它可查文件-都在包里"/>
+    <w:bookmarkEnd w:id="44"/>
+    <w:bookmarkStart w:id="45" w:name="其它可查文件-都在包里"/>
     <w:p>
       <w:pPr>
         <w:pStyle w:val="Heading2"/>
@@ -10158,8 +11770,8 @@
         </w:tc>
       </w:tr>
     </w:tbl>
-    <w:bookmarkEnd w:id="44"/>
     <w:bookmarkEnd w:id="45"/>
+    <w:bookmarkEnd w:id="46"/>
     <w:sectPr/>
   </w:body>
 </w:document>

--- a/交付总览_人肉审版_2026-10-25.docx
+++ b/交付总览_人肉审版_2026-10-25.docx
@@ -681,7 +681,7 @@
                 <w:bCs/>
                 <w:b/>
               </w:rPr>
-              <w:t xml:space="preserve">交付包</w:t>
+              <w:t xml:space="preserve">交付包（★ 终版）</w:t>
             </w:r>
           </w:p>
         </w:tc>
@@ -702,20 +702,23 @@
               <w:rPr>
                 <w:rStyle w:val="VerbatimChar"/>
               </w:rPr>
-              <w:t xml:space="preserve">四篇改稿+方向③层3_交付包_2026-10-25.zip</w:t>
-            </w:r>
-            <w:r>
-              <w:t xml:space="preserve">（★</w:t>
-            </w:r>
-            <w:r>
-              <w:t xml:space="preserve"> </w:t>
-            </w:r>
-            <w:r>
-              <w:rPr>
-                <w:bCs/>
-                <w:b/>
-              </w:rPr>
-              <w:t xml:space="preserve">★ 旧包</w:t>
+              <w:t xml:space="preserve">四篇改稿+方向③层3_交付包_2026-10-25_v2.zip</w:t>
+            </w:r>
+            <w:r>
+              <w:t xml:space="preserve"> </w:t>
+            </w:r>
+            <w:r>
+              <w:t xml:space="preserve">｜ ★</w:t>
+            </w:r>
+            <w:r>
+              <w:t xml:space="preserve"> </w:t>
+            </w:r>
+            <w:r>
+              <w:rPr>
+                <w:bCs/>
+                <w:b/>
+              </w:rPr>
+              <w:t xml:space="preserve">★ 交付目录里还有那个【无</w:t>
             </w:r>
             <w:r>
               <w:rPr>
@@ -730,27 +733,105 @@
                 <w:bCs/>
                 <w:b/>
               </w:rPr>
-              <w:t xml:space="preserve">54829cf7…</w:t>
-            </w:r>
-            <w:r>
-              <w:rPr>
-                <w:bCs/>
-                <w:b/>
-              </w:rPr>
-              <w:t xml:space="preserve"> </w:t>
-            </w:r>
-            <w:r>
-              <w:rPr>
-                <w:bCs/>
-                <w:b/>
-              </w:rPr>
-              <w:t xml:space="preserve">已作废</w:t>
-            </w:r>
-            <w:r>
-              <w:t xml:space="preserve"> </w:t>
-            </w:r>
-            <w:r>
-              <w:t xml:space="preserve">—— ★ 因为正文全部重写了）</w:t>
+              <w:t xml:space="preserve">_v2</w:t>
+            </w:r>
+            <w:r>
+              <w:rPr>
+                <w:bCs/>
+                <w:b/>
+              </w:rPr>
+              <w:t xml:space="preserve"> </w:t>
+            </w:r>
+            <w:r>
+              <w:rPr>
+                <w:bCs/>
+                <w:b/>
+              </w:rPr>
+              <w:t xml:space="preserve">后缀】的同名 zip</w:t>
+            </w:r>
+            <w:r>
+              <w:t xml:space="preserve"> </w:t>
+            </w:r>
+            <w:r>
+              <w:t xml:space="preserve">⇒ ★</w:t>
+            </w:r>
+            <w:r>
+              <w:t xml:space="preserve"> </w:t>
+            </w:r>
+            <w:r>
+              <w:rPr>
+                <w:bCs/>
+                <w:b/>
+              </w:rPr>
+              <w:t xml:space="preserve">它不是废包</w:t>
+            </w:r>
+            <w:r>
+              <w:t xml:space="preserve">：★</w:t>
+            </w:r>
+            <w:r>
+              <w:t xml:space="preserve"> </w:t>
+            </w:r>
+            <w:r>
+              <w:rPr>
+                <w:bCs/>
+                <w:b/>
+              </w:rPr>
+              <w:t xml:space="preserve">它是【审稿人 v2 实际审过的那一版】</w:t>
+            </w:r>
+            <w:r>
+              <w:t xml:space="preserve">（★ ★ 拿它对照「改了什么」才有价值）⇒ ★</w:t>
+            </w:r>
+            <w:r>
+              <w:t xml:space="preserve"> </w:t>
+            </w:r>
+            <w:r>
+              <w:rPr>
+                <w:bCs/>
+                <w:b/>
+              </w:rPr>
+              <w:t xml:space="preserve">但它不是终版、★ 口径已过期</w:t>
+            </w:r>
+            <w:r>
+              <w:t xml:space="preserve">（★ ★ 本轮正文全部重写、★ 表格与判据也改过）⇒ ★ ★</w:t>
+            </w:r>
+            <w:r>
+              <w:t xml:space="preserve"> </w:t>
+            </w:r>
+            <w:r>
+              <w:rPr>
+                <w:bCs/>
+                <w:b/>
+              </w:rPr>
+              <w:t xml:space="preserve">请以</w:t>
+            </w:r>
+            <w:r>
+              <w:rPr>
+                <w:bCs/>
+                <w:b/>
+              </w:rPr>
+              <w:t xml:space="preserve"> </w:t>
+            </w:r>
+            <w:r>
+              <w:rPr>
+                <w:rStyle w:val="VerbatimChar"/>
+                <w:bCs/>
+                <w:b/>
+              </w:rPr>
+              <w:t xml:space="preserve">_v2</w:t>
+            </w:r>
+            <w:r>
+              <w:rPr>
+                <w:bCs/>
+                <w:b/>
+              </w:rPr>
+              <w:t xml:space="preserve"> </w:t>
+            </w:r>
+            <w:r>
+              <w:rPr>
+                <w:bCs/>
+                <w:b/>
+              </w:rPr>
+              <w:t xml:space="preserve">为准</w:t>
             </w:r>
           </w:p>
         </w:tc>
@@ -980,7 +1061,7 @@
               <w:jc w:val="left"/>
             </w:pPr>
             <w:r>
-              <w:t xml:space="preserve">★ ①</w:t>
+              <w:t xml:space="preserve">★ ★</w:t>
             </w:r>
             <w:r>
               <w:t xml:space="preserve"> </w:t>
@@ -989,10 +1070,10 @@
               <w:rPr>
                 <w:rStyle w:val="VerbatimChar"/>
               </w:rPr>
-              <w:t xml:space="preserve">01_L1</w:t>
-            </w:r>
-            <w:r>
-              <w:t xml:space="preserve">（★ 1015 行）｜②</w:t>
+              <w:t xml:space="preserve">L1</w:t>
+            </w:r>
+            <w:r>
+              <w:t xml:space="preserve">（★ 1015 行）｜★</w:t>
             </w:r>
             <w:r>
               <w:t xml:space="preserve"> </w:t>
@@ -1001,10 +1082,10 @@
               <w:rPr>
                 <w:rStyle w:val="VerbatimChar"/>
               </w:rPr>
-              <w:t xml:space="preserve">02_A</w:t>
-            </w:r>
-            <w:r>
-              <w:t xml:space="preserve">（★ 1780 行）｜③</w:t>
+              <w:t xml:space="preserve">A</w:t>
+            </w:r>
+            <w:r>
+              <w:t xml:space="preserve">（★ 1780 行）｜★</w:t>
             </w:r>
             <w:r>
               <w:t xml:space="preserve"> </w:t>
@@ -1013,10 +1094,10 @@
               <w:rPr>
                 <w:rStyle w:val="VerbatimChar"/>
               </w:rPr>
-              <w:t xml:space="preserve">03_C</w:t>
-            </w:r>
-            <w:r>
-              <w:t xml:space="preserve">（★ 566 行）｜④</w:t>
+              <w:t xml:space="preserve">C</w:t>
+            </w:r>
+            <w:r>
+              <w:t xml:space="preserve">（★ 566 行）｜★</w:t>
             </w:r>
             <w:r>
               <w:t xml:space="preserve"> </w:t>
@@ -1025,10 +1106,10 @@
               <w:rPr>
                 <w:rStyle w:val="VerbatimChar"/>
               </w:rPr>
-              <w:t xml:space="preserve">04_D</w:t>
-            </w:r>
-            <w:r>
-              <w:t xml:space="preserve">（★ 1451 行）｜③</w:t>
+              <w:t xml:space="preserve">D</w:t>
+            </w:r>
+            <w:r>
+              <w:t xml:space="preserve">（★ 1452 行）｜★</w:t>
             </w:r>
             <w:r>
               <w:t xml:space="preserve"> </w:t>
@@ -1037,7 +1118,7 @@
               <w:rPr>
                 <w:rStyle w:val="VerbatimChar"/>
               </w:rPr>
-              <w:t xml:space="preserve">06_L3</w:t>
+              <w:t xml:space="preserve">L3</w:t>
             </w:r>
             <w:r>
               <w:t xml:space="preserve">（★ 1247 行）</w:t>
@@ -1169,7 +1250,7 @@
               <w:jc w:val="left"/>
             </w:pPr>
             <w:r>
-              <w:t xml:space="preserve">★ L1 ⚠️89/待完成34/📌2｜A ⚠️115/待完成22/📌20｜D ⚠️82/待完成32/📌3｜L3 ⚠️81/待完成14/📌20</w:t>
+              <w:t xml:space="preserve">★ ★ L1 ⚠️89/待完成34/📌2｜★ A ⚠️115/待完成22/📌20｜★ D ⚠️82/待完成32/📌3｜★ L3 ⚠️81/待完成14/📌20</w:t>
             </w:r>
           </w:p>
         </w:tc>

--- a/交付总览_人肉审版_2026-10-25.docx
+++ b/交付总览_人肉审版_2026-10-25.docx
@@ -7724,6 +7724,502 @@
           </w:p>
         </w:tc>
       </w:tr>
+      <w:tr>
+        <w:tc>
+          <w:tcPr/>
+          <w:p>
+            <w:pPr>
+              <w:pStyle w:val="Compact"/>
+              <w:jc w:val="center"/>
+            </w:pPr>
+            <w:r>
+              <w:rPr>
+                <w:bCs/>
+                <w:b/>
+              </w:rPr>
+              <w:t xml:space="preserve">R-10</w:t>
+            </w:r>
+          </w:p>
+        </w:tc>
+        <w:tc>
+          <w:tcPr/>
+          <w:p>
+            <w:pPr>
+              <w:pStyle w:val="Compact"/>
+              <w:jc w:val="left"/>
+            </w:pPr>
+            <w:r>
+              <w:t xml:space="preserve">★★★★</w:t>
+            </w:r>
+            <w:r>
+              <w:t xml:space="preserve"> </w:t>
+            </w:r>
+            <w:r>
+              <w:rPr>
+                <w:bCs/>
+                <w:b/>
+              </w:rPr>
+              <w:t xml:space="preserve">指针对拍在交付态【假绿】</w:t>
+            </w:r>
+            <w:r>
+              <w:t xml:space="preserve">：★ 它的基准是</w:t>
+            </w:r>
+            <w:r>
+              <w:t xml:space="preserve"> </w:t>
+            </w:r>
+            <w:r>
+              <w:rPr>
+                <w:rStyle w:val="VerbatimChar"/>
+              </w:rPr>
+              <w:t xml:space="preserve">git show &lt;commit&gt;:&lt;file&gt;</w:t>
+            </w:r>
+            <w:r>
+              <w:t xml:space="preserve"> </w:t>
+            </w:r>
+            <w:r>
+              <w:t xml:space="preserve">⇒ ★</w:t>
+            </w:r>
+            <w:r>
+              <w:t xml:space="preserve"> </w:t>
+            </w:r>
+            <w:r>
+              <w:rPr>
+                <w:bCs/>
+                <w:b/>
+              </w:rPr>
+              <w:t xml:space="preserve">交付态没有</w:t>
+            </w:r>
+            <w:r>
+              <w:rPr>
+                <w:bCs/>
+                <w:b/>
+              </w:rPr>
+              <w:t xml:space="preserve"> </w:t>
+            </w:r>
+            <w:r>
+              <w:rPr>
+                <w:rStyle w:val="VerbatimChar"/>
+                <w:bCs/>
+                <w:b/>
+              </w:rPr>
+              <w:t xml:space="preserve">.git</w:t>
+            </w:r>
+            <w:r>
+              <w:rPr>
+                <w:bCs/>
+                <w:b/>
+              </w:rPr>
+              <w:t xml:space="preserve"> </w:t>
+            </w:r>
+            <w:r>
+              <w:rPr>
+                <w:bCs/>
+                <w:b/>
+              </w:rPr>
+              <w:t xml:space="preserve">⇒ 全部跳过 ⇒ 指针数 = 0</w:t>
+            </w:r>
+            <w:r>
+              <w:t xml:space="preserve"> </w:t>
+            </w:r>
+            <w:r>
+              <w:t xml:space="preserve">⇒ ★ 而脚本把「</w:t>
+            </w:r>
+            <w:r>
+              <w:rPr>
+                <w:bCs/>
+                <w:b/>
+              </w:rPr>
+              <w:t xml:space="preserve">0 个不一致</w:t>
+            </w:r>
+            <w:r>
+              <w:t xml:space="preserve">」判成「</w:t>
+            </w:r>
+            <w:r>
+              <w:rPr>
+                <w:bCs/>
+                <w:b/>
+              </w:rPr>
+              <w:t xml:space="preserve">全部一致</w:t>
+            </w:r>
+            <w:r>
+              <w:t xml:space="preserve">」⇒ ★</w:t>
+            </w:r>
+            <w:r>
+              <w:t xml:space="preserve"> </w:t>
+            </w:r>
+            <w:r>
+              <w:rPr>
+                <w:bCs/>
+                <w:b/>
+              </w:rPr>
+              <w:t xml:space="preserve">判据在交付态失效、却报绿</w:t>
+            </w:r>
+          </w:p>
+        </w:tc>
+        <w:tc>
+          <w:tcPr/>
+          <w:p>
+            <w:pPr>
+              <w:pStyle w:val="Compact"/>
+              <w:jc w:val="left"/>
+            </w:pPr>
+            <w:r>
+              <w:t xml:space="preserve">★</w:t>
+            </w:r>
+            <w:r>
+              <w:t xml:space="preserve"> </w:t>
+            </w:r>
+            <w:r>
+              <w:rPr>
+                <w:bCs/>
+                <w:b/>
+              </w:rPr>
+              <w:t xml:space="preserve">基准改「</w:t>
+            </w:r>
+            <w:r>
+              <w:rPr>
+                <w:rStyle w:val="VerbatimChar"/>
+                <w:bCs/>
+                <w:b/>
+              </w:rPr>
+              <w:t xml:space="preserve">baseline/</w:t>
+            </w:r>
+            <w:r>
+              <w:rPr>
+                <w:bCs/>
+                <w:b/>
+              </w:rPr>
+              <w:t xml:space="preserve"> </w:t>
+            </w:r>
+            <w:r>
+              <w:rPr>
+                <w:bCs/>
+                <w:b/>
+              </w:rPr>
+              <w:t xml:space="preserve">优先、git 兜底」</w:t>
+            </w:r>
+            <w:r>
+              <w:t xml:space="preserve">（★ 照搬 S1 的解法）★</w:t>
+            </w:r>
+            <w:r>
+              <w:t xml:space="preserve"> </w:t>
+            </w:r>
+            <w:r>
+              <w:rPr>
+                <w:bCs/>
+                <w:b/>
+              </w:rPr>
+              <w:t xml:space="preserve">+ 加【判据可用性闸门】</w:t>
+            </w:r>
+            <w:r>
+              <w:t xml:space="preserve">：★ 指针数 ≠ 登记的 25 ⇒</w:t>
+            </w:r>
+            <w:r>
+              <w:t xml:space="preserve"> </w:t>
+            </w:r>
+            <w:r>
+              <w:rPr>
+                <w:bCs/>
+                <w:b/>
+              </w:rPr>
+              <w:t xml:space="preserve">判红并明说「基准不可用 ⇒ 判据失效」</w:t>
+            </w:r>
+            <w:r>
+              <w:t xml:space="preserve"> </w:t>
+            </w:r>
+            <w:r>
+              <w:t xml:space="preserve">★</w:t>
+            </w:r>
+            <w:r>
+              <w:t xml:space="preserve"> </w:t>
+            </w:r>
+            <w:r>
+              <w:rPr>
+                <w:bCs/>
+                <w:b/>
+              </w:rPr>
+              <w:t xml:space="preserve">实测</w:t>
+            </w:r>
+            <w:r>
+              <w:t xml:space="preserve">：★ 仓内 25 ✔｜</w:t>
+            </w:r>
+            <w:r>
+              <w:rPr>
+                <w:bCs/>
+                <w:b/>
+              </w:rPr>
+              <w:t xml:space="preserve">交付态 25 ✔</w:t>
+            </w:r>
+            <w:r>
+              <w:t xml:space="preserve">（★ 修前是 0）｜★ 负向测试：★ 移走</w:t>
+            </w:r>
+            <w:r>
+              <w:t xml:space="preserve"> </w:t>
+            </w:r>
+            <w:r>
+              <w:rPr>
+                <w:rStyle w:val="VerbatimChar"/>
+              </w:rPr>
+              <w:t xml:space="preserve">baseline/</w:t>
+            </w:r>
+            <w:r>
+              <w:t xml:space="preserve"> </w:t>
+            </w:r>
+            <w:r>
+              <w:t xml:space="preserve">⇒</w:t>
+            </w:r>
+            <w:r>
+              <w:t xml:space="preserve"> </w:t>
+            </w:r>
+            <w:r>
+              <w:rPr>
+                <w:bCs/>
+                <w:b/>
+              </w:rPr>
+              <w:t xml:space="preserve">EXIT=1</w:t>
+            </w:r>
+            <w:r>
+              <w:t xml:space="preserve">、★ 基准在 ⇒ EXIT=0</w:t>
+            </w:r>
+          </w:p>
+        </w:tc>
+      </w:tr>
+      <w:tr>
+        <w:tc>
+          <w:tcPr/>
+          <w:p>
+            <w:pPr>
+              <w:pStyle w:val="Compact"/>
+              <w:jc w:val="center"/>
+            </w:pPr>
+            <w:r>
+              <w:rPr>
+                <w:bCs/>
+                <w:b/>
+              </w:rPr>
+              <w:t xml:space="preserve">R-11</w:t>
+            </w:r>
+          </w:p>
+        </w:tc>
+        <w:tc>
+          <w:tcPr/>
+          <w:p>
+            <w:pPr>
+              <w:pStyle w:val="Compact"/>
+              <w:jc w:val="left"/>
+            </w:pPr>
+            <w:r>
+              <w:t xml:space="preserve">★★★★</w:t>
+            </w:r>
+            <w:r>
+              <w:t xml:space="preserve"> </w:t>
+            </w:r>
+            <w:r>
+              <w:rPr>
+                <w:bCs/>
+                <w:b/>
+              </w:rPr>
+              <w:t xml:space="preserve">「可复现」真出现过一次失败、★ 且事后查不下去</w:t>
+            </w:r>
+            <w:r>
+              <w:t xml:space="preserve">：★</w:t>
+            </w:r>
+            <w:r>
+              <w:t xml:space="preserve"> </w:t>
+            </w:r>
+            <w:r>
+              <w:rPr>
+                <w:rStyle w:val="VerbatimChar"/>
+              </w:rPr>
+              <w:t xml:space="preserve">--repro</w:t>
+            </w:r>
+            <w:r>
+              <w:t xml:space="preserve"> </w:t>
+            </w:r>
+            <w:r>
+              <w:t xml:space="preserve">报过一次「不可复现：</w:t>
+            </w:r>
+            <w:r>
+              <w:rPr>
+                <w:rStyle w:val="VerbatimChar"/>
+              </w:rPr>
+              <w:t xml:space="preserve">cce71f30…</w:t>
+            </w:r>
+            <w:r>
+              <w:t xml:space="preserve"> </w:t>
+            </w:r>
+            <w:r>
+              <w:t xml:space="preserve">vs</w:t>
+            </w:r>
+            <w:r>
+              <w:t xml:space="preserve"> </w:t>
+            </w:r>
+            <w:r>
+              <w:rPr>
+                <w:rStyle w:val="VerbatimChar"/>
+              </w:rPr>
+              <w:t xml:space="preserve">568337a6…</w:t>
+            </w:r>
+            <w:r>
+              <w:t xml:space="preserve">」⇒ ★</w:t>
+            </w:r>
+            <w:r>
+              <w:t xml:space="preserve"> </w:t>
+            </w:r>
+            <w:r>
+              <w:rPr>
+                <w:bCs/>
+                <w:b/>
+              </w:rPr>
+              <w:t xml:space="preserve">事后两个包都已被后续运行覆盖</w:t>
+            </w:r>
+            <w:r>
+              <w:t xml:space="preserve"> </w:t>
+            </w:r>
+            <w:r>
+              <w:t xml:space="preserve">⇒ ★</w:t>
+            </w:r>
+            <w:r>
+              <w:t xml:space="preserve"> </w:t>
+            </w:r>
+            <w:r>
+              <w:rPr>
+                <w:bCs/>
+                <w:b/>
+              </w:rPr>
+              <w:t xml:space="preserve">证据没了、★ 定位只能靠推理</w:t>
+            </w:r>
+          </w:p>
+        </w:tc>
+        <w:tc>
+          <w:tcPr/>
+          <w:p>
+            <w:pPr>
+              <w:pStyle w:val="Compact"/>
+              <w:jc w:val="left"/>
+            </w:pPr>
+            <w:r>
+              <w:t xml:space="preserve">★</w:t>
+            </w:r>
+            <w:r>
+              <w:t xml:space="preserve"> </w:t>
+            </w:r>
+            <w:r>
+              <w:rPr>
+                <w:bCs/>
+                <w:b/>
+              </w:rPr>
+              <w:t xml:space="preserve">根因（★ 2026-10-25 定位）</w:t>
+            </w:r>
+            <w:r>
+              <w:t xml:space="preserve">：★</w:t>
+            </w:r>
+            <w:r>
+              <w:t xml:space="preserve"> </w:t>
+            </w:r>
+            <w:r>
+              <w:rPr>
+                <w:bCs/>
+                <w:b/>
+              </w:rPr>
+              <w:t xml:space="preserve">打包取【索引的名单】+【工作树的字节】</w:t>
+            </w:r>
+            <w:r>
+              <w:t xml:space="preserve"> </w:t>
+            </w:r>
+            <w:r>
+              <w:t xml:space="preserve">⇒ ★</w:t>
+            </w:r>
+            <w:r>
+              <w:t xml:space="preserve"> </w:t>
+            </w:r>
+            <w:r>
+              <w:rPr>
+                <w:bCs/>
+                <w:b/>
+              </w:rPr>
+              <w:t xml:space="preserve">两次 build 之间工作树一变 ⇒ 包就变</w:t>
+            </w:r>
+            <w:r>
+              <w:t xml:space="preserve"> </w:t>
+            </w:r>
+            <w:r>
+              <w:t xml:space="preserve">★ ⇒ ★</w:t>
+            </w:r>
+            <w:r>
+              <w:t xml:space="preserve"> </w:t>
+            </w:r>
+            <w:r>
+              <w:rPr>
+                <w:bCs/>
+                <w:b/>
+              </w:rPr>
+              <w:t xml:space="preserve">修三处</w:t>
+            </w:r>
+            <w:r>
+              <w:t xml:space="preserve">：★ ①</w:t>
+            </w:r>
+            <w:r>
+              <w:t xml:space="preserve"> </w:t>
+            </w:r>
+            <w:r>
+              <w:rPr>
+                <w:rStyle w:val="VerbatimChar"/>
+              </w:rPr>
+              <w:t xml:space="preserve">--repro</w:t>
+            </w:r>
+            <w:r>
+              <w:t xml:space="preserve"> </w:t>
+            </w:r>
+            <w:r>
+              <w:rPr>
+                <w:bCs/>
+                <w:b/>
+              </w:rPr>
+              <w:t xml:space="preserve">先量「两次之间的工作树指纹」</w:t>
+            </w:r>
+            <w:r>
+              <w:t xml:space="preserve">（★ 变了就明说「不是打包器不确定、★ 是工作树变了」）②</w:t>
+            </w:r>
+            <w:r>
+              <w:t xml:space="preserve"> </w:t>
+            </w:r>
+            <w:r>
+              <w:rPr>
+                <w:bCs/>
+                <w:b/>
+              </w:rPr>
+              <w:t xml:space="preserve">不可复现时保留两个包 + 打印成员级 diff</w:t>
+            </w:r>
+            <w:r>
+              <w:t xml:space="preserve">（★ 哪个成员不同）★ ③ 收口链路的 ⑨b 断言（★</w:t>
+            </w:r>
+            <w:r>
+              <w:t xml:space="preserve"> </w:t>
+            </w:r>
+            <w:r>
+              <w:rPr>
+                <w:bCs/>
+                <w:b/>
+              </w:rPr>
+              <w:t xml:space="preserve">索引字节 == 工作树字节</w:t>
+            </w:r>
+            <w:r>
+              <w:t xml:space="preserve">）★</w:t>
+            </w:r>
+            <w:r>
+              <w:t xml:space="preserve"> </w:t>
+            </w:r>
+            <w:r>
+              <w:rPr>
+                <w:bCs/>
+                <w:b/>
+              </w:rPr>
+              <w:t xml:space="preserve">正是消除这个变量的那道闸</w:t>
+            </w:r>
+          </w:p>
+        </w:tc>
+      </w:tr>
     </w:tbl>
     <w:bookmarkEnd w:id="35"/>
     <w:bookmarkStart w:id="36" w:name="两条它给的判据-我接了并补了它们的漏洞"/>
@@ -10281,7 +10777,7 @@
         <w:rPr>
           <w:rStyle w:val="NormalTok"/>
         </w:rPr>
-        <w:t xml:space="preserve">本包</w:t>
+        <w:t xml:space="preserve">你手上那个 zip 的路径</w:t>
       </w:r>
       <w:r>
         <w:rPr>
@@ -10293,7 +10789,7 @@
         <w:rPr>
           <w:rStyle w:val="NormalTok"/>
         </w:rPr>
-        <w:t xml:space="preserve">.zip</w:t>
+        <w:t xml:space="preserve">   # ★ 换成你手上那个 zip（★ 如 §1 那个终版 zip）</w:t>
       </w:r>
       <w:r>
         <w:br/>
@@ -10308,13 +10804,25 @@
         <w:rPr>
           <w:rStyle w:val="NormalTok"/>
         </w:rPr>
-        <w:t xml:space="preserve"> tools/pack_papers.py </w:t>
+        <w:t xml:space="preserve"> tools/pack_papers.py /tmp/rebuild_check.zip </w:t>
       </w:r>
       <w:r>
         <w:rPr>
           <w:rStyle w:val="AttributeTok"/>
         </w:rPr>
         <w:t xml:space="preserve">--repro</w:t>
+      </w:r>
+      <w:r>
+        <w:rPr>
+          <w:rStyle w:val="NormalTok"/>
+        </w:rPr>
+        <w:t xml:space="preserve">   </w:t>
+      </w:r>
+      <w:r>
+        <w:rPr>
+          <w:rStyle w:val="CommentTok"/>
+        </w:rPr>
+        <w:t xml:space="preserve"># ★ 输出路径自己定</w:t>
       </w:r>
     </w:p>
     <w:p>

--- a/交付总览_人肉审版_2026-10-25.docx
+++ b/交付总览_人肉审版_2026-10-25.docx
@@ -2,7 +2,7 @@
 <file path=word/document.xml><?xml version="1.0" encoding="utf-8"?>
 <w:document xmlns:w="http://schemas.openxmlformats.org/wordprocessingml/2006/main" xmlns:m="http://schemas.openxmlformats.org/officeDocument/2006/math" xmlns:r="http://schemas.openxmlformats.org/officeDocument/2006/relationships" xmlns:o="urn:schemas-microsoft-com:office:office" xmlns:v="urn:schemas-microsoft-com:vml" xmlns:w10="urn:schemas-microsoft-com:office:word" xmlns:a="http://schemas.openxmlformats.org/drawingml/2006/main" xmlns:pic="http://schemas.openxmlformats.org/drawingml/2006/picture" xmlns:wp="http://schemas.openxmlformats.org/drawingml/2006/wordprocessingDrawing">
   <w:body>
-    <w:bookmarkStart w:id="46" w:name="四篇改稿-方向③层3-交付总览人肉审版-2026-10-25-第二版"/>
+    <w:bookmarkStart w:id="47" w:name="四篇改稿-方向③层3-交付总览人肉审版-2026-10-25-第二版"/>
     <w:p>
       <w:pPr>
         <w:pStyle w:val="Heading1"/>
@@ -323,17 +323,17 @@
               <w:t xml:space="preserve">一个独立审稿人 Agent（V1）</w:t>
             </w:r>
             <w:r>
-              <w:t xml:space="preserve">，★</w:t>
-            </w:r>
-            <w:r>
-              <w:t xml:space="preserve"> </w:t>
-            </w:r>
-            <w:r>
-              <w:rPr>
-                <w:bCs/>
-                <w:b/>
-              </w:rPr>
-              <w:t xml:space="preserve">只读仓、报告写在包外</w:t>
+              <w:t xml:space="preserve">、★</w:t>
+            </w:r>
+            <w:r>
+              <w:t xml:space="preserve"> </w:t>
+            </w:r>
+            <w:r>
+              <w:rPr>
+                <w:bCs/>
+                <w:b/>
+              </w:rPr>
+              <w:t xml:space="preserve">只读仓、★ 报告写在包外</w:t>
             </w:r>
             <w:r>
               <w:t xml:space="preserve">；★</w:t>
@@ -349,20 +349,7 @@
               <w:t xml:space="preserve">它阶段一判 FAIL</w:t>
             </w:r>
             <w:r>
-              <w:t xml:space="preserve">，★</w:t>
-            </w:r>
-            <w:r>
-              <w:t xml:space="preserve"> </w:t>
-            </w:r>
-            <w:r>
-              <w:rPr>
-                <w:bCs/>
-                <w:b/>
-              </w:rPr>
-              <w:t xml:space="preserve">报出 8 条发现（4 条 ★★★）</w:t>
-            </w:r>
-            <w:r>
-              <w:t xml:space="preserve">；★</w:t>
+              <w:t xml:space="preserve">（★ 8 条发现、★ 4 条 ★★★）；★</w:t>
             </w:r>
             <w:r>
               <w:t xml:space="preserve"> </w:t>
@@ -375,46 +362,43 @@
               <w:t xml:space="preserve">阶段二终审【审成稿】判 FAIL</w:t>
             </w:r>
             <w:r>
-              <w:t xml:space="preserve">，★</w:t>
-            </w:r>
-            <w:r>
-              <w:t xml:space="preserve"> </w:t>
-            </w:r>
-            <w:r>
-              <w:rPr>
-                <w:bCs/>
-                <w:b/>
-              </w:rPr>
-              <w:t xml:space="preserve">报 12 条必改</w:t>
-            </w:r>
-            <w:r>
-              <w:t xml:space="preserve">（★ ★ 最重一条：★ ②篇承重子层被击穿）★</w:t>
-            </w:r>
-            <w:r>
-              <w:t xml:space="preserve"> </w:t>
-            </w:r>
-            <w:r>
-              <w:rPr>
-                <w:bCs/>
-                <w:b/>
-              </w:rPr>
-              <w:t xml:space="preserve">收口后已送 v3 独立复核</w:t>
-            </w:r>
-            <w:r>
-              <w:t xml:space="preserve"> </w:t>
-            </w:r>
-            <w:r>
-              <w:t xml:space="preserve">⇒ ★</w:t>
-            </w:r>
-            <w:r>
-              <w:t xml:space="preserve"> </w:t>
-            </w:r>
-            <w:r>
-              <w:rPr>
-                <w:bCs/>
-                <w:b/>
-              </w:rPr>
-              <w:t xml:space="preserve">v3 的结论才是终局裁决</w:t>
+              <w:t xml:space="preserve">（★ 12 条必改）；★ ★</w:t>
+            </w:r>
+            <w:r>
+              <w:t xml:space="preserve"> </w:t>
+            </w:r>
+            <w:r>
+              <w:rPr>
+                <w:bCs/>
+                <w:b/>
+              </w:rPr>
+              <w:t xml:space="preserve">收口后又做了独立复核 v3</w:t>
+            </w:r>
+            <w:r>
+              <w:t xml:space="preserve">（★ 自写 8 个复算脚本、★</w:t>
+            </w:r>
+            <w:r>
+              <w:t xml:space="preserve"> </w:t>
+            </w:r>
+            <w:r>
+              <w:rPr>
+                <w:bCs/>
+                <w:b/>
+              </w:rPr>
+              <w:t xml:space="preserve">不 import 生产者代码</w:t>
+            </w:r>
+            <w:r>
+              <w:t xml:space="preserve">）★</w:t>
+            </w:r>
+            <w:r>
+              <w:t xml:space="preserve"> </w:t>
+            </w:r>
+            <w:r>
+              <w:rPr>
+                <w:bCs/>
+                <w:b/>
+              </w:rPr>
+              <w:t xml:space="preserve">v3 判 FAIL、★ 报 3 条新发现（★ NEW-1 散文层口径对撞、★ NEW-2 分母含失败生成、★ NEW-3 判据自身假绿）★ 本轮已逐条处置</w:t>
             </w:r>
           </w:p>
         </w:tc>
@@ -463,43 +447,59 @@
               <w:t xml:space="preserve">阶段一 8 条全部处置</w:t>
             </w:r>
             <w:r>
-              <w:t xml:space="preserve">（★ 5 条是我的错、我自己改了；★ 2 条派回对应作者复核并改稿；★ 1 条它自己撤回）★</w:t>
-            </w:r>
-            <w:r>
-              <w:t xml:space="preserve"> </w:t>
-            </w:r>
-            <w:r>
-              <w:rPr>
-                <w:bCs/>
-                <w:b/>
-              </w:rPr>
-              <w:t xml:space="preserve">＋ 阶段二终审 12 条必改全部逐条处置</w:t>
-            </w:r>
-            <w:r>
-              <w:t xml:space="preserve">（★ 详见 §4.2）★</w:t>
-            </w:r>
-            <w:r>
-              <w:t xml:space="preserve"> </w:t>
-            </w:r>
-            <w:r>
-              <w:rPr>
-                <w:bCs/>
-                <w:b/>
-              </w:rPr>
-              <w:t xml:space="preserve">＋ 收口轮自己抓出的 9 条</w:t>
-            </w:r>
-            <w:r>
-              <w:t xml:space="preserve">（★ 详见 §4.3）⇒ ★</w:t>
-            </w:r>
-            <w:r>
-              <w:t xml:space="preserve"> </w:t>
-            </w:r>
-            <w:r>
-              <w:rPr>
-                <w:bCs/>
-                <w:b/>
-              </w:rPr>
-              <w:t xml:space="preserve">但审稿人审的是【处置前那一版】⇒ ★ 按纪律「owner 单方面改完 ≠ 审计通过」★ 本包不写「审稿通过」</w:t>
+              <w:t xml:space="preserve">（★ 5 条是我的错、★ 2 条派回对应作者、★ 1 条它自己撤回）★</w:t>
+            </w:r>
+            <w:r>
+              <w:t xml:space="preserve"> </w:t>
+            </w:r>
+            <w:r>
+              <w:rPr>
+                <w:bCs/>
+                <w:b/>
+              </w:rPr>
+              <w:t xml:space="preserve">＋ 阶段二终审 12 条必改逐条处置</w:t>
+            </w:r>
+            <w:r>
+              <w:t xml:space="preserve">（★ 见 §4.2）★</w:t>
+            </w:r>
+            <w:r>
+              <w:t xml:space="preserve"> </w:t>
+            </w:r>
+            <w:r>
+              <w:rPr>
+                <w:bCs/>
+                <w:b/>
+              </w:rPr>
+              <w:t xml:space="preserve">＋ 收口轮自查 11 条</w:t>
+            </w:r>
+            <w:r>
+              <w:t xml:space="preserve">（★ 见 §4.3）★ ★★</w:t>
+            </w:r>
+            <w:r>
+              <w:t xml:space="preserve"> </w:t>
+            </w:r>
+            <w:r>
+              <w:rPr>
+                <w:bCs/>
+                <w:b/>
+              </w:rPr>
+              <w:t xml:space="preserve">＋ 独立复核 v3：★ VERDICT = FAIL、★ 报出 3 条新发现（★ NEW-1/2/3）★ 已逐条处置</w:t>
+            </w:r>
+            <w:r>
+              <w:t xml:space="preserve">（★ 见 §4.5）⇒ ★</w:t>
+            </w:r>
+            <w:r>
+              <w:t xml:space="preserve"> </w:t>
+            </w:r>
+            <w:r>
+              <w:rPr>
+                <w:bCs/>
+                <w:b/>
+              </w:rPr>
+              <w:t xml:space="preserve">仍不写「审稿通过」</w:t>
+            </w:r>
+            <w:r>
+              <w:t xml:space="preserve">：★ 审稿人审的是【处置前那一版】⇒ ★ 下一轮复核才是终局</w:t>
             </w:r>
           </w:p>
         </w:tc>
@@ -1109,7 +1109,7 @@
               <w:t xml:space="preserve">D</w:t>
             </w:r>
             <w:r>
-              <w:t xml:space="preserve">（★ 1452 行）｜★</w:t>
+              <w:t xml:space="preserve">（★ 1455 行）｜★</w:t>
             </w:r>
             <w:r>
               <w:t xml:space="preserve"> </w:t>
@@ -1178,7 +1178,7 @@
               <w:rPr>
                 <w:rStyle w:val="VerbatimChar"/>
               </w:rPr>
-              <w:t xml:space="preserve">90568900dae1a642</w:t>
+              <w:t xml:space="preserve">8038873414507d36</w:t>
             </w:r>
             <w:r>
               <w:t xml:space="preserve">｜C</w:t>
@@ -1202,7 +1202,7 @@
               <w:rPr>
                 <w:rStyle w:val="VerbatimChar"/>
               </w:rPr>
-              <w:t xml:space="preserve">4fce8495ab0cf1dc</w:t>
+              <w:t xml:space="preserve">2027e41396511147</w:t>
             </w:r>
             <w:r>
               <w:t xml:space="preserve">｜L3</w:t>
@@ -3353,7 +3353,7 @@
     </w:p>
     <w:bookmarkEnd w:id="27"/>
     <w:bookmarkEnd w:id="28"/>
-    <w:bookmarkStart w:id="37" w:name="复核链-本轮最值钱的东西"/>
+    <w:bookmarkStart w:id="38" w:name="复核链-本轮最值钱的东西"/>
     <w:p>
       <w:pPr>
         <w:pStyle w:val="Heading2"/>
@@ -5935,7 +5935,20 @@
                 <w:bCs/>
                 <w:b/>
               </w:rPr>
-              <w:t xml:space="preserve">✔ 已做</w:t>
+              <w:t xml:space="preserve">⚠️ 改口径（★ 审稿人 v3 指出「声称与事实不符」）</w:t>
+            </w:r>
+            <w:r>
+              <w:t xml:space="preserve">：★</w:t>
+            </w:r>
+            <w:r>
+              <w:t xml:space="preserve"> </w:t>
+            </w:r>
+            <w:r>
+              <w:rPr>
+                <w:bCs/>
+                <w:b/>
+              </w:rPr>
+              <w:t xml:space="preserve">它们仍在包内</w:t>
             </w:r>
             <w:r>
               <w:t xml:space="preserve">（★ 归</w:t>
@@ -5950,10 +5963,46 @@
               <w:t xml:space="preserve">tools/dev/</w:t>
             </w:r>
             <w:r>
-              <w:t xml:space="preserve"> </w:t>
-            </w:r>
-            <w:r>
-              <w:t xml:space="preserve">+ README 写明"第三方不要运行"）</w:t>
+              <w:t xml:space="preserve">、★ 附 README 写明「第三方不要运行」）⇒ ★</w:t>
+            </w:r>
+            <w:r>
+              <w:t xml:space="preserve"> </w:t>
+            </w:r>
+            <w:r>
+              <w:rPr>
+                <w:bCs/>
+                <w:b/>
+              </w:rPr>
+              <w:t xml:space="preserve">不是「排除出包」</w:t>
+            </w:r>
+            <w:r>
+              <w:t xml:space="preserve">；★</w:t>
+            </w:r>
+            <w:r>
+              <w:t xml:space="preserve"> </w:t>
+            </w:r>
+            <w:r>
+              <w:rPr>
+                <w:bCs/>
+                <w:b/>
+              </w:rPr>
+              <w:t xml:space="preserve">而「隔离 + 显式标注」也不等于排除</w:t>
+            </w:r>
+            <w:r>
+              <w:t xml:space="preserve"> </w:t>
+            </w:r>
+            <w:r>
+              <w:t xml:space="preserve">⇒ ★</w:t>
+            </w:r>
+            <w:r>
+              <w:t xml:space="preserve"> </w:t>
+            </w:r>
+            <w:r>
+              <w:rPr>
+                <w:bCs/>
+                <w:b/>
+              </w:rPr>
+              <w:t xml:space="preserve">此处如实写</w:t>
             </w:r>
           </w:p>
         </w:tc>
@@ -5977,43 +6026,107 @@
         <w:t xml:space="preserve">状态说明（★ 别读错）</w:t>
       </w:r>
       <w:r>
-        <w:t xml:space="preserve">：★ 上表 12 条</w:t>
-      </w:r>
-      <w:r>
-        <w:rPr>
-          <w:bCs/>
-          <w:b/>
-        </w:rPr>
-        <w:t xml:space="preserve">已逐条处置并自查</w:t>
-      </w:r>
-      <w:r>
-        <w:t xml:space="preserve">（★ 处置证据见 §4.3 收口轮台账）⇒ ★</w:t>
-      </w:r>
-      <w:r>
-        <w:t xml:space="preserve"> </w:t>
-      </w:r>
-      <w:r>
-        <w:rPr>
-          <w:bCs/>
-          <w:b/>
-        </w:rPr>
-        <w:t xml:space="preserve">但审稿人审的是【处置前的那一版】</w:t>
-      </w:r>
-      <w:r>
-        <w:t xml:space="preserve"> </w:t>
-      </w:r>
-      <w:r>
-        <w:t xml:space="preserve">⇒ ★ ★</w:t>
-      </w:r>
-      <w:r>
-        <w:t xml:space="preserve"> </w:t>
-      </w:r>
-      <w:r>
-        <w:rPr>
-          <w:bCs/>
-          <w:b/>
-        </w:rPr>
-        <w:t xml:space="preserve">按纪律「owner 单方面改完就当审计通过 ＝ 没有审计」⇒ ★ 本包不写「审稿通过」，只写「12 条必改已逐条处置（自查）＋ 已送 v3 独立复核」</w:t>
+        <w:t xml:space="preserve">：★ 上表 12 条 ⇒ ★</w:t>
+      </w:r>
+      <w:r>
+        <w:t xml:space="preserve"> </w:t>
+      </w:r>
+      <w:r>
+        <w:rPr>
+          <w:bCs/>
+          <w:b/>
+        </w:rPr>
+        <w:t xml:space="preserve">10 条已真处置并自查</w:t>
+      </w:r>
+      <w:r>
+        <w:t xml:space="preserve">（★ #1~#6、#8、#10、#11）★</w:t>
+      </w:r>
+      <w:r>
+        <w:t xml:space="preserve"> </w:t>
+      </w:r>
+      <w:r>
+        <w:rPr>
+          <w:bCs/>
+          <w:b/>
+        </w:rPr>
+        <w:t xml:space="preserve">2 条部分处置</w:t>
+      </w:r>
+      <w:r>
+        <w:t xml:space="preserve">（★ #7 E1 报告无同名文件、★ #9 编辑残留的</w:t>
+      </w:r>
+      <w:r>
+        <w:rPr>
+          <w:bCs/>
+          <w:b/>
+        </w:rPr>
+        <w:t xml:space="preserve">内容冲突项</w:t>
+      </w:r>
+      <w:r>
+        <w:t xml:space="preserve">——★ 后者已由审稿人 v3 的 NEW-5 补上）★</w:t>
+      </w:r>
+      <w:r>
+        <w:t xml:space="preserve"> </w:t>
+      </w:r>
+      <w:r>
+        <w:rPr>
+          <w:bCs/>
+          <w:b/>
+        </w:rPr>
+        <w:t xml:space="preserve">1 条需改口径</w:t>
+      </w:r>
+      <w:r>
+        <w:t xml:space="preserve">（★ #12：★ 那些一次性修稿脚本</w:t>
+      </w:r>
+      <w:r>
+        <w:rPr>
+          <w:bCs/>
+          <w:b/>
+        </w:rPr>
+        <w:t xml:space="preserve">仍在包内</w:t>
+      </w:r>
+      <w:r>
+        <w:t xml:space="preserve">、★ 但已归</w:t>
+      </w:r>
+      <w:r>
+        <w:t xml:space="preserve"> </w:t>
+      </w:r>
+      <w:r>
+        <w:rPr>
+          <w:rStyle w:val="VerbatimChar"/>
+        </w:rPr>
+        <w:t xml:space="preserve">tools/dev/</w:t>
+      </w:r>
+      <w:r>
+        <w:t xml:space="preserve"> </w:t>
+      </w:r>
+      <w:r>
+        <w:t xml:space="preserve">并附 README 写明「第三方不要运行」⇒ ★ 不是「排除出包」）⇒ ★</w:t>
+      </w:r>
+      <w:r>
+        <w:t xml:space="preserve"> </w:t>
+      </w:r>
+      <w:r>
+        <w:rPr>
+          <w:bCs/>
+          <w:b/>
+        </w:rPr>
+        <w:t xml:space="preserve">审稿人审的是【处置前的那一版】</w:t>
+      </w:r>
+      <w:r>
+        <w:t xml:space="preserve"> </w:t>
+      </w:r>
+      <w:r>
+        <w:t xml:space="preserve">⇒ ★ 按纪律「owner 单方面改完就当审计通过 ＝ 没有审计」⇒ ★</w:t>
+      </w:r>
+      <w:r>
+        <w:t xml:space="preserve"> </w:t>
+      </w:r>
+      <w:r>
+        <w:rPr>
+          <w:bCs/>
+          <w:b/>
+        </w:rPr>
+        <w:t xml:space="preserve">本包不写「审稿通过」，只写「必改项已逐条处置（自查）＋ 已送独立复核」</w:t>
       </w:r>
       <w:r>
         <w:t xml:space="preserve"> </w:t>
@@ -6029,7 +6142,7 @@
           <w:bCs/>
           <w:b/>
         </w:rPr>
-        <w:t xml:space="preserve">v3 的结论才是终局裁决</w:t>
+        <w:t xml:space="preserve">独立复核的结论才是终局裁决</w:t>
       </w:r>
       <w:r>
         <w:t xml:space="preserve">。</w:t>
@@ -6522,23 +6635,65 @@
                 <w:bCs/>
                 <w:b/>
               </w:rPr>
-              <w:t xml:space="preserve">收口链路加 ⑨b 断言</w:t>
-            </w:r>
-            <w:r>
-              <w:t xml:space="preserve">（★ 逐个核「索引 sha == 工作树 sha」⇒ 不一致就停手）★</w:t>
-            </w:r>
-            <w:r>
-              <w:t xml:space="preserve"> </w:t>
-            </w:r>
-            <w:r>
-              <w:rPr>
-                <w:bCs/>
-                <w:b/>
-              </w:rPr>
-              <w:t xml:space="preserve">本包实测一致</w:t>
-            </w:r>
-            <w:r>
-              <w:t xml:space="preserve">（★ 包内</w:t>
+              <w:t xml:space="preserve">断言已改三处</w:t>
+            </w:r>
+            <w:r>
+              <w:t xml:space="preserve">：★ ①</w:t>
+            </w:r>
+            <w:r>
+              <w:t xml:space="preserve"> </w:t>
+            </w:r>
+            <w:r>
+              <w:rPr>
+                <w:bCs/>
+                <w:b/>
+              </w:rPr>
+              <w:t xml:space="preserve">从「sha1 vs sha256」改成【逐字节比对】</w:t>
+            </w:r>
+            <w:r>
+              <w:t xml:space="preserve">（★ 那两种是不同算法、★ 永远不等 ⇒ 假红）②</w:t>
+            </w:r>
+            <w:r>
+              <w:t xml:space="preserve"> </w:t>
+            </w:r>
+            <w:r>
+              <w:rPr>
+                <w:bCs/>
+                <w:b/>
+              </w:rPr>
+              <w:t xml:space="preserve">移到 ⑨「git add -A」之前</w:t>
+            </w:r>
+            <w:r>
+              <w:t xml:space="preserve">（★ 排在之后时索引刚被刷新 ⇒</w:t>
+            </w:r>
+            <w:r>
+              <w:t xml:space="preserve"> </w:t>
+            </w:r>
+            <w:r>
+              <w:rPr>
+                <w:bCs/>
+                <w:b/>
+              </w:rPr>
+              <w:t xml:space="preserve">断言恒真</w:t>
+            </w:r>
+            <w:r>
+              <w:t xml:space="preserve"> </w:t>
+            </w:r>
+            <w:r>
+              <w:t xml:space="preserve">⇒ 抓不到 S-3）③</w:t>
+            </w:r>
+            <w:r>
+              <w:t xml:space="preserve"> </w:t>
+            </w:r>
+            <w:r>
+              <w:rPr>
+                <w:bCs/>
+                <w:b/>
+              </w:rPr>
+              <w:t xml:space="preserve">未追踪的 docx 跳过</w:t>
+            </w:r>
+            <w:r>
+              <w:t xml:space="preserve">（★</w:t>
             </w:r>
             <w:r>
               <w:t xml:space="preserve"> </w:t>
@@ -6547,13 +6702,46 @@
               <w:rPr>
                 <w:rStyle w:val="VerbatimChar"/>
               </w:rPr>
-              <w:t xml:space="preserve">02_A.docx</w:t>
-            </w:r>
-            <w:r>
-              <w:t xml:space="preserve"> </w:t>
-            </w:r>
-            <w:r>
-              <w:t xml:space="preserve">sha == 工作树）</w:t>
+              <w:t xml:space="preserve">git show :&lt;未追踪&gt;</w:t>
+            </w:r>
+            <w:r>
+              <w:t xml:space="preserve"> </w:t>
+            </w:r>
+            <w:r>
+              <w:t xml:space="preserve">= 空 ⇒ 会假红、★ 且它本来就不进包）★</w:t>
+            </w:r>
+            <w:r>
+              <w:t xml:space="preserve"> </w:t>
+            </w:r>
+            <w:r>
+              <w:rPr>
+                <w:bCs/>
+                <w:b/>
+              </w:rPr>
+              <w:t xml:space="preserve">实测</w:t>
+            </w:r>
+            <w:r>
+              <w:t xml:space="preserve">：★ 索引旧/工作树新 ⇒</w:t>
+            </w:r>
+            <w:r>
+              <w:t xml:space="preserve"> </w:t>
+            </w:r>
+            <w:r>
+              <w:rPr>
+                <w:bCs/>
+                <w:b/>
+              </w:rPr>
+              <w:t xml:space="preserve">报红</w:t>
+            </w:r>
+            <w:r>
+              <w:t xml:space="preserve">（★ 抓到了 S-3）｜★ 未追踪的 ⇒ 跳过、</w:t>
+            </w:r>
+            <w:r>
+              <w:rPr>
+                <w:bCs/>
+                <w:b/>
+              </w:rPr>
+              <w:t xml:space="preserve">不假红</w:t>
             </w:r>
           </w:p>
         </w:tc>
@@ -6657,7 +6845,193 @@
               <w:t xml:space="preserve">:68</w:t>
             </w:r>
             <w:r>
-              <w:t xml:space="preserve">】｜【commit sha（★ 必须含 a-f）】｜【日期串】 ⇒ ★ 243 个正文数字全部有归属</w:t>
+              <w:t xml:space="preserve">】｜【commit sha（★ 必须含 a-f）】｜【日期串】 ★ ★★</w:t>
+            </w:r>
+            <w:r>
+              <w:t xml:space="preserve"> </w:t>
+            </w:r>
+            <w:r>
+              <w:rPr>
+                <w:bCs/>
+                <w:b/>
+              </w:rPr>
+              <w:t xml:space="preserve">★ 收口轮又收紧了一次（★ 依审稿人 v3 的 NEW-3）★★</w:t>
+            </w:r>
+            <w:r>
+              <w:t xml:space="preserve">：★ 原写法「凡冒号后跟数字一律豁免」⇒ ★</w:t>
+            </w:r>
+            <w:r>
+              <w:t xml:space="preserve"> </w:t>
+            </w:r>
+            <w:r>
+              <w:rPr>
+                <w:bCs/>
+                <w:b/>
+              </w:rPr>
+              <w:t xml:space="preserve">探针</w:t>
+            </w:r>
+            <w:r>
+              <w:rPr>
+                <w:bCs/>
+                <w:b/>
+              </w:rPr>
+              <w:t xml:space="preserve"> </w:t>
+            </w:r>
+            <w:r>
+              <w:rPr>
+                <w:rStyle w:val="VerbatimChar"/>
+                <w:bCs/>
+                <w:b/>
+              </w:rPr>
+              <w:t xml:space="preserve">:7001</w:t>
+            </w:r>
+            <w:r>
+              <w:rPr>
+                <w:bCs/>
+                <w:b/>
+              </w:rPr>
+              <w:t xml:space="preserve">（★ 确定不在台账里）被放过 ⇒ 假绿</w:t>
+            </w:r>
+            <w:r>
+              <w:t xml:space="preserve"> </w:t>
+            </w:r>
+            <w:r>
+              <w:t xml:space="preserve">★ ⇒ ★</w:t>
+            </w:r>
+            <w:r>
+              <w:t xml:space="preserve"> </w:t>
+            </w:r>
+            <w:r>
+              <w:rPr>
+                <w:bCs/>
+                <w:b/>
+              </w:rPr>
+              <w:t xml:space="preserve">收紧为：★ 裸行号须同文另有</w:t>
+            </w:r>
+            <w:r>
+              <w:rPr>
+                <w:bCs/>
+                <w:b/>
+              </w:rPr>
+              <w:t xml:space="preserve"> </w:t>
+            </w:r>
+            <w:r>
+              <w:rPr>
+                <w:rStyle w:val="VerbatimChar"/>
+                <w:bCs/>
+                <w:b/>
+              </w:rPr>
+              <w:t xml:space="preserve">文件名:NN</w:t>
+            </w:r>
+            <w:r>
+              <w:rPr>
+                <w:bCs/>
+                <w:b/>
+              </w:rPr>
+              <w:t xml:space="preserve"> </w:t>
+            </w:r>
+            <w:r>
+              <w:rPr>
+                <w:bCs/>
+                <w:b/>
+              </w:rPr>
+              <w:t xml:space="preserve">形态、或落在同文的行号区间内（★ 如</w:t>
+            </w:r>
+            <w:r>
+              <w:rPr>
+                <w:bCs/>
+                <w:b/>
+              </w:rPr>
+              <w:t xml:space="preserve"> </w:t>
+            </w:r>
+            <w:r>
+              <w:rPr>
+                <w:rStyle w:val="VerbatimChar"/>
+                <w:bCs/>
+                <w:b/>
+              </w:rPr>
+              <w:t xml:space="preserve">ops.py:64-82</w:t>
+            </w:r>
+            <w:r>
+              <w:rPr>
+                <w:bCs/>
+                <w:b/>
+              </w:rPr>
+              <w:t xml:space="preserve"> </w:t>
+            </w:r>
+            <w:r>
+              <w:rPr>
+                <w:bCs/>
+                <w:b/>
+              </w:rPr>
+              <w:t xml:space="preserve">里的</w:t>
+            </w:r>
+            <w:r>
+              <w:rPr>
+                <w:bCs/>
+                <w:b/>
+              </w:rPr>
+              <w:t xml:space="preserve"> </w:t>
+            </w:r>
+            <w:r>
+              <w:rPr>
+                <w:rStyle w:val="VerbatimChar"/>
+                <w:bCs/>
+                <w:b/>
+              </w:rPr>
+              <w:t xml:space="preserve">:68</w:t>
+            </w:r>
+            <w:r>
+              <w:rPr>
+                <w:bCs/>
+                <w:b/>
+              </w:rPr>
+              <w:t xml:space="preserve">）才豁免</w:t>
+            </w:r>
+            <w:r>
+              <w:t xml:space="preserve"> </w:t>
+            </w:r>
+            <w:r>
+              <w:t xml:space="preserve">★ ⇒ ★</w:t>
+            </w:r>
+            <w:r>
+              <w:t xml:space="preserve"> </w:t>
+            </w:r>
+            <w:r>
+              <w:rPr>
+                <w:bCs/>
+                <w:b/>
+              </w:rPr>
+              <w:t xml:space="preserve">豁免从 68 个降到 36 个；★ 探针</w:t>
+            </w:r>
+            <w:r>
+              <w:rPr>
+                <w:bCs/>
+                <w:b/>
+              </w:rPr>
+              <w:t xml:space="preserve"> </w:t>
+            </w:r>
+            <w:r>
+              <w:rPr>
+                <w:rStyle w:val="VerbatimChar"/>
+                <w:bCs/>
+                <w:b/>
+              </w:rPr>
+              <w:t xml:space="preserve">:7001</w:t>
+            </w:r>
+            <w:r>
+              <w:rPr>
+                <w:bCs/>
+                <w:b/>
+              </w:rPr>
+              <w:t xml:space="preserve"> </w:t>
+            </w:r>
+            <w:r>
+              <w:rPr>
+                <w:bCs/>
+                <w:b/>
+              </w:rPr>
+              <w:t xml:space="preserve">现在报红</w:t>
             </w:r>
           </w:p>
         </w:tc>
@@ -8450,8 +8824,1302 @@
       </w:r>
     </w:p>
     <w:bookmarkEnd w:id="36"/>
+    <w:bookmarkStart w:id="37" w:name="独立复核-v3-的结论-verdict-fail-3-条新发现-已逐条处置"/>
+    <w:p>
+      <w:pPr>
+        <w:pStyle w:val="Heading3"/>
+      </w:pPr>
+      <w:r>
+        <w:t xml:space="preserve">4.5 ★★★ 独立复核 v3 的结论（★ VERDICT = FAIL · 3 条新发现 ·</w:t>
+      </w:r>
+      <w:r>
+        <w:t xml:space="preserve"> </w:t>
+      </w:r>
+      <w:r>
+        <w:rPr>
+          <w:bCs/>
+          <w:b/>
+        </w:rPr>
+        <w:t xml:space="preserve">已逐条处置</w:t>
+      </w:r>
+      <w:r>
+        <w:t xml:space="preserve">）</w:t>
+      </w:r>
+    </w:p>
+    <w:p>
+      <w:pPr>
+        <w:pStyle w:val="FirstParagraph"/>
+      </w:pPr>
+      <w:r>
+        <w:t xml:space="preserve">★</w:t>
+      </w:r>
+      <w:r>
+        <w:t xml:space="preserve"> </w:t>
+      </w:r>
+      <w:r>
+        <w:rPr>
+          <w:bCs/>
+          <w:b/>
+        </w:rPr>
+        <w:t xml:space="preserve">v3 是第三个独立审稿 Agent</w:t>
+      </w:r>
+      <w:r>
+        <w:t xml:space="preserve">（★ 收口后跑的）★</w:t>
+      </w:r>
+      <w:r>
+        <w:t xml:space="preserve"> </w:t>
+      </w:r>
+      <w:r>
+        <w:rPr>
+          <w:bCs/>
+          <w:b/>
+        </w:rPr>
+        <w:t xml:space="preserve">只读仓、★ 仓内零写入</w:t>
+      </w:r>
+      <w:r>
+        <w:t xml:space="preserve">（★ 未 add / commit / 改任何文件）★ 所有注入实验都在</w:t>
+      </w:r>
+      <w:r>
+        <w:t xml:space="preserve"> </w:t>
+      </w:r>
+      <w:r>
+        <w:rPr>
+          <w:rStyle w:val="VerbatimChar"/>
+        </w:rPr>
+        <w:t xml:space="preserve">/tmp</w:t>
+      </w:r>
+      <w:r>
+        <w:t xml:space="preserve"> </w:t>
+      </w:r>
+      <w:r>
+        <w:t xml:space="preserve">副本上做。</w:t>
+      </w:r>
+      <w:r>
+        <w:t xml:space="preserve"> </w:t>
+      </w:r>
+      <w:r>
+        <w:t xml:space="preserve">★</w:t>
+      </w:r>
+      <w:r>
+        <w:t xml:space="preserve"> </w:t>
+      </w:r>
+      <w:r>
+        <w:rPr>
+          <w:bCs/>
+          <w:b/>
+        </w:rPr>
+        <w:t xml:space="preserve">它自己写了 8 个复算脚本</w:t>
+      </w:r>
+      <w:r>
+        <w:t xml:space="preserve">（★</w:t>
+      </w:r>
+      <w:r>
+        <w:t xml:space="preserve"> </w:t>
+      </w:r>
+      <w:r>
+        <w:rPr>
+          <w:bCs/>
+          <w:b/>
+        </w:rPr>
+        <w:t xml:space="preserve">不 import 生产者代码</w:t>
+      </w:r>
+      <w:r>
+        <w:t xml:space="preserve">）★ ★</w:t>
+      </w:r>
+      <w:r>
+        <w:t xml:space="preserve"> </w:t>
+      </w:r>
+      <w:r>
+        <w:rPr>
+          <w:bCs/>
+          <w:b/>
+        </w:rPr>
+        <w:t xml:space="preserve">它独立复算出来的四序列与承重八汇总值与稿内逐位一致</w:t>
+      </w:r>
+      <w:r>
+        <w:t xml:space="preserve"> </w:t>
+      </w:r>
+      <w:r>
+        <w:t xml:space="preserve">✔</w:t>
+      </w:r>
+    </w:p>
+    <w:tbl>
+      <w:tblPr>
+        <w:tblStyle w:val="Table"/>
+        <w:tblW w:type="pct" w:w="5000"/>
+        <w:tblLook w:firstRow="1" w:lastRow="0" w:firstColumn="0" w:lastColumn="0" w:noHBand="0" w:noVBand="0" w:val="0020"/>
+      </w:tblPr>
+      <w:tblGrid>
+        <w:gridCol w:w="2640"/>
+        <w:gridCol w:w="2640"/>
+        <w:gridCol w:w="2640"/>
+      </w:tblGrid>
+      <w:tr>
+        <w:trPr>
+          <w:tblHeader w:val="true"/>
+        </w:trPr>
+        <w:tc>
+          <w:tcPr/>
+          <w:p>
+            <w:pPr>
+              <w:pStyle w:val="Compact"/>
+              <w:jc w:val="center"/>
+            </w:pPr>
+            <w:r>
+              <w:t xml:space="preserve">#</w:t>
+            </w:r>
+          </w:p>
+        </w:tc>
+        <w:tc>
+          <w:tcPr/>
+          <w:p>
+            <w:pPr>
+              <w:pStyle w:val="Compact"/>
+              <w:jc w:val="left"/>
+            </w:pPr>
+            <w:r>
+              <w:t xml:space="preserve">v3 抓到的</w:t>
+            </w:r>
+          </w:p>
+        </w:tc>
+        <w:tc>
+          <w:tcPr/>
+          <w:p>
+            <w:pPr>
+              <w:pStyle w:val="Compact"/>
+              <w:jc w:val="left"/>
+            </w:pPr>
+            <w:r>
+              <w:t xml:space="preserve">★</w:t>
+            </w:r>
+            <w:r>
+              <w:t xml:space="preserve"> </w:t>
+            </w:r>
+            <w:r>
+              <w:rPr>
+                <w:bCs/>
+                <w:b/>
+              </w:rPr>
+              <w:t xml:space="preserve">本轮处置</w:t>
+            </w:r>
+          </w:p>
+        </w:tc>
+      </w:tr>
+      <w:tr>
+        <w:tc>
+          <w:tcPr/>
+          <w:p>
+            <w:pPr>
+              <w:pStyle w:val="Compact"/>
+              <w:jc w:val="center"/>
+            </w:pPr>
+            <w:r>
+              <w:rPr>
+                <w:bCs/>
+                <w:b/>
+              </w:rPr>
+              <w:t xml:space="preserve">NEW-1</w:t>
+            </w:r>
+            <w:r>
+              <w:t xml:space="preserve"> </w:t>
+            </w:r>
+            <w:r>
+              <w:t xml:space="preserve">★★★★</w:t>
+            </w:r>
+          </w:p>
+        </w:tc>
+        <w:tc>
+          <w:tcPr/>
+          <w:p>
+            <w:pPr>
+              <w:pStyle w:val="Compact"/>
+              <w:jc w:val="left"/>
+            </w:pPr>
+            <w:r>
+              <w:t xml:space="preserve">★</w:t>
+            </w:r>
+            <w:r>
+              <w:t xml:space="preserve"> </w:t>
+            </w:r>
+            <w:r>
+              <w:rPr>
+                <w:bCs/>
+                <w:b/>
+              </w:rPr>
+              <w:t xml:space="preserve">包内</w:t>
+            </w:r>
+            <w:r>
+              <w:rPr>
+                <w:bCs/>
+                <w:b/>
+              </w:rPr>
+              <w:t xml:space="preserve"> </w:t>
+            </w:r>
+            <w:r>
+              <w:rPr>
+                <w:rStyle w:val="VerbatimChar"/>
+                <w:bCs/>
+                <w:b/>
+              </w:rPr>
+              <w:t xml:space="preserve">papers/净增益双边重算_可粘贴段落_2026-10-25.md</w:t>
+            </w:r>
+            <w:r>
+              <w:rPr>
+                <w:bCs/>
+                <w:b/>
+              </w:rPr>
+              <w:t xml:space="preserve"> </w:t>
+            </w:r>
+            <w:r>
+              <w:rPr>
+                <w:bCs/>
+                <w:b/>
+              </w:rPr>
+              <w:t xml:space="preserve">还在讲【旧口径的承重故事】</w:t>
+            </w:r>
+            <w:r>
+              <w:t xml:space="preserve">：★</w:t>
+            </w:r>
+            <w:r>
+              <w:t xml:space="preserve"> </w:t>
+            </w:r>
+            <w:r>
+              <w:rPr>
+                <w:rStyle w:val="VerbatimChar"/>
+              </w:rPr>
+              <w:t xml:space="preserve">:188</w:t>
+            </w:r>
+            <w:r>
+              <w:t xml:space="preserve">「承重聚合 OR → AND：口径 B 净 +14 → +14（不变）」★</w:t>
+            </w:r>
+            <w:r>
+              <w:t xml:space="preserve"> </w:t>
+            </w:r>
+            <w:r>
+              <w:rPr>
+                <w:bCs/>
+                <w:b/>
+              </w:rPr>
+              <w:t xml:space="preserve">这里的 +14 是【断言层总净】、不是【承重子层的净】</w:t>
+            </w:r>
+            <w:r>
+              <w:t xml:space="preserve">（★ 承重子层 AND 下是</w:t>
+            </w:r>
+            <w:r>
+              <w:t xml:space="preserve"> </w:t>
+            </w:r>
+            <w:r>
+              <w:rPr>
+                <w:bCs/>
+                <w:b/>
+              </w:rPr>
+              <w:t xml:space="preserve">−7 / −2</w:t>
+            </w:r>
+            <w:r>
+              <w:t xml:space="preserve"> </w:t>
+            </w:r>
+            <w:r>
+              <w:t xml:space="preserve">⇒</w:t>
+            </w:r>
+            <w:r>
+              <w:t xml:space="preserve"> </w:t>
+            </w:r>
+            <w:r>
+              <w:rPr>
+                <w:bCs/>
+                <w:b/>
+              </w:rPr>
+              <w:t xml:space="preserve">方向翻转</w:t>
+            </w:r>
+            <w:r>
+              <w:t xml:space="preserve">）★ ⇒ ★</w:t>
+            </w:r>
+            <w:r>
+              <w:t xml:space="preserve"> </w:t>
+            </w:r>
+            <w:r>
+              <w:rPr>
+                <w:bCs/>
+                <w:b/>
+              </w:rPr>
+              <w:t xml:space="preserve">第三方读这份「完整复算报告」会得出与正文相反的结论</w:t>
+            </w:r>
+          </w:p>
+        </w:tc>
+        <w:tc>
+          <w:tcPr/>
+          <w:p>
+            <w:pPr>
+              <w:pStyle w:val="Compact"/>
+              <w:jc w:val="left"/>
+            </w:pPr>
+            <w:r>
+              <w:t xml:space="preserve">★</w:t>
+            </w:r>
+            <w:r>
+              <w:t xml:space="preserve"> </w:t>
+            </w:r>
+            <w:r>
+              <w:rPr>
+                <w:bCs/>
+                <w:b/>
+              </w:rPr>
+              <w:t xml:space="preserve">正文已改</w:t>
+            </w:r>
+            <w:r>
+              <w:t xml:space="preserve">：★ 表格加「高承重新增(AND)」列（★ OR 20/21 ｜ AND</w:t>
+            </w:r>
+            <w:r>
+              <w:t xml:space="preserve"> </w:t>
+            </w:r>
+            <w:r>
+              <w:rPr>
+                <w:bCs/>
+                <w:b/>
+              </w:rPr>
+              <w:t xml:space="preserve">7/12</w:t>
+            </w:r>
+            <w:r>
+              <w:t xml:space="preserve">）｜★</w:t>
+            </w:r>
+            <w:r>
+              <w:t xml:space="preserve"> </w:t>
+            </w:r>
+            <w:r>
+              <w:rPr>
+                <w:rStyle w:val="VerbatimChar"/>
+              </w:rPr>
+              <w:t xml:space="preserve">:184</w:t>
+            </w:r>
+            <w:r>
+              <w:t xml:space="preserve"> </w:t>
+            </w:r>
+            <w:r>
+              <w:t xml:space="preserve">限定为「</w:t>
+            </w:r>
+            <w:r>
+              <w:rPr>
+                <w:bCs/>
+                <w:b/>
+              </w:rPr>
+              <w:t xml:space="preserve">在 OR 主口径下</w:t>
+            </w:r>
+            <w:r>
+              <w:t xml:space="preserve">」｜★</w:t>
+            </w:r>
+            <w:r>
+              <w:t xml:space="preserve"> </w:t>
+            </w:r>
+            <w:r>
+              <w:rPr>
+                <w:bCs/>
+                <w:b/>
+              </w:rPr>
+              <w:t xml:space="preserve">凡是 +14 处都标明是【断言层总净】</w:t>
+            </w:r>
+            <w:r>
+              <w:t xml:space="preserve">｜★ 敏感性段写明「★</w:t>
+            </w:r>
+            <w:r>
+              <w:t xml:space="preserve"> </w:t>
+            </w:r>
+            <w:r>
+              <w:rPr>
+                <w:bCs/>
+                <w:b/>
+              </w:rPr>
+              <w:t xml:space="preserve">断言层</w:t>
+            </w:r>
+            <w:r>
+              <w:t xml:space="preserve">稳、★</w:t>
+            </w:r>
+            <w:r>
+              <w:t xml:space="preserve"> </w:t>
+            </w:r>
+            <w:r>
+              <w:rPr>
+                <w:bCs/>
+                <w:b/>
+              </w:rPr>
+              <w:t xml:space="preserve">承重子层不稳</w:t>
+            </w:r>
+            <w:r>
+              <w:t xml:space="preserve">」｜★ 判决表</w:t>
+            </w:r>
+            <w:r>
+              <w:rPr>
+                <w:bCs/>
+                <w:b/>
+              </w:rPr>
+              <w:t xml:space="preserve">补 4 行承重子层（OR/AND × 两臂）</w:t>
+            </w:r>
+            <w:r>
+              <w:t xml:space="preserve"> </w:t>
+            </w:r>
+            <w:r>
+              <w:t xml:space="preserve">｜★ ★</w:t>
+            </w:r>
+            <w:r>
+              <w:t xml:space="preserve"> </w:t>
+            </w:r>
+            <w:r>
+              <w:rPr>
+                <w:bCs/>
+                <w:b/>
+              </w:rPr>
+              <w:t xml:space="preserve">并加一条【散文层机械判据】</w:t>
+            </w:r>
+            <w:r>
+              <w:rPr>
+                <w:rStyle w:val="VerbatimChar"/>
+                <w:bCs/>
+                <w:b/>
+              </w:rPr>
+              <w:t xml:space="preserve">tools/check_lb_claim.py</w:t>
+            </w:r>
+            <w:r>
+              <w:rPr>
+                <w:bCs/>
+                <w:b/>
+              </w:rPr>
+              <w:t xml:space="preserve"> </w:t>
+            </w:r>
+            <w:r>
+              <w:rPr>
+                <w:bCs/>
+                <w:b/>
+              </w:rPr>
+              <w:t xml:space="preserve">钉住它</w:t>
+            </w:r>
+            <w:r>
+              <w:t xml:space="preserve">（★ 「承重」与「+14」同处却没标明是断言层 ⇒ 判红；★</w:t>
+            </w:r>
+            <w:r>
+              <w:t xml:space="preserve"> </w:t>
+            </w:r>
+            <w:r>
+              <w:rPr>
+                <w:bCs/>
+                <w:b/>
+              </w:rPr>
+              <w:t xml:space="preserve">负向测试已过</w:t>
+            </w:r>
+            <w:r>
+              <w:t xml:space="preserve">）</w:t>
+            </w:r>
+          </w:p>
+        </w:tc>
+      </w:tr>
+      <w:tr>
+        <w:tc>
+          <w:tcPr/>
+          <w:p>
+            <w:pPr>
+              <w:pStyle w:val="Compact"/>
+              <w:jc w:val="center"/>
+            </w:pPr>
+            <w:r>
+              <w:rPr>
+                <w:bCs/>
+                <w:b/>
+              </w:rPr>
+              <w:t xml:space="preserve">NEW-2</w:t>
+            </w:r>
+            <w:r>
+              <w:t xml:space="preserve"> </w:t>
+            </w:r>
+            <w:r>
+              <w:t xml:space="preserve">★★</w:t>
+            </w:r>
+          </w:p>
+        </w:tc>
+        <w:tc>
+          <w:tcPr/>
+          <w:p>
+            <w:pPr>
+              <w:pStyle w:val="Compact"/>
+              <w:jc w:val="left"/>
+            </w:pPr>
+            <w:r>
+              <w:t xml:space="preserve">★</w:t>
+            </w:r>
+            <w:r>
+              <w:t xml:space="preserve"> </w:t>
+            </w:r>
+            <w:r>
+              <w:rPr>
+                <w:bCs/>
+                <w:b/>
+              </w:rPr>
+              <w:t xml:space="preserve">④篇 D-1 的分母含 1 条失败生成、★ 稿内零披露</w:t>
+            </w:r>
+            <w:r>
+              <w:t xml:space="preserve">：★</w:t>
+            </w:r>
+            <w:r>
+              <w:t xml:space="preserve"> </w:t>
+            </w:r>
+            <w:r>
+              <w:rPr>
+                <w:rStyle w:val="VerbatimChar"/>
+              </w:rPr>
+              <w:t xml:space="preserve">C2/T04#2</w:t>
+            </w:r>
+            <w:r>
+              <w:t xml:space="preserve"> </w:t>
+            </w:r>
+            <w:r>
+              <w:t xml:space="preserve">的</w:t>
+            </w:r>
+            <w:r>
+              <w:rPr>
+                <w:bCs/>
+                <w:b/>
+              </w:rPr>
+              <w:t xml:space="preserve">原版正文 0 字符</w:t>
+            </w:r>
+            <w:r>
+              <w:t xml:space="preserve"> </w:t>
+            </w:r>
+            <w:r>
+              <w:t xml:space="preserve">⇒ ★</w:t>
+            </w:r>
+            <w:r>
+              <w:t xml:space="preserve"> </w:t>
+            </w:r>
+            <w:r>
+              <w:rPr>
+                <w:bCs/>
+                <w:b/>
+              </w:rPr>
+              <w:t xml:space="preserve">该配对的「新值进原版 = 0.0%」是【空产出免费满足】</w:t>
+            </w:r>
+            <w:r>
+              <w:t xml:space="preserve">（★ 不是检验通过、★ 是无法检验）⇒ ★ 剔除后</w:t>
+            </w:r>
+            <w:r>
+              <w:t xml:space="preserve"> </w:t>
+            </w:r>
+            <w:r>
+              <w:rPr>
+                <w:rStyle w:val="VerbatimChar"/>
+              </w:rPr>
+              <w:t xml:space="preserve">C2</w:t>
+            </w:r>
+            <w:r>
+              <w:t xml:space="preserve"> </w:t>
+            </w:r>
+            <w:r>
+              <w:t xml:space="preserve">= 11/14 =</w:t>
+            </w:r>
+            <w:r>
+              <w:t xml:space="preserve"> </w:t>
+            </w:r>
+            <w:r>
+              <w:rPr>
+                <w:bCs/>
+                <w:b/>
+              </w:rPr>
+              <w:t xml:space="preserve">78.6%</w:t>
+            </w:r>
+          </w:p>
+        </w:tc>
+        <w:tc>
+          <w:tcPr/>
+          <w:p>
+            <w:pPr>
+              <w:pStyle w:val="Compact"/>
+              <w:jc w:val="left"/>
+            </w:pPr>
+            <w:r>
+              <w:t xml:space="preserve">★</w:t>
+            </w:r>
+            <w:r>
+              <w:t xml:space="preserve"> </w:t>
+            </w:r>
+            <w:r>
+              <w:rPr>
+                <w:bCs/>
+                <w:b/>
+              </w:rPr>
+              <w:t xml:space="preserve">④篇已补脚注</w:t>
+            </w:r>
+            <w:r>
+              <w:t xml:space="preserve">（★ 写清 n=15 口径、★ 剔除后 78.6%、★</w:t>
+            </w:r>
+            <w:r>
+              <w:t xml:space="preserve"> </w:t>
+            </w:r>
+            <w:r>
+              <w:rPr>
+                <w:bCs/>
+                <w:b/>
+              </w:rPr>
+              <w:t xml:space="preserve">三个 McNemar 在两套口径下逐位不变</w:t>
+            </w:r>
+            <w:r>
+              <w:t xml:space="preserve"> </w:t>
+            </w:r>
+            <w:r>
+              <w:t xml:space="preserve">⇒</w:t>
+            </w:r>
+            <w:r>
+              <w:t xml:space="preserve"> </w:t>
+            </w:r>
+            <w:r>
+              <w:rPr>
+                <w:bCs/>
+                <w:b/>
+              </w:rPr>
+              <w:t xml:space="preserve">判决不变</w:t>
+            </w:r>
+            <w:r>
+              <w:t xml:space="preserve">）｜★ 这属</w:t>
+            </w:r>
+            <w:r>
+              <w:rPr>
+                <w:bCs/>
+                <w:b/>
+              </w:rPr>
+              <w:t xml:space="preserve">口径披露、★ 不是结论改动</w:t>
+            </w:r>
+          </w:p>
+        </w:tc>
+      </w:tr>
+      <w:tr>
+        <w:tc>
+          <w:tcPr/>
+          <w:p>
+            <w:pPr>
+              <w:pStyle w:val="Compact"/>
+              <w:jc w:val="center"/>
+            </w:pPr>
+            <w:r>
+              <w:rPr>
+                <w:bCs/>
+                <w:b/>
+              </w:rPr>
+              <w:t xml:space="preserve">NEW-3</w:t>
+            </w:r>
+            <w:r>
+              <w:t xml:space="preserve"> </w:t>
+            </w:r>
+            <w:r>
+              <w:t xml:space="preserve">★★★</w:t>
+            </w:r>
+          </w:p>
+        </w:tc>
+        <w:tc>
+          <w:tcPr/>
+          <w:p>
+            <w:pPr>
+              <w:pStyle w:val="Compact"/>
+              <w:jc w:val="left"/>
+            </w:pPr>
+            <w:r>
+              <w:t xml:space="preserve">★</w:t>
+            </w:r>
+            <w:r>
+              <w:t xml:space="preserve"> </w:t>
+            </w:r>
+            <w:r>
+              <w:rPr>
+                <w:bCs/>
+                <w:b/>
+              </w:rPr>
+              <w:t xml:space="preserve">我上一轮新加的【裸行号通道】本身是假绿</w:t>
+            </w:r>
+            <w:r>
+              <w:t xml:space="preserve">：★ 原写法「凡冒号后跟数字一律豁免」⇒ ★ 探针</w:t>
+            </w:r>
+            <w:r>
+              <w:t xml:space="preserve"> </w:t>
+            </w:r>
+            <w:r>
+              <w:rPr>
+                <w:rStyle w:val="VerbatimChar"/>
+              </w:rPr>
+              <w:t xml:space="preserve">:7001</w:t>
+            </w:r>
+            <w:r>
+              <w:t xml:space="preserve">（★ 确定不在台账里）</w:t>
+            </w:r>
+            <w:r>
+              <w:rPr>
+                <w:bCs/>
+                <w:b/>
+              </w:rPr>
+              <w:t xml:space="preserve">被放过</w:t>
+            </w:r>
+          </w:p>
+        </w:tc>
+        <w:tc>
+          <w:tcPr/>
+          <w:p>
+            <w:pPr>
+              <w:pStyle w:val="Compact"/>
+              <w:jc w:val="left"/>
+            </w:pPr>
+            <w:r>
+              <w:t xml:space="preserve">★</w:t>
+            </w:r>
+            <w:r>
+              <w:t xml:space="preserve"> </w:t>
+            </w:r>
+            <w:r>
+              <w:rPr>
+                <w:bCs/>
+                <w:b/>
+              </w:rPr>
+              <w:t xml:space="preserve">已收紧</w:t>
+            </w:r>
+            <w:r>
+              <w:t xml:space="preserve">：★ 裸行号须同文另有</w:t>
+            </w:r>
+            <w:r>
+              <w:t xml:space="preserve"> </w:t>
+            </w:r>
+            <w:r>
+              <w:rPr>
+                <w:rStyle w:val="VerbatimChar"/>
+              </w:rPr>
+              <w:t xml:space="preserve">文件名:NN</w:t>
+            </w:r>
+            <w:r>
+              <w:t xml:space="preserve"> </w:t>
+            </w:r>
+            <w:r>
+              <w:t xml:space="preserve">形态、</w:t>
+            </w:r>
+            <w:r>
+              <w:rPr>
+                <w:bCs/>
+                <w:b/>
+              </w:rPr>
+              <w:t xml:space="preserve">或落在同文的行号区间内</w:t>
+            </w:r>
+            <w:r>
+              <w:t xml:space="preserve">（★ 如</w:t>
+            </w:r>
+            <w:r>
+              <w:t xml:space="preserve"> </w:t>
+            </w:r>
+            <w:r>
+              <w:rPr>
+                <w:rStyle w:val="VerbatimChar"/>
+              </w:rPr>
+              <w:t xml:space="preserve">ops.py:64-82</w:t>
+            </w:r>
+            <w:r>
+              <w:t xml:space="preserve"> </w:t>
+            </w:r>
+            <w:r>
+              <w:t xml:space="preserve">里的</w:t>
+            </w:r>
+            <w:r>
+              <w:t xml:space="preserve"> </w:t>
+            </w:r>
+            <w:r>
+              <w:rPr>
+                <w:rStyle w:val="VerbatimChar"/>
+              </w:rPr>
+              <w:t xml:space="preserve">:68</w:t>
+            </w:r>
+            <w:r>
+              <w:t xml:space="preserve">）才豁免 ⇒ ★</w:t>
+            </w:r>
+            <w:r>
+              <w:t xml:space="preserve"> </w:t>
+            </w:r>
+            <w:r>
+              <w:rPr>
+                <w:bCs/>
+                <w:b/>
+              </w:rPr>
+              <w:t xml:space="preserve">豁免从 68 个降到 36 个</w:t>
+            </w:r>
+            <w:r>
+              <w:t xml:space="preserve"> </w:t>
+            </w:r>
+            <w:r>
+              <w:t xml:space="preserve">｜★ ★</w:t>
+            </w:r>
+            <w:r>
+              <w:t xml:space="preserve"> </w:t>
+            </w:r>
+            <w:r>
+              <w:rPr>
+                <w:bCs/>
+                <w:b/>
+              </w:rPr>
+              <w:t xml:space="preserve">v3 的探针</w:t>
+            </w:r>
+            <w:r>
+              <w:rPr>
+                <w:bCs/>
+                <w:b/>
+              </w:rPr>
+              <w:t xml:space="preserve"> </w:t>
+            </w:r>
+            <w:r>
+              <w:rPr>
+                <w:rStyle w:val="VerbatimChar"/>
+                <w:bCs/>
+                <w:b/>
+              </w:rPr>
+              <w:t xml:space="preserve">:7001</w:t>
+            </w:r>
+            <w:r>
+              <w:rPr>
+                <w:bCs/>
+                <w:b/>
+              </w:rPr>
+              <w:t xml:space="preserve"> </w:t>
+            </w:r>
+            <w:r>
+              <w:rPr>
+                <w:bCs/>
+                <w:b/>
+              </w:rPr>
+              <w:t xml:space="preserve">现在报红</w:t>
+            </w:r>
+            <w:r>
+              <w:t xml:space="preserve"> </w:t>
+            </w:r>
+            <w:r>
+              <w:t xml:space="preserve">✔</w:t>
+            </w:r>
+          </w:p>
+        </w:tc>
+      </w:tr>
+    </w:tbl>
+    <w:p>
+      <w:pPr>
+        <w:pStyle w:val="BodyText"/>
+      </w:pPr>
+      <w:r>
+        <w:t xml:space="preserve">★ ★★</w:t>
+      </w:r>
+      <w:r>
+        <w:t xml:space="preserve"> </w:t>
+      </w:r>
+      <w:r>
+        <w:rPr>
+          <w:bCs/>
+          <w:b/>
+        </w:rPr>
+        <w:t xml:space="preserve">v3 还指出了我自己的两处判据缺陷（★ 同样已改）★★</w:t>
+      </w:r>
+      <w:r>
+        <w:t xml:space="preserve">：</w:t>
+      </w:r>
+      <w:r>
+        <w:t xml:space="preserve"> </w:t>
+      </w:r>
+      <w:r>
+        <w:t xml:space="preserve">- ★</w:t>
+      </w:r>
+      <w:r>
+        <w:t xml:space="preserve"> </w:t>
+      </w:r>
+      <w:r>
+        <w:rPr>
+          <w:bCs/>
+          <w:b/>
+        </w:rPr>
+        <w:t xml:space="preserve">⑨a 断言排位恒真</w:t>
+      </w:r>
+      <w:r>
+        <w:t xml:space="preserve">：★ 它排在 ⑨「</w:t>
+      </w:r>
+      <w:r>
+        <w:rPr>
+          <w:rStyle w:val="VerbatimChar"/>
+        </w:rPr>
+        <w:t xml:space="preserve">git add -A</w:t>
+      </w:r>
+      <w:r>
+        <w:t xml:space="preserve">」</w:t>
+      </w:r>
+      <w:r>
+        <w:rPr>
+          <w:bCs/>
+          <w:b/>
+        </w:rPr>
+        <w:t xml:space="preserve">之后</w:t>
+      </w:r>
+      <w:r>
+        <w:t xml:space="preserve"> </w:t>
+      </w:r>
+      <w:r>
+        <w:t xml:space="preserve">⇒ ★ 索引刚被刷新 ⇒</w:t>
+      </w:r>
+      <w:r>
+        <w:t xml:space="preserve"> </w:t>
+      </w:r>
+      <w:r>
+        <w:rPr>
+          <w:bCs/>
+          <w:b/>
+        </w:rPr>
+        <w:t xml:space="preserve">断言恒真</w:t>
+      </w:r>
+      <w:r>
+        <w:t xml:space="preserve"> </w:t>
+      </w:r>
+      <w:r>
+        <w:t xml:space="preserve">⇒ ★</w:t>
+      </w:r>
+      <w:r>
+        <w:t xml:space="preserve"> </w:t>
+      </w:r>
+      <w:r>
+        <w:rPr>
+          <w:bCs/>
+          <w:b/>
+        </w:rPr>
+        <w:t xml:space="preserve">抓不到 S-3</w:t>
+      </w:r>
+      <w:r>
+        <w:t xml:space="preserve"> </w:t>
+      </w:r>
+      <w:r>
+        <w:t xml:space="preserve">⇒ ★ ★</w:t>
+      </w:r>
+      <w:r>
+        <w:t xml:space="preserve"> </w:t>
+      </w:r>
+      <w:r>
+        <w:rPr>
+          <w:bCs/>
+          <w:b/>
+        </w:rPr>
+        <w:t xml:space="preserve">已移到 ⑨ 之前</w:t>
+      </w:r>
+      <w:r>
+        <w:t xml:space="preserve">；★</w:t>
+      </w:r>
+      <w:r>
+        <w:t xml:space="preserve"> </w:t>
+      </w:r>
+      <w:r>
+        <w:rPr>
+          <w:bCs/>
+          <w:b/>
+        </w:rPr>
+        <w:t xml:space="preserve">实测</w:t>
+      </w:r>
+      <w:r>
+        <w:t xml:space="preserve">：★ 索引旧/工作树新 ⇒</w:t>
+      </w:r>
+      <w:r>
+        <w:t xml:space="preserve"> </w:t>
+      </w:r>
+      <w:r>
+        <w:rPr>
+          <w:bCs/>
+          <w:b/>
+        </w:rPr>
+        <w:t xml:space="preserve">报红</w:t>
+      </w:r>
+      <w:r>
+        <w:t xml:space="preserve">（★ 抓到了）｜★ 未追踪的 docx ⇒</w:t>
+      </w:r>
+      <w:r>
+        <w:t xml:space="preserve"> </w:t>
+      </w:r>
+      <w:r>
+        <w:rPr>
+          <w:bCs/>
+          <w:b/>
+        </w:rPr>
+        <w:t xml:space="preserve">跳过、★ 不假红</w:t>
+      </w:r>
+      <w:r>
+        <w:t xml:space="preserve"> </w:t>
+      </w:r>
+      <w:r>
+        <w:t xml:space="preserve">- ★</w:t>
+      </w:r>
+      <w:r>
+        <w:t xml:space="preserve"> </w:t>
+      </w:r>
+      <w:r>
+        <w:rPr>
+          <w:rStyle w:val="VerbatimChar"/>
+          <w:bCs/>
+          <w:b/>
+        </w:rPr>
+        <w:t xml:space="preserve">verify_delivery_surface.py</w:t>
+      </w:r>
+      <w:r>
+        <w:rPr>
+          <w:bCs/>
+          <w:b/>
+        </w:rPr>
+        <w:t xml:space="preserve"> </w:t>
+      </w:r>
+      <w:r>
+        <w:rPr>
+          <w:bCs/>
+          <w:b/>
+        </w:rPr>
+        <w:t xml:space="preserve">末行假绿表述</w:t>
+      </w:r>
+      <w:r>
+        <w:t xml:space="preserve">：★ 「每条命令都跑通了」⇒ ★ 而上一行写着「通过 8 ｜ 跳过 1」⇒ ★</w:t>
+      </w:r>
+      <w:r>
+        <w:t xml:space="preserve"> </w:t>
+      </w:r>
+      <w:r>
+        <w:rPr>
+          <w:bCs/>
+          <w:b/>
+        </w:rPr>
+        <w:t xml:space="preserve">把「跳过」算进了「都跑通」</w:t>
+      </w:r>
+      <w:r>
+        <w:t xml:space="preserve"> </w:t>
+      </w:r>
+      <w:r>
+        <w:t xml:space="preserve">⇒ ★ ★</w:t>
+      </w:r>
+      <w:r>
+        <w:t xml:space="preserve"> </w:t>
+      </w:r>
+      <w:r>
+        <w:rPr>
+          <w:bCs/>
+          <w:b/>
+        </w:rPr>
+        <w:t xml:space="preserve">已改</w:t>
+      </w:r>
+      <w:r>
+        <w:t xml:space="preserve">：★ 末行写「★ 通过 N ｜ 失败 N ｜ 跳过 N」★</w:t>
+      </w:r>
+      <w:r>
+        <w:t xml:space="preserve"> </w:t>
+      </w:r>
+      <w:r>
+        <w:rPr>
+          <w:bCs/>
+          <w:b/>
+        </w:rPr>
+        <w:t xml:space="preserve">跳过不算通过</w:t>
+      </w:r>
+    </w:p>
+    <w:p>
+      <w:pPr>
+        <w:pStyle w:val="BodyText"/>
+      </w:pPr>
+      <w:r>
+        <w:t xml:space="preserve">★ ★★</w:t>
+      </w:r>
+      <w:r>
+        <w:t xml:space="preserve"> </w:t>
+      </w:r>
+      <w:r>
+        <w:rPr>
+          <w:bCs/>
+          <w:b/>
+        </w:rPr>
+        <w:t xml:space="preserve">v3 核到了什么、★ 没核到什么（★ 它自己如实列的）★★</w:t>
+      </w:r>
+      <w:r>
+        <w:t xml:space="preserve"> </w:t>
+      </w:r>
+      <w:r>
+        <w:t xml:space="preserve">★</w:t>
+      </w:r>
+      <w:r>
+        <w:t xml:space="preserve"> </w:t>
+      </w:r>
+      <w:r>
+        <w:rPr>
+          <w:bCs/>
+          <w:b/>
+        </w:rPr>
+        <w:t xml:space="preserve">核到并确认</w:t>
+      </w:r>
+      <w:r>
+        <w:t xml:space="preserve">：★ 阶段二最重那条（承重子层）</w:t>
+      </w:r>
+      <w:r>
+        <w:rPr>
+          <w:bCs/>
+          <w:b/>
+        </w:rPr>
+        <w:t xml:space="preserve">是真修好了</w:t>
+      </w:r>
+      <w:r>
+        <w:t xml:space="preserve">（★ 独立实现逐位一致）｜★ ③篇两条比例复算命中（★ 分母体检 0 缺字段 0 空产出）｜★ ④篇 D-1 三个 p 值独立复算命中 ｜★</w:t>
+      </w:r>
+      <w:r>
+        <w:t xml:space="preserve"> </w:t>
+      </w:r>
+      <w:r>
+        <w:rPr>
+          <w:bCs/>
+          <w:b/>
+        </w:rPr>
+        <w:t xml:space="preserve">8 条机械判据全绿</w:t>
+      </w:r>
+      <w:r>
+        <w:t xml:space="preserve">（★ 13/13 负向测试、25 指针、★</w:t>
+      </w:r>
+      <w:r>
+        <w:t xml:space="preserve"> </w:t>
+      </w:r>
+      <w:r>
+        <w:rPr>
+          <w:bCs/>
+          <w:b/>
+        </w:rPr>
+        <w:t xml:space="preserve">两种基线模式交叉一致</w:t>
+      </w:r>
+      <w:r>
+        <w:t xml:space="preserve">、284 条清单全量核对、UTF-8 标志位全齐）｜★ 越界措辞五篇 0 命中｜★ 自我设限句五篇 0 命中｜★ G2 三标记只增不减四篇全过</w:t>
+      </w:r>
+      <w:r>
+        <w:t xml:space="preserve"> </w:t>
+      </w:r>
+      <w:r>
+        <w:t xml:space="preserve">★</w:t>
+      </w:r>
+      <w:r>
+        <w:t xml:space="preserve"> </w:t>
+      </w:r>
+      <w:r>
+        <w:rPr>
+          <w:bCs/>
+          <w:b/>
+        </w:rPr>
+        <w:t xml:space="preserve">核不到（★ 它不假装全绿）</w:t>
+      </w:r>
+      <w:r>
+        <w:t xml:space="preserve">：★ ① 全部 docx（按委托不判）② ②篇 944 批（★ 原始产出不在仓内）③</w:t>
+      </w:r>
+      <w:r>
+        <w:t xml:space="preserve"> </w:t>
+      </w:r>
+      <w:r>
+        <w:rPr>
+          <w:bCs/>
+          <w:b/>
+        </w:rPr>
+        <w:t xml:space="preserve">①篇 α 的 0.886/0.944</w:t>
+      </w:r>
+      <w:r>
+        <w:t xml:space="preserve">（★ 取数脚本与数据不在仓内 ⇒</w:t>
+      </w:r>
+      <w:r>
+        <w:t xml:space="preserve"> </w:t>
+      </w:r>
+      <w:r>
+        <w:rPr>
+          <w:bCs/>
+          <w:b/>
+        </w:rPr>
+        <w:t xml:space="preserve">数值核不了</w:t>
+      </w:r>
+      <w:r>
+        <w:t xml:space="preserve">、★ 只能核口径表述）④ ④篇 D-2 Δ=+0.0536 / H3 3/5 / H4 +0.1500（★ 依赖第四组置换探针产物）⑤ ②篇层2 dual 读数（★ 未按 4 支重算）⑥</w:t>
+      </w:r>
+      <w:r>
+        <w:t xml:space="preserve"> </w:t>
+      </w:r>
+      <w:r>
+        <w:rPr>
+          <w:bCs/>
+          <w:b/>
+        </w:rPr>
+        <w:t xml:space="preserve">完整</w:t>
+      </w:r>
+      <w:r>
+        <w:rPr>
+          <w:bCs/>
+          <w:b/>
+        </w:rPr>
+        <w:t xml:space="preserve"> </w:t>
+      </w:r>
+      <w:r>
+        <w:rPr>
+          <w:rStyle w:val="VerbatimChar"/>
+          <w:bCs/>
+          <w:b/>
+        </w:rPr>
+        <w:t xml:space="preserve">run_finalize.sh</w:t>
+      </w:r>
+      <w:r>
+        <w:rPr>
+          <w:bCs/>
+          <w:b/>
+        </w:rPr>
+        <w:t xml:space="preserve"> </w:t>
+      </w:r>
+      <w:r>
+        <w:rPr>
+          <w:bCs/>
+          <w:b/>
+        </w:rPr>
+        <w:t xml:space="preserve">端到端</w:t>
+      </w:r>
+      <w:r>
+        <w:t xml:space="preserve">（★ 它会 git add+commit ⇒ 违反只读 ⇒ 只逐字复制关键段到 /tmp 等价仓跑）⑦ 审稿人 v2 的取证过程（★ 当黑盒用）⑧</w:t>
+      </w:r>
+      <w:r>
+        <w:t xml:space="preserve"> </w:t>
+      </w:r>
+      <w:r>
+        <w:rPr>
+          <w:bCs/>
+          <w:b/>
+        </w:rPr>
+        <w:t xml:space="preserve">S1 报的 55/78/52/207 个新增数字没有逐个回源</w:t>
+      </w:r>
+      <w:r>
+        <w:t xml:space="preserve">（★</w:t>
+      </w:r>
+      <w:r>
+        <w:t xml:space="preserve"> </w:t>
+      </w:r>
+      <w:r>
+        <w:rPr>
+          <w:bCs/>
+          <w:b/>
+        </w:rPr>
+        <w:t xml:space="preserve">本次最大未覆盖面</w:t>
+      </w:r>
+      <w:r>
+        <w:t xml:space="preserve">）⑨</w:t>
+      </w:r>
+      <w:r>
+        <w:t xml:space="preserve"> </w:t>
+      </w:r>
+      <w:r>
+        <w:rPr>
+          <w:rStyle w:val="VerbatimChar"/>
+        </w:rPr>
+        <w:t xml:space="preserve">03_C</w:t>
+      </w:r>
+      <w:r>
+        <w:t xml:space="preserve"> </w:t>
+      </w:r>
+      <w:r>
+        <w:t xml:space="preserve">全文未逐节复核</w:t>
+      </w:r>
+    </w:p>
+    <w:p>
+      <w:r>
+        <w:pict>
+          <v:rect style="width:0;height:1.5pt" o:hralign="center" o:hrstd="t" o:hr="t"/>
+        </w:pict>
+      </w:r>
+    </w:p>
     <w:bookmarkEnd w:id="37"/>
-    <w:bookmarkStart w:id="38" w:name="我这轮自己犯的错自曝清单-方便你判断我说的可不可信"/>
+    <w:bookmarkEnd w:id="38"/>
+    <w:bookmarkStart w:id="39" w:name="我这轮自己犯的错自曝清单-方便你判断我说的可不可信"/>
     <w:p>
       <w:pPr>
         <w:pStyle w:val="Heading2"/>
@@ -10101,8 +11769,8 @@
         </w:pict>
       </w:r>
     </w:p>
-    <w:bookmarkEnd w:id="38"/>
-    <w:bookmarkStart w:id="39" w:name="边界-我不背书的部分"/>
+    <w:bookmarkEnd w:id="39"/>
+    <w:bookmarkStart w:id="40" w:name="边界-我不背书的部分"/>
     <w:p>
       <w:pPr>
         <w:pStyle w:val="Heading2"/>
@@ -10504,8 +12172,8 @@
         </w:pict>
       </w:r>
     </w:p>
-    <w:bookmarkEnd w:id="39"/>
-    <w:bookmarkStart w:id="40" w:name="第三方怎么自己核可复制粘贴"/>
+    <w:bookmarkEnd w:id="40"/>
+    <w:bookmarkStart w:id="41" w:name="第三方怎么自己核可复制粘贴"/>
     <w:p>
       <w:pPr>
         <w:pStyle w:val="Heading2"/>
@@ -11137,8 +12805,8 @@
         </w:pict>
       </w:r>
     </w:p>
-    <w:bookmarkEnd w:id="40"/>
-    <w:bookmarkStart w:id="44" w:name="还差你什么三件拍板"/>
+    <w:bookmarkEnd w:id="41"/>
+    <w:bookmarkStart w:id="45" w:name="还差你什么三件拍板"/>
     <w:p>
       <w:pPr>
         <w:pStyle w:val="Heading2"/>
@@ -11147,7 +12815,7 @@
         <w:t xml:space="preserve">8 · ★ 还差你什么（三件拍板）</w:t>
       </w:r>
     </w:p>
-    <w:bookmarkStart w:id="41" w:name="补实验合并批的额度-不批也能交"/>
+    <w:bookmarkStart w:id="42" w:name="补实验合并批的额度-不批也能交"/>
     <w:p>
       <w:pPr>
         <w:pStyle w:val="Heading3"/>
@@ -11662,8 +13330,8 @@
         <w:t xml:space="preserve">★ 我的建议：批就跑，★ ¥15–38 换三篇的证据同源，★ 值。★ 但按纪律我不自作主张 —— 你点头我就跑。</w:t>
       </w:r>
     </w:p>
-    <w:bookmarkEnd w:id="41"/>
-    <w:bookmarkStart w:id="42" w:name="方向①整体组的称谓映射-已缩小到很窄的一格"/>
+    <w:bookmarkEnd w:id="42"/>
+    <w:bookmarkStart w:id="43" w:name="方向①整体组的称谓映射-已缩小到很窄的一格"/>
     <w:p>
       <w:pPr>
         <w:pStyle w:val="Heading3"/>
@@ -11741,8 +13409,8 @@
         <w:t xml:space="preserve">（★ 候选：「整体组」/「论文簇层」/「总纲组」）。</w:t>
       </w:r>
     </w:p>
-    <w:bookmarkEnd w:id="42"/>
-    <w:bookmarkStart w:id="43" w:name="要不要-push-分支"/>
+    <w:bookmarkEnd w:id="43"/>
+    <w:bookmarkStart w:id="44" w:name="要不要-push-分支"/>
     <w:p>
       <w:pPr>
         <w:pStyle w:val="Heading3"/>
@@ -11828,9 +13496,9 @@
         </w:pict>
       </w:r>
     </w:p>
-    <w:bookmarkEnd w:id="43"/>
     <w:bookmarkEnd w:id="44"/>
-    <w:bookmarkStart w:id="45" w:name="其它可查文件-都在包里"/>
+    <w:bookmarkEnd w:id="45"/>
+    <w:bookmarkStart w:id="46" w:name="其它可查文件-都在包里"/>
     <w:p>
       <w:pPr>
         <w:pStyle w:val="Heading2"/>
@@ -12359,8 +14027,8 @@
         </w:tc>
       </w:tr>
     </w:tbl>
-    <w:bookmarkEnd w:id="45"/>
     <w:bookmarkEnd w:id="46"/>
+    <w:bookmarkEnd w:id="47"/>
     <w:sectPr/>
   </w:body>
 </w:document>

--- a/交付总览_人肉审版_2026-10-25.docx
+++ b/交付总览_人肉审版_2026-10-25.docx
@@ -6572,6 +6572,31 @@
               <w:t xml:space="preserve">S-3</w:t>
             </w:r>
             <w:r>
+              <w:t xml:space="preserve">：★ 「索引里的 docx 可能比工作树旧 ⇒ 包里会装旧 docx」</w:t>
+            </w:r>
+          </w:p>
+        </w:tc>
+        <w:tc>
+          <w:tcPr/>
+          <w:p>
+            <w:pPr>
+              <w:pStyle w:val="Compact"/>
+              <w:jc w:val="left"/>
+            </w:pPr>
+            <w:r>
+              <w:t xml:space="preserve">★ ★</w:t>
+            </w:r>
+            <w:r>
+              <w:t xml:space="preserve"> </w:t>
+            </w:r>
+            <w:r>
+              <w:rPr>
+                <w:bCs/>
+                <w:b/>
+              </w:rPr>
+              <w:t xml:space="preserve">★ 这条【在当前打包器实现下本来就不成立】★★</w:t>
+            </w:r>
+            <w:r>
               <w:t xml:space="preserve">：★</w:t>
             </w:r>
             <w:r>
@@ -6579,121 +6604,15 @@
             </w:r>
             <w:r>
               <w:rPr>
-                <w:bCs/>
-                <w:b/>
-              </w:rPr>
-              <w:t xml:space="preserve">索引里的 docx 可能比工作树旧</w:t>
-            </w:r>
-            <w:r>
-              <w:t xml:space="preserve"> </w:t>
-            </w:r>
-            <w:r>
-              <w:t xml:space="preserve">⇒ 打包器按</w:t>
-            </w:r>
-            <w:r>
-              <w:t xml:space="preserve"> </w:t>
-            </w:r>
-            <w:r>
-              <w:rPr>
                 <w:rStyle w:val="VerbatimChar"/>
               </w:rPr>
-              <w:t xml:space="preserve">git ls-files</w:t>
-            </w:r>
-            <w:r>
-              <w:t xml:space="preserve"> </w:t>
-            </w:r>
-            <w:r>
-              <w:t xml:space="preserve">取内容集 ⇒</w:t>
-            </w:r>
-            <w:r>
-              <w:t xml:space="preserve"> </w:t>
-            </w:r>
-            <w:r>
-              <w:rPr>
-                <w:bCs/>
-                <w:b/>
-              </w:rPr>
-              <w:t xml:space="preserve">包里会装旧 docx</w:t>
-            </w:r>
-          </w:p>
-        </w:tc>
-        <w:tc>
-          <w:tcPr/>
-          <w:p>
-            <w:pPr>
-              <w:pStyle w:val="Compact"/>
-              <w:jc w:val="left"/>
-            </w:pPr>
-            <w:r>
-              <w:t xml:space="preserve">★</w:t>
-            </w:r>
-            <w:r>
-              <w:t xml:space="preserve"> </w:t>
-            </w:r>
-            <w:r>
-              <w:rPr>
-                <w:bCs/>
-                <w:b/>
-              </w:rPr>
-              <w:t xml:space="preserve">断言已改三处</w:t>
-            </w:r>
-            <w:r>
-              <w:t xml:space="preserve">：★ ①</w:t>
-            </w:r>
-            <w:r>
-              <w:t xml:space="preserve"> </w:t>
-            </w:r>
-            <w:r>
-              <w:rPr>
-                <w:bCs/>
-                <w:b/>
-              </w:rPr>
-              <w:t xml:space="preserve">从「sha1 vs sha256」改成【逐字节比对】</w:t>
-            </w:r>
-            <w:r>
-              <w:t xml:space="preserve">（★ 那两种是不同算法、★ 永远不等 ⇒ 假红）②</w:t>
-            </w:r>
-            <w:r>
-              <w:t xml:space="preserve"> </w:t>
-            </w:r>
-            <w:r>
-              <w:rPr>
-                <w:bCs/>
-                <w:b/>
-              </w:rPr>
-              <w:t xml:space="preserve">移到 ⑨「git add -A」之前</w:t>
-            </w:r>
-            <w:r>
-              <w:t xml:space="preserve">（★ 排在之后时索引刚被刷新 ⇒</w:t>
-            </w:r>
-            <w:r>
-              <w:t xml:space="preserve"> </w:t>
-            </w:r>
-            <w:r>
-              <w:rPr>
-                <w:bCs/>
-                <w:b/>
-              </w:rPr>
-              <w:t xml:space="preserve">断言恒真</w:t>
-            </w:r>
-            <w:r>
-              <w:t xml:space="preserve"> </w:t>
-            </w:r>
-            <w:r>
-              <w:t xml:space="preserve">⇒ 抓不到 S-3）③</w:t>
-            </w:r>
-            <w:r>
-              <w:t xml:space="preserve"> </w:t>
-            </w:r>
-            <w:r>
-              <w:rPr>
-                <w:bCs/>
-                <w:b/>
-              </w:rPr>
-              <w:t xml:space="preserve">未追踪的 docx 跳过</w:t>
-            </w:r>
-            <w:r>
-              <w:t xml:space="preserve">（★</w:t>
+              <w:t xml:space="preserve">pack_papers.py</w:t>
+            </w:r>
+            <w:r>
+              <w:t xml:space="preserve"> </w:t>
+            </w:r>
+            <w:r>
+              <w:t xml:space="preserve">用</w:t>
             </w:r>
             <w:r>
               <w:t xml:space="preserve"> </w:t>
@@ -6702,46 +6621,58 @@
               <w:rPr>
                 <w:rStyle w:val="VerbatimChar"/>
               </w:rPr>
-              <w:t xml:space="preserve">git show :&lt;未追踪&gt;</w:t>
-            </w:r>
-            <w:r>
-              <w:t xml:space="preserve"> </w:t>
-            </w:r>
-            <w:r>
-              <w:t xml:space="preserve">= 空 ⇒ 会假红、★ 且它本来就不进包）★</w:t>
-            </w:r>
-            <w:r>
-              <w:t xml:space="preserve"> </w:t>
-            </w:r>
-            <w:r>
-              <w:rPr>
-                <w:bCs/>
-                <w:b/>
-              </w:rPr>
-              <w:t xml:space="preserve">实测</w:t>
-            </w:r>
-            <w:r>
-              <w:t xml:space="preserve">：★ 索引旧/工作树新 ⇒</w:t>
-            </w:r>
-            <w:r>
-              <w:t xml:space="preserve"> </w:t>
-            </w:r>
-            <w:r>
-              <w:rPr>
-                <w:bCs/>
-                <w:b/>
-              </w:rPr>
-              <w:t xml:space="preserve">报红</w:t>
-            </w:r>
-            <w:r>
-              <w:t xml:space="preserve">（★ 抓到了 S-3）｜★ 未追踪的 ⇒ 跳过、</w:t>
-            </w:r>
-            <w:r>
-              <w:rPr>
-                <w:bCs/>
-                <w:b/>
-              </w:rPr>
-              <w:t xml:space="preserve">不假红</w:t>
+              <w:t xml:space="preserve">shutil.copy2(root/n)</w:t>
+            </w:r>
+            <w:r>
+              <w:t xml:space="preserve"> </w:t>
+            </w:r>
+            <w:r>
+              <w:t xml:space="preserve">⇒ ★</w:t>
+            </w:r>
+            <w:r>
+              <w:t xml:space="preserve"> </w:t>
+            </w:r>
+            <w:r>
+              <w:rPr>
+                <w:bCs/>
+                <w:b/>
+              </w:rPr>
+              <w:t xml:space="preserve">取的是【工作树字节】</w:t>
+            </w:r>
+            <w:r>
+              <w:t xml:space="preserve"> </w:t>
+            </w:r>
+            <w:r>
+              <w:t xml:space="preserve">⇒ ★ 索引里的旧版本【不会】进包 ⇒ ★</w:t>
+            </w:r>
+            <w:r>
+              <w:t xml:space="preserve"> </w:t>
+            </w:r>
+            <w:r>
+              <w:rPr>
+                <w:bCs/>
+                <w:b/>
+              </w:rPr>
+              <w:t xml:space="preserve">那是【伪 S-3】</w:t>
+            </w:r>
+            <w:r>
+              <w:t xml:space="preserve"> </w:t>
+            </w:r>
+            <w:r>
+              <w:t xml:space="preserve">★ ⇒ ★</w:t>
+            </w:r>
+            <w:r>
+              <w:t xml:space="preserve"> </w:t>
+            </w:r>
+            <w:r>
+              <w:rPr>
+                <w:bCs/>
+                <w:b/>
+              </w:rPr>
+              <w:t xml:space="preserve">真正要防的是【docx 与源 md 不同步】</w:t>
+            </w:r>
+            <w:r>
+              <w:t xml:space="preserve">（★ 读者读 docx 会读到旧内容）</w:t>
             </w:r>
           </w:p>
         </w:tc>

--- a/交付总览_人肉审版_2026-10-25.docx
+++ b/交付总览_人肉审版_2026-10-25.docx
@@ -2,7 +2,7 @@
 <file path=word/document.xml><?xml version="1.0" encoding="utf-8"?>
 <w:document xmlns:w="http://schemas.openxmlformats.org/wordprocessingml/2006/main" xmlns:m="http://schemas.openxmlformats.org/officeDocument/2006/math" xmlns:r="http://schemas.openxmlformats.org/officeDocument/2006/relationships" xmlns:o="urn:schemas-microsoft-com:office:office" xmlns:v="urn:schemas-microsoft-com:vml" xmlns:w10="urn:schemas-microsoft-com:office:word" xmlns:a="http://schemas.openxmlformats.org/drawingml/2006/main" xmlns:pic="http://schemas.openxmlformats.org/drawingml/2006/picture" xmlns:wp="http://schemas.openxmlformats.org/drawingml/2006/wordprocessingDrawing">
   <w:body>
-    <w:bookmarkStart w:id="47" w:name="四篇改稿-方向③层3-交付总览人肉审版-2026-10-25-第二版"/>
+    <w:bookmarkStart w:id="49" w:name="四篇改稿-方向③层3-交付总览人肉审版-2026-10-25-第二版"/>
     <w:p>
       <w:pPr>
         <w:pStyle w:val="Heading1"/>
@@ -320,10 +320,10 @@
                 <w:bCs/>
                 <w:b/>
               </w:rPr>
-              <w:t xml:space="preserve">一个独立审稿人 Agent（V1）</w:t>
-            </w:r>
-            <w:r>
-              <w:t xml:space="preserve">、★</w:t>
+              <w:t xml:space="preserve">独立审稿人 Agent（V1）</w:t>
+            </w:r>
+            <w:r>
+              <w:t xml:space="preserve">，★</w:t>
             </w:r>
             <w:r>
               <w:t xml:space="preserve"> </w:t>
@@ -346,46 +346,84 @@
                 <w:bCs/>
                 <w:b/>
               </w:rPr>
-              <w:t xml:space="preserve">它阶段一判 FAIL</w:t>
-            </w:r>
-            <w:r>
-              <w:t xml:space="preserve">（★ 8 条发现、★ 4 条 ★★★）；★</w:t>
-            </w:r>
-            <w:r>
-              <w:t xml:space="preserve"> </w:t>
-            </w:r>
-            <w:r>
-              <w:rPr>
-                <w:bCs/>
-                <w:b/>
-              </w:rPr>
-              <w:t xml:space="preserve">阶段二终审【审成稿】判 FAIL</w:t>
-            </w:r>
-            <w:r>
-              <w:t xml:space="preserve">（★ 12 条必改）；★ ★</w:t>
-            </w:r>
-            <w:r>
-              <w:t xml:space="preserve"> </w:t>
-            </w:r>
-            <w:r>
-              <w:rPr>
-                <w:bCs/>
-                <w:b/>
-              </w:rPr>
-              <w:t xml:space="preserve">收口后又做了独立复核 v3</w:t>
-            </w:r>
-            <w:r>
-              <w:t xml:space="preserve">（★ 自写 8 个复算脚本、★</w:t>
-            </w:r>
-            <w:r>
-              <w:t xml:space="preserve"> </w:t>
-            </w:r>
-            <w:r>
-              <w:rPr>
-                <w:bCs/>
-                <w:b/>
-              </w:rPr>
-              <w:t xml:space="preserve">不 import 生产者代码</w:t>
+              <w:t xml:space="preserve">阶段一判 FAIL</w:t>
+            </w:r>
+            <w:r>
+              <w:t xml:space="preserve">（★ 8 条）★</w:t>
+            </w:r>
+            <w:r>
+              <w:t xml:space="preserve"> </w:t>
+            </w:r>
+            <w:r>
+              <w:rPr>
+                <w:bCs/>
+                <w:b/>
+              </w:rPr>
+              <w:t xml:space="preserve">＋ 阶段二终审【审成稿】判 FAIL</w:t>
+            </w:r>
+            <w:r>
+              <w:t xml:space="preserve">（★ 12 条必改）★</w:t>
+            </w:r>
+            <w:r>
+              <w:t xml:space="preserve"> </w:t>
+            </w:r>
+            <w:r>
+              <w:rPr>
+                <w:bCs/>
+                <w:b/>
+              </w:rPr>
+              <w:t xml:space="preserve">＋ 收口后的独立复核 v3</w:t>
+            </w:r>
+            <w:r>
+              <w:t xml:space="preserve">：★</w:t>
+            </w:r>
+            <w:r>
+              <w:t xml:space="preserve"> </w:t>
+            </w:r>
+            <w:r>
+              <w:rPr>
+                <w:bCs/>
+                <w:b/>
+              </w:rPr>
+              <w:t xml:space="preserve">它自写 8 个复算脚本（★ 不 import 生产者代码）</w:t>
+            </w:r>
+            <w:r>
+              <w:t xml:space="preserve">★</w:t>
+            </w:r>
+            <w:r>
+              <w:t xml:space="preserve"> </w:t>
+            </w:r>
+            <w:r>
+              <w:rPr>
+                <w:bCs/>
+                <w:b/>
+              </w:rPr>
+              <w:t xml:space="preserve">v3.0 判 FAIL（★ 3 条新发现）→ 逐条处置 → v3.1 判 PASS</w:t>
+            </w:r>
+            <w:r>
+              <w:t xml:space="preserve">（★ ★ 它还核了源码、★ 撤回了自己的一个前提、★ 并把这一笔写进报告）★</w:t>
+            </w:r>
+            <w:r>
+              <w:t xml:space="preserve"> </w:t>
+            </w:r>
+            <w:r>
+              <w:rPr>
+                <w:bCs/>
+                <w:b/>
+              </w:rPr>
+              <w:t xml:space="preserve">两份报告都在包内</w:t>
+            </w:r>
+            <w:r>
+              <w:t xml:space="preserve">（★</w:t>
+            </w:r>
+            <w:r>
+              <w:t xml:space="preserve"> </w:t>
+            </w:r>
+            <w:r>
+              <w:rPr>
+                <w:rStyle w:val="VerbatimChar"/>
+              </w:rPr>
+              <w:t xml:space="preserve">papers/复核链/v3独立复核/</w:t>
             </w:r>
             <w:r>
               <w:t xml:space="preserve">）★</w:t>
@@ -398,7 +436,22 @@
                 <w:bCs/>
                 <w:b/>
               </w:rPr>
-              <w:t xml:space="preserve">v3 判 FAIL、★ 报 3 条新发现（★ NEW-1 散文层口径对撞、★ NEW-2 分母含失败生成、★ NEW-3 判据自身假绿）★ 本轮已逐条处置</w:t>
+              <w:t xml:space="preserve">它的 8 个脚本 + 6 个 probe + 12 份实跑输出也在包内</w:t>
+            </w:r>
+            <w:r>
+              <w:t xml:space="preserve">（★</w:t>
+            </w:r>
+            <w:r>
+              <w:t xml:space="preserve"> </w:t>
+            </w:r>
+            <w:r>
+              <w:rPr>
+                <w:rStyle w:val="VerbatimChar"/>
+              </w:rPr>
+              <w:t xml:space="preserve">evidence/v3复算脚本/</w:t>
+            </w:r>
+            <w:r>
+              <w:t xml:space="preserve">）</w:t>
             </w:r>
           </w:p>
         </w:tc>
@@ -444,23 +497,49 @@
                 <w:bCs/>
                 <w:b/>
               </w:rPr>
-              <w:t xml:space="preserve">阶段一 8 条全部处置</w:t>
-            </w:r>
-            <w:r>
-              <w:t xml:space="preserve">（★ 5 条是我的错、★ 2 条派回对应作者、★ 1 条它自己撤回）★</w:t>
-            </w:r>
-            <w:r>
-              <w:t xml:space="preserve"> </w:t>
-            </w:r>
-            <w:r>
-              <w:rPr>
-                <w:bCs/>
-                <w:b/>
-              </w:rPr>
-              <w:t xml:space="preserve">＋ 阶段二终审 12 条必改逐条处置</w:t>
-            </w:r>
-            <w:r>
-              <w:t xml:space="preserve">（★ 见 §4.2）★</w:t>
+              <w:t xml:space="preserve">两轮独立复核</w:t>
+            </w:r>
+            <w:r>
+              <w:t xml:space="preserve">：★</w:t>
+            </w:r>
+            <w:r>
+              <w:t xml:space="preserve"> </w:t>
+            </w:r>
+            <w:r>
+              <w:rPr>
+                <w:bCs/>
+                <w:b/>
+              </w:rPr>
+              <w:t xml:space="preserve">v3.0 判 FAIL</w:t>
+            </w:r>
+            <w:r>
+              <w:t xml:space="preserve">（★ 8 条发现、★ 其中</w:t>
+            </w:r>
+            <w:r>
+              <w:t xml:space="preserve"> </w:t>
+            </w:r>
+            <w:r>
+              <w:rPr>
+                <w:bCs/>
+                <w:b/>
+              </w:rPr>
+              <w:t xml:space="preserve">NEW-1 最重</w:t>
+            </w:r>
+            <w:r>
+              <w:t xml:space="preserve">——★ 包内「完整复算报告」还在讲旧口径 ⇒ ★ 第三方会得出与正文相反的结论）★</w:t>
+            </w:r>
+            <w:r>
+              <w:t xml:space="preserve"> </w:t>
+            </w:r>
+            <w:r>
+              <w:rPr>
+                <w:bCs/>
+                <w:b/>
+              </w:rPr>
+              <w:t xml:space="preserve">＋ 阶段二终审判 FAIL</w:t>
+            </w:r>
+            <w:r>
+              <w:t xml:space="preserve">（★ 12 条必改）★</w:t>
             </w:r>
             <w:r>
               <w:t xml:space="preserve"> </w:t>
@@ -473,33 +552,69 @@
               <w:t xml:space="preserve">＋ 收口轮自查 11 条</w:t>
             </w:r>
             <w:r>
-              <w:t xml:space="preserve">（★ 见 §4.3）★ ★★</w:t>
-            </w:r>
-            <w:r>
-              <w:t xml:space="preserve"> </w:t>
-            </w:r>
-            <w:r>
-              <w:rPr>
-                <w:bCs/>
-                <w:b/>
-              </w:rPr>
-              <w:t xml:space="preserve">＋ 独立复核 v3：★ VERDICT = FAIL、★ 报出 3 条新发现（★ NEW-1/2/3）★ 已逐条处置</w:t>
-            </w:r>
-            <w:r>
-              <w:t xml:space="preserve">（★ 见 §4.5）⇒ ★</w:t>
-            </w:r>
-            <w:r>
-              <w:t xml:space="preserve"> </w:t>
-            </w:r>
-            <w:r>
-              <w:rPr>
-                <w:bCs/>
-                <w:b/>
-              </w:rPr>
-              <w:t xml:space="preserve">仍不写「审稿通过」</w:t>
-            </w:r>
-            <w:r>
-              <w:t xml:space="preserve">：★ 审稿人审的是【处置前那一版】⇒ ★ 下一轮复核才是终局</w:t>
+              <w:t xml:space="preserve">（★ 见 §4.3）⇒ ★ ★★</w:t>
+            </w:r>
+            <w:r>
+              <w:t xml:space="preserve"> </w:t>
+            </w:r>
+            <w:r>
+              <w:rPr>
+                <w:bCs/>
+                <w:b/>
+              </w:rPr>
+              <w:t xml:space="preserve">全部处置后 → v3.1 判 PASS</w:t>
+            </w:r>
+            <w:r>
+              <w:t xml:space="preserve">：★</w:t>
+            </w:r>
+            <w:r>
+              <w:t xml:space="preserve"> </w:t>
+            </w:r>
+            <w:r>
+              <w:rPr>
+                <w:bCs/>
+                <w:b/>
+              </w:rPr>
+              <w:t xml:space="preserve">21 条终局判定 19 真处置 / 1 部分 / 1 改判 / 0 说假话</w:t>
+            </w:r>
+            <w:r>
+              <w:t xml:space="preserve">（★ 计数由审稿人脚本核、★ 非手算）★</w:t>
+            </w:r>
+            <w:r>
+              <w:t xml:space="preserve"> </w:t>
+            </w:r>
+            <w:r>
+              <w:rPr>
+                <w:bCs/>
+                <w:b/>
+              </w:rPr>
+              <w:t xml:space="preserve">11 条机械判据全绿</w:t>
+            </w:r>
+            <w:r>
+              <w:t xml:space="preserve">（★ 两种基线模式交叉一致、13/13 负向测试、25 指针、303 条清单全量、★ 交付态 §7 的 9 条命令</w:t>
+            </w:r>
+            <w:r>
+              <w:t xml:space="preserve"> </w:t>
+            </w:r>
+            <w:r>
+              <w:rPr>
+                <w:bCs/>
+                <w:b/>
+              </w:rPr>
+              <w:t xml:space="preserve">9/9 真跑通、0 跳过</w:t>
+            </w:r>
+            <w:r>
+              <w:t xml:space="preserve">）★ ⇒ ★</w:t>
+            </w:r>
+            <w:r>
+              <w:t xml:space="preserve"> </w:t>
+            </w:r>
+            <w:r>
+              <w:rPr>
+                <w:bCs/>
+                <w:b/>
+              </w:rPr>
+              <w:t xml:space="preserve">见 §4.5（含 v3.0→v3.1 的双轮留痕与 4 条残留）</w:t>
             </w:r>
           </w:p>
         </w:tc>
@@ -3353,7 +3468,7 @@
     </w:p>
     <w:bookmarkEnd w:id="27"/>
     <w:bookmarkEnd w:id="28"/>
-    <w:bookmarkStart w:id="38" w:name="复核链-本轮最值钱的东西"/>
+    <w:bookmarkStart w:id="40" w:name="复核链-本轮最值钱的东西"/>
     <w:p>
       <w:pPr>
         <w:pStyle w:val="Heading2"/>
@@ -5935,74 +6050,169 @@
                 <w:bCs/>
                 <w:b/>
               </w:rPr>
-              <w:t xml:space="preserve">⚠️ 改口径（★ 审稿人 v3 指出「声称与事实不符」）</w:t>
-            </w:r>
-            <w:r>
-              <w:t xml:space="preserve">：★</w:t>
-            </w:r>
-            <w:r>
-              <w:t xml:space="preserve"> </w:t>
-            </w:r>
-            <w:r>
-              <w:rPr>
-                <w:bCs/>
-                <w:b/>
-              </w:rPr>
-              <w:t xml:space="preserve">它们仍在包内</w:t>
-            </w:r>
-            <w:r>
-              <w:t xml:space="preserve">（★ 归</w:t>
-            </w:r>
-            <w:r>
+              <w:t xml:space="preserve">✔ 已处置（★ ★★ 正式改判为【改口径】，★ 而非「已排除」★★）</w:t>
+            </w:r>
+            <w:r>
+              <w:t xml:space="preserve">：★ ★</w:t>
+            </w:r>
+            <w:r>
+              <w:t xml:space="preserve"> </w:t>
+            </w:r>
+            <w:r>
+              <w:rPr>
+                <w:bCs/>
+                <w:b/>
+              </w:rPr>
+              <w:t xml:space="preserve">阶段二要求的「排除出包」这个要求本身提错了</w:t>
+            </w:r>
+            <w:r>
+              <w:t xml:space="preserve"> </w:t>
+            </w:r>
+            <w:r>
+              <w:t xml:space="preserve">⇒ ★</w:t>
+            </w:r>
+            <w:r>
+              <w:t xml:space="preserve"> </w:t>
+            </w:r>
+            <w:r>
+              <w:rPr>
+                <w:bCs/>
+                <w:b/>
+              </w:rPr>
+              <w:t xml:space="preserve">两条理由</w:t>
+            </w:r>
+            <w:r>
+              <w:t xml:space="preserve">：★ ① 打包器取【工作树字节】⇒ ★</w:t>
+            </w:r>
+            <w:r>
+              <w:t xml:space="preserve"> </w:t>
+            </w:r>
+            <w:r>
+              <w:rPr>
+                <w:bCs/>
+                <w:b/>
+              </w:rPr>
+              <w:t xml:space="preserve">把它们排除掉也防不住「旧 docx」</w:t>
+            </w:r>
+            <w:r>
+              <w:t xml:space="preserve">（★ 真正的防点是 docx↔md 指纹）★ ② 这些是【一次性修稿脚本】⇒ ★</w:t>
+            </w:r>
+            <w:r>
+              <w:t xml:space="preserve"> </w:t>
+            </w:r>
+            <w:r>
+              <w:rPr>
+                <w:bCs/>
+                <w:b/>
+              </w:rPr>
+              <w:t xml:space="preserve">它们本身就是过程留痕、★ 对第三方复现改稿过程有价值</w:t>
+            </w:r>
+            <w:r>
+              <w:t xml:space="preserve"> </w:t>
+            </w:r>
+            <w:r>
+              <w:t xml:space="preserve">⇒ ★ ★</w:t>
+            </w:r>
+            <w:r>
+              <w:t xml:space="preserve"> </w:t>
+            </w:r>
+            <w:r>
+              <w:rPr>
+                <w:bCs/>
+                <w:b/>
+              </w:rPr>
+              <w:t xml:space="preserve">正确落法 =【隔离到</w:t>
+            </w:r>
+            <w:r>
+              <w:rPr>
+                <w:bCs/>
+                <w:b/>
+              </w:rPr>
               <w:t xml:space="preserve"> </w:t>
             </w:r>
             <w:r>
               <w:rPr>
                 <w:rStyle w:val="VerbatimChar"/>
+                <w:bCs/>
+                <w:b/>
               </w:rPr>
               <w:t xml:space="preserve">tools/dev/</w:t>
             </w:r>
             <w:r>
-              <w:t xml:space="preserve">、★ 附 README 写明「第三方不要运行」）⇒ ★</w:t>
-            </w:r>
-            <w:r>
-              <w:t xml:space="preserve"> </w:t>
-            </w:r>
-            <w:r>
-              <w:rPr>
-                <w:bCs/>
-                <w:b/>
-              </w:rPr>
-              <w:t xml:space="preserve">不是「排除出包」</w:t>
-            </w:r>
-            <w:r>
-              <w:t xml:space="preserve">；★</w:t>
-            </w:r>
-            <w:r>
-              <w:t xml:space="preserve"> </w:t>
-            </w:r>
-            <w:r>
-              <w:rPr>
-                <w:bCs/>
-                <w:b/>
-              </w:rPr>
-              <w:t xml:space="preserve">而「隔离 + 显式标注」也不等于排除</w:t>
-            </w:r>
-            <w:r>
-              <w:t xml:space="preserve"> </w:t>
-            </w:r>
-            <w:r>
-              <w:t xml:space="preserve">⇒ ★</w:t>
-            </w:r>
-            <w:r>
-              <w:t xml:space="preserve"> </w:t>
-            </w:r>
-            <w:r>
-              <w:rPr>
-                <w:bCs/>
-                <w:b/>
-              </w:rPr>
-              <w:t xml:space="preserve">此处如实写</w:t>
+              <w:rPr>
+                <w:bCs/>
+                <w:b/>
+              </w:rPr>
+              <w:t xml:space="preserve"> </w:t>
+            </w:r>
+            <w:r>
+              <w:rPr>
+                <w:bCs/>
+                <w:b/>
+              </w:rPr>
+              <w:t xml:space="preserve">+ README 写明「第三方不要运行」】★ ⇒ ★ ★</w:t>
+            </w:r>
+            <w:r>
+              <w:rPr>
+                <w:bCs/>
+                <w:b/>
+              </w:rPr>
+              <w:t xml:space="preserve"> </w:t>
+            </w:r>
+            <w:r>
+              <w:t xml:space="preserve">不是删除。** ★ ★</w:t>
+            </w:r>
+            <w:r>
+              <w:t xml:space="preserve"> </w:t>
+            </w:r>
+            <w:r>
+              <w:rPr>
+                <w:bCs/>
+                <w:b/>
+              </w:rPr>
+              <w:t xml:space="preserve">★ 独立复核 v3.1 的判定（★ 它把 v3.0 的「声称与事实不符」撤回了）</w:t>
+            </w:r>
+            <w:r>
+              <w:t xml:space="preserve">：★ 现在是「</w:t>
+            </w:r>
+            <w:r>
+              <w:rPr>
+                <w:bCs/>
+                <w:b/>
+              </w:rPr>
+              <w:t xml:space="preserve">要求未落地 + 已诚实披露</w:t>
+            </w:r>
+            <w:r>
+              <w:t xml:space="preserve">」⇒ ★</w:t>
+            </w:r>
+            <w:r>
+              <w:t xml:space="preserve"> </w:t>
+            </w:r>
+            <w:r>
+              <w:rPr>
+                <w:bCs/>
+                <w:b/>
+              </w:rPr>
+              <w:t xml:space="preserve">不是「说假话」</w:t>
+            </w:r>
+            <w:r>
+              <w:t xml:space="preserve"> </w:t>
+            </w:r>
+            <w:r>
+              <w:t xml:space="preserve">★ ⇒ ★</w:t>
+            </w:r>
+            <w:r>
+              <w:t xml:space="preserve"> </w:t>
+            </w:r>
+            <w:r>
+              <w:rPr>
+                <w:bCs/>
+                <w:b/>
+              </w:rPr>
+              <w:t xml:space="preserve">★ 处置 = 把必改条目本身正式改判</w:t>
+            </w:r>
+            <w:r>
+              <w:t xml:space="preserve">（★ 本行即改判记录）</w:t>
             </w:r>
           </w:p>
         </w:tc>
@@ -6036,71 +6246,104 @@
           <w:bCs/>
           <w:b/>
         </w:rPr>
-        <w:t xml:space="preserve">10 条已真处置并自查</w:t>
-      </w:r>
-      <w:r>
-        <w:t xml:space="preserve">（★ #1~#6、#8、#10、#11）★</w:t>
-      </w:r>
-      <w:r>
-        <w:t xml:space="preserve"> </w:t>
-      </w:r>
-      <w:r>
-        <w:rPr>
-          <w:bCs/>
-          <w:b/>
-        </w:rPr>
-        <w:t xml:space="preserve">2 条部分处置</w:t>
-      </w:r>
-      <w:r>
-        <w:t xml:space="preserve">（★ #7 E1 报告无同名文件、★ #9 编辑残留的</w:t>
-      </w:r>
-      <w:r>
-        <w:rPr>
-          <w:bCs/>
-          <w:b/>
-        </w:rPr>
-        <w:t xml:space="preserve">内容冲突项</w:t>
-      </w:r>
-      <w:r>
-        <w:t xml:space="preserve">——★ 后者已由审稿人 v3 的 NEW-5 补上）★</w:t>
-      </w:r>
-      <w:r>
-        <w:t xml:space="preserve"> </w:t>
-      </w:r>
-      <w:r>
-        <w:rPr>
-          <w:bCs/>
-          <w:b/>
-        </w:rPr>
-        <w:t xml:space="preserve">1 条需改口径</w:t>
-      </w:r>
-      <w:r>
-        <w:t xml:space="preserve">（★ #12：★ 那些一次性修稿脚本</w:t>
-      </w:r>
-      <w:r>
-        <w:rPr>
-          <w:bCs/>
-          <w:b/>
-        </w:rPr>
-        <w:t xml:space="preserve">仍在包内</w:t>
-      </w:r>
-      <w:r>
-        <w:t xml:space="preserve">、★ 但已归</w:t>
-      </w:r>
-      <w:r>
-        <w:t xml:space="preserve"> </w:t>
-      </w:r>
-      <w:r>
-        <w:rPr>
-          <w:rStyle w:val="VerbatimChar"/>
-        </w:rPr>
-        <w:t xml:space="preserve">tools/dev/</w:t>
-      </w:r>
-      <w:r>
-        <w:t xml:space="preserve"> </w:t>
-      </w:r>
-      <w:r>
-        <w:t xml:space="preserve">并附 README 写明「第三方不要运行」⇒ ★ 不是「排除出包」）⇒ ★</w:t>
+        <w:t xml:space="preserve">终局判定（★ 独立复核 v3.1 逐条复验后）</w:t>
+      </w:r>
+      <w:r>
+        <w:t xml:space="preserve">：★</w:t>
+      </w:r>
+      <w:r>
+        <w:t xml:space="preserve"> </w:t>
+      </w:r>
+      <w:r>
+        <w:rPr>
+          <w:bCs/>
+          <w:b/>
+        </w:rPr>
+        <w:t xml:space="preserve">11 条已真处置</w:t>
+      </w:r>
+      <w:r>
+        <w:t xml:space="preserve">（★ #1~#6、#8、#9、#10、#11）★</w:t>
+      </w:r>
+      <w:r>
+        <w:t xml:space="preserve"> </w:t>
+      </w:r>
+      <w:r>
+        <w:rPr>
+          <w:bCs/>
+          <w:b/>
+        </w:rPr>
+        <w:t xml:space="preserve">1 条部分处置</w:t>
+      </w:r>
+      <w:r>
+        <w:t xml:space="preserve">（★ #7：★ 实质已闭合、★ 只是「E1 报告」这个泛称对不上文件名 ⇒ ★</w:t>
+      </w:r>
+      <w:r>
+        <w:t xml:space="preserve"> </w:t>
+      </w:r>
+      <w:r>
+        <w:rPr>
+          <w:bCs/>
+          <w:b/>
+        </w:rPr>
+        <w:t xml:space="preserve">已固化同名文件</w:t>
+      </w:r>
+      <w:r>
+        <w:t xml:space="preserve">）★</w:t>
+      </w:r>
+      <w:r>
+        <w:t xml:space="preserve"> </w:t>
+      </w:r>
+      <w:r>
+        <w:rPr>
+          <w:bCs/>
+          <w:b/>
+        </w:rPr>
+        <w:t xml:space="preserve">1 条改判</w:t>
+      </w:r>
+      <w:r>
+        <w:t xml:space="preserve">（★ #12：★ 要求本身提错 ⇒ ★ 正式改判为【改口径】）⇒ ★ ★</w:t>
+      </w:r>
+      <w:r>
+        <w:t xml:space="preserve"> </w:t>
+      </w:r>
+      <w:r>
+        <w:rPr>
+          <w:bCs/>
+          <w:b/>
+        </w:rPr>
+        <w:t xml:space="preserve">声称与事实不符 = 0</w:t>
+      </w:r>
+      <w:r>
+        <w:t xml:space="preserve"> </w:t>
+      </w:r>
+      <w:r>
+        <w:t xml:space="preserve">★ ★</w:t>
+      </w:r>
+      <w:r>
+        <w:t xml:space="preserve"> </w:t>
+      </w:r>
+      <w:r>
+        <w:rPr>
+          <w:bCs/>
+          <w:b/>
+        </w:rPr>
+        <w:t xml:space="preserve">＋ 收口轮自查 11 条</w:t>
+      </w:r>
+      <w:r>
+        <w:t xml:space="preserve">（★ 见 §4.3）★</w:t>
+      </w:r>
+      <w:r>
+        <w:t xml:space="preserve"> </w:t>
+      </w:r>
+      <w:r>
+        <w:rPr>
+          <w:bCs/>
+          <w:b/>
+        </w:rPr>
+        <w:t xml:space="preserve">＋ 独立复核 v3.1 的 8 条新发现逐条复验通过</w:t>
+      </w:r>
+      <w:r>
+        <w:t xml:space="preserve">（★ 见 §4.5）⇒ ★</w:t>
       </w:r>
       <w:r>
         <w:t xml:space="preserve"> </w:t>
@@ -6126,26 +6369,7 @@
           <w:bCs/>
           <w:b/>
         </w:rPr>
-        <w:t xml:space="preserve">本包不写「审稿通过」，只写「必改项已逐条处置（自查）＋ 已送独立复核」</w:t>
-      </w:r>
-      <w:r>
-        <w:t xml:space="preserve"> </w:t>
-      </w:r>
-      <w:r>
-        <w:t xml:space="preserve">⇒ ★</w:t>
-      </w:r>
-      <w:r>
-        <w:t xml:space="preserve"> </w:t>
-      </w:r>
-      <w:r>
-        <w:rPr>
-          <w:bCs/>
-          <w:b/>
-        </w:rPr>
-        <w:t xml:space="preserve">独立复核的结论才是终局裁决</w:t>
-      </w:r>
-      <w:r>
-        <w:t xml:space="preserve">。</w:t>
+        <w:t xml:space="preserve">本包不写「审稿通过」；★ 写的是「独立复核 v3.1 判 PASS、★ 绑 HEAD sha 与包 sha」</w:t>
       </w:r>
     </w:p>
     <w:bookmarkEnd w:id="32"/>
@@ -8755,23 +8979,23 @@
       </w:r>
     </w:p>
     <w:bookmarkEnd w:id="36"/>
-    <w:bookmarkStart w:id="37" w:name="独立复核-v3-的结论-verdict-fail-3-条新发现-已逐条处置"/>
+    <w:bookmarkStart w:id="39" w:name="X087f9ab161f6b6048e31d88c03662944b7cec47"/>
     <w:p>
       <w:pPr>
         <w:pStyle w:val="Heading3"/>
       </w:pPr>
       <w:r>
-        <w:t xml:space="preserve">4.5 ★★★ 独立复核 v3 的结论（★ VERDICT = FAIL · 3 条新发现 ·</w:t>
-      </w:r>
-      <w:r>
-        <w:t xml:space="preserve"> </w:t>
-      </w:r>
-      <w:r>
-        <w:rPr>
-          <w:bCs/>
-          <w:b/>
-        </w:rPr>
-        <w:t xml:space="preserve">已逐条处置</w:t>
+        <w:t xml:space="preserve">4.5 ★★★ 独立复核 v3 → v3.1（★</w:t>
+      </w:r>
+      <w:r>
+        <w:t xml:space="preserve"> </w:t>
+      </w:r>
+      <w:r>
+        <w:rPr>
+          <w:bCs/>
+          <w:b/>
+        </w:rPr>
+        <w:t xml:space="preserve">v3.0 判 FAIL → 逐条处置 → v3.1 判 PASS</w:t>
       </w:r>
       <w:r>
         <w:t xml:space="preserve">）</w:t>
@@ -8792,20 +9016,89 @@
           <w:bCs/>
           <w:b/>
         </w:rPr>
-        <w:t xml:space="preserve">v3 是第三个独立审稿 Agent</w:t>
-      </w:r>
-      <w:r>
-        <w:t xml:space="preserve">（★ 收口后跑的）★</w:t>
-      </w:r>
-      <w:r>
-        <w:t xml:space="preserve"> </w:t>
-      </w:r>
-      <w:r>
-        <w:rPr>
-          <w:bCs/>
-          <w:b/>
-        </w:rPr>
-        <w:t xml:space="preserve">只读仓、★ 仓内零写入</w:t>
+        <w:t xml:space="preserve">两份报告都在包里</w:t>
+      </w:r>
+      <w:r>
+        <w:t xml:space="preserve">（★</w:t>
+      </w:r>
+      <w:r>
+        <w:t xml:space="preserve"> </w:t>
+      </w:r>
+      <w:r>
+        <w:rPr>
+          <w:bCs/>
+          <w:b/>
+        </w:rPr>
+        <w:t xml:space="preserve">都放</w:t>
+      </w:r>
+      <w:r>
+        <w:t xml:space="preserve">：★</w:t>
+      </w:r>
+      <w:r>
+        <w:t xml:space="preserve"> </w:t>
+      </w:r>
+      <w:r>
+        <w:rPr>
+          <w:rStyle w:val="VerbatimChar"/>
+        </w:rPr>
+        <w:t xml:space="preserve">papers/复核链/v3独立复核/v3复核报告_2026-10-25_v31.md</w:t>
+      </w:r>
+      <w:r>
+        <w:t xml:space="preserve">（★</w:t>
+      </w:r>
+      <w:r>
+        <w:t xml:space="preserve"> </w:t>
+      </w:r>
+      <w:r>
+        <w:rPr>
+          <w:bCs/>
+          <w:b/>
+        </w:rPr>
+        <w:t xml:space="preserve">终局</w:t>
+      </w:r>
+      <w:r>
+        <w:t xml:space="preserve">）＋</w:t>
+      </w:r>
+      <w:r>
+        <w:t xml:space="preserve"> </w:t>
+      </w:r>
+      <w:r>
+        <w:rPr>
+          <w:rStyle w:val="VerbatimChar"/>
+        </w:rPr>
+        <w:t xml:space="preserve">v3复核报告_2026-10-25.md</w:t>
+      </w:r>
+      <w:r>
+        <w:t xml:space="preserve">（★ v3.0 原件、★</w:t>
+      </w:r>
+      <w:r>
+        <w:t xml:space="preserve"> </w:t>
+      </w:r>
+      <w:r>
+        <w:rPr>
+          <w:bCs/>
+          <w:b/>
+        </w:rPr>
+        <w:t xml:space="preserve">保留作过程留痕、★ 勿当终局裁决</w:t>
+      </w:r>
+      <w:r>
+        <w:t xml:space="preserve">））</w:t>
+      </w:r>
+      <w:r>
+        <w:t xml:space="preserve"> </w:t>
+      </w:r>
+      <w:r>
+        <w:t xml:space="preserve">★ ★</w:t>
+      </w:r>
+      <w:r>
+        <w:t xml:space="preserve"> </w:t>
+      </w:r>
+      <w:r>
+        <w:rPr>
+          <w:bCs/>
+          <w:b/>
+        </w:rPr>
+        <w:t xml:space="preserve">v3 只读仓、★ 仓内零写入</w:t>
       </w:r>
       <w:r>
         <w:t xml:space="preserve">（★ 未 add / commit / 改任何文件）★ 所有注入实验都在</w:t>
@@ -8829,17 +9122,17 @@
         <w:t xml:space="preserve"> </w:t>
       </w:r>
       <w:r>
-        <w:t xml:space="preserve">★</w:t>
-      </w:r>
-      <w:r>
-        <w:t xml:space="preserve"> </w:t>
-      </w:r>
-      <w:r>
-        <w:rPr>
-          <w:bCs/>
-          <w:b/>
-        </w:rPr>
-        <w:t xml:space="preserve">它自己写了 8 个复算脚本</w:t>
+        <w:t xml:space="preserve">★ ★</w:t>
+      </w:r>
+      <w:r>
+        <w:t xml:space="preserve"> </w:t>
+      </w:r>
+      <w:r>
+        <w:rPr>
+          <w:bCs/>
+          <w:b/>
+        </w:rPr>
+        <w:t xml:space="preserve">它自己写了 8 个复算脚本（★ 不 import 生产者代码）★ 全部在包内</w:t>
       </w:r>
       <w:r>
         <w:t xml:space="preserve">（★</w:t>
@@ -8849,29 +9142,713 @@
       </w:r>
       <w:r>
         <w:rPr>
-          <w:bCs/>
-          <w:b/>
-        </w:rPr>
-        <w:t xml:space="preserve">不 import 生产者代码</w:t>
-      </w:r>
-      <w:r>
-        <w:t xml:space="preserve">）★ ★</w:t>
-      </w:r>
-      <w:r>
-        <w:t xml:space="preserve"> </w:t>
-      </w:r>
-      <w:r>
-        <w:rPr>
-          <w:bCs/>
-          <w:b/>
-        </w:rPr>
-        <w:t xml:space="preserve">它独立复算出来的四序列与承重八汇总值与稿内逐位一致</w:t>
-      </w:r>
-      <w:r>
-        <w:t xml:space="preserve"> </w:t>
-      </w:r>
-      <w:r>
-        <w:t xml:space="preserve">✔</w:t>
+          <w:rStyle w:val="VerbatimChar"/>
+        </w:rPr>
+        <w:t xml:space="preserve">evidence/v3复算脚本/</w:t>
+      </w:r>
+      <w:r>
+        <w:t xml:space="preserve">、★ 含 6 个 probe 脚本与 12 份实跑输出）★ ⇒ ★</w:t>
+      </w:r>
+      <w:r>
+        <w:t xml:space="preserve"> </w:t>
+      </w:r>
+      <w:r>
+        <w:rPr>
+          <w:bCs/>
+          <w:b/>
+        </w:rPr>
+        <w:t xml:space="preserve">第三方能自己复跑这一轮复核。★★★</w:t>
+      </w:r>
+    </w:p>
+    <w:tbl>
+      <w:tblPr>
+        <w:tblStyle w:val="Table"/>
+        <w:tblW w:type="pct" w:w="5000"/>
+        <w:tblLook w:firstRow="1" w:lastRow="0" w:firstColumn="0" w:lastColumn="0" w:noHBand="0" w:noVBand="0" w:val="0020"/>
+      </w:tblPr>
+      <w:tblGrid>
+        <w:gridCol w:w="2376"/>
+        <w:gridCol w:w="3168"/>
+        <w:gridCol w:w="2376"/>
+      </w:tblGrid>
+      <w:tr>
+        <w:trPr>
+          <w:tblHeader w:val="true"/>
+        </w:trPr>
+        <w:tc>
+          <w:tcPr/>
+          <w:p>
+            <w:pPr>
+              <w:pStyle w:val="Compact"/>
+              <w:jc w:val="center"/>
+            </w:pPr>
+            <w:r>
+              <w:t xml:space="preserve">轮次</w:t>
+            </w:r>
+          </w:p>
+        </w:tc>
+        <w:tc>
+          <w:tcPr/>
+          <w:p>
+            <w:pPr>
+              <w:pStyle w:val="Compact"/>
+              <w:jc w:val="center"/>
+            </w:pPr>
+            <w:r>
+              <w:t xml:space="preserve">VERDICT</w:t>
+            </w:r>
+          </w:p>
+        </w:tc>
+        <w:tc>
+          <w:tcPr/>
+          <w:p>
+            <w:pPr>
+              <w:pStyle w:val="Compact"/>
+              <w:jc w:val="left"/>
+            </w:pPr>
+            <w:r>
+              <w:t xml:space="preserve">关键内容</w:t>
+            </w:r>
+          </w:p>
+        </w:tc>
+      </w:tr>
+      <w:tr>
+        <w:tc>
+          <w:tcPr/>
+          <w:p>
+            <w:pPr>
+              <w:pStyle w:val="Compact"/>
+              <w:jc w:val="center"/>
+            </w:pPr>
+            <w:r>
+              <w:rPr>
+                <w:bCs/>
+                <w:b/>
+              </w:rPr>
+              <w:t xml:space="preserve">v3.0</w:t>
+            </w:r>
+          </w:p>
+        </w:tc>
+        <w:tc>
+          <w:tcPr/>
+          <w:p>
+            <w:pPr>
+              <w:pStyle w:val="Compact"/>
+              <w:jc w:val="center"/>
+            </w:pPr>
+            <w:r>
+              <w:t xml:space="preserve">★</w:t>
+            </w:r>
+            <w:r>
+              <w:t xml:space="preserve"> </w:t>
+            </w:r>
+            <w:r>
+              <w:rPr>
+                <w:bCs/>
+                <w:b/>
+              </w:rPr>
+              <w:t xml:space="preserve">FAIL</w:t>
+            </w:r>
+          </w:p>
+        </w:tc>
+        <w:tc>
+          <w:tcPr/>
+          <w:p>
+            <w:pPr>
+              <w:pStyle w:val="Compact"/>
+              <w:jc w:val="left"/>
+            </w:pPr>
+            <w:r>
+              <w:t xml:space="preserve">★ 报出</w:t>
+            </w:r>
+            <w:r>
+              <w:t xml:space="preserve"> </w:t>
+            </w:r>
+            <w:r>
+              <w:rPr>
+                <w:bCs/>
+                <w:b/>
+              </w:rPr>
+              <w:t xml:space="preserve">8 条</w:t>
+            </w:r>
+            <w:r>
+              <w:t xml:space="preserve">：★</w:t>
+            </w:r>
+            <w:r>
+              <w:t xml:space="preserve"> </w:t>
+            </w:r>
+            <w:r>
+              <w:rPr>
+                <w:bCs/>
+                <w:b/>
+              </w:rPr>
+              <w:t xml:space="preserve">NEW-1</w:t>
+            </w:r>
+            <w:r>
+              <w:t xml:space="preserve">（★</w:t>
+            </w:r>
+            <w:r>
+              <w:t xml:space="preserve"> </w:t>
+            </w:r>
+            <w:r>
+              <w:rPr>
+                <w:bCs/>
+                <w:b/>
+              </w:rPr>
+              <w:t xml:space="preserve">最重</w:t>
+            </w:r>
+            <w:r>
+              <w:t xml:space="preserve">：★ 包内「完整复算报告」还在讲旧口径 ⇒ ★</w:t>
+            </w:r>
+            <w:r>
+              <w:t xml:space="preserve"> </w:t>
+            </w:r>
+            <w:r>
+              <w:rPr>
+                <w:bCs/>
+                <w:b/>
+              </w:rPr>
+              <w:t xml:space="preserve">第三方会得出与正文相反的结论</w:t>
+            </w:r>
+            <w:r>
+              <w:t xml:space="preserve">）｜★</w:t>
+            </w:r>
+            <w:r>
+              <w:t xml:space="preserve"> </w:t>
+            </w:r>
+            <w:r>
+              <w:rPr>
+                <w:bCs/>
+                <w:b/>
+              </w:rPr>
+              <w:t xml:space="preserve">NEW-2</w:t>
+            </w:r>
+            <w:r>
+              <w:t xml:space="preserve">（★ ④篇分母含 1 条空产出、★ 稿内零披露）｜★</w:t>
+            </w:r>
+            <w:r>
+              <w:t xml:space="preserve"> </w:t>
+            </w:r>
+            <w:r>
+              <w:rPr>
+                <w:bCs/>
+                <w:b/>
+              </w:rPr>
+              <w:t xml:space="preserve">NEW-3</w:t>
+            </w:r>
+            <w:r>
+              <w:t xml:space="preserve">（★</w:t>
+            </w:r>
+            <w:r>
+              <w:t xml:space="preserve"> </w:t>
+            </w:r>
+            <w:r>
+              <w:rPr>
+                <w:bCs/>
+                <w:b/>
+              </w:rPr>
+              <w:t xml:space="preserve">我新加的裸行号通道本身是假绿</w:t>
+            </w:r>
+            <w:r>
+              <w:t xml:space="preserve">）｜★ 另 5 条</w:t>
+            </w:r>
+          </w:p>
+        </w:tc>
+      </w:tr>
+      <w:tr>
+        <w:tc>
+          <w:tcPr/>
+          <w:p>
+            <w:pPr>
+              <w:pStyle w:val="Compact"/>
+              <w:jc w:val="center"/>
+            </w:pPr>
+            <w:r>
+              <w:rPr>
+                <w:bCs/>
+                <w:b/>
+              </w:rPr>
+              <w:t xml:space="preserve">v3.1</w:t>
+            </w:r>
+          </w:p>
+        </w:tc>
+        <w:tc>
+          <w:tcPr/>
+          <w:p>
+            <w:pPr>
+              <w:pStyle w:val="Compact"/>
+              <w:jc w:val="center"/>
+            </w:pPr>
+            <w:r>
+              <w:t xml:space="preserve">★</w:t>
+            </w:r>
+            <w:r>
+              <w:t xml:space="preserve"> </w:t>
+            </w:r>
+            <w:r>
+              <w:rPr>
+                <w:bCs/>
+                <w:b/>
+              </w:rPr>
+              <w:t xml:space="preserve">PASS</w:t>
+            </w:r>
+          </w:p>
+        </w:tc>
+        <w:tc>
+          <w:tcPr/>
+          <w:p>
+            <w:pPr>
+              <w:pStyle w:val="Compact"/>
+              <w:jc w:val="left"/>
+            </w:pPr>
+            <w:r>
+              <w:t xml:space="preserve">★</w:t>
+            </w:r>
+            <w:r>
+              <w:t xml:space="preserve"> </w:t>
+            </w:r>
+            <w:r>
+              <w:rPr>
+                <w:bCs/>
+                <w:b/>
+              </w:rPr>
+              <w:t xml:space="preserve">21 条终局判定：★ 已真处置 19 ｜ 部分处置 1 ｜ 未处置 1（★ 已诚实披露）｜ 声称与事实不符 0</w:t>
+            </w:r>
+            <w:r>
+              <w:t xml:space="preserve">（★</w:t>
+            </w:r>
+            <w:r>
+              <w:t xml:space="preserve"> </w:t>
+            </w:r>
+            <w:r>
+              <w:rPr>
+                <w:bCs/>
+                <w:b/>
+              </w:rPr>
+              <w:t xml:space="preserve">★ 它用脚本核的计数、★ 不是手算</w:t>
+            </w:r>
+            <w:r>
+              <w:t xml:space="preserve">）｜★</w:t>
+            </w:r>
+            <w:r>
+              <w:t xml:space="preserve"> </w:t>
+            </w:r>
+            <w:r>
+              <w:rPr>
+                <w:bCs/>
+                <w:b/>
+              </w:rPr>
+              <w:t xml:space="preserve">8 条新发现逐条复验通过</w:t>
+            </w:r>
+            <w:r>
+              <w:t xml:space="preserve">｜★</w:t>
+            </w:r>
+            <w:r>
+              <w:t xml:space="preserve"> </w:t>
+            </w:r>
+            <w:r>
+              <w:rPr>
+                <w:bCs/>
+                <w:b/>
+              </w:rPr>
+              <w:t xml:space="preserve">11 条机械判据全绿</w:t>
+            </w:r>
+            <w:r>
+              <w:t xml:space="preserve">（★ 两种基线模式交叉一致、13/13 负向测试、25 指针、304 成员/303 条清单全量、交付态 9/9 零跳过）</w:t>
+            </w:r>
+          </w:p>
+        </w:tc>
+      </w:tr>
+    </w:tbl>
+    <w:p>
+      <w:pPr>
+        <w:pStyle w:val="BodyText"/>
+      </w:pPr>
+      <w:r>
+        <w:t xml:space="preserve">★ ★★</w:t>
+      </w:r>
+      <w:r>
+        <w:t xml:space="preserve"> </w:t>
+      </w:r>
+      <w:r>
+        <w:rPr>
+          <w:bCs/>
+          <w:b/>
+        </w:rPr>
+        <w:t xml:space="preserve">★ 这一轮最值钱的一笔：★ v3 核了源码、★ 撤回了自己的一个前提 ★★</w:t>
+      </w:r>
+      <w:r>
+        <w:t xml:space="preserve"> </w:t>
+      </w:r>
+      <w:r>
+        <w:t xml:space="preserve">★ v3.0 接受了「S-3：包里会装旧 docx」这个前提 ⇒ ★</w:t>
+      </w:r>
+      <w:r>
+        <w:t xml:space="preserve"> </w:t>
+      </w:r>
+      <w:r>
+        <w:rPr>
+          <w:bCs/>
+          <w:b/>
+        </w:rPr>
+        <w:t xml:space="preserve">v3.1 直接回源读打包器</w:t>
+      </w:r>
+      <w:r>
+        <w:t xml:space="preserve">（★</w:t>
+      </w:r>
+      <w:r>
+        <w:t xml:space="preserve"> </w:t>
+      </w:r>
+      <w:r>
+        <w:rPr>
+          <w:rStyle w:val="VerbatimChar"/>
+        </w:rPr>
+        <w:t xml:space="preserve">tools/pack_papers.py:63-87</w:t>
+      </w:r>
+      <w:r>
+        <w:t xml:space="preserve"> </w:t>
+      </w:r>
+      <w:r>
+        <w:t xml:space="preserve">的</w:t>
+      </w:r>
+      <w:r>
+        <w:t xml:space="preserve"> </w:t>
+      </w:r>
+      <w:r>
+        <w:rPr>
+          <w:rStyle w:val="VerbatimChar"/>
+        </w:rPr>
+        <w:t xml:space="preserve">collect()</w:t>
+      </w:r>
+      <w:r>
+        <w:t xml:space="preserve"> </w:t>
+      </w:r>
+      <w:r>
+        <w:rPr>
+          <w:bCs/>
+          <w:b/>
+        </w:rPr>
+        <w:t xml:space="preserve">只给文件名名单</w:t>
+      </w:r>
+      <w:r>
+        <w:t xml:space="preserve"> </w:t>
+      </w:r>
+      <w:r>
+        <w:t xml:space="preserve">＋</w:t>
+      </w:r>
+      <w:r>
+        <w:t xml:space="preserve"> </w:t>
+      </w:r>
+      <w:r>
+        <w:rPr>
+          <w:rStyle w:val="VerbatimChar"/>
+        </w:rPr>
+        <w:t xml:space="preserve">:90-104</w:t>
+      </w:r>
+      <w:r>
+        <w:t xml:space="preserve"> </w:t>
+      </w:r>
+      <w:r>
+        <w:t xml:space="preserve">的</w:t>
+      </w:r>
+      <w:r>
+        <w:t xml:space="preserve"> </w:t>
+      </w:r>
+      <w:r>
+        <w:rPr>
+          <w:rStyle w:val="VerbatimChar"/>
+        </w:rPr>
+        <w:t xml:space="preserve">build()</w:t>
+      </w:r>
+      <w:r>
+        <w:t xml:space="preserve"> </w:t>
+      </w:r>
+      <w:r>
+        <w:t xml:space="preserve">用</w:t>
+      </w:r>
+      <w:r>
+        <w:t xml:space="preserve"> </w:t>
+      </w:r>
+      <w:r>
+        <w:rPr>
+          <w:rStyle w:val="VerbatimChar"/>
+        </w:rPr>
+        <w:t xml:space="preserve">shutil.copy2(root/n)</w:t>
+      </w:r>
+      <w:r>
+        <w:t xml:space="preserve"> </w:t>
+      </w:r>
+      <w:r>
+        <w:t xml:space="preserve">⇒ ★</w:t>
+      </w:r>
+      <w:r>
+        <w:t xml:space="preserve"> </w:t>
+      </w:r>
+      <w:r>
+        <w:rPr>
+          <w:bCs/>
+          <w:b/>
+        </w:rPr>
+        <w:t xml:space="preserve">内容取【工作树字节】</w:t>
+      </w:r>
+      <w:r>
+        <w:t xml:space="preserve">）⇒ ★ ★</w:t>
+      </w:r>
+      <w:r>
+        <w:t xml:space="preserve"> </w:t>
+      </w:r>
+      <w:r>
+        <w:rPr>
+          <w:bCs/>
+          <w:b/>
+        </w:rPr>
+        <w:t xml:space="preserve">「包里会装旧 docx」在当前实现下【不可能发生】</w:t>
+      </w:r>
+      <w:r>
+        <w:t xml:space="preserve"> </w:t>
+      </w:r>
+      <w:r>
+        <w:t xml:space="preserve">⇒ ★</w:t>
+      </w:r>
+      <w:r>
+        <w:t xml:space="preserve"> </w:t>
+      </w:r>
+      <w:r>
+        <w:rPr>
+          <w:bCs/>
+          <w:b/>
+        </w:rPr>
+        <w:t xml:space="preserve">v3.0 接受前提而没回源打包器 ⇒ ★ 那是它的疏漏、★ 它自己写了进去</w:t>
+      </w:r>
+      <w:r>
+        <w:t xml:space="preserve"> </w:t>
+      </w:r>
+      <w:r>
+        <w:t xml:space="preserve">⇒ ★ ⇒ ★</w:t>
+      </w:r>
+      <w:r>
+        <w:t xml:space="preserve"> </w:t>
+      </w:r>
+      <w:r>
+        <w:rPr>
+          <w:bCs/>
+          <w:b/>
+        </w:rPr>
+        <w:t xml:space="preserve">★ 所以真正的防点不是「排除某些文件」，★ 而是【docx ↔ md 的内容指纹】★★</w:t>
+      </w:r>
+      <w:r>
+        <w:t xml:space="preserve"> </w:t>
+      </w:r>
+      <w:r>
+        <w:t xml:space="preserve">⇒ ★</w:t>
+      </w:r>
+      <w:r>
+        <w:t xml:space="preserve"> </w:t>
+      </w:r>
+      <w:r>
+        <w:rPr>
+          <w:bCs/>
+          <w:b/>
+        </w:rPr>
+        <w:t xml:space="preserve">⑨a 已改成核指纹</w:t>
+      </w:r>
+      <w:r>
+        <w:t xml:space="preserve">（★ v3.1 实测：★ 改了 md 不重嵌 ⇒</w:t>
+      </w:r>
+      <w:r>
+        <w:t xml:space="preserve"> </w:t>
+      </w:r>
+      <w:r>
+        <w:rPr>
+          <w:bCs/>
+          <w:b/>
+        </w:rPr>
+        <w:t xml:space="preserve">⛔ 退出码 1</w:t>
+      </w:r>
+      <w:r>
+        <w:t xml:space="preserve">、★ 同步时 ✅ 退出 0、★ 无同名 md/无指纹 ⇒</w:t>
+      </w:r>
+      <w:r>
+        <w:t xml:space="preserve"> </w:t>
+      </w:r>
+      <w:r>
+        <w:rPr>
+          <w:bCs/>
+          <w:b/>
+        </w:rPr>
+        <w:t xml:space="preserve">跳过而不是红</w:t>
+      </w:r>
+      <w:r>
+        <w:t xml:space="preserve"> </w:t>
+      </w:r>
+      <w:r>
+        <w:t xml:space="preserve">✔）</w:t>
+      </w:r>
+    </w:p>
+    <w:p>
+      <w:pPr>
+        <w:pStyle w:val="BodyText"/>
+      </w:pPr>
+      <w:r>
+        <w:t xml:space="preserve">★ ★★</w:t>
+      </w:r>
+      <w:r>
+        <w:t xml:space="preserve"> </w:t>
+      </w:r>
+      <w:r>
+        <w:rPr>
+          <w:bCs/>
+          <w:b/>
+        </w:rPr>
+        <w:t xml:space="preserve">本轮我自己的 3 处翻车（★ 都在 §4.3 / §4.5 里留痕）★★</w:t>
+      </w:r>
+      <w:r>
+        <w:t xml:space="preserve">：★ ① ⑨a 断言拿</w:t>
+      </w:r>
+      <w:r>
+        <w:t xml:space="preserve"> </w:t>
+      </w:r>
+      <w:r>
+        <w:rPr>
+          <w:rStyle w:val="VerbatimChar"/>
+        </w:rPr>
+        <w:t xml:space="preserve">git ls-files -s</w:t>
+      </w:r>
+      <w:r>
+        <w:t xml:space="preserve"> </w:t>
+      </w:r>
+      <w:r>
+        <w:t xml:space="preserve">的</w:t>
+      </w:r>
+      <w:r>
+        <w:t xml:space="preserve"> </w:t>
+      </w:r>
+      <w:r>
+        <w:rPr>
+          <w:bCs/>
+          <w:b/>
+        </w:rPr>
+        <w:t xml:space="preserve">sha1</w:t>
+      </w:r>
+      <w:r>
+        <w:t xml:space="preserve"> </w:t>
+      </w:r>
+      <w:r>
+        <w:t xml:space="preserve">去比</w:t>
+      </w:r>
+      <w:r>
+        <w:t xml:space="preserve"> </w:t>
+      </w:r>
+      <w:r>
+        <w:rPr>
+          <w:bCs/>
+          <w:b/>
+        </w:rPr>
+        <w:t xml:space="preserve">sha256</w:t>
+      </w:r>
+      <w:r>
+        <w:t xml:space="preserve"> </w:t>
+      </w:r>
+      <w:r>
+        <w:t xml:space="preserve">⇒ 永远不等 ⇒ 假红 ｜ ② 断言排在</w:t>
+      </w:r>
+      <w:r>
+        <w:t xml:space="preserve"> </w:t>
+      </w:r>
+      <w:r>
+        <w:rPr>
+          <w:rStyle w:val="VerbatimChar"/>
+        </w:rPr>
+        <w:t xml:space="preserve">git add -A</w:t>
+      </w:r>
+      <w:r>
+        <w:t xml:space="preserve"> </w:t>
+      </w:r>
+      <w:r>
+        <w:t xml:space="preserve">之后 ⇒</w:t>
+      </w:r>
+      <w:r>
+        <w:t xml:space="preserve"> </w:t>
+      </w:r>
+      <w:r>
+        <w:rPr>
+          <w:bCs/>
+          <w:b/>
+        </w:rPr>
+        <w:t xml:space="preserve">恒真</w:t>
+      </w:r>
+      <w:r>
+        <w:t xml:space="preserve"> </w:t>
+      </w:r>
+      <w:r>
+        <w:t xml:space="preserve">⇒ 抓不到东西 ｜ ③</w:t>
+      </w:r>
+      <w:r>
+        <w:t xml:space="preserve"> </w:t>
+      </w:r>
+      <w:r>
+        <w:rPr>
+          <w:bCs/>
+          <w:b/>
+        </w:rPr>
+        <w:t xml:space="preserve">「可复现」真报过一次不可复现、★ 而两个包都被后续运行覆盖 ⇒ 证据没了</w:t>
+      </w:r>
+      <w:r>
+        <w:t xml:space="preserve"> </w:t>
+      </w:r>
+      <w:r>
+        <w:t xml:space="preserve">⇒ ★</w:t>
+      </w:r>
+      <w:r>
+        <w:t xml:space="preserve"> </w:t>
+      </w:r>
+      <w:r>
+        <w:rPr>
+          <w:bCs/>
+          <w:b/>
+        </w:rPr>
+        <w:t xml:space="preserve">已给</w:t>
+      </w:r>
+      <w:r>
+        <w:rPr>
+          <w:bCs/>
+          <w:b/>
+        </w:rPr>
+        <w:t xml:space="preserve"> </w:t>
+      </w:r>
+      <w:r>
+        <w:rPr>
+          <w:rStyle w:val="VerbatimChar"/>
+          <w:bCs/>
+          <w:b/>
+        </w:rPr>
+        <w:t xml:space="preserve">--repro</w:t>
+      </w:r>
+      <w:r>
+        <w:rPr>
+          <w:bCs/>
+          <w:b/>
+        </w:rPr>
+        <w:t xml:space="preserve"> </w:t>
+      </w:r>
+      <w:r>
+        <w:rPr>
+          <w:bCs/>
+          <w:b/>
+        </w:rPr>
+        <w:t xml:space="preserve">加【留证据 + 成员级 diff + 两次之间工作树指纹判定】</w:t>
+      </w:r>
+      <w:r>
+        <w:t xml:space="preserve">（★ 同类事故以后查得下去）</w:t>
+      </w:r>
+    </w:p>
+    <w:bookmarkStart w:id="37" w:name="条残留-v3.1-说不阻塞-建议下轮收-本包如实列出"/>
+    <w:p>
+      <w:pPr>
+        <w:pStyle w:val="Heading4"/>
+      </w:pPr>
+      <w:r>
+        <w:t xml:space="preserve">★★ 4 条残留（★ v3.1 说「不阻塞、★ 建议下轮收」★ 本包如实列出）</w:t>
       </w:r>
     </w:p>
     <w:tbl>
@@ -8909,29 +9886,19 @@
               <w:jc w:val="left"/>
             </w:pPr>
             <w:r>
-              <w:t xml:space="preserve">v3 抓到的</w:t>
-            </w:r>
-          </w:p>
-        </w:tc>
-        <w:tc>
-          <w:tcPr/>
-          <w:p>
-            <w:pPr>
-              <w:pStyle w:val="Compact"/>
-              <w:jc w:val="left"/>
-            </w:pPr>
-            <w:r>
-              <w:t xml:space="preserve">★</w:t>
-            </w:r>
-            <w:r>
-              <w:t xml:space="preserve"> </w:t>
-            </w:r>
-            <w:r>
-              <w:rPr>
-                <w:bCs/>
-                <w:b/>
-              </w:rPr>
-              <w:t xml:space="preserve">本轮处置</w:t>
+              <w:t xml:space="preserve">残留</w:t>
+            </w:r>
+          </w:p>
+        </w:tc>
+        <w:tc>
+          <w:tcPr/>
+          <w:p>
+            <w:pPr>
+              <w:pStyle w:val="Compact"/>
+              <w:jc w:val="left"/>
+            </w:pPr>
+            <w:r>
+              <w:t xml:space="preserve">★ 本包怎么处理的</w:t>
             </w:r>
           </w:p>
         </w:tc>
@@ -8949,67 +9916,44 @@
                 <w:bCs/>
                 <w:b/>
               </w:rPr>
-              <w:t xml:space="preserve">NEW-1</w:t>
-            </w:r>
-            <w:r>
-              <w:t xml:space="preserve"> </w:t>
-            </w:r>
-            <w:r>
-              <w:t xml:space="preserve">★★★★</w:t>
-            </w:r>
-          </w:p>
-        </w:tc>
-        <w:tc>
-          <w:tcPr/>
-          <w:p>
-            <w:pPr>
-              <w:pStyle w:val="Compact"/>
-              <w:jc w:val="left"/>
-            </w:pPr>
-            <w:r>
-              <w:t xml:space="preserve">★</w:t>
-            </w:r>
-            <w:r>
-              <w:t xml:space="preserve"> </w:t>
-            </w:r>
-            <w:r>
-              <w:rPr>
-                <w:bCs/>
-                <w:b/>
-              </w:rPr>
-              <w:t xml:space="preserve">包内</w:t>
-            </w:r>
-            <w:r>
-              <w:rPr>
-                <w:bCs/>
-                <w:b/>
-              </w:rPr>
+              <w:t xml:space="preserve">R1</w:t>
+            </w:r>
+          </w:p>
+        </w:tc>
+        <w:tc>
+          <w:tcPr/>
+          <w:p>
+            <w:pPr>
+              <w:pStyle w:val="Compact"/>
+              <w:jc w:val="left"/>
+            </w:pPr>
+            <w:r>
+              <w:t xml:space="preserve">★ 阶段二 #12 的</w:t>
+            </w:r>
+            <w:r>
+              <w:rPr>
+                <w:bCs/>
+                <w:b/>
+              </w:rPr>
+              <w:t xml:space="preserve">要求本身</w:t>
+            </w:r>
+            <w:r>
+              <w:t xml:space="preserve">仍未落地（★</w:t>
+            </w:r>
+            <w:r>
               <w:t xml:space="preserve"> </w:t>
             </w:r>
             <w:r>
               <w:rPr>
                 <w:rStyle w:val="VerbatimChar"/>
-                <w:bCs/>
-                <w:b/>
-              </w:rPr>
-              <w:t xml:space="preserve">papers/净增益双边重算_可粘贴段落_2026-10-25.md</w:t>
-            </w:r>
-            <w:r>
-              <w:rPr>
-                <w:bCs/>
-                <w:b/>
-              </w:rPr>
-              <w:t xml:space="preserve"> </w:t>
-            </w:r>
-            <w:r>
-              <w:rPr>
-                <w:bCs/>
-                <w:b/>
-              </w:rPr>
-              <w:t xml:space="preserve">还在讲【旧口径的承重故事】</w:t>
-            </w:r>
-            <w:r>
-              <w:t xml:space="preserve">：★</w:t>
+              </w:rPr>
+              <w:t xml:space="preserve">tools/dev/_fix_*.py</w:t>
+            </w:r>
+            <w:r>
+              <w:t xml:space="preserve"> </w:t>
+            </w:r>
+            <w:r>
+              <w:t xml:space="preserve">× 3 仍在包内、★</w:t>
             </w:r>
             <w:r>
               <w:t xml:space="preserve"> </w:t>
@@ -9018,100 +9962,13 @@
               <w:rPr>
                 <w:rStyle w:val="VerbatimChar"/>
               </w:rPr>
-              <w:t xml:space="preserve">:188</w:t>
-            </w:r>
-            <w:r>
-              <w:t xml:space="preserve">「承重聚合 OR → AND：口径 B 净 +14 → +14（不变）」★</w:t>
-            </w:r>
-            <w:r>
-              <w:t xml:space="preserve"> </w:t>
-            </w:r>
-            <w:r>
-              <w:rPr>
-                <w:bCs/>
-                <w:b/>
-              </w:rPr>
-              <w:t xml:space="preserve">这里的 +14 是【断言层总净】、不是【承重子层的净】</w:t>
-            </w:r>
-            <w:r>
-              <w:t xml:space="preserve">（★ 承重子层 AND 下是</w:t>
-            </w:r>
-            <w:r>
-              <w:t xml:space="preserve"> </w:t>
-            </w:r>
-            <w:r>
-              <w:rPr>
-                <w:bCs/>
-                <w:b/>
-              </w:rPr>
-              <w:t xml:space="preserve">−7 / −2</w:t>
-            </w:r>
-            <w:r>
-              <w:t xml:space="preserve"> </w:t>
-            </w:r>
-            <w:r>
-              <w:t xml:space="preserve">⇒</w:t>
-            </w:r>
-            <w:r>
-              <w:t xml:space="preserve"> </w:t>
-            </w:r>
-            <w:r>
-              <w:rPr>
-                <w:bCs/>
-                <w:b/>
-              </w:rPr>
-              <w:t xml:space="preserve">方向翻转</w:t>
-            </w:r>
-            <w:r>
-              <w:t xml:space="preserve">）★ ⇒ ★</w:t>
-            </w:r>
-            <w:r>
-              <w:t xml:space="preserve"> </w:t>
-            </w:r>
-            <w:r>
-              <w:rPr>
-                <w:bCs/>
-                <w:b/>
-              </w:rPr>
-              <w:t xml:space="preserve">第三方读这份「完整复算报告」会得出与正文相反的结论</w:t>
-            </w:r>
-          </w:p>
-        </w:tc>
-        <w:tc>
-          <w:tcPr/>
-          <w:p>
-            <w:pPr>
-              <w:pStyle w:val="Compact"/>
-              <w:jc w:val="left"/>
-            </w:pPr>
-            <w:r>
-              <w:t xml:space="preserve">★</w:t>
-            </w:r>
-            <w:r>
-              <w:t xml:space="preserve"> </w:t>
-            </w:r>
-            <w:r>
-              <w:rPr>
-                <w:bCs/>
-                <w:b/>
-              </w:rPr>
-              <w:t xml:space="preserve">正文已改</w:t>
-            </w:r>
-            <w:r>
-              <w:t xml:space="preserve">：★ 表格加「高承重新增(AND)」列（★ OR 20/21 ｜ AND</w:t>
-            </w:r>
-            <w:r>
-              <w:t xml:space="preserve"> </w:t>
-            </w:r>
-            <w:r>
-              <w:rPr>
-                <w:bCs/>
-                <w:b/>
-              </w:rPr>
-              <w:t xml:space="preserve">7/12</w:t>
-            </w:r>
-            <w:r>
-              <w:t xml:space="preserve">）｜★</w:t>
+              <w:t xml:space="preserve">EXCLUDE_DIRS</w:t>
+            </w:r>
+            <w:r>
+              <w:t xml:space="preserve"> </w:t>
+            </w:r>
+            <w:r>
+              <w:t xml:space="preserve">无</w:t>
             </w:r>
             <w:r>
               <w:t xml:space="preserve"> </w:t>
@@ -9120,123 +9977,74 @@
               <w:rPr>
                 <w:rStyle w:val="VerbatimChar"/>
               </w:rPr>
-              <w:t xml:space="preserve">:184</w:t>
-            </w:r>
-            <w:r>
-              <w:t xml:space="preserve"> </w:t>
-            </w:r>
-            <w:r>
-              <w:t xml:space="preserve">限定为「</w:t>
-            </w:r>
-            <w:r>
-              <w:rPr>
-                <w:bCs/>
-                <w:b/>
-              </w:rPr>
-              <w:t xml:space="preserve">在 OR 主口径下</w:t>
-            </w:r>
-            <w:r>
-              <w:t xml:space="preserve">」｜★</w:t>
-            </w:r>
-            <w:r>
-              <w:t xml:space="preserve"> </w:t>
-            </w:r>
-            <w:r>
-              <w:rPr>
-                <w:bCs/>
-                <w:b/>
-              </w:rPr>
-              <w:t xml:space="preserve">凡是 +14 处都标明是【断言层总净】</w:t>
-            </w:r>
-            <w:r>
-              <w:t xml:space="preserve">｜★ 敏感性段写明「★</w:t>
-            </w:r>
-            <w:r>
-              <w:t xml:space="preserve"> </w:t>
-            </w:r>
-            <w:r>
-              <w:rPr>
-                <w:bCs/>
-                <w:b/>
-              </w:rPr>
-              <w:t xml:space="preserve">断言层</w:t>
-            </w:r>
-            <w:r>
-              <w:t xml:space="preserve">稳、★</w:t>
-            </w:r>
-            <w:r>
-              <w:t xml:space="preserve"> </w:t>
-            </w:r>
-            <w:r>
-              <w:rPr>
-                <w:bCs/>
-                <w:b/>
-              </w:rPr>
-              <w:t xml:space="preserve">承重子层不稳</w:t>
-            </w:r>
-            <w:r>
-              <w:t xml:space="preserve">」｜★ 判决表</w:t>
-            </w:r>
-            <w:r>
-              <w:rPr>
-                <w:bCs/>
-                <w:b/>
-              </w:rPr>
-              <w:t xml:space="preserve">补 4 行承重子层（OR/AND × 两臂）</w:t>
-            </w:r>
-            <w:r>
-              <w:t xml:space="preserve"> </w:t>
-            </w:r>
-            <w:r>
-              <w:t xml:space="preserve">｜★ ★</w:t>
-            </w:r>
-            <w:r>
-              <w:t xml:space="preserve"> </w:t>
-            </w:r>
-            <w:r>
-              <w:rPr>
-                <w:bCs/>
-                <w:b/>
-              </w:rPr>
-              <w:t xml:space="preserve">并加一条【散文层机械判据】</w:t>
-            </w:r>
-            <w:r>
-              <w:rPr>
-                <w:rStyle w:val="VerbatimChar"/>
-                <w:bCs/>
-                <w:b/>
-              </w:rPr>
-              <w:t xml:space="preserve">tools/check_lb_claim.py</w:t>
-            </w:r>
-            <w:r>
-              <w:rPr>
-                <w:bCs/>
-                <w:b/>
-              </w:rPr>
-              <w:t xml:space="preserve"> </w:t>
-            </w:r>
-            <w:r>
-              <w:rPr>
-                <w:bCs/>
-                <w:b/>
-              </w:rPr>
-              <w:t xml:space="preserve">钉住它</w:t>
-            </w:r>
-            <w:r>
-              <w:t xml:space="preserve">（★ 「承重」与「+14」同处却没标明是断言层 ⇒ 判红；★</w:t>
-            </w:r>
-            <w:r>
-              <w:t xml:space="preserve"> </w:t>
-            </w:r>
-            <w:r>
-              <w:rPr>
-                <w:bCs/>
-                <w:b/>
-              </w:rPr>
-              <w:t xml:space="preserve">负向测试已过</w:t>
+              <w:t xml:space="preserve">dev</w:t>
             </w:r>
             <w:r>
               <w:t xml:space="preserve">）</w:t>
+            </w:r>
+          </w:p>
+        </w:tc>
+        <w:tc>
+          <w:tcPr/>
+          <w:p>
+            <w:pPr>
+              <w:pStyle w:val="Compact"/>
+              <w:jc w:val="left"/>
+            </w:pPr>
+            <w:r>
+              <w:t xml:space="preserve">★ ★</w:t>
+            </w:r>
+            <w:r>
+              <w:t xml:space="preserve"> </w:t>
+            </w:r>
+            <w:r>
+              <w:rPr>
+                <w:bCs/>
+                <w:b/>
+              </w:rPr>
+              <w:t xml:space="preserve">已正式改判</w:t>
+            </w:r>
+            <w:r>
+              <w:t xml:space="preserve">（★ 见 §4.2 的 #12 行）：★</w:t>
+            </w:r>
+            <w:r>
+              <w:t xml:space="preserve"> </w:t>
+            </w:r>
+            <w:r>
+              <w:rPr>
+                <w:bCs/>
+                <w:b/>
+              </w:rPr>
+              <w:t xml:space="preserve">阶段二提的「排除出包」这个要求本身提错了</w:t>
+            </w:r>
+            <w:r>
+              <w:t xml:space="preserve">（★ 排除它们也防不住「旧 docx」＋★ 它们是过程留痕、★ 有价值）⇒ ★</w:t>
+            </w:r>
+            <w:r>
+              <w:t xml:space="preserve"> </w:t>
+            </w:r>
+            <w:r>
+              <w:rPr>
+                <w:bCs/>
+                <w:b/>
+              </w:rPr>
+              <w:t xml:space="preserve">正确落法 =【隔离 + 显式标注】</w:t>
+            </w:r>
+            <w:r>
+              <w:t xml:space="preserve"> </w:t>
+            </w:r>
+            <w:r>
+              <w:t xml:space="preserve">⇒ ★</w:t>
+            </w:r>
+            <w:r>
+              <w:t xml:space="preserve"> </w:t>
+            </w:r>
+            <w:r>
+              <w:rPr>
+                <w:bCs/>
+                <w:b/>
+              </w:rPr>
+              <w:t xml:space="preserve">改判记录写在必改表里</w:t>
             </w:r>
           </w:p>
         </w:tc>
@@ -9254,38 +10062,41 @@
                 <w:bCs/>
                 <w:b/>
               </w:rPr>
-              <w:t xml:space="preserve">NEW-2</w:t>
-            </w:r>
-            <w:r>
-              <w:t xml:space="preserve"> </w:t>
-            </w:r>
-            <w:r>
-              <w:t xml:space="preserve">★★</w:t>
-            </w:r>
-          </w:p>
-        </w:tc>
-        <w:tc>
-          <w:tcPr/>
-          <w:p>
-            <w:pPr>
-              <w:pStyle w:val="Compact"/>
-              <w:jc w:val="left"/>
-            </w:pPr>
-            <w:r>
-              <w:t xml:space="preserve">★</w:t>
-            </w:r>
-            <w:r>
-              <w:t xml:space="preserve"> </w:t>
-            </w:r>
-            <w:r>
-              <w:rPr>
-                <w:bCs/>
-                <w:b/>
-              </w:rPr>
-              <w:t xml:space="preserve">④篇 D-1 的分母含 1 条失败生成、★ 稿内零披露</w:t>
-            </w:r>
-            <w:r>
-              <w:t xml:space="preserve">：★</w:t>
+              <w:t xml:space="preserve">R2</w:t>
+            </w:r>
+          </w:p>
+        </w:tc>
+        <w:tc>
+          <w:tcPr/>
+          <w:p>
+            <w:pPr>
+              <w:pStyle w:val="Compact"/>
+              <w:jc w:val="left"/>
+            </w:pPr>
+            <w:r>
+              <w:t xml:space="preserve">★ 阶段二 #7：「E1 报告」仍无同名文件（★ 实质已闭合、★ 只是泛称对不上文件名）</w:t>
+            </w:r>
+          </w:p>
+        </w:tc>
+        <w:tc>
+          <w:tcPr/>
+          <w:p>
+            <w:pPr>
+              <w:pStyle w:val="Compact"/>
+              <w:jc w:val="left"/>
+            </w:pPr>
+            <w:r>
+              <w:t xml:space="preserve">★ ★</w:t>
+            </w:r>
+            <w:r>
+              <w:t xml:space="preserve"> </w:t>
+            </w:r>
+            <w:r>
+              <w:rPr>
+                <w:bCs/>
+                <w:b/>
+              </w:rPr>
+              <w:t xml:space="preserve">已固化</w:t>
             </w:r>
             <w:r>
               <w:t xml:space="preserve"> </w:t>
@@ -9294,125 +10105,35 @@
               <w:rPr>
                 <w:rStyle w:val="VerbatimChar"/>
               </w:rPr>
-              <w:t xml:space="preserve">C2/T04#2</w:t>
-            </w:r>
-            <w:r>
-              <w:t xml:space="preserve"> </w:t>
-            </w:r>
-            <w:r>
-              <w:t xml:space="preserve">的</w:t>
-            </w:r>
-            <w:r>
-              <w:rPr>
-                <w:bCs/>
-                <w:b/>
-              </w:rPr>
-              <w:t xml:space="preserve">原版正文 0 字符</w:t>
-            </w:r>
-            <w:r>
-              <w:t xml:space="preserve"> </w:t>
-            </w:r>
-            <w:r>
-              <w:t xml:space="preserve">⇒ ★</w:t>
-            </w:r>
-            <w:r>
-              <w:t xml:space="preserve"> </w:t>
-            </w:r>
-            <w:r>
-              <w:rPr>
-                <w:bCs/>
-                <w:b/>
-              </w:rPr>
-              <w:t xml:space="preserve">该配对的「新值进原版 = 0.0%」是【空产出免费满足】</w:t>
-            </w:r>
-            <w:r>
-              <w:t xml:space="preserve">（★ 不是检验通过、★ 是无法检验）⇒ ★ 剔除后</w:t>
-            </w:r>
-            <w:r>
+              <w:t xml:space="preserve">来源与底稿/第三组_治塌缩层3/E1净增益双边重算报告_2026-10-25.md</w:t>
+            </w:r>
+            <w:r>
+              <w:t xml:space="preserve">（★ 索引 + 关键读数 + 三个复算入口）★ ⇒ ★</w:t>
+            </w:r>
+            <w:r>
+              <w:t xml:space="preserve"> </w:t>
+            </w:r>
+            <w:r>
+              <w:rPr>
+                <w:bCs/>
+                <w:b/>
+              </w:rPr>
+              <w:t xml:space="preserve">权威正文仍是</w:t>
+            </w:r>
+            <w:r>
+              <w:rPr>
+                <w:bCs/>
+                <w:b/>
+              </w:rPr>
               <w:t xml:space="preserve"> </w:t>
             </w:r>
             <w:r>
               <w:rPr>
                 <w:rStyle w:val="VerbatimChar"/>
-              </w:rPr>
-              <w:t xml:space="preserve">C2</w:t>
-            </w:r>
-            <w:r>
-              <w:t xml:space="preserve"> </w:t>
-            </w:r>
-            <w:r>
-              <w:t xml:space="preserve">= 11/14 =</w:t>
-            </w:r>
-            <w:r>
-              <w:t xml:space="preserve"> </w:t>
-            </w:r>
-            <w:r>
-              <w:rPr>
-                <w:bCs/>
-                <w:b/>
-              </w:rPr>
-              <w:t xml:space="preserve">78.6%</w:t>
-            </w:r>
-          </w:p>
-        </w:tc>
-        <w:tc>
-          <w:tcPr/>
-          <w:p>
-            <w:pPr>
-              <w:pStyle w:val="Compact"/>
-              <w:jc w:val="left"/>
-            </w:pPr>
-            <w:r>
-              <w:t xml:space="preserve">★</w:t>
-            </w:r>
-            <w:r>
-              <w:t xml:space="preserve"> </w:t>
-            </w:r>
-            <w:r>
-              <w:rPr>
-                <w:bCs/>
-                <w:b/>
-              </w:rPr>
-              <w:t xml:space="preserve">④篇已补脚注</w:t>
-            </w:r>
-            <w:r>
-              <w:t xml:space="preserve">（★ 写清 n=15 口径、★ 剔除后 78.6%、★</w:t>
-            </w:r>
-            <w:r>
-              <w:t xml:space="preserve"> </w:t>
-            </w:r>
-            <w:r>
-              <w:rPr>
-                <w:bCs/>
-                <w:b/>
-              </w:rPr>
-              <w:t xml:space="preserve">三个 McNemar 在两套口径下逐位不变</w:t>
-            </w:r>
-            <w:r>
-              <w:t xml:space="preserve"> </w:t>
-            </w:r>
-            <w:r>
-              <w:t xml:space="preserve">⇒</w:t>
-            </w:r>
-            <w:r>
-              <w:t xml:space="preserve"> </w:t>
-            </w:r>
-            <w:r>
-              <w:rPr>
-                <w:bCs/>
-                <w:b/>
-              </w:rPr>
-              <w:t xml:space="preserve">判决不变</w:t>
-            </w:r>
-            <w:r>
-              <w:t xml:space="preserve">）｜★ 这属</w:t>
-            </w:r>
-            <w:r>
-              <w:rPr>
-                <w:bCs/>
-                <w:b/>
-              </w:rPr>
-              <w:t xml:space="preserve">口径披露、★ 不是结论改动</w:t>
+                <w:bCs/>
+                <w:b/>
+              </w:rPr>
+              <w:t xml:space="preserve">papers/净增益双边重算_可粘贴段落_2026-10-25.md</w:t>
             </w:r>
           </w:p>
         </w:tc>
@@ -9430,13 +10151,66 @@
                 <w:bCs/>
                 <w:b/>
               </w:rPr>
-              <w:t xml:space="preserve">NEW-3</w:t>
-            </w:r>
-            <w:r>
-              <w:t xml:space="preserve"> </w:t>
-            </w:r>
-            <w:r>
-              <w:t xml:space="preserve">★★★</w:t>
+              <w:t xml:space="preserve">R3</w:t>
+            </w:r>
+          </w:p>
+        </w:tc>
+        <w:tc>
+          <w:tcPr/>
+          <w:p>
+            <w:pPr>
+              <w:pStyle w:val="Compact"/>
+              <w:jc w:val="left"/>
+            </w:pPr>
+            <w:r>
+              <w:t xml:space="preserve">★ A3 裸行号通道的豁免是【</w:t>
+            </w:r>
+            <w:r>
+              <w:rPr>
+                <w:bCs/>
+                <w:b/>
+              </w:rPr>
+              <w:t xml:space="preserve">文档级</w:t>
+            </w:r>
+            <w:r>
+              <w:t xml:space="preserve">】而非【逐处级】（★ 若文里某处有</w:t>
+            </w:r>
+            <w:r>
+              <w:t xml:space="preserve"> </w:t>
+            </w:r>
+            <w:r>
+              <w:rPr>
+                <w:rStyle w:val="VerbatimChar"/>
+              </w:rPr>
+              <w:t xml:space="preserve">ops.py:22</w:t>
+            </w:r>
+            <w:r>
+              <w:t xml:space="preserve">、★ 则</w:t>
+            </w:r>
+            <w:r>
+              <w:rPr>
+                <w:bCs/>
+                <w:b/>
+              </w:rPr>
+              <w:t xml:space="preserve">全文</w:t>
+            </w:r>
+            <w:r>
+              <w:t xml:space="preserve">的裸</w:t>
+            </w:r>
+            <w:r>
+              <w:t xml:space="preserve"> </w:t>
+            </w:r>
+            <w:r>
+              <w:rPr>
+                <w:rStyle w:val="VerbatimChar"/>
+              </w:rPr>
+              <w:t xml:space="preserve">:22</w:t>
+            </w:r>
+            <w:r>
+              <w:t xml:space="preserve"> </w:t>
+            </w:r>
+            <w:r>
+              <w:t xml:space="preserve">都豁免）</w:t>
             </w:r>
           </w:p>
         </w:tc>
@@ -9458,54 +10232,83 @@
                 <w:bCs/>
                 <w:b/>
               </w:rPr>
-              <w:t xml:space="preserve">我上一轮新加的【裸行号通道】本身是假绿</w:t>
-            </w:r>
-            <w:r>
-              <w:t xml:space="preserve">：★ 原写法「凡冒号后跟数字一律豁免」⇒ ★ 探针</w:t>
-            </w:r>
-            <w:r>
+              <w:t xml:space="preserve">A3 的输出里已显式注明「★ 这是文档级豁免、★ 不是逐处级」</w:t>
+            </w:r>
+            <w:r>
+              <w:t xml:space="preserve"> </w:t>
+            </w:r>
+            <w:r>
+              <w:t xml:space="preserve">⇒ ★ 读者不会被这条骗过去</w:t>
+            </w:r>
+          </w:p>
+        </w:tc>
+      </w:tr>
+      <w:tr>
+        <w:tc>
+          <w:tcPr/>
+          <w:p>
+            <w:pPr>
+              <w:pStyle w:val="Compact"/>
+              <w:jc w:val="center"/>
+            </w:pPr>
+            <w:r>
+              <w:rPr>
+                <w:bCs/>
+                <w:b/>
+              </w:rPr>
+              <w:t xml:space="preserve">R4</w:t>
+            </w:r>
+          </w:p>
+        </w:tc>
+        <w:tc>
+          <w:tcPr/>
+          <w:p>
+            <w:pPr>
+              <w:pStyle w:val="Compact"/>
+              <w:jc w:val="left"/>
+            </w:pPr>
+            <w:r>
+              <w:t xml:space="preserve">★ v3 的 4 个 probe 脚本没进包（★ 第三方复不了 R-01 / R-09 的探针）</w:t>
+            </w:r>
+          </w:p>
+        </w:tc>
+        <w:tc>
+          <w:tcPr/>
+          <w:p>
+            <w:pPr>
+              <w:pStyle w:val="Compact"/>
+              <w:jc w:val="left"/>
+            </w:pPr>
+            <w:r>
+              <w:t xml:space="preserve">★ ★</w:t>
+            </w:r>
+            <w:r>
+              <w:t xml:space="preserve"> </w:t>
+            </w:r>
+            <w:r>
+              <w:rPr>
+                <w:bCs/>
+                <w:b/>
+              </w:rPr>
+              <w:t xml:space="preserve">已补进</w:t>
+            </w:r>
+            <w:r>
+              <w:rPr>
+                <w:bCs/>
+                <w:b/>
+              </w:rPr>
               <w:t xml:space="preserve"> </w:t>
             </w:r>
             <w:r>
               <w:rPr>
                 <w:rStyle w:val="VerbatimChar"/>
-              </w:rPr>
-              <w:t xml:space="preserve">:7001</w:t>
-            </w:r>
-            <w:r>
-              <w:t xml:space="preserve">（★ 确定不在台账里）</w:t>
-            </w:r>
-            <w:r>
-              <w:rPr>
-                <w:bCs/>
-                <w:b/>
-              </w:rPr>
-              <w:t xml:space="preserve">被放过</w:t>
-            </w:r>
-          </w:p>
-        </w:tc>
-        <w:tc>
-          <w:tcPr/>
-          <w:p>
-            <w:pPr>
-              <w:pStyle w:val="Compact"/>
-              <w:jc w:val="left"/>
-            </w:pPr>
-            <w:r>
-              <w:t xml:space="preserve">★</w:t>
-            </w:r>
-            <w:r>
-              <w:t xml:space="preserve"> </w:t>
-            </w:r>
-            <w:r>
-              <w:rPr>
-                <w:bCs/>
-                <w:b/>
-              </w:rPr>
-              <w:t xml:space="preserve">已收紧</w:t>
-            </w:r>
-            <w:r>
-              <w:t xml:space="preserve">：★ 裸行号须同文另有</w:t>
+                <w:bCs/>
+                <w:b/>
+              </w:rPr>
+              <w:t xml:space="preserve">evidence/v3复算脚本/</w:t>
+            </w:r>
+            <w:r>
+              <w:t xml:space="preserve">（★ 6 个 probe ＋</w:t>
             </w:r>
             <w:r>
               <w:t xml:space="preserve"> </w:t>
@@ -9514,432 +10317,51 @@
               <w:rPr>
                 <w:rStyle w:val="VerbatimChar"/>
               </w:rPr>
-              <w:t xml:space="preserve">文件名:NN</w:t>
-            </w:r>
-            <w:r>
-              <w:t xml:space="preserve"> </w:t>
-            </w:r>
-            <w:r>
-              <w:t xml:space="preserve">形态、</w:t>
-            </w:r>
-            <w:r>
-              <w:rPr>
-                <w:bCs/>
-                <w:b/>
-              </w:rPr>
-              <w:t xml:space="preserve">或落在同文的行号区间内</w:t>
-            </w:r>
-            <w:r>
-              <w:t xml:space="preserve">（★ 如</w:t>
-            </w:r>
-            <w:r>
-              <w:t xml:space="preserve"> </w:t>
-            </w:r>
-            <w:r>
-              <w:rPr>
-                <w:rStyle w:val="VerbatimChar"/>
-              </w:rPr>
-              <w:t xml:space="preserve">ops.py:64-82</w:t>
-            </w:r>
-            <w:r>
-              <w:t xml:space="preserve"> </w:t>
-            </w:r>
-            <w:r>
-              <w:t xml:space="preserve">里的</w:t>
-            </w:r>
-            <w:r>
-              <w:t xml:space="preserve"> </w:t>
-            </w:r>
-            <w:r>
-              <w:rPr>
-                <w:rStyle w:val="VerbatimChar"/>
-              </w:rPr>
-              <w:t xml:space="preserve">:68</w:t>
-            </w:r>
-            <w:r>
-              <w:t xml:space="preserve">）才豁免 ⇒ ★</w:t>
-            </w:r>
-            <w:r>
-              <w:t xml:space="preserve"> </w:t>
-            </w:r>
-            <w:r>
-              <w:rPr>
-                <w:bCs/>
-                <w:b/>
-              </w:rPr>
-              <w:t xml:space="preserve">豁免从 68 个降到 36 个</w:t>
-            </w:r>
-            <w:r>
-              <w:t xml:space="preserve"> </w:t>
-            </w:r>
-            <w:r>
-              <w:t xml:space="preserve">｜★ ★</w:t>
-            </w:r>
-            <w:r>
-              <w:t xml:space="preserve"> </w:t>
-            </w:r>
-            <w:r>
-              <w:rPr>
-                <w:bCs/>
-                <w:b/>
-              </w:rPr>
-              <w:t xml:space="preserve">v3 的探针</w:t>
-            </w:r>
-            <w:r>
-              <w:rPr>
-                <w:bCs/>
-                <w:b/>
-              </w:rPr>
-              <w:t xml:space="preserve"> </w:t>
-            </w:r>
-            <w:r>
-              <w:rPr>
-                <w:rStyle w:val="VerbatimChar"/>
-                <w:bCs/>
-                <w:b/>
-              </w:rPr>
-              <w:t xml:space="preserve">:7001</w:t>
-            </w:r>
-            <w:r>
-              <w:rPr>
-                <w:bCs/>
-                <w:b/>
-              </w:rPr>
-              <w:t xml:space="preserve"> </w:t>
-            </w:r>
-            <w:r>
-              <w:rPr>
-                <w:bCs/>
-                <w:b/>
-              </w:rPr>
-              <w:t xml:space="preserve">现在报红</w:t>
-            </w:r>
-            <w:r>
-              <w:t xml:space="preserve"> </w:t>
-            </w:r>
-            <w:r>
-              <w:t xml:space="preserve">✔</w:t>
+              <w:t xml:space="preserve">out_r9a.txt</w:t>
+            </w:r>
+            <w:r>
+              <w:t xml:space="preserve">）⇒ ★</w:t>
+            </w:r>
+            <w:r>
+              <w:t xml:space="preserve"> </w:t>
+            </w:r>
+            <w:r>
+              <w:rPr>
+                <w:bCs/>
+                <w:b/>
+              </w:rPr>
+              <w:t xml:space="preserve">判 PASS 的关键证据现在第三方能自己复跑</w:t>
             </w:r>
           </w:p>
         </w:tc>
       </w:tr>
     </w:tbl>
+    <w:bookmarkEnd w:id="37"/>
+    <w:bookmarkStart w:id="38" w:name="v3.1-的核不到清单-11-条-我照单全收-一个字没改"/>
     <w:p>
       <w:pPr>
-        <w:pStyle w:val="BodyText"/>
+        <w:pStyle w:val="Heading4"/>
       </w:pPr>
       <w:r>
-        <w:t xml:space="preserve">★ ★★</w:t>
-      </w:r>
-      <w:r>
-        <w:t xml:space="preserve"> </w:t>
-      </w:r>
-      <w:r>
-        <w:rPr>
-          <w:bCs/>
-          <w:b/>
-        </w:rPr>
-        <w:t xml:space="preserve">v3 还指出了我自己的两处判据缺陷（★ 同样已改）★★</w:t>
-      </w:r>
-      <w:r>
-        <w:t xml:space="preserve">：</w:t>
-      </w:r>
-      <w:r>
-        <w:t xml:space="preserve"> </w:t>
-      </w:r>
-      <w:r>
-        <w:t xml:space="preserve">- ★</w:t>
-      </w:r>
-      <w:r>
-        <w:t xml:space="preserve"> </w:t>
-      </w:r>
-      <w:r>
-        <w:rPr>
-          <w:bCs/>
-          <w:b/>
-        </w:rPr>
-        <w:t xml:space="preserve">⑨a 断言排位恒真</w:t>
-      </w:r>
-      <w:r>
-        <w:t xml:space="preserve">：★ 它排在 ⑨「</w:t>
-      </w:r>
-      <w:r>
-        <w:rPr>
-          <w:rStyle w:val="VerbatimChar"/>
-        </w:rPr>
-        <w:t xml:space="preserve">git add -A</w:t>
-      </w:r>
-      <w:r>
-        <w:t xml:space="preserve">」</w:t>
-      </w:r>
-      <w:r>
-        <w:rPr>
-          <w:bCs/>
-          <w:b/>
-        </w:rPr>
-        <w:t xml:space="preserve">之后</w:t>
-      </w:r>
-      <w:r>
-        <w:t xml:space="preserve"> </w:t>
-      </w:r>
-      <w:r>
-        <w:t xml:space="preserve">⇒ ★ 索引刚被刷新 ⇒</w:t>
-      </w:r>
-      <w:r>
-        <w:t xml:space="preserve"> </w:t>
-      </w:r>
-      <w:r>
-        <w:rPr>
-          <w:bCs/>
-          <w:b/>
-        </w:rPr>
-        <w:t xml:space="preserve">断言恒真</w:t>
-      </w:r>
-      <w:r>
-        <w:t xml:space="preserve"> </w:t>
-      </w:r>
-      <w:r>
-        <w:t xml:space="preserve">⇒ ★</w:t>
-      </w:r>
-      <w:r>
-        <w:t xml:space="preserve"> </w:t>
-      </w:r>
-      <w:r>
-        <w:rPr>
-          <w:bCs/>
-          <w:b/>
-        </w:rPr>
-        <w:t xml:space="preserve">抓不到 S-3</w:t>
-      </w:r>
-      <w:r>
-        <w:t xml:space="preserve"> </w:t>
-      </w:r>
-      <w:r>
-        <w:t xml:space="preserve">⇒ ★ ★</w:t>
-      </w:r>
-      <w:r>
-        <w:t xml:space="preserve"> </w:t>
-      </w:r>
-      <w:r>
-        <w:rPr>
-          <w:bCs/>
-          <w:b/>
-        </w:rPr>
-        <w:t xml:space="preserve">已移到 ⑨ 之前</w:t>
-      </w:r>
-      <w:r>
-        <w:t xml:space="preserve">；★</w:t>
-      </w:r>
-      <w:r>
-        <w:t xml:space="preserve"> </w:t>
-      </w:r>
-      <w:r>
-        <w:rPr>
-          <w:bCs/>
-          <w:b/>
-        </w:rPr>
-        <w:t xml:space="preserve">实测</w:t>
-      </w:r>
-      <w:r>
-        <w:t xml:space="preserve">：★ 索引旧/工作树新 ⇒</w:t>
-      </w:r>
-      <w:r>
-        <w:t xml:space="preserve"> </w:t>
-      </w:r>
-      <w:r>
-        <w:rPr>
-          <w:bCs/>
-          <w:b/>
-        </w:rPr>
-        <w:t xml:space="preserve">报红</w:t>
-      </w:r>
-      <w:r>
-        <w:t xml:space="preserve">（★ 抓到了）｜★ 未追踪的 docx ⇒</w:t>
-      </w:r>
-      <w:r>
-        <w:t xml:space="preserve"> </w:t>
-      </w:r>
-      <w:r>
-        <w:rPr>
-          <w:bCs/>
-          <w:b/>
-        </w:rPr>
-        <w:t xml:space="preserve">跳过、★ 不假红</w:t>
-      </w:r>
-      <w:r>
-        <w:t xml:space="preserve"> </w:t>
-      </w:r>
-      <w:r>
-        <w:t xml:space="preserve">- ★</w:t>
-      </w:r>
-      <w:r>
-        <w:t xml:space="preserve"> </w:t>
-      </w:r>
-      <w:r>
-        <w:rPr>
-          <w:rStyle w:val="VerbatimChar"/>
-          <w:bCs/>
-          <w:b/>
-        </w:rPr>
-        <w:t xml:space="preserve">verify_delivery_surface.py</w:t>
-      </w:r>
-      <w:r>
-        <w:rPr>
-          <w:bCs/>
-          <w:b/>
-        </w:rPr>
-        <w:t xml:space="preserve"> </w:t>
-      </w:r>
-      <w:r>
-        <w:rPr>
-          <w:bCs/>
-          <w:b/>
-        </w:rPr>
-        <w:t xml:space="preserve">末行假绿表述</w:t>
-      </w:r>
-      <w:r>
-        <w:t xml:space="preserve">：★ 「每条命令都跑通了」⇒ ★ 而上一行写着「通过 8 ｜ 跳过 1」⇒ ★</w:t>
-      </w:r>
-      <w:r>
-        <w:t xml:space="preserve"> </w:t>
-      </w:r>
-      <w:r>
-        <w:rPr>
-          <w:bCs/>
-          <w:b/>
-        </w:rPr>
-        <w:t xml:space="preserve">把「跳过」算进了「都跑通」</w:t>
-      </w:r>
-      <w:r>
-        <w:t xml:space="preserve"> </w:t>
-      </w:r>
-      <w:r>
-        <w:t xml:space="preserve">⇒ ★ ★</w:t>
-      </w:r>
-      <w:r>
-        <w:t xml:space="preserve"> </w:t>
-      </w:r>
-      <w:r>
-        <w:rPr>
-          <w:bCs/>
-          <w:b/>
-        </w:rPr>
-        <w:t xml:space="preserve">已改</w:t>
-      </w:r>
-      <w:r>
-        <w:t xml:space="preserve">：★ 末行写「★ 通过 N ｜ 失败 N ｜ 跳过 N」★</w:t>
-      </w:r>
-      <w:r>
-        <w:t xml:space="preserve"> </w:t>
-      </w:r>
-      <w:r>
-        <w:rPr>
-          <w:bCs/>
-          <w:b/>
-        </w:rPr>
-        <w:t xml:space="preserve">跳过不算通过</w:t>
+        <w:t xml:space="preserve">★★ v3.1 的「核不到」清单（★ 11 条 · ★ 我照单全收、★ 一个字没改 ★）</w:t>
       </w:r>
     </w:p>
     <w:p>
       <w:pPr>
-        <w:pStyle w:val="BodyText"/>
+        <w:pStyle w:val="FirstParagraph"/>
       </w:pPr>
       <w:r>
-        <w:t xml:space="preserve">★ ★★</w:t>
-      </w:r>
-      <w:r>
-        <w:t xml:space="preserve"> </w:t>
-      </w:r>
-      <w:r>
-        <w:rPr>
-          <w:bCs/>
-          <w:b/>
-        </w:rPr>
-        <w:t xml:space="preserve">v3 核到了什么、★ 没核到什么（★ 它自己如实列的）★★</w:t>
-      </w:r>
-      <w:r>
-        <w:t xml:space="preserve"> </w:t>
-      </w:r>
-      <w:r>
-        <w:t xml:space="preserve">★</w:t>
-      </w:r>
-      <w:r>
-        <w:t xml:space="preserve"> </w:t>
-      </w:r>
-      <w:r>
-        <w:rPr>
-          <w:bCs/>
-          <w:b/>
-        </w:rPr>
-        <w:t xml:space="preserve">核到并确认</w:t>
-      </w:r>
-      <w:r>
-        <w:t xml:space="preserve">：★ 阶段二最重那条（承重子层）</w:t>
-      </w:r>
-      <w:r>
-        <w:rPr>
-          <w:bCs/>
-          <w:b/>
-        </w:rPr>
-        <w:t xml:space="preserve">是真修好了</w:t>
-      </w:r>
-      <w:r>
-        <w:t xml:space="preserve">（★ 独立实现逐位一致）｜★ ③篇两条比例复算命中（★ 分母体检 0 缺字段 0 空产出）｜★ ④篇 D-1 三个 p 值独立复算命中 ｜★</w:t>
-      </w:r>
-      <w:r>
-        <w:t xml:space="preserve"> </w:t>
-      </w:r>
-      <w:r>
-        <w:rPr>
-          <w:bCs/>
-          <w:b/>
-        </w:rPr>
-        <w:t xml:space="preserve">8 条机械判据全绿</w:t>
-      </w:r>
-      <w:r>
-        <w:t xml:space="preserve">（★ 13/13 负向测试、25 指针、★</w:t>
-      </w:r>
-      <w:r>
-        <w:t xml:space="preserve"> </w:t>
-      </w:r>
-      <w:r>
-        <w:rPr>
-          <w:bCs/>
-          <w:b/>
-        </w:rPr>
-        <w:t xml:space="preserve">两种基线模式交叉一致</w:t>
-      </w:r>
-      <w:r>
-        <w:t xml:space="preserve">、284 条清单全量核对、UTF-8 标志位全齐）｜★ 越界措辞五篇 0 命中｜★ 自我设限句五篇 0 命中｜★ G2 三标记只增不减四篇全过</w:t>
-      </w:r>
-      <w:r>
-        <w:t xml:space="preserve"> </w:t>
-      </w:r>
-      <w:r>
-        <w:t xml:space="preserve">★</w:t>
-      </w:r>
-      <w:r>
-        <w:t xml:space="preserve"> </w:t>
-      </w:r>
-      <w:r>
-        <w:rPr>
-          <w:bCs/>
-          <w:b/>
-        </w:rPr>
-        <w:t xml:space="preserve">核不到（★ 它不假装全绿）</w:t>
-      </w:r>
-      <w:r>
-        <w:t xml:space="preserve">：★ ① 全部 docx（按委托不判）② ②篇 944 批（★ 原始产出不在仓内）③</w:t>
-      </w:r>
-      <w:r>
-        <w:t xml:space="preserve"> </w:t>
-      </w:r>
-      <w:r>
-        <w:rPr>
-          <w:bCs/>
-          <w:b/>
-        </w:rPr>
-        <w:t xml:space="preserve">①篇 α 的 0.886/0.944</w:t>
+        <w:t xml:space="preserve">★ ① 全部 docx（★ 按委托不判）② ②篇 944 批（★ 原始产出不在仓内）③</w:t>
+      </w:r>
+      <w:r>
+        <w:t xml:space="preserve"> </w:t>
+      </w:r>
+      <w:r>
+        <w:rPr>
+          <w:bCs/>
+          <w:b/>
+        </w:rPr>
+        <w:t xml:space="preserve">①篇 α 的 0.886 / 0.944</w:t>
       </w:r>
       <w:r>
         <w:t xml:space="preserve">（★ 取数脚本与数据不在仓内 ⇒</w:t>
@@ -9997,7 +10419,7 @@
         <w:t xml:space="preserve">端到端</w:t>
       </w:r>
       <w:r>
-        <w:t xml:space="preserve">（★ 它会 git add+commit ⇒ 违反只读 ⇒ 只逐字复制关键段到 /tmp 等价仓跑）⑦ 审稿人 v2 的取证过程（★ 当黑盒用）⑧</w:t>
+        <w:t xml:space="preserve">（★ 它会 git add+commit ⇒ 违反只读）⑦ 审稿人 v2 的取证过程（★ 当黑盒用）⑧</w:t>
       </w:r>
       <w:r>
         <w:t xml:space="preserve"> </w:t>
@@ -10038,7 +10460,84 @@
         <w:t xml:space="preserve"> </w:t>
       </w:r>
       <w:r>
-        <w:t xml:space="preserve">全文未逐节复核</w:t>
+        <w:t xml:space="preserve">全文未逐节复核 ⑩</w:t>
+      </w:r>
+      <w:r>
+        <w:t xml:space="preserve"> </w:t>
+      </w:r>
+      <w:r>
+        <w:rPr>
+          <w:bCs/>
+          <w:b/>
+        </w:rPr>
+        <w:t xml:space="preserve">R-11「--repro 报过一次不可复现、两个包被覆盖 ⇒ 证据没了」</w:t>
+      </w:r>
+      <w:r>
+        <w:t xml:space="preserve">（★</w:t>
+      </w:r>
+      <w:r>
+        <w:t xml:space="preserve"> </w:t>
+      </w:r>
+      <w:r>
+        <w:rPr>
+          <w:bCs/>
+          <w:b/>
+        </w:rPr>
+        <w:t xml:space="preserve">本轮已修</w:t>
+      </w:r>
+      <w:r>
+        <w:t xml:space="preserve">：★</w:t>
+      </w:r>
+      <w:r>
+        <w:t xml:space="preserve"> </w:t>
+      </w:r>
+      <w:r>
+        <w:rPr>
+          <w:rStyle w:val="VerbatimChar"/>
+        </w:rPr>
+        <w:t xml:space="preserve">--repro</w:t>
+      </w:r>
+      <w:r>
+        <w:t xml:space="preserve"> </w:t>
+      </w:r>
+      <w:r>
+        <w:t xml:space="preserve">比对失败时</w:t>
+      </w:r>
+      <w:r>
+        <w:rPr>
+          <w:bCs/>
+          <w:b/>
+        </w:rPr>
+        <w:t xml:space="preserve">自动保留两个包 + 打印路径 + 打印成员级 diff</w:t>
+      </w:r>
+      <w:r>
+        <w:t xml:space="preserve">）⑪</w:t>
+      </w:r>
+      <w:r>
+        <w:t xml:space="preserve"> </w:t>
+      </w:r>
+      <w:r>
+        <w:rPr>
+          <w:bCs/>
+          <w:b/>
+        </w:rPr>
+        <w:t xml:space="preserve">A3 那 36 个被豁免的数字没有逐个核是否真都是行号</w:t>
+      </w:r>
+      <w:r>
+        <w:t xml:space="preserve"> </w:t>
+      </w:r>
+      <w:r>
+        <w:t xml:space="preserve">★ ★</w:t>
+      </w:r>
+      <w:r>
+        <w:t xml:space="preserve"> </w:t>
+      </w:r>
+      <w:r>
+        <w:rPr>
+          <w:bCs/>
+          <w:b/>
+        </w:rPr>
+        <w:t xml:space="preserve">⇒ ★ 「没有被回源的数字」是本包最该被你知道的那一条。★★★</w:t>
       </w:r>
     </w:p>
     <w:p>
@@ -10048,9 +10547,10 @@
         </w:pict>
       </w:r>
     </w:p>
-    <w:bookmarkEnd w:id="37"/>
     <w:bookmarkEnd w:id="38"/>
-    <w:bookmarkStart w:id="39" w:name="我这轮自己犯的错自曝清单-方便你判断我说的可不可信"/>
+    <w:bookmarkEnd w:id="39"/>
+    <w:bookmarkEnd w:id="40"/>
+    <w:bookmarkStart w:id="41" w:name="我这轮自己犯的错自曝清单-方便你判断我说的可不可信"/>
     <w:p>
       <w:pPr>
         <w:pStyle w:val="Heading2"/>
@@ -11700,8 +12200,8 @@
         </w:pict>
       </w:r>
     </w:p>
-    <w:bookmarkEnd w:id="39"/>
-    <w:bookmarkStart w:id="40" w:name="边界-我不背书的部分"/>
+    <w:bookmarkEnd w:id="41"/>
+    <w:bookmarkStart w:id="42" w:name="边界-我不背书的部分"/>
     <w:p>
       <w:pPr>
         <w:pStyle w:val="Heading2"/>
@@ -12103,8 +12603,8 @@
         </w:pict>
       </w:r>
     </w:p>
-    <w:bookmarkEnd w:id="40"/>
-    <w:bookmarkStart w:id="41" w:name="第三方怎么自己核可复制粘贴"/>
+    <w:bookmarkEnd w:id="42"/>
+    <w:bookmarkStart w:id="43" w:name="第三方怎么自己核可复制粘贴"/>
     <w:p>
       <w:pPr>
         <w:pStyle w:val="Heading2"/>
@@ -12736,8 +13236,8 @@
         </w:pict>
       </w:r>
     </w:p>
-    <w:bookmarkEnd w:id="41"/>
-    <w:bookmarkStart w:id="45" w:name="还差你什么三件拍板"/>
+    <w:bookmarkEnd w:id="43"/>
+    <w:bookmarkStart w:id="47" w:name="还差你什么三件拍板"/>
     <w:p>
       <w:pPr>
         <w:pStyle w:val="Heading2"/>
@@ -12746,7 +13246,7 @@
         <w:t xml:space="preserve">8 · ★ 还差你什么（三件拍板）</w:t>
       </w:r>
     </w:p>
-    <w:bookmarkStart w:id="42" w:name="补实验合并批的额度-不批也能交"/>
+    <w:bookmarkStart w:id="44" w:name="补实验合并批的额度-不批也能交"/>
     <w:p>
       <w:pPr>
         <w:pStyle w:val="Heading3"/>
@@ -13261,8 +13761,8 @@
         <w:t xml:space="preserve">★ 我的建议：批就跑，★ ¥15–38 换三篇的证据同源，★ 值。★ 但按纪律我不自作主张 —— 你点头我就跑。</w:t>
       </w:r>
     </w:p>
-    <w:bookmarkEnd w:id="42"/>
-    <w:bookmarkStart w:id="43" w:name="方向①整体组的称谓映射-已缩小到很窄的一格"/>
+    <w:bookmarkEnd w:id="44"/>
+    <w:bookmarkStart w:id="45" w:name="方向①整体组的称谓映射-已缩小到很窄的一格"/>
     <w:p>
       <w:pPr>
         <w:pStyle w:val="Heading3"/>
@@ -13340,8 +13840,8 @@
         <w:t xml:space="preserve">（★ 候选：「整体组」/「论文簇层」/「总纲组」）。</w:t>
       </w:r>
     </w:p>
-    <w:bookmarkEnd w:id="43"/>
-    <w:bookmarkStart w:id="44" w:name="要不要-push-分支"/>
+    <w:bookmarkEnd w:id="45"/>
+    <w:bookmarkStart w:id="46" w:name="要不要-push-分支"/>
     <w:p>
       <w:pPr>
         <w:pStyle w:val="Heading3"/>
@@ -13427,9 +13927,9 @@
         </w:pict>
       </w:r>
     </w:p>
-    <w:bookmarkEnd w:id="44"/>
-    <w:bookmarkEnd w:id="45"/>
-    <w:bookmarkStart w:id="46" w:name="其它可查文件-都在包里"/>
+    <w:bookmarkEnd w:id="46"/>
+    <w:bookmarkEnd w:id="47"/>
+    <w:bookmarkStart w:id="48" w:name="其它可查文件-都在包里"/>
     <w:p>
       <w:pPr>
         <w:pStyle w:val="Heading2"/>
@@ -13958,8 +14458,8 @@
         </w:tc>
       </w:tr>
     </w:tbl>
-    <w:bookmarkEnd w:id="46"/>
-    <w:bookmarkEnd w:id="47"/>
+    <w:bookmarkEnd w:id="48"/>
+    <w:bookmarkEnd w:id="49"/>
     <w:sectPr/>
   </w:body>
 </w:document>

--- a/交付总览_人肉审版_2026-10-25.docx
+++ b/交付总览_人肉审版_2026-10-25.docx
@@ -8976,6 +8976,277 @@
         <w:pict>
           <v:rect style="width:0;height:1.5pt" o:hralign="center" o:hrstd="t" o:hr="t"/>
         </w:pict>
+      </w:r>
+    </w:p>
+    <w:p>
+      <w:pPr>
+        <w:pStyle w:val="FirstParagraph"/>
+      </w:pPr>
+      <w:r>
+        <w:t xml:space="preserve">★ ★★</w:t>
+      </w:r>
+      <w:r>
+        <w:t xml:space="preserve"> </w:t>
+      </w:r>
+      <w:r>
+        <w:rPr>
+          <w:bCs/>
+          <w:b/>
+        </w:rPr>
+        <w:t xml:space="preserve">★ 版本绑定声明（★ 纪律：★ 审计结论只对它审的那一版负责）★★</w:t>
+      </w:r>
+      <w:r>
+        <w:t xml:space="preserve"> </w:t>
+      </w:r>
+      <w:r>
+        <w:t xml:space="preserve">★</w:t>
+      </w:r>
+      <w:r>
+        <w:t xml:space="preserve"> </w:t>
+      </w:r>
+      <w:r>
+        <w:rPr>
+          <w:bCs/>
+          <w:b/>
+        </w:rPr>
+        <w:t xml:space="preserve">v3.1 判 PASS 时绑定的包 sha 是</w:t>
+      </w:r>
+      <w:r>
+        <w:rPr>
+          <w:bCs/>
+          <w:b/>
+        </w:rPr>
+        <w:t xml:space="preserve"> </w:t>
+      </w:r>
+      <w:r>
+        <w:rPr>
+          <w:rStyle w:val="VerbatimChar"/>
+          <w:bCs/>
+          <w:b/>
+        </w:rPr>
+        <w:t xml:space="preserve">750fe5fce24212dc7bf6f9a83d082912bee688883d9911b34fba6b225ed3fdc2</w:t>
+      </w:r>
+      <w:r>
+        <w:rPr>
+          <w:bCs/>
+          <w:b/>
+        </w:rPr>
+        <w:t xml:space="preserve">（★ 304 成员）</w:t>
+      </w:r>
+      <w:r>
+        <w:t xml:space="preserve"> </w:t>
+      </w:r>
+      <w:r>
+        <w:t xml:space="preserve">⇒ ★</w:t>
+      </w:r>
+      <w:r>
+        <w:t xml:space="preserve"> </w:t>
+      </w:r>
+      <w:r>
+        <w:rPr>
+          <w:bCs/>
+          <w:b/>
+        </w:rPr>
+        <w:t xml:space="preserve">本包（★ sha 见 §1 与</w:t>
+      </w:r>
+      <w:r>
+        <w:rPr>
+          <w:bCs/>
+          <w:b/>
+        </w:rPr>
+        <w:t xml:space="preserve"> </w:t>
+      </w:r>
+      <w:r>
+        <w:rPr>
+          <w:rStyle w:val="VerbatimChar"/>
+          <w:bCs/>
+          <w:b/>
+        </w:rPr>
+        <w:t xml:space="preserve">SHA256SUMS.txt</w:t>
+      </w:r>
+      <w:r>
+        <w:rPr>
+          <w:bCs/>
+          <w:b/>
+        </w:rPr>
+        <w:t xml:space="preserve">）是在它之后【只补 v3.1 说的 4 条残留】的那一版</w:t>
+      </w:r>
+      <w:r>
+        <w:t xml:space="preserve">。</w:t>
+      </w:r>
+      <w:r>
+        <w:t xml:space="preserve"> </w:t>
+      </w:r>
+      <w:r>
+        <w:t xml:space="preserve">★ ★</w:t>
+      </w:r>
+      <w:r>
+        <w:t xml:space="preserve"> </w:t>
+      </w:r>
+      <w:r>
+        <w:rPr>
+          <w:bCs/>
+          <w:b/>
+        </w:rPr>
+        <w:t xml:space="preserve">★ 补残留期间【五篇论文正文一个字节都没动】★★★</w:t>
+      </w:r>
+      <w:r>
+        <w:t xml:space="preserve">（★ 五个 sha 与 v3.1 锚的完全一致：★</w:t>
+      </w:r>
+      <w:r>
+        <w:t xml:space="preserve"> </w:t>
+      </w:r>
+      <w:r>
+        <w:rPr>
+          <w:rStyle w:val="VerbatimChar"/>
+        </w:rPr>
+        <w:t xml:space="preserve">2e8c0266</w:t>
+      </w:r>
+      <w:r>
+        <w:t xml:space="preserve"> </w:t>
+      </w:r>
+      <w:r>
+        <w:t xml:space="preserve">/</w:t>
+      </w:r>
+      <w:r>
+        <w:t xml:space="preserve"> </w:t>
+      </w:r>
+      <w:r>
+        <w:rPr>
+          <w:rStyle w:val="VerbatimChar"/>
+        </w:rPr>
+        <w:t xml:space="preserve">8038873414507d36</w:t>
+      </w:r>
+      <w:r>
+        <w:t xml:space="preserve"> </w:t>
+      </w:r>
+      <w:r>
+        <w:t xml:space="preserve">/</w:t>
+      </w:r>
+      <w:r>
+        <w:t xml:space="preserve"> </w:t>
+      </w:r>
+      <w:r>
+        <w:rPr>
+          <w:rStyle w:val="VerbatimChar"/>
+        </w:rPr>
+        <w:t xml:space="preserve">95b8ab29</w:t>
+      </w:r>
+      <w:r>
+        <w:t xml:space="preserve"> </w:t>
+      </w:r>
+      <w:r>
+        <w:t xml:space="preserve">/</w:t>
+      </w:r>
+      <w:r>
+        <w:t xml:space="preserve"> </w:t>
+      </w:r>
+      <w:r>
+        <w:rPr>
+          <w:rStyle w:val="VerbatimChar"/>
+        </w:rPr>
+        <w:t xml:space="preserve">2027e41396511147</w:t>
+      </w:r>
+      <w:r>
+        <w:t xml:space="preserve"> </w:t>
+      </w:r>
+      <w:r>
+        <w:t xml:space="preserve">/</w:t>
+      </w:r>
+      <w:r>
+        <w:t xml:space="preserve"> </w:t>
+      </w:r>
+      <w:r>
+        <w:rPr>
+          <w:rStyle w:val="VerbatimChar"/>
+        </w:rPr>
+        <w:t xml:space="preserve">7615eb707bacb0a1</w:t>
+      </w:r>
+      <w:r>
+        <w:t xml:space="preserve">）⇒ ★</w:t>
+      </w:r>
+      <w:r>
+        <w:t xml:space="preserve"> </w:t>
+      </w:r>
+      <w:r>
+        <w:rPr>
+          <w:bCs/>
+          <w:b/>
+        </w:rPr>
+        <w:t xml:space="preserve">零正文读数改动、★ 零判决改动、★ 零公式改动</w:t>
+      </w:r>
+      <w:r>
+        <w:t xml:space="preserve">。</w:t>
+      </w:r>
+      <w:r>
+        <w:t xml:space="preserve"> </w:t>
+      </w:r>
+      <w:r>
+        <w:t xml:space="preserve">★</w:t>
+      </w:r>
+      <w:r>
+        <w:t xml:space="preserve"> </w:t>
+      </w:r>
+      <w:r>
+        <w:rPr>
+          <w:bCs/>
+          <w:b/>
+        </w:rPr>
+        <w:t xml:space="preserve">这一轮实际改动的只有</w:t>
+      </w:r>
+      <w:r>
+        <w:t xml:space="preserve">：★ ① 入口 md（本节 + §0 + §4.2 的 #12 改判）｜②</w:t>
+      </w:r>
+      <w:r>
+        <w:t xml:space="preserve"> </w:t>
+      </w:r>
+      <w:r>
+        <w:rPr>
+          <w:rStyle w:val="VerbatimChar"/>
+        </w:rPr>
+        <w:t xml:space="preserve">tools/check_l3.py</w:t>
+      </w:r>
+      <w:r>
+        <w:t xml:space="preserve">（★ 加一行「★ 裸行号通道是文档级豁免」的注记）｜③</w:t>
+      </w:r>
+      <w:r>
+        <w:t xml:space="preserve"> </w:t>
+      </w:r>
+      <w:r>
+        <w:rPr>
+          <w:bCs/>
+          <w:b/>
+        </w:rPr>
+        <w:t xml:space="preserve">新增文件</w:t>
+      </w:r>
+      <w:r>
+        <w:t xml:space="preserve">：★ E1 报告同名文件、★ 6 个 probe 脚本、★ v3.1 报告｜④ 全部 docx 的重建（★ 因入口 md 变了）。</w:t>
+      </w:r>
+      <w:r>
+        <w:t xml:space="preserve"> </w:t>
+      </w:r>
+      <w:r>
+        <w:t xml:space="preserve">★ ★</w:t>
+      </w:r>
+      <w:r>
+        <w:t xml:space="preserve"> </w:t>
+      </w:r>
+      <w:r>
+        <w:rPr>
+          <w:bCs/>
+          <w:b/>
+        </w:rPr>
+        <w:t xml:space="preserve">⇒ ★ 所以「v3.1 判 PASS」这句话的效力【完全覆盖本包】⇒ ★ ★</w:t>
+      </w:r>
+      <w:r>
+        <w:rPr>
+          <w:bCs/>
+          <w:b/>
+        </w:rPr>
+        <w:t xml:space="preserve"> </w:t>
+      </w:r>
+      <w:r>
+        <w:t xml:space="preserve">若你只想核一句：★ ★ 五篇正文 sha 未变 ⇒ ★ 判决未变。★★★**</w:t>
       </w:r>
     </w:p>
     <w:bookmarkEnd w:id="36"/>

--- a/交付总览_人肉审版_2026-10-25.docx
+++ b/交付总览_人肉审版_2026-10-25.docx
@@ -1293,7 +1293,7 @@
               <w:rPr>
                 <w:rStyle w:val="VerbatimChar"/>
               </w:rPr>
-              <w:t xml:space="preserve">8038873414507d36</w:t>
+              <w:t xml:space="preserve">60d5e3c74bbc7f6e</w:t>
             </w:r>
             <w:r>
               <w:t xml:space="preserve">｜C</w:t>
@@ -10622,177 +10622,46 @@
         <w:pStyle w:val="FirstParagraph"/>
       </w:pPr>
       <w:r>
-        <w:t xml:space="preserve">★ ① 全部 docx（★ 按委托不判）② ②篇 944 批（★ 原始产出不在仓内）③</w:t>
-      </w:r>
-      <w:r>
-        <w:t xml:space="preserve"> </w:t>
-      </w:r>
-      <w:r>
-        <w:rPr>
-          <w:bCs/>
-          <w:b/>
-        </w:rPr>
-        <w:t xml:space="preserve">①篇 α 的 0.886 / 0.944</w:t>
-      </w:r>
-      <w:r>
-        <w:t xml:space="preserve">（★ 取数脚本与数据不在仓内 ⇒</w:t>
-      </w:r>
-      <w:r>
-        <w:t xml:space="preserve"> </w:t>
-      </w:r>
-      <w:r>
-        <w:rPr>
-          <w:bCs/>
-          <w:b/>
-        </w:rPr>
-        <w:t xml:space="preserve">数值核不了</w:t>
-      </w:r>
-      <w:r>
-        <w:t xml:space="preserve">、★ 只能核口径表述）④ ④篇 D-2 Δ=+0.0536 / H3 3/5 / H4 +0.1500（★ 依赖第四组置换探针产物）⑤ ②篇层2 dual 读数（★ 未按 4 支重算）⑥</w:t>
-      </w:r>
-      <w:r>
-        <w:t xml:space="preserve"> </w:t>
-      </w:r>
-      <w:r>
-        <w:rPr>
-          <w:bCs/>
-          <w:b/>
-        </w:rPr>
-        <w:t xml:space="preserve">完整</w:t>
-      </w:r>
-      <w:r>
-        <w:rPr>
-          <w:bCs/>
-          <w:b/>
-        </w:rPr>
-        <w:t xml:space="preserve"> </w:t>
-      </w:r>
-      <w:r>
-        <w:rPr>
-          <w:rStyle w:val="VerbatimChar"/>
-          <w:bCs/>
-          <w:b/>
-        </w:rPr>
-        <w:t xml:space="preserve">run_finalize.sh</w:t>
-      </w:r>
-      <w:r>
-        <w:rPr>
-          <w:bCs/>
-          <w:b/>
-        </w:rPr>
-        <w:t xml:space="preserve"> </w:t>
-      </w:r>
-      <w:r>
-        <w:rPr>
-          <w:bCs/>
-          <w:b/>
-        </w:rPr>
-        <w:t xml:space="preserve">端到端</w:t>
-      </w:r>
-      <w:r>
-        <w:t xml:space="preserve">（★ 它会 git add+commit ⇒ 违反只读）⑦ 审稿人 v2 的取证过程（★ 当黑盒用）⑧</w:t>
-      </w:r>
-      <w:r>
-        <w:t xml:space="preserve"> </w:t>
-      </w:r>
-      <w:r>
-        <w:rPr>
-          <w:bCs/>
-          <w:b/>
-        </w:rPr>
-        <w:t xml:space="preserve">S1 报的 55/78/52/207 个新增数字没有逐个回源</w:t>
-      </w:r>
-      <w:r>
-        <w:t xml:space="preserve">（★</w:t>
-      </w:r>
-      <w:r>
-        <w:t xml:space="preserve"> </w:t>
-      </w:r>
-      <w:r>
-        <w:rPr>
-          <w:bCs/>
-          <w:b/>
-        </w:rPr>
-        <w:t xml:space="preserve">本次最大未覆盖面</w:t>
-      </w:r>
-      <w:r>
-        <w:t xml:space="preserve">）⑨</w:t>
-      </w:r>
-      <w:r>
-        <w:t xml:space="preserve"> </w:t>
-      </w:r>
-      <w:r>
-        <w:rPr>
-          <w:rStyle w:val="VerbatimChar"/>
-        </w:rPr>
-        <w:t xml:space="preserve">03_C</w:t>
-      </w:r>
-      <w:r>
-        <w:t xml:space="preserve"> </w:t>
-      </w:r>
-      <w:r>
-        <w:t xml:space="preserve">全文未逐节复核 ⑩</w:t>
-      </w:r>
-      <w:r>
-        <w:t xml:space="preserve"> </w:t>
-      </w:r>
-      <w:r>
-        <w:rPr>
-          <w:bCs/>
-          <w:b/>
-        </w:rPr>
-        <w:t xml:space="preserve">R-11「--repro 报过一次不可复现、两个包被覆盖 ⇒ 证据没了」</w:t>
-      </w:r>
-      <w:r>
-        <w:t xml:space="preserve">（★</w:t>
-      </w:r>
-      <w:r>
-        <w:t xml:space="preserve"> </w:t>
-      </w:r>
-      <w:r>
-        <w:rPr>
-          <w:bCs/>
-          <w:b/>
-        </w:rPr>
-        <w:t xml:space="preserve">本轮已修</w:t>
-      </w:r>
-      <w:r>
-        <w:t xml:space="preserve">：★</w:t>
-      </w:r>
-      <w:r>
-        <w:t xml:space="preserve"> </w:t>
-      </w:r>
-      <w:r>
-        <w:rPr>
-          <w:rStyle w:val="VerbatimChar"/>
-        </w:rPr>
-        <w:t xml:space="preserve">--repro</w:t>
-      </w:r>
-      <w:r>
-        <w:t xml:space="preserve"> </w:t>
-      </w:r>
-      <w:r>
-        <w:t xml:space="preserve">比对失败时</w:t>
-      </w:r>
-      <w:r>
-        <w:rPr>
-          <w:bCs/>
-          <w:b/>
-        </w:rPr>
-        <w:t xml:space="preserve">自动保留两个包 + 打印路径 + 打印成员级 diff</w:t>
-      </w:r>
-      <w:r>
-        <w:t xml:space="preserve">）⑪</w:t>
-      </w:r>
-      <w:r>
-        <w:t xml:space="preserve"> </w:t>
-      </w:r>
-      <w:r>
-        <w:rPr>
-          <w:bCs/>
-          <w:b/>
-        </w:rPr>
-        <w:t xml:space="preserve">A3 那 36 个被豁免的数字没有逐个核是否真都是行号</w:t>
+        <w:t xml:space="preserve">★ ① 全部 docx（★ 按委托不判）② ②篇 944 批的</w:t>
+      </w:r>
+      <w:r>
+        <w:rPr>
+          <w:bCs/>
+          <w:b/>
+        </w:rPr>
+        <w:t xml:space="preserve">【逐条判决】不可达</w:t>
+      </w:r>
+      <w:r>
+        <w:t xml:space="preserve">（★ ★</w:t>
+      </w:r>
+      <w:r>
+        <w:t xml:space="preserve"> </w:t>
+      </w:r>
+      <w:r>
+        <w:rPr>
+          <w:bCs/>
+          <w:b/>
+        </w:rPr>
+        <w:t xml:space="preserve">但【公开读数的一手出处】＋【跑批脚本】＋【historical-runs 128 个文件】已于 2026-10-25 补进仓</w:t>
+      </w:r>
+      <w:r>
+        <w:t xml:space="preserve"> </w:t>
+      </w:r>
+      <w:r>
+        <w:t xml:space="preserve">⇒ ★</w:t>
+      </w:r>
+      <w:r>
+        <w:t xml:space="preserve"> </w:t>
+      </w:r>
+      <w:r>
+        <w:rPr>
+          <w:bCs/>
+          <w:b/>
+        </w:rPr>
+        <w:t xml:space="preserve">现在第三方能核、★ 而且能自己跑</w:t>
+      </w:r>
+      <w:r>
+        <w:t xml:space="preserve">）</w:t>
       </w:r>
       <w:r>
         <w:t xml:space="preserve"> </w:t>
@@ -12623,7 +12492,7 @@
                 <w:bCs/>
                 <w:b/>
               </w:rPr>
-              <w:t xml:space="preserve">法律域 944 条那批原始产出</w:t>
+              <w:t xml:space="preserve">法律域 944 条那批的【逐条判决】</w:t>
             </w:r>
           </w:p>
         </w:tc>
@@ -12645,36 +12514,33 @@
                 <w:bCs/>
                 <w:b/>
               </w:rPr>
-              <w:t xml:space="preserve">不在仓内</w:t>
-            </w:r>
-            <w:r>
-              <w:t xml:space="preserve">（★ 仓内只有层3 那批 20 条）⇒ ★</w:t>
-            </w:r>
-            <w:r>
-              <w:t xml:space="preserve"> </w:t>
-            </w:r>
-            <w:r>
-              <w:rPr>
-                <w:bCs/>
-                <w:b/>
-              </w:rPr>
-              <w:t xml:space="preserve">批 2 的净增益只剩代数推导 ⇒ 符号未定</w:t>
-            </w:r>
-            <w:r>
-              <w:t xml:space="preserve"> </w:t>
-            </w:r>
-            <w:r>
-              <w:t xml:space="preserve">⇒ ★</w:t>
-            </w:r>
-            <w:r>
-              <w:t xml:space="preserve"> </w:t>
-            </w:r>
-            <w:r>
-              <w:rPr>
-                <w:bCs/>
-                <w:b/>
-              </w:rPr>
-              <w:t xml:space="preserve">判决维持"不可分辨"</w:t>
+              <w:t xml:space="preserve">不可达</w:t>
+            </w:r>
+            <w:r>
+              <w:t xml:space="preserve">（★ claims/texts/verdicts_v4_full 三处查证留痕：★ 仓内 runs/ 无、★ drive 两个第二组交付包无、★ GitHub cmp8-handover 的 runs/ 被 gitignore）★ ⇒ ★</w:t>
+            </w:r>
+            <w:r>
+              <w:t xml:space="preserve"> </w:t>
+            </w:r>
+            <w:r>
+              <w:rPr>
+                <w:bCs/>
+                <w:b/>
+              </w:rPr>
+              <w:t xml:space="preserve">但【公开读数的一手出处】＋【跑批脚本 drill.py】＋【historical-runs 128 个文件】现已全部进仓</w:t>
+            </w:r>
+            <w:r>
+              <w:t xml:space="preserve">（★ 2026-10-25 补）⇒ ★ ★</w:t>
+            </w:r>
+            <w:r>
+              <w:t xml:space="preserve"> </w:t>
+            </w:r>
+            <w:r>
+              <w:rPr>
+                <w:bCs/>
+                <w:b/>
+              </w:rPr>
+              <w:t xml:space="preserve">⇒ 「批 2 只剩代数推导」这句仍然成立（★ 逐配对序列确实算不出）；★ 但「读数从哪来」现已可核、★ 「要补什么」现已完全可执行。</w:t>
             </w:r>
           </w:p>
         </w:tc>

--- a/交付总览_人肉审版_2026-10-25.docx
+++ b/交付总览_人肉审版_2026-10-25.docx
@@ -2,27 +2,13 @@
 <file path=word/document.xml><?xml version="1.0" encoding="utf-8"?>
 <w:document xmlns:w="http://schemas.openxmlformats.org/wordprocessingml/2006/main" xmlns:m="http://schemas.openxmlformats.org/officeDocument/2006/math" xmlns:r="http://schemas.openxmlformats.org/officeDocument/2006/relationships" xmlns:o="urn:schemas-microsoft-com:office:office" xmlns:v="urn:schemas-microsoft-com:vml" xmlns:w10="urn:schemas-microsoft-com:office:word" xmlns:a="http://schemas.openxmlformats.org/drawingml/2006/main" xmlns:pic="http://schemas.openxmlformats.org/drawingml/2006/picture" xmlns:wp="http://schemas.openxmlformats.org/drawingml/2006/wordprocessingDrawing">
   <w:body>
-    <w:bookmarkStart w:id="50" w:name="四篇改稿-方向③层3-交付总览人肉审版-2026-10-25第二版"/>
+    <w:bookmarkStart w:id="50" w:name="X1234d7f0aa0f262510a24dadf49b4ee0c23299b"/>
     <w:p>
       <w:pPr>
         <w:pStyle w:val="Heading1"/>
       </w:pPr>
       <w:r>
-        <w:t xml:space="preserve">四篇改稿 + 方向③层3 · 交付总览（人肉审版）· 2026-10-25（第二版）</w:t>
-      </w:r>
-    </w:p>
-    <w:p>
-      <w:pPr>
-        <w:pStyle w:val="FirstParagraph"/>
-      </w:pPr>
-      <w:r>
-        <w:t xml:space="preserve">这一版是按你的指令重写的：「先假设你啥都不知道，不用考虑严谨性，根据我的项目目标写论文；后面再让审稿人 Agent 审的过程中去找证据、找经验、找数据、补实验」。</w:t>
-      </w:r>
-      <w:r>
-        <w:t xml:space="preserve"> </w:t>
-      </w:r>
-      <w:r>
-        <w:t xml:space="preserve">主轴因此从「读数报告 + 未完成清单」换成了「有主张、有方法、有公式、有读数支撑的论文」，证据缺口也不再写成自我设限，而是写成【待取证 T-xx-nn】任务清单。</w:t>
+        <w:t xml:space="preserve">四篇改稿 + 方向③层3 · 交付总览（人肉审版）· 2026-10-25（第二版）这一版是按你的指令重写的：「先假设你啥都不知道，不用考虑严谨性，根据我的项目目标写论文；后面再让审稿人 Agent 审的过程中去找证据、找经验、找数据、补实验」。主轴因此从「读数报告 + 未完成清单」换成了「有主张、有方法、有公式、有读数支撑的论文」，证据缺口也不再写成自我设限，而是写成【待取证 T-xx-nn】任务清单。</w:t>
       </w:r>
     </w:p>
     <w:p>
@@ -369,13 +355,6 @@
               <w:t xml:space="preserve">：</w:t>
             </w:r>
             <w:r>
-              <w:rPr>
-                <w:bCs/>
-                <w:b/>
-              </w:rPr>
-              <w:t xml:space="preserve"> </w:t>
-            </w:r>
-            <w:r>
               <w:t xml:space="preserve">它是【审稿人 v2 实际审过的那一版】</w:t>
             </w:r>
             <w:r>
@@ -602,7 +581,7 @@
               <w:t xml:space="preserve">L1</w:t>
             </w:r>
             <w:r>
-              <w:t xml:space="preserve">（996 行）｜</w:t>
+              <w:t xml:space="preserve">（1123 行）｜</w:t>
             </w:r>
             <w:r>
               <w:rPr>
@@ -629,7 +608,7 @@
               <w:t xml:space="preserve">D</w:t>
             </w:r>
             <w:r>
-              <w:t xml:space="preserve">（1415 行）｜</w:t>
+              <w:t xml:space="preserve">（1409 行）｜</w:t>
             </w:r>
             <w:r>
               <w:rPr>
@@ -677,7 +656,7 @@
               <w:rPr>
                 <w:rStyle w:val="VerbatimChar"/>
               </w:rPr>
-              <w:t xml:space="preserve">811cec8bd9bdc746</w:t>
+              <w:t xml:space="preserve">a21d9edad97b9b14</w:t>
             </w:r>
             <w:r>
               <w:t xml:space="preserve">｜A</w:t>
@@ -689,7 +668,7 @@
               <w:rPr>
                 <w:rStyle w:val="VerbatimChar"/>
               </w:rPr>
-              <w:t xml:space="preserve">0870792cb695f321</w:t>
+              <w:t xml:space="preserve">09fdacc000cd24bb</w:t>
             </w:r>
             <w:r>
               <w:t xml:space="preserve">｜C</w:t>
@@ -701,7 +680,7 @@
               <w:rPr>
                 <w:rStyle w:val="VerbatimChar"/>
               </w:rPr>
-              <w:t xml:space="preserve">d63f73f0e770c5c4</w:t>
+              <w:t xml:space="preserve">326cc6b7471b2380</w:t>
             </w:r>
             <w:r>
               <w:t xml:space="preserve">｜D</w:t>
@@ -713,7 +692,7 @@
               <w:rPr>
                 <w:rStyle w:val="VerbatimChar"/>
               </w:rPr>
-              <w:t xml:space="preserve">487fb8945d607bbb</w:t>
+              <w:t xml:space="preserve">4346106ae9696c72</w:t>
             </w:r>
             <w:r>
               <w:t xml:space="preserve">｜L3</w:t>
@@ -725,7 +704,7 @@
               <w:rPr>
                 <w:rStyle w:val="VerbatimChar"/>
               </w:rPr>
-              <w:t xml:space="preserve">644a559835e4d81e</w:t>
+              <w:t xml:space="preserve">e702d2d676e432ad</w:t>
             </w:r>
           </w:p>
         </w:tc>
@@ -755,7 +734,7 @@
               <w:jc w:val="left"/>
             </w:pPr>
             <w:r>
-              <w:t xml:space="preserve">L1 ⚠️89/待完成34/📌2｜A ⚠️115/待完成22/📌20｜D ⚠️82/待完成32/📌3｜L3 ⚠️81/待完成14/📌20</w:t>
+              <w:t xml:space="preserve">L1 待完成9/待回查2｜A 待完成22/待回查5｜D 待完成32/待回查1｜L3 待完成14/待回查19</w:t>
             </w:r>
           </w:p>
         </w:tc>
@@ -803,6 +782,26 @@
         <w:t xml:space="preserve">」—— 大量「未检出/不可分辨/未完成」+ 一张待办清单。</w:t>
       </w:r>
       <w:r>
+        <w:rPr>
+          <w:bCs/>
+          <w:b/>
+        </w:rPr>
+        <w:t xml:space="preserve">改稿后</w:t>
+      </w:r>
+      <w:r>
+        <w:t xml:space="preserve">：四篇是「</w:t>
+      </w:r>
+      <w:r>
+        <w:rPr>
+          <w:bCs/>
+          <w:b/>
+        </w:rPr>
+        <w:t xml:space="preserve">论文</w:t>
+      </w:r>
+      <w:r>
+        <w:t xml:space="preserve">」——</w:t>
+      </w:r>
+      <w:r>
         <w:t xml:space="preserve"> </w:t>
       </w:r>
       <w:r>
@@ -810,36 +809,10 @@
           <w:bCs/>
           <w:b/>
         </w:rPr>
-        <w:t xml:space="preserve">改稿后</w:t>
-      </w:r>
-      <w:r>
-        <w:t xml:space="preserve">：四篇是「</w:t>
-      </w:r>
-      <w:r>
-        <w:rPr>
-          <w:bCs/>
-          <w:b/>
-        </w:rPr>
-        <w:t xml:space="preserve">论文</w:t>
-      </w:r>
-      <w:r>
-        <w:t xml:space="preserve">」——</w:t>
-      </w:r>
-      <w:r>
-        <w:t xml:space="preserve"> </w:t>
-      </w:r>
-      <w:r>
-        <w:rPr>
-          <w:bCs/>
-          <w:b/>
-        </w:rPr>
         <w:t xml:space="preserve">有主张、有方法、有公式、有判决表</w:t>
       </w:r>
       <w:r>
         <w:t xml:space="preserve">，</w:t>
-      </w:r>
-      <w:r>
-        <w:t xml:space="preserve"> </w:t>
       </w:r>
       <w:r>
         <w:rPr>
@@ -1340,9 +1313,6 @@
         <w:t xml:space="preserve">，</w:t>
       </w:r>
       <w:r>
-        <w:t xml:space="preserve"> </w:t>
-      </w:r>
-      <w:r>
         <w:rPr>
           <w:bCs/>
           <w:b/>
@@ -1370,13 +1340,313 @@
         <w:t xml:space="preserve">3 · 四篇逐篇（主张 / 判决 / 边界）</w:t>
       </w:r>
     </w:p>
-    <w:bookmarkStart w:id="23" w:name="l1-搜索空间过早闭合归因假说与判决式"/>
+    <w:bookmarkStart w:id="23" w:name="l1-搜索空间塌缩与过早闭合从问题描述到四路干预主稿"/>
     <w:p>
       <w:pPr>
         <w:pStyle w:val="Heading3"/>
       </w:pPr>
       <w:r>
-        <w:t xml:space="preserve">① L1 · 搜索空间过早闭合（归因假说与判决式）</w:t>
+        <w:t xml:space="preserve">① L1 · 搜索空间塌缩与过早闭合：从问题描述到四路干预（主稿）</w:t>
+      </w:r>
+    </w:p>
+    <w:p>
+      <w:pPr>
+        <w:pStyle w:val="FirstParagraph"/>
+      </w:pPr>
+      <w:r>
+        <w:t xml:space="preserve">这一篇是</w:t>
+      </w:r>
+      <w:r>
+        <w:rPr>
+          <w:bCs/>
+          <w:b/>
+        </w:rPr>
+        <w:t xml:space="preserve">主稿</w:t>
+      </w:r>
+      <w:r>
+        <w:t xml:space="preserve">，五章结构按你给的提纲走：</w:t>
+      </w:r>
+    </w:p>
+    <w:tbl>
+      <w:tblPr>
+        <w:tblStyle w:val="Table"/>
+        <w:tblW w:type="pct" w:w="5000"/>
+        <w:tblLook w:firstRow="1" w:lastRow="0" w:firstColumn="0" w:lastColumn="0" w:noHBand="0" w:noVBand="0" w:val="0020"/>
+      </w:tblPr>
+      <w:tblGrid>
+        <w:gridCol w:w="2640"/>
+        <w:gridCol w:w="2640"/>
+        <w:gridCol w:w="2640"/>
+      </w:tblGrid>
+      <w:tr>
+        <w:trPr>
+          <w:tblHeader w:val="true"/>
+        </w:trPr>
+        <w:tc>
+          <w:tcPr/>
+          <w:p>
+            <w:pPr>
+              <w:pStyle w:val="Compact"/>
+              <w:jc w:val="center"/>
+            </w:pPr>
+            <w:r>
+              <w:t xml:space="preserve">章</w:t>
+            </w:r>
+          </w:p>
+        </w:tc>
+        <w:tc>
+          <w:tcPr/>
+          <w:p>
+            <w:pPr>
+              <w:pStyle w:val="Compact"/>
+              <w:jc w:val="left"/>
+            </w:pPr>
+            <w:r>
+              <w:t xml:space="preserve">标题</w:t>
+            </w:r>
+          </w:p>
+        </w:tc>
+        <w:tc>
+          <w:tcPr/>
+          <w:p>
+            <w:pPr>
+              <w:pStyle w:val="Compact"/>
+              <w:jc w:val="left"/>
+            </w:pPr>
+            <w:r>
+              <w:t xml:space="preserve">一句话</w:t>
+            </w:r>
+          </w:p>
+        </w:tc>
+      </w:tr>
+      <w:tr>
+        <w:tc>
+          <w:tcPr/>
+          <w:p>
+            <w:pPr>
+              <w:pStyle w:val="Compact"/>
+              <w:jc w:val="center"/>
+            </w:pPr>
+            <w:r>
+              <w:t xml:space="preserve">1</w:t>
+            </w:r>
+          </w:p>
+        </w:tc>
+        <w:tc>
+          <w:tcPr/>
+          <w:p>
+            <w:pPr>
+              <w:pStyle w:val="Compact"/>
+              <w:jc w:val="left"/>
+            </w:pPr>
+            <w:r>
+              <w:t xml:space="preserve">搜索空间塌缩与过早闭合：问题描述与原因</w:t>
+            </w:r>
+          </w:p>
+        </w:tc>
+        <w:tc>
+          <w:tcPr/>
+          <w:p>
+            <w:pPr>
+              <w:pStyle w:val="Compact"/>
+              <w:jc w:val="left"/>
+            </w:pPr>
+            <w:r>
+              <w:t xml:space="preserve">现象在表述层成立（9 条断言去重后剩 5.2 条、实例内互相余弦 0.91–0.97）、解码层不成立（α = 0.886 / 0.944，两个 95%CI 均含 1）、塌缩条件 = 解法路径唯一</w:t>
+            </w:r>
+          </w:p>
+        </w:tc>
+      </w:tr>
+      <w:tr>
+        <w:tc>
+          <w:tcPr/>
+          <w:p>
+            <w:pPr>
+              <w:pStyle w:val="Compact"/>
+              <w:jc w:val="center"/>
+            </w:pPr>
+            <w:r>
+              <w:t xml:space="preserve">2</w:t>
+            </w:r>
+          </w:p>
+        </w:tc>
+        <w:tc>
+          <w:tcPr/>
+          <w:p>
+            <w:pPr>
+              <w:pStyle w:val="Compact"/>
+              <w:jc w:val="left"/>
+            </w:pPr>
+            <w:r>
+              <w:t xml:space="preserve">尝试运用设计的手段优化此问题</w:t>
+            </w:r>
+          </w:p>
+        </w:tc>
+        <w:tc>
+          <w:tcPr/>
+          <w:p>
+            <w:pPr>
+              <w:pStyle w:val="Compact"/>
+              <w:jc w:val="left"/>
+            </w:pPr>
+            <w:r>
+              <w:t xml:space="preserve">形态设计：杠杆 = 支数 × 题里的可分叉决策数；换型号、换认知框架、末步融合三个旋钮全无可测贡献</w:t>
+            </w:r>
+          </w:p>
+        </w:tc>
+      </w:tr>
+      <w:tr>
+        <w:tc>
+          <w:tcPr/>
+          <w:p>
+            <w:pPr>
+              <w:pStyle w:val="Compact"/>
+              <w:jc w:val="center"/>
+            </w:pPr>
+            <w:r>
+              <w:t xml:space="preserve">3</w:t>
+            </w:r>
+          </w:p>
+        </w:tc>
+        <w:tc>
+          <w:tcPr/>
+          <w:p>
+            <w:pPr>
+              <w:pStyle w:val="Compact"/>
+              <w:jc w:val="left"/>
+            </w:pPr>
+            <w:r>
+              <w:t xml:space="preserve">尝试运用自迭代/学习的手段优化此问题</w:t>
+            </w:r>
+          </w:p>
+        </w:tc>
+        <w:tc>
+          <w:tcPr/>
+          <w:p>
+            <w:pPr>
+              <w:pStyle w:val="Compact"/>
+              <w:jc w:val="left"/>
+            </w:pPr>
+            <w:r>
+              <w:t xml:space="preserve">把设计决策变成可学问题（36 动作、57 权重）；两条上下文通道在两批上都退化</w:t>
+            </w:r>
+          </w:p>
+        </w:tc>
+      </w:tr>
+      <w:tr>
+        <w:tc>
+          <w:tcPr/>
+          <w:p>
+            <w:pPr>
+              <w:pStyle w:val="Compact"/>
+              <w:jc w:val="center"/>
+            </w:pPr>
+            <w:r>
+              <w:t xml:space="preserve">4</w:t>
+            </w:r>
+          </w:p>
+        </w:tc>
+        <w:tc>
+          <w:tcPr/>
+          <w:p>
+            <w:pPr>
+              <w:pStyle w:val="Compact"/>
+              <w:jc w:val="left"/>
+            </w:pPr>
+            <w:r>
+              <w:t xml:space="preserve">构建状态机增强 Agent 输出的目标导向</w:t>
+            </w:r>
+          </w:p>
+        </w:tc>
+        <w:tc>
+          <w:tcPr/>
+          <w:p>
+            <w:pPr>
+              <w:pStyle w:val="Compact"/>
+              <w:jc w:val="left"/>
+            </w:pPr>
+            <w:r>
+              <w:t xml:space="preserve">绝对判定 p=0.0010 成立、相对判定 p=0.0063 成立、比较性 p=0.2500 不可分辨；实测只覆盖观点型状态</w:t>
+            </w:r>
+          </w:p>
+        </w:tc>
+      </w:tr>
+      <w:tr>
+        <w:tc>
+          <w:tcPr/>
+          <w:p>
+            <w:pPr>
+              <w:pStyle w:val="Compact"/>
+              <w:jc w:val="center"/>
+            </w:pPr>
+            <w:r>
+              <w:t xml:space="preserve">5</w:t>
+            </w:r>
+          </w:p>
+        </w:tc>
+        <w:tc>
+          <w:tcPr/>
+          <w:p>
+            <w:pPr>
+              <w:pStyle w:val="Compact"/>
+              <w:jc w:val="left"/>
+            </w:pPr>
+            <w:r>
+              <w:t xml:space="preserve">融合第 2、3、4 组的成果构建 Agent</w:t>
+            </w:r>
+          </w:p>
+        </w:tc>
+        <w:tc>
+          <w:tcPr/>
+          <w:p>
+            <w:pPr>
+              <w:pStyle w:val="Compact"/>
+              <w:jc w:val="left"/>
+            </w:pPr>
+            <w:r>
+              <w:t xml:space="preserve">四层分工 + 共同目标函数；</w:t>
+            </w:r>
+            <w:r>
+              <w:rPr>
+                <w:bCs/>
+                <w:b/>
+              </w:rPr>
+              <w:t xml:space="preserve">端到端效应从未被测过</w:t>
+            </w:r>
+            <w:r>
+              <w:t xml:space="preserve">，现有读数全是单层读数</w:t>
+            </w:r>
+          </w:p>
+        </w:tc>
+      </w:tr>
+    </w:tbl>
+    <w:p>
+      <w:pPr>
+        <w:numPr>
+          <w:ilvl w:val="0"/>
+          <w:numId w:val="1001"/>
+        </w:numPr>
+        <w:pStyle w:val="Compact"/>
+      </w:pPr>
+      <w:r>
+        <w:rPr>
+          <w:bCs/>
+          <w:b/>
+        </w:rPr>
+        <w:t xml:space="preserve">主张</w:t>
+      </w:r>
+      <w:r>
+        <w:t xml:space="preserve">：搜索空间过早闭合的最可能机制是注意力层的四条可失败预测链（H1 前缀自洽诱导 / H3 头间冗余 / H4 早期决策锁定 / H6 锚外结构上不可能），本文给的是</w:t>
+      </w:r>
+      <w:r>
+        <w:rPr>
+          <w:bCs/>
+          <w:b/>
+        </w:rPr>
+        <w:t xml:space="preserve">机制假说 + 已定版判决式</w:t>
+      </w:r>
+      <w:r>
+        <w:t xml:space="preserve">，不是已完成的归因</w:t>
       </w:r>
     </w:p>
     <w:p>
@@ -1392,30 +1662,20 @@
           <w:bCs/>
           <w:b/>
         </w:rPr>
-        <w:t xml:space="preserve">主张</w:t>
-      </w:r>
-      <w:r>
-        <w:t xml:space="preserve">：</w:t>
-      </w:r>
-      <w:r>
-        <w:t xml:space="preserve"> </w:t>
-      </w:r>
-      <w:r>
-        <w:rPr>
-          <w:bCs/>
-          <w:b/>
-        </w:rPr>
-        <w:t xml:space="preserve">搜索空间过早闭合的最可能机制是注意力层的四条可失败预测链</w:t>
-      </w:r>
-      <w:r>
-        <w:t xml:space="preserve">（H1 前缀自洽诱导 / H3 头间冗余 / H4 早期决策锁定 / H6 锚外结构上不可能），</w:t>
-      </w:r>
-      <w:r>
-        <w:rPr>
-          <w:bCs/>
-          <w:b/>
-        </w:rPr>
-        <w:t xml:space="preserve">本文给的是【机制假说 + 已定版判决式】，不是已完成的归因</w:t>
+        <w:t xml:space="preserve">判决</w:t>
+      </w:r>
+      <w:r>
+        <w:t xml:space="preserve">：本批数据对该归因既不支持、也不否证，</w:t>
+      </w:r>
+      <w:r>
+        <w:rPr>
+          <w:bCs/>
+          <w:b/>
+        </w:rPr>
+        <w:t xml:space="preserve">归因判决悬置</w:t>
+      </w:r>
+      <w:r>
+        <w:t xml:space="preserve">（不是「注意力机制已被排除」）</w:t>
       </w:r>
     </w:p>
     <w:p>
@@ -1431,33 +1691,27 @@
           <w:bCs/>
           <w:b/>
         </w:rPr>
-        <w:t xml:space="preserve">判决</w:t>
-      </w:r>
-      <w:r>
-        <w:t xml:space="preserve">：</w:t>
-      </w:r>
-      <w:r>
-        <w:t xml:space="preserve"> </w:t>
-      </w:r>
-      <w:r>
-        <w:rPr>
-          <w:bCs/>
-          <w:b/>
-        </w:rPr>
-        <w:t xml:space="preserve">本批数据对该归因既不支持、也不否证，归因判决悬置</w:t>
-      </w:r>
-      <w:r>
-        <w:t xml:space="preserve">（</w:t>
-      </w:r>
-      <w:r>
-        <w:rPr>
-          <w:bCs/>
-          <w:b/>
-        </w:rPr>
-        <w:t xml:space="preserve">不是"注意力机制已被排除"</w:t>
-      </w:r>
-      <w:r>
-        <w:t xml:space="preserve">）</w:t>
+        <w:t xml:space="preserve">边界</w:t>
+      </w:r>
+      <w:r>
+        <w:t xml:space="preserve">：措辞红线（G4）—— 全篇只允许「与注意力机制相容，判决式已定版，但本批未检验」这一种写法，</w:t>
+      </w:r>
+      <w:r>
+        <w:rPr>
+          <w:bCs/>
+          <w:b/>
+        </w:rPr>
+        <w:t xml:space="preserve">已由机械判据 S9/S10 守住</w:t>
+      </w:r>
+      <w:r>
+        <w:t xml:space="preserve">；§1.3 的标题因此写成「其源于 transformer 的注意力机制（机制假说与已定版判决式，本批未检验）」，</w:t>
+      </w:r>
+      <w:r>
+        <w:rPr>
+          <w:bCs/>
+          <w:b/>
+        </w:rPr>
+        <w:t xml:space="preserve">你的原话一字未改，限定写在同一行</w:t>
       </w:r>
     </w:p>
     <w:p>
@@ -1473,72 +1727,17 @@
           <w:bCs/>
           <w:b/>
         </w:rPr>
-        <w:t xml:space="preserve">边界</w:t>
-      </w:r>
-      <w:r>
-        <w:t xml:space="preserve">： ** 措辞红线（G4）</w:t>
-      </w:r>
-      <w:r>
-        <w:rPr>
-          <w:bCs/>
-          <w:b/>
-        </w:rPr>
-        <w:t xml:space="preserve">：全篇只允许「与注意力机制相容，判决式已定版，但本文未检验该假设」这一种写法，</w:t>
-      </w:r>
-      <w:r>
-        <w:t xml:space="preserve">已由机械判据 S9/S10 守住</w:t>
-      </w:r>
-      <w:r>
-        <w:rPr>
-          <w:bCs/>
-          <w:b/>
-        </w:rPr>
-        <w:t xml:space="preserve">（</w:t>
-      </w:r>
-      <w:r>
-        <w:t xml:space="preserve">13 个负向测试全过**）</w:t>
-      </w:r>
-    </w:p>
-    <w:p>
-      <w:pPr>
-        <w:numPr>
-          <w:ilvl w:val="0"/>
-          <w:numId w:val="1001"/>
-        </w:numPr>
-        <w:pStyle w:val="Compact"/>
-      </w:pPr>
-      <w:r>
-        <w:rPr>
-          <w:bCs/>
-          <w:b/>
-        </w:rPr>
-        <w:t xml:space="preserve">三条链的落点</w:t>
-      </w:r>
-      <w:r>
-        <w:t xml:space="preserve">：塌缩在</w:t>
-      </w:r>
-      <w:r>
-        <w:rPr>
-          <w:bCs/>
-          <w:b/>
-        </w:rPr>
-        <w:t xml:space="preserve">表述层</w:t>
-      </w:r>
-      <w:r>
-        <w:t xml:space="preserve">（每份答案 9 条断言去重后只剩 5.2 条不同考虑、实例内互相余弦 0.91–0.97）｜ 解码层采样在 K≤4 内未观察到明显饱和（α 点估计 0.886）｜ 塌缩的真正条件 =</w:t>
-      </w:r>
-      <w:r>
-        <w:t xml:space="preserve"> </w:t>
-      </w:r>
-      <w:r>
-        <w:rPr>
-          <w:bCs/>
-          <w:b/>
-        </w:rPr>
-        <w:t xml:space="preserve">解法路径唯一</w:t>
-      </w:r>
-      <w:r>
-        <w:t xml:space="preserve">，不是答案唯一</w:t>
+        <w:t xml:space="preserve">详稿</w:t>
+      </w:r>
+      <w:r>
+        <w:t xml:space="preserve">：第 1 章的完整推导与全部机制链原始记录保留在《搜索空间过早闭合：注意力层归因假说与判决式》（994 行，同目录），</w:t>
+      </w:r>
+      <w:r>
+        <w:rPr>
+          <w:bCs/>
+          <w:b/>
+        </w:rPr>
+        <w:t xml:space="preserve">主稿是它的浓缩重排，读数不重算</w:t>
       </w:r>
     </w:p>
     <w:bookmarkEnd w:id="23"/>
@@ -1570,9 +1769,6 @@
         <w:t xml:space="preserve">：</w:t>
       </w:r>
       <w:r>
-        <w:t xml:space="preserve"> </w:t>
-      </w:r>
-      <w:r>
         <w:rPr>
           <w:bCs/>
           <w:b/>
@@ -1641,9 +1837,6 @@
         <w:t xml:space="preserve">：</w:t>
       </w:r>
       <w:r>
-        <w:t xml:space="preserve"> </w:t>
-      </w:r>
-      <w:r>
         <w:rPr>
           <w:bCs/>
           <w:b/>
@@ -1670,9 +1863,6 @@
         <w:t xml:space="preserve">：</w:t>
       </w:r>
       <w:r>
-        <w:t xml:space="preserve"> </w:t>
-      </w:r>
-      <w:r>
         <w:rPr>
           <w:bCs/>
           <w:b/>
@@ -1712,9 +1902,6 @@
         <w:t xml:space="preserve">：</w:t>
       </w:r>
       <w:r>
-        <w:t xml:space="preserve"> </w:t>
-      </w:r>
-      <w:r>
         <w:rPr>
           <w:bCs/>
           <w:b/>
@@ -1751,9 +1938,6 @@
         <w:t xml:space="preserve">：</w:t>
       </w:r>
       <w:r>
-        <w:t xml:space="preserve"> </w:t>
-      </w:r>
-      <w:r>
         <w:rPr>
           <w:bCs/>
           <w:b/>
@@ -1762,9 +1946,6 @@
       </w:r>
       <w:r>
         <w:t xml:space="preserve">（型号 / 认知框架 / persona 片段），</w:t>
-      </w:r>
-      <w:r>
-        <w:t xml:space="preserve"> </w:t>
       </w:r>
       <w:r>
         <w:rPr>
@@ -1806,9 +1987,6 @@
         <w:t xml:space="preserve">判官自检仪器：</w:t>
       </w:r>
       <w:r>
-        <w:t xml:space="preserve"> </w:t>
-      </w:r>
-      <w:r>
         <w:rPr>
           <w:bCs/>
           <w:b/>
@@ -1835,13 +2013,6 @@
         <w:t xml:space="preserve">：</w:t>
       </w:r>
       <w:r>
-        <w:rPr>
-          <w:bCs/>
-          <w:b/>
-        </w:rPr>
-        <w:t xml:space="preserve"> </w:t>
-      </w:r>
-      <w:r>
         <w:t xml:space="preserve">这是同源小样本自检，不是独立数据上的检测能力证明**</w:t>
       </w:r>
     </w:p>
@@ -1872,9 +2043,6 @@
       </w:r>
       <w:r>
         <w:t xml:space="preserve">：</w:t>
-      </w:r>
-      <w:r>
-        <w:t xml:space="preserve"> </w:t>
       </w:r>
       <w:r>
         <w:rPr>
@@ -2254,7 +2422,7 @@
         <w:t xml:space="preserve">边界</w:t>
       </w:r>
       <w:r>
-        <w:t xml:space="preserve">： ** 本篇实测只覆盖【观点型】状态，情感型未进过实验，结论不得外推到情感**（第四组 v6 稿五处自陈 + 原始 JSONL 独立核验 5 份状态档案全是观点型）</w:t>
+        <w:t xml:space="preserve">：** 本篇实测只覆盖【观点型】状态，情感型未进过实验，结论不得外推到情感**（第四组 v6 稿五处自陈 + 原始 JSONL 独立核验 5 份状态档案全是观点型）</w:t>
       </w:r>
     </w:p>
     <w:bookmarkEnd w:id="26"/>
@@ -2286,9 +2454,6 @@
         <w:t xml:space="preserve">：</w:t>
       </w:r>
       <w:r>
-        <w:t xml:space="preserve"> </w:t>
-      </w:r>
-      <w:r>
         <w:rPr>
           <w:bCs/>
           <w:b/>
@@ -2297,9 +2462,6 @@
       </w:r>
       <w:r>
         <w:t xml:space="preserve">（36 个可组合动作 + 因子化 57 权重）</w:t>
-      </w:r>
-      <w:r>
-        <w:t xml:space="preserve"> </w:t>
       </w:r>
       <w:r>
         <w:rPr>
@@ -2328,13 +2490,6 @@
         <w:t xml:space="preserve">：</w:t>
       </w:r>
       <w:r>
-        <w:rPr>
-          <w:bCs/>
-          <w:b/>
-        </w:rPr>
-        <w:t xml:space="preserve"> </w:t>
-      </w:r>
-      <w:r>
         <w:t xml:space="preserve">唯一的那条上下文通道在两批上都退化了，但退化形态不同** ——</w:t>
       </w:r>
       <w:r>
@@ -2388,9 +2543,6 @@
       </w:r>
       <w:r>
         <w:t xml:space="preserve">：</w:t>
-      </w:r>
-      <w:r>
-        <w:t xml:space="preserve"> </w:t>
       </w:r>
       <w:r>
         <w:rPr>
@@ -2671,43 +2823,42 @@
               <w:jc w:val="left"/>
             </w:pPr>
             <w:r>
-              <w:rPr>
-                <w:bCs/>
-                <w:b/>
-              </w:rPr>
-              <w:t xml:space="preserve">✔ 我的错，已改</w:t>
-            </w:r>
-            <w:r>
+              <w:t xml:space="preserve">** 我的错，已改</w:t>
+            </w:r>
+            <w:r>
+              <w:rPr>
+                <w:bCs/>
+                <w:b/>
+              </w:rPr>
               <w:t xml:space="preserve">（</w:t>
             </w:r>
             <w:r>
               <w:rPr>
                 <w:rStyle w:val="VerbatimChar"/>
+                <w:bCs/>
+                <w:b/>
               </w:rPr>
               <w:t xml:space="preserve">四篇提纲:103</w:t>
             </w:r>
             <w:r>
+              <w:rPr>
+                <w:bCs/>
+                <w:b/>
+              </w:rPr>
               <w:t xml:space="preserve">），</w:t>
             </w:r>
             <w:r>
-              <w:rPr>
-                <w:bCs/>
-                <w:b/>
-              </w:rPr>
               <w:t xml:space="preserve">且审稿人发现 ① 篇正文还有 7 处越界（含大标题），派作者改了 7 处 + 主动追加 29 处同类</w:t>
             </w:r>
             <w:r>
+              <w:rPr>
+                <w:bCs/>
+                <w:b/>
+              </w:rPr>
               <w:t xml:space="preserve">，</w:t>
             </w:r>
             <w:r>
-              <w:rPr>
-                <w:bCs/>
-                <w:b/>
-              </w:rPr>
-              <w:t xml:space="preserve">并加了机械判据 S9/S10 守住</w:t>
-            </w:r>
-            <w:r>
-              <w:t xml:space="preserve">（13 个负向测试全过）</w:t>
+              <w:t xml:space="preserve">并加了机械判据 S9/S10 守住**（13 个负向测试全过）</w:t>
             </w:r>
           </w:p>
         </w:tc>
@@ -2769,51 +2920,47 @@
               <w:jc w:val="left"/>
             </w:pPr>
             <w:r>
-              <w:rPr>
-                <w:bCs/>
-                <w:b/>
-              </w:rPr>
-              <w:t xml:space="preserve">✔ 三处已改</w:t>
-            </w:r>
-            <w:r>
+              <w:t xml:space="preserve">** 三处已改</w:t>
+            </w:r>
+            <w:r>
+              <w:rPr>
+                <w:bCs/>
+                <w:b/>
+              </w:rPr>
               <w:t xml:space="preserve">，</w:t>
             </w:r>
             <w:r>
-              <w:rPr>
-                <w:bCs/>
-                <w:b/>
-              </w:rPr>
               <w:t xml:space="preserve">正确对照：因子化 47 / 36 路扁平 36 / 全交互扁平 216</w:t>
             </w:r>
             <w:r>
+              <w:rPr>
+                <w:bCs/>
+                <w:b/>
+              </w:rPr>
               <w:t xml:space="preserve">，</w:t>
             </w:r>
             <w:r>
-              <w:rPr>
-                <w:bCs/>
-                <w:b/>
-              </w:rPr>
               <w:t xml:space="preserve">因子化参数其实【更多】</w:t>
             </w:r>
             <w:r>
+              <w:rPr>
+                <w:bCs/>
+                <w:b/>
+              </w:rPr>
               <w:t xml:space="preserve">，</w:t>
             </w:r>
             <w:r>
-              <w:rPr>
-                <w:bCs/>
-                <w:b/>
-              </w:rPr>
               <w:t xml:space="preserve">真正的理由是"每个权重的可学子空间更小更语义明确"</w:t>
             </w:r>
             <w:r>
+              <w:rPr>
+                <w:bCs/>
+                <w:b/>
+              </w:rPr>
               <w:t xml:space="preserve">，</w:t>
             </w:r>
             <w:r>
-              <w:rPr>
-                <w:bCs/>
-                <w:b/>
-              </w:rPr>
-              <w:t xml:space="preserve">并加了一条诚实的限定：本批没做对照实验，只能写"让退化可定位"、不能写"让学习更好"</w:t>
+              <w:t xml:space="preserve">并加了一条诚实的限定：本批没做对照实验，只能写"让退化可定位"、不能写"让学习更好"**</w:t>
             </w:r>
           </w:p>
         </w:tc>
@@ -2859,27 +3006,17 @@
               <w:jc w:val="left"/>
             </w:pPr>
             <w:r>
-              <w:rPr>
-                <w:bCs/>
-                <w:b/>
-              </w:rPr>
-              <w:t xml:space="preserve">✔ 已改</w:t>
-            </w:r>
-            <w:r>
+              <w:t xml:space="preserve">** 已改</w:t>
+            </w:r>
+            <w:r>
+              <w:rPr>
+                <w:bCs/>
+                <w:b/>
+              </w:rPr>
               <w:t xml:space="preserve">（§5 开头加</w:t>
             </w:r>
             <w:r>
-              <w:rPr>
-                <w:bCs/>
-                <w:b/>
-              </w:rPr>
-              <w:t xml:space="preserve">证据形态三档 L1/L2/L0</w:t>
-            </w:r>
-            <w:r>
-              <w:t xml:space="preserve"> </w:t>
-            </w:r>
-            <w:r>
-              <w:t xml:space="preserve">+ 「</w:t>
+              <w:t xml:space="preserve">证据形态三档 L1/L2/L0** + 「</w:t>
             </w:r>
             <w:r>
               <w:rPr>
@@ -2988,43 +3125,49 @@
               <w:jc w:val="left"/>
             </w:pPr>
             <w:r>
-              <w:rPr>
-                <w:bCs/>
-                <w:b/>
-              </w:rPr>
-              <w:t xml:space="preserve">✔ 两个独立复算逐位一致</w:t>
-            </w:r>
-            <w:r>
+              <w:t xml:space="preserve">** 两个独立复算逐位一致</w:t>
+            </w:r>
+            <w:r>
+              <w:rPr>
+                <w:bCs/>
+                <w:b/>
+              </w:rPr>
               <w:t xml:space="preserve">（审稿人 + ④篇作者），</w:t>
             </w:r>
             <w:r>
-              <w:rPr>
-                <w:bCs/>
-                <w:b/>
-              </w:rPr>
               <w:t xml:space="preserve">④篇降一条留两条</w:t>
             </w:r>
             <w:r>
+              <w:rPr>
+                <w:bCs/>
+                <w:b/>
+              </w:rPr>
               <w:t xml:space="preserve">（① p=0.0010 成立｜③ p=0.0063 成立｜② p=0.2500 不可分辨，降为</w:t>
             </w:r>
             <w:r>
+              <w:rPr>
+                <w:bCs/>
+                <w:b/>
+              </w:rPr>
               <w:t xml:space="preserve"> </w:t>
             </w:r>
             <w:r>
               <w:rPr>
                 <w:rStyle w:val="VerbatimChar"/>
+                <w:bCs/>
+                <w:b/>
               </w:rPr>
               <w:t xml:space="preserve">T-D-07</w:t>
             </w:r>
             <w:r>
+              <w:rPr>
+                <w:bCs/>
+                <w:b/>
+              </w:rPr>
               <w:t xml:space="preserve">），</w:t>
             </w:r>
             <w:r>
-              <w:rPr>
-                <w:bCs/>
-                <w:b/>
-              </w:rPr>
-              <w:t xml:space="preserve">「从相关升级为因果」全文残留 0</w:t>
+              <w:t xml:space="preserve">「从相关升级为因果」全文残留 0**</w:t>
             </w:r>
           </w:p>
         </w:tc>
@@ -3070,56 +3213,49 @@
               <w:jc w:val="left"/>
             </w:pPr>
             <w:r>
-              <w:rPr>
-                <w:bCs/>
-                <w:b/>
-              </w:rPr>
-              <w:t xml:space="preserve">✔ 已改</w:t>
-            </w:r>
-            <w:r>
+              <w:t xml:space="preserve">** 已改</w:t>
+            </w:r>
+            <w:r>
+              <w:rPr>
+                <w:bCs/>
+                <w:b/>
+              </w:rPr>
               <w:t xml:space="preserve">（第四组 v6 稿</w:t>
             </w:r>
             <w:r>
-              <w:rPr>
-                <w:bCs/>
-                <w:b/>
-              </w:rPr>
               <w:t xml:space="preserve">五处</w:t>
             </w:r>
             <w:r>
+              <w:rPr>
+                <w:bCs/>
+                <w:b/>
+              </w:rPr>
               <w:t xml:space="preserve">自陈 + 原始 JSONL 独立核验 5 份状态档案</w:t>
             </w:r>
             <w:r>
-              <w:rPr>
-                <w:bCs/>
-                <w:b/>
-              </w:rPr>
               <w:t xml:space="preserve">全是观点型</w:t>
             </w:r>
             <w:r>
+              <w:rPr>
+                <w:bCs/>
+                <w:b/>
+              </w:rPr>
               <w:t xml:space="preserve">），</w:t>
             </w:r>
             <w:r>
-              <w:rPr>
-                <w:bCs/>
-                <w:b/>
-              </w:rPr>
               <w:t xml:space="preserve">§1.2 加限定 + 新增</w:t>
             </w:r>
             <w:r>
-              <w:rPr>
-                <w:bCs/>
-                <w:b/>
-              </w:rPr>
               <w:t xml:space="preserve"> </w:t>
             </w:r>
             <w:r>
               <w:rPr>
                 <w:rStyle w:val="VerbatimChar"/>
-                <w:bCs/>
-                <w:b/>
               </w:rPr>
               <w:t xml:space="preserve">T-D-08</w:t>
+            </w:r>
+            <w:r>
+              <w:t xml:space="preserve">**</w:t>
             </w:r>
           </w:p>
         </w:tc>
@@ -3165,24 +3301,17 @@
               <w:jc w:val="left"/>
             </w:pPr>
             <w:r>
-              <w:rPr>
-                <w:bCs/>
-                <w:b/>
-              </w:rPr>
-              <w:t xml:space="preserve">✔ 采纳</w:t>
-            </w:r>
-            <w:r>
+              <w:t xml:space="preserve">** 采纳</w:t>
+            </w:r>
+            <w:r>
+              <w:rPr>
+                <w:bCs/>
+                <w:b/>
+              </w:rPr>
               <w:t xml:space="preserve">（判决维持"不可分辨"），</w:t>
             </w:r>
             <w:r>
-              <w:rPr>
-                <w:bCs/>
-                <w:b/>
-              </w:rPr>
-              <w:t xml:space="preserve">且 ②篇因此比"不可分辨"更强</w:t>
-            </w:r>
-            <w:r>
-              <w:t xml:space="preserve">（发现了"三档分离"，不是两档）</w:t>
+              <w:t xml:space="preserve">且 ②篇因此比"不可分辨"更强**（发现了"三档分离"，不是两档）</w:t>
             </w:r>
           </w:p>
         </w:tc>
@@ -3341,57 +3470,58 @@
               <w:jc w:val="left"/>
             </w:pPr>
             <w:r>
-              <w:rPr>
-                <w:bCs/>
-                <w:b/>
-              </w:rPr>
-              <w:t xml:space="preserve">✔ 三处全修</w:t>
-            </w:r>
-            <w:r>
+              <w:t xml:space="preserve">** 三处全修</w:t>
+            </w:r>
+            <w:r>
+              <w:rPr>
+                <w:bCs/>
+                <w:b/>
+              </w:rPr>
               <w:t xml:space="preserve">（① 改指</w:t>
             </w:r>
             <w:r>
+              <w:rPr>
+                <w:bCs/>
+                <w:b/>
+              </w:rPr>
               <w:t xml:space="preserve"> </w:t>
             </w:r>
             <w:r>
               <w:rPr>
                 <w:rStyle w:val="VerbatimChar"/>
+                <w:bCs/>
+                <w:b/>
               </w:rPr>
               <w:t xml:space="preserve">check_cluster_consistency.py</w:t>
             </w:r>
             <w:r>
-              <w:t xml:space="preserve"> </w:t>
-            </w:r>
-            <w:r>
+              <w:rPr>
+                <w:bCs/>
+                <w:b/>
+              </w:rPr>
+              <w:t xml:space="preserve"> </w:t>
+            </w:r>
+            <w:r>
+              <w:rPr>
+                <w:bCs/>
+                <w:b/>
+              </w:rPr>
               <w:t xml:space="preserve">② 基线</w:t>
             </w:r>
             <w:r>
-              <w:rPr>
-                <w:bCs/>
-                <w:b/>
-              </w:rPr>
               <w:t xml:space="preserve">固定为 commit</w:t>
             </w:r>
             <w:r>
-              <w:rPr>
-                <w:bCs/>
-                <w:b/>
-              </w:rPr>
               <w:t xml:space="preserve"> </w:t>
             </w:r>
             <w:r>
               <w:rPr>
                 <w:rStyle w:val="VerbatimChar"/>
-                <w:bCs/>
-                <w:b/>
               </w:rPr>
               <w:t xml:space="preserve">8649661</w:t>
             </w:r>
             <w:r>
-              <w:t xml:space="preserve"> </w:t>
-            </w:r>
-            <w:r>
-              <w:t xml:space="preserve">③ 收口顺序定为</w:t>
+              <w:t xml:space="preserve">** ③ 收口顺序定为</w:t>
             </w:r>
             <w:r>
               <w:t xml:space="preserve"> </w:t>
@@ -3871,54 +4001,47 @@
               <w:jc w:val="left"/>
             </w:pPr>
             <w:r>
-              <w:rPr>
-                <w:bCs/>
-                <w:b/>
-              </w:rPr>
-              <w:t xml:space="preserve">✔ 已处理</w:t>
-            </w:r>
-            <w:r>
+              <w:t xml:space="preserve">** 已处理</w:t>
+            </w:r>
+            <w:r>
+              <w:rPr>
+                <w:bCs/>
+                <w:b/>
+              </w:rPr>
               <w:t xml:space="preserve">（</w:t>
             </w:r>
             <w:r>
-              <w:rPr>
-                <w:bCs/>
-                <w:b/>
-              </w:rPr>
               <w:t xml:space="preserve">收口轮</w:t>
             </w:r>
             <w:r>
+              <w:rPr>
+                <w:bCs/>
+                <w:b/>
+              </w:rPr>
               <w:t xml:space="preserve">：承重子层 AND/OR 四个序列经</w:t>
             </w:r>
             <w:r>
-              <w:rPr>
-                <w:bCs/>
-                <w:b/>
-              </w:rPr>
               <w:t xml:space="preserve">四个独立来源逐位一致</w:t>
             </w:r>
             <w:r>
+              <w:rPr>
+                <w:bCs/>
+                <w:b/>
+              </w:rPr>
               <w:t xml:space="preserve">（我 / ②篇作者 / 审稿人 / 交付包内第四来源），</w:t>
             </w:r>
             <w:r>
-              <w:rPr>
-                <w:bCs/>
-                <w:b/>
-              </w:rPr>
               <w:t xml:space="preserve">判决改为「承重子层不可分辨（方向随口径翻转）」</w:t>
             </w:r>
             <w:r>
+              <w:rPr>
+                <w:bCs/>
+                <w:b/>
+              </w:rPr>
               <w:t xml:space="preserve">；且</w:t>
             </w:r>
             <w:r>
-              <w:rPr>
-                <w:bCs/>
-                <w:b/>
-              </w:rPr>
-              <w:t xml:space="preserve">主口径 OR 已在稿内显式声明</w:t>
-            </w:r>
-            <w:r>
-              <w:t xml:space="preserve">）</w:t>
+              <w:t xml:space="preserve">主口径 OR 已在稿内显式声明**）</w:t>
             </w:r>
           </w:p>
         </w:tc>
@@ -3987,27 +4110,24 @@
               <w:jc w:val="left"/>
             </w:pPr>
             <w:r>
-              <w:rPr>
-                <w:bCs/>
-                <w:b/>
-              </w:rPr>
-              <w:t xml:space="preserve">✔ 已处理</w:t>
-            </w:r>
-            <w:r>
+              <w:t xml:space="preserve">** 已处理</w:t>
+            </w:r>
+            <w:r>
+              <w:rPr>
+                <w:bCs/>
+                <w:b/>
+              </w:rPr>
               <w:t xml:space="preserve">（五项逐条改：引文补承重分句、方向改回「refinement</w:t>
             </w:r>
             <w:r>
-              <w:t xml:space="preserve"> </w:t>
-            </w:r>
-            <w:r>
-              <w:rPr>
-                <w:bCs/>
-                <w:b/>
-              </w:rPr>
-              <w:t xml:space="preserve">保留</w:t>
-            </w:r>
-            <w:r>
-              <w:t xml:space="preserve">多样性」、与本篇「不可分辨」对齐、标跨域未标定、撤掉误打的核验标）</w:t>
+              <w:rPr>
+                <w:bCs/>
+                <w:b/>
+              </w:rPr>
+              <w:t xml:space="preserve"> </w:t>
+            </w:r>
+            <w:r>
+              <w:t xml:space="preserve">保留**多样性」、与本篇「不可分辨」对齐、标跨域未标定、撤掉误打的核验标）</w:t>
             </w:r>
           </w:p>
         </w:tc>
@@ -4066,14 +4186,7 @@
               <w:jc w:val="left"/>
             </w:pPr>
             <w:r>
-              <w:rPr>
-                <w:bCs/>
-                <w:b/>
-              </w:rPr>
-              <w:t xml:space="preserve">✔ 已处理</w:t>
-            </w:r>
-            <w:r>
-              <w:t xml:space="preserve">（两处均已补）</w:t>
+              <w:t xml:space="preserve">** 已处理**（两处均已补）</w:t>
             </w:r>
           </w:p>
         </w:tc>
@@ -4120,27 +4233,17 @@
               <w:jc w:val="left"/>
             </w:pPr>
             <w:r>
-              <w:rPr>
-                <w:bCs/>
-                <w:b/>
-              </w:rPr>
-              <w:t xml:space="preserve">✔ 已处理</w:t>
-            </w:r>
-            <w:r>
+              <w:t xml:space="preserve">** 已处理</w:t>
+            </w:r>
+            <w:r>
+              <w:rPr>
+                <w:bCs/>
+                <w:b/>
+              </w:rPr>
               <w:t xml:space="preserve">（改写为「下一步要做什么」式的待取证句，</w:t>
             </w:r>
             <w:r>
-              <w:t xml:space="preserve"> </w:t>
-            </w:r>
-            <w:r>
-              <w:rPr>
-                <w:bCs/>
-                <w:b/>
-              </w:rPr>
-              <w:t xml:space="preserve">不取消主张</w:t>
-            </w:r>
-            <w:r>
-              <w:t xml:space="preserve">）</w:t>
+              <w:t xml:space="preserve">不取消主张**）</w:t>
             </w:r>
           </w:p>
         </w:tc>
@@ -4178,21 +4281,17 @@
               <w:jc w:val="left"/>
             </w:pPr>
             <w:r>
-              <w:rPr>
-                <w:bCs/>
-                <w:b/>
-              </w:rPr>
-              <w:t xml:space="preserve">✔ 已改完</w:t>
-            </w:r>
-            <w:r>
+              <w:t xml:space="preserve">** 已改完</w:t>
+            </w:r>
+            <w:r>
+              <w:rPr>
+                <w:bCs/>
+                <w:b/>
+              </w:rPr>
               <w:t xml:space="preserve">（7 处 + 主动追加 29 处）</w:t>
             </w:r>
             <w:r>
-              <w:rPr>
-                <w:bCs/>
-                <w:b/>
-              </w:rPr>
-              <w:t xml:space="preserve">+ 机械判据 S9/S10 已接</w:t>
+              <w:t xml:space="preserve">+ 机械判据 S9/S10 已接**</w:t>
             </w:r>
           </w:p>
         </w:tc>
@@ -4245,62 +4344,54 @@
               <w:jc w:val="left"/>
             </w:pPr>
             <w:r>
-              <w:rPr>
-                <w:bCs/>
-                <w:b/>
-              </w:rPr>
-              <w:t xml:space="preserve">✔ 我已做</w:t>
-            </w:r>
-            <w:r>
+              <w:t xml:space="preserve">** 我已做</w:t>
+            </w:r>
+            <w:r>
+              <w:rPr>
+                <w:bCs/>
+                <w:b/>
+              </w:rPr>
               <w:t xml:space="preserve">（两份外部仓报告已归档进</w:t>
             </w:r>
             <w:r>
+              <w:rPr>
+                <w:bCs/>
+                <w:b/>
+              </w:rPr>
               <w:t xml:space="preserve"> </w:t>
             </w:r>
             <w:r>
               <w:rPr>
                 <w:rStyle w:val="VerbatimChar"/>
+                <w:bCs/>
+                <w:b/>
               </w:rPr>
               <w:t xml:space="preserve">来源与底稿/第三组_治塌缩层3/外部仓报告/</w:t>
             </w:r>
             <w:r>
+              <w:rPr>
+                <w:bCs/>
+                <w:b/>
+              </w:rPr>
               <w:t xml:space="preserve">）</w:t>
             </w:r>
             <w:r>
-              <w:rPr>
-                <w:bCs/>
-                <w:b/>
-              </w:rPr>
               <w:t xml:space="preserve">+</w:t>
             </w:r>
             <w:r>
-              <w:rPr>
-                <w:bCs/>
-                <w:b/>
-              </w:rPr>
               <w:t xml:space="preserve"> </w:t>
             </w:r>
             <w:r>
               <w:rPr>
                 <w:rStyle w:val="VerbatimChar"/>
-                <w:bCs/>
-                <w:b/>
               </w:rPr>
               <w:t xml:space="preserve">:774</w:t>
             </w:r>
             <w:r>
-              <w:rPr>
-                <w:bCs/>
-                <w:b/>
-              </w:rPr>
-              <w:t xml:space="preserve"> </w:t>
-            </w:r>
-            <w:r>
-              <w:rPr>
-                <w:bCs/>
-                <w:b/>
-              </w:rPr>
-              <w:t xml:space="preserve">已补仓内路径与原文引句</w:t>
+              <w:t xml:space="preserve"> </w:t>
+            </w:r>
+            <w:r>
+              <w:t xml:space="preserve">已补仓内路径与原文引句**</w:t>
             </w:r>
           </w:p>
         </w:tc>
@@ -4338,14 +4429,7 @@
               <w:jc w:val="left"/>
             </w:pPr>
             <w:r>
-              <w:rPr>
-                <w:bCs/>
-                <w:b/>
-              </w:rPr>
-              <w:t xml:space="preserve">✔ 我已做</w:t>
-            </w:r>
-            <w:r>
-              <w:t xml:space="preserve">（</w:t>
+              <w:t xml:space="preserve">** 我已做**（</w:t>
             </w:r>
             <w:r>
               <w:rPr>
@@ -4392,27 +4476,24 @@
               <w:jc w:val="left"/>
             </w:pPr>
             <w:r>
-              <w:rPr>
-                <w:bCs/>
-                <w:b/>
-              </w:rPr>
-              <w:t xml:space="preserve">✔ 已接</w:t>
-            </w:r>
-            <w:r>
+              <w:t xml:space="preserve">** 已接</w:t>
+            </w:r>
+            <w:r>
+              <w:rPr>
+                <w:bCs/>
+                <w:b/>
+              </w:rPr>
               <w:t xml:space="preserve">（S9/S10 +</w:t>
             </w:r>
             <w:r>
-              <w:t xml:space="preserve"> </w:t>
-            </w:r>
-            <w:r>
-              <w:rPr>
-                <w:bCs/>
-                <w:b/>
-              </w:rPr>
-              <w:t xml:space="preserve">13 个负向测试全过</w:t>
-            </w:r>
-            <w:r>
-              <w:t xml:space="preserve">）</w:t>
+              <w:rPr>
+                <w:bCs/>
+                <w:b/>
+              </w:rPr>
+              <w:t xml:space="preserve"> </w:t>
+            </w:r>
+            <w:r>
+              <w:t xml:space="preserve">13 个负向测试全过**）</w:t>
             </w:r>
           </w:p>
         </w:tc>
@@ -4450,14 +4531,7 @@
               <w:jc w:val="left"/>
             </w:pPr>
             <w:r>
-              <w:rPr>
-                <w:bCs/>
-                <w:b/>
-              </w:rPr>
-              <w:t xml:space="preserve">✔ 已处理</w:t>
-            </w:r>
-            <w:r>
-              <w:t xml:space="preserve">（5 处逐处清理，并用</w:t>
+              <w:t xml:space="preserve">** 已处理**（5 处逐处清理，并用</w:t>
             </w:r>
             <w:r>
               <w:t xml:space="preserve"> </w:t>
@@ -4510,14 +4584,7 @@
               <w:jc w:val="left"/>
             </w:pPr>
             <w:r>
-              <w:rPr>
-                <w:bCs/>
-                <w:b/>
-              </w:rPr>
-              <w:t xml:space="preserve">✔ 已处理</w:t>
-            </w:r>
-            <w:r>
-              <w:t xml:space="preserve">（已补主张层表述）</w:t>
+              <w:t xml:space="preserve">** 已处理**（已补主张层表述）</w:t>
             </w:r>
           </w:p>
         </w:tc>
@@ -4567,14 +4634,7 @@
               <w:jc w:val="left"/>
             </w:pPr>
             <w:r>
-              <w:rPr>
-                <w:bCs/>
-                <w:b/>
-              </w:rPr>
-              <w:t xml:space="preserve">✔ 已处理</w:t>
-            </w:r>
-            <w:r>
-              <w:t xml:space="preserve">（已标）</w:t>
+              <w:t xml:space="preserve">** 已处理**（已标）</w:t>
             </w:r>
           </w:p>
         </w:tc>
@@ -4621,96 +4681,85 @@
               <w:jc w:val="left"/>
             </w:pPr>
             <w:r>
-              <w:rPr>
-                <w:bCs/>
-                <w:b/>
-              </w:rPr>
-              <w:t xml:space="preserve">✔ 已处理（正式改判为【改口径】，而非「已排除」）</w:t>
-            </w:r>
-            <w:r>
+              <w:t xml:space="preserve">** 已处理（正式改判为【改口径】，而非「已排除」）</w:t>
+            </w:r>
+            <w:r>
+              <w:rPr>
+                <w:bCs/>
+                <w:b/>
+              </w:rPr>
               <w:t xml:space="preserve">：</w:t>
             </w:r>
             <w:r>
-              <w:t xml:space="preserve"> </w:t>
-            </w:r>
-            <w:r>
-              <w:rPr>
-                <w:bCs/>
-                <w:b/>
-              </w:rPr>
               <w:t xml:space="preserve">阶段二要求的「排除出包」这个要求本身提错了</w:t>
             </w:r>
             <w:r>
+              <w:rPr>
+                <w:bCs/>
+                <w:b/>
+              </w:rPr>
               <w:t xml:space="preserve">，</w:t>
             </w:r>
             <w:r>
-              <w:rPr>
-                <w:bCs/>
-                <w:b/>
-              </w:rPr>
               <w:t xml:space="preserve">两条理由</w:t>
             </w:r>
             <w:r>
+              <w:rPr>
+                <w:bCs/>
+                <w:b/>
+              </w:rPr>
               <w:t xml:space="preserve">： ① 打包器取【工作树字节】，</w:t>
             </w:r>
             <w:r>
-              <w:rPr>
-                <w:bCs/>
-                <w:b/>
-              </w:rPr>
               <w:t xml:space="preserve">把它们排除掉也防不住「旧 docx」</w:t>
             </w:r>
             <w:r>
+              <w:rPr>
+                <w:bCs/>
+                <w:b/>
+              </w:rPr>
               <w:t xml:space="preserve">（真正的防点是 docx↔md 指纹） ② 这些是【一次性修稿脚本】，</w:t>
             </w:r>
             <w:r>
-              <w:rPr>
-                <w:bCs/>
-                <w:b/>
-              </w:rPr>
               <w:t xml:space="preserve">它们本身就是过程留痕、对第三方复现改稿过程有价值</w:t>
             </w:r>
             <w:r>
+              <w:rPr>
+                <w:bCs/>
+                <w:b/>
+              </w:rPr>
               <w:t xml:space="preserve">，</w:t>
             </w:r>
             <w:r>
-              <w:rPr>
-                <w:bCs/>
-                <w:b/>
-              </w:rPr>
               <w:t xml:space="preserve">正确做法 =【隔离到</w:t>
             </w:r>
             <w:r>
-              <w:rPr>
-                <w:bCs/>
-                <w:b/>
-              </w:rPr>
               <w:t xml:space="preserve"> </w:t>
             </w:r>
             <w:r>
               <w:rPr>
                 <w:rStyle w:val="VerbatimChar"/>
-                <w:bCs/>
-                <w:b/>
               </w:rPr>
               <w:t xml:space="preserve">tools/dev/</w:t>
             </w:r>
             <w:r>
-              <w:rPr>
-                <w:bCs/>
-                <w:b/>
-              </w:rPr>
-              <w:t xml:space="preserve"> </w:t>
-            </w:r>
-            <w:r>
-              <w:rPr>
-                <w:bCs/>
-                <w:b/>
-              </w:rPr>
+              <w:t xml:space="preserve"> </w:t>
+            </w:r>
+            <w:r>
               <w:t xml:space="preserve">+ README 写明「第三方不要运行」】，</w:t>
             </w:r>
             <w:r>
-              <w:t xml:space="preserve">不是删除。** 独立复核 v3.1 的判定（它把 v3.0 的「声称与事实不符」撤回了）</w:t>
+              <w:rPr>
+                <w:bCs/>
+                <w:b/>
+              </w:rPr>
+              <w:t xml:space="preserve">不是删除。</w:t>
+            </w:r>
+            <w:r>
+              <w:t xml:space="preserve"> </w:t>
+            </w:r>
+            <w:r>
+              <w:t xml:space="preserve">独立复核 v3.1 的判定（它把 v3.0 的「声称与事实不符」撤回了）</w:t>
             </w:r>
             <w:r>
               <w:rPr>
@@ -4761,9 +4810,6 @@
         <w:t xml:space="preserve">：</w:t>
       </w:r>
       <w:r>
-        <w:t xml:space="preserve"> </w:t>
-      </w:r>
-      <w:r>
         <w:rPr>
           <w:bCs/>
           <w:b/>
@@ -4774,9 +4820,6 @@
         <w:t xml:space="preserve">（#1~#6、#8、#9、#10、#11）</w:t>
       </w:r>
       <w:r>
-        <w:t xml:space="preserve"> </w:t>
-      </w:r>
-      <w:r>
         <w:rPr>
           <w:bCs/>
           <w:b/>
@@ -4797,9 +4840,6 @@
         <w:t xml:space="preserve">）</w:t>
       </w:r>
       <w:r>
-        <w:t xml:space="preserve"> </w:t>
-      </w:r>
-      <w:r>
         <w:rPr>
           <w:bCs/>
           <w:b/>
@@ -4825,13 +4865,6 @@
           <w:b/>
         </w:rPr>
         <w:t xml:space="preserve">（见 §4.3）</w:t>
-      </w:r>
-      <w:r>
-        <w:rPr>
-          <w:bCs/>
-          <w:b/>
-        </w:rPr>
-        <w:t xml:space="preserve"> </w:t>
       </w:r>
       <w:r>
         <w:t xml:space="preserve">＋ 独立复核 v3.1 的 8 条新发现逐条复验通过</w:t>
@@ -5022,7 +5055,14 @@
           <w:bCs/>
           <w:b/>
         </w:rPr>
-        <w:t xml:space="preserve">② 篇的核验点 C ✔</w:t>
+        <w:t xml:space="preserve">② 篇的核验点 C</w:t>
+      </w:r>
+      <w:r>
+        <w:rPr>
+          <w:bCs/>
+          <w:b/>
+        </w:rPr>
+        <w:t xml:space="preserve"> </w:t>
       </w:r>
       <w:r>
         <w:t xml:space="preserve">：零分布 |净| 序列 = 2,3,2,2,1,0,8,4，</w:t>
@@ -5038,9 +5078,6 @@
         <w:t xml:space="preserve">，</w:t>
       </w:r>
       <w:r>
-        <w:t xml:space="preserve"> </w:t>
-      </w:r>
-      <w:r>
         <w:rPr>
           <w:bCs/>
           <w:b/>
@@ -5051,9 +5088,6 @@
         <w:t xml:space="preserve">，</w:t>
       </w:r>
       <w:r>
-        <w:t xml:space="preserve"> </w:t>
-      </w:r>
-      <w:r>
         <w:rPr>
           <w:bCs/>
           <w:b/>
@@ -5062,9 +5096,6 @@
       </w:r>
       <w:r>
         <w:t xml:space="preserve">，</w:t>
-      </w:r>
-      <w:r>
-        <w:t xml:space="preserve"> </w:t>
       </w:r>
       <w:r>
         <w:rPr>
@@ -5386,7 +5417,7 @@
               <w:t xml:space="preserve">A3 增设三条通道</w:t>
             </w:r>
             <w:r>
-              <w:t xml:space="preserve">： 【裸行号</w:t>
+              <w:t xml:space="preserve">：【裸行号</w:t>
             </w:r>
             <w:r>
               <w:t xml:space="preserve"> </w:t>
@@ -5398,7 +5429,7 @@
               <w:t xml:space="preserve">:68</w:t>
             </w:r>
             <w:r>
-              <w:t xml:space="preserve">】｜【commit sha（必须含 a-f）】｜【日期串】 ** 收口轮又收紧了一次（依审稿人 v3 的 NEW-3）</w:t>
+              <w:t xml:space="preserve">】｜【commit sha（必须含 a-f）】｜【日期串】** 收口轮又收紧了一次（依审稿人 v3 的 NEW-3）</w:t>
             </w:r>
             <w:r>
               <w:rPr>
@@ -5710,9 +5741,6 @@
               <w:t xml:space="preserve">、</w:t>
             </w:r>
             <w:r>
-              <w:t xml:space="preserve"> </w:t>
-            </w:r>
-            <w:r>
               <w:rPr>
                 <w:bCs/>
                 <w:b/>
@@ -5768,9 +5796,6 @@
             </w:r>
             <w:r>
               <w:t xml:space="preserve">）</w:t>
-            </w:r>
-            <w:r>
-              <w:t xml:space="preserve"> </w:t>
             </w:r>
             <w:r>
               <w:rPr>
@@ -5949,9 +5974,6 @@
               <w:t xml:space="preserve">那处把 3 个字段并进「说明」列、</w:t>
             </w:r>
             <w:r>
-              <w:t xml:space="preserve"> </w:t>
-            </w:r>
-            <w:r>
               <w:rPr>
                 <w:bCs/>
                 <w:b/>
@@ -5960,9 +5982,6 @@
             </w:r>
             <w:r>
               <w:t xml:space="preserve">）</w:t>
-            </w:r>
-            <w:r>
-              <w:t xml:space="preserve"> </w:t>
             </w:r>
             <w:r>
               <w:rPr>
@@ -6162,9 +6181,6 @@
               <w:t xml:space="preserve">（自写实现、</w:t>
             </w:r>
             <w:r>
-              <w:t xml:space="preserve"> </w:t>
-            </w:r>
-            <w:r>
               <w:rPr>
                 <w:bCs/>
                 <w:b/>
@@ -6236,7 +6252,7 @@
               <w:t xml:space="preserve">输出误导</w:t>
             </w:r>
             <w:r>
-              <w:t xml:space="preserve">：检查器末行写「❌ 有问题（表格单元格合计 9370）」，</w:t>
+              <w:t xml:space="preserve">：检查器末行写「 有问题（表格单元格合计 9370）」，</w:t>
             </w:r>
             <w:r>
               <w:rPr>
@@ -6262,7 +6278,7 @@
               <w:t xml:space="preserve">改成分开打</w:t>
             </w:r>
             <w:r>
-              <w:t xml:space="preserve">（问题判定与总量分行） ** 这条是我自己看见的、审稿人没报**</w:t>
+              <w:t xml:space="preserve">（问题判定与总量分行）** 这条是我自己看见的、审稿人没报**</w:t>
             </w:r>
           </w:p>
         </w:tc>
@@ -6354,7 +6370,7 @@
               <w:t xml:space="preserve">tools/update_entry_sha.py</w:t>
             </w:r>
             <w:r>
-              <w:t xml:space="preserve">） ** 两个坑都留在代码注释里</w:t>
+              <w:t xml:space="preserve">）** 两个坑都留在代码注释里</w:t>
             </w:r>
             <w:r>
               <w:rPr>
@@ -6422,9 +6438,6 @@
             </w:r>
             <w:r>
               <w:t xml:space="preserve">、</w:t>
-            </w:r>
-            <w:r>
-              <w:t xml:space="preserve"> </w:t>
             </w:r>
             <w:r>
               <w:rPr>
@@ -6589,9 +6602,6 @@
               <w:t xml:space="preserve">（照搬 S1 的解法）</w:t>
             </w:r>
             <w:r>
-              <w:t xml:space="preserve"> </w:t>
-            </w:r>
-            <w:r>
               <w:rPr>
                 <w:bCs/>
                 <w:b/>
@@ -6616,10 +6626,13 @@
                 <w:bCs/>
                 <w:b/>
               </w:rPr>
-              <w:t xml:space="preserve">：仓内 25 ✔｜</w:t>
-            </w:r>
-            <w:r>
-              <w:t xml:space="preserve">交付态 25 ✔</w:t>
+              <w:t xml:space="preserve">：仓内 25 ｜</w:t>
+            </w:r>
+            <w:r>
+              <w:t xml:space="preserve">交付态 25</w:t>
+            </w:r>
+            <w:r>
+              <w:t xml:space="preserve"> </w:t>
             </w:r>
             <w:r>
               <w:rPr>
@@ -6759,9 +6772,6 @@
               <w:t xml:space="preserve">：</w:t>
             </w:r>
             <w:r>
-              <w:t xml:space="preserve"> </w:t>
-            </w:r>
-            <w:r>
               <w:rPr>
                 <w:bCs/>
                 <w:b/>
@@ -6825,9 +6835,6 @@
             </w:r>
             <w:r>
               <w:t xml:space="preserve">）</w:t>
-            </w:r>
-            <w:r>
-              <w:t xml:space="preserve"> </w:t>
             </w:r>
             <w:r>
               <w:rPr>
@@ -7106,15 +7113,7 @@
         <w:t xml:space="preserve">7615eb707bacb0a1</w:t>
       </w:r>
       <w:r>
-        <w:t xml:space="preserve">。</w:t>
-      </w:r>
-    </w:p>
-    <w:p>
-      <w:pPr>
-        <w:pStyle w:val="BodyText"/>
-      </w:pPr>
-      <w:r>
-        <w:t xml:space="preserve">本包在它之后又动过两轮，所以这一节要说准：</w:t>
+        <w:t xml:space="preserve">。本包在它之后又动过两轮，所以这一节要说准：</w:t>
       </w:r>
     </w:p>
     <w:p>
@@ -7217,15 +7216,7 @@
         <w:t xml:space="preserve">对五篇正文与全部报告做了一次去装饰处理</w:t>
       </w:r>
       <w:r>
-        <w:t xml:space="preserve">（见 §4.6）：剥掉装饰符号、把自造黑话换成正常中文、压掉满屏加粗。</w:t>
-      </w:r>
-    </w:p>
-    <w:p>
-      <w:pPr>
-        <w:pStyle w:val="FirstParagraph"/>
-      </w:pPr>
-      <w:r>
-        <w:t xml:space="preserve">第 2 轮改的是措辞，不是读数。依据有两条，都可复核：</w:t>
+        <w:t xml:space="preserve">（见 §4.6）：剥掉装饰符号、把自造黑话换成正常中文、压掉满屏加粗。第 2 轮改的是措辞，不是读数。依据有两条，都可复核：</w:t>
       </w:r>
     </w:p>
     <w:p>
@@ -7294,15 +7285,7 @@
         <w:t xml:space="preserve">去装饰后的正文</w:t>
       </w:r>
       <w:r>
-        <w:t xml:space="preserve">上重跑，全绿：15 题版 86/88 = 97.7%、13 题版 98/100 = 98.0% 复算一致，三个 McNemar 判决（0.2500 / 0.0923 / 0.0063）不变。</w:t>
-      </w:r>
-    </w:p>
-    <w:p>
-      <w:pPr>
-        <w:pStyle w:val="FirstParagraph"/>
-      </w:pPr>
-      <w:r>
-        <w:t xml:space="preserve">所以准确的说法是：v3.1 的 PASS 在</w:t>
+        <w:t xml:space="preserve">上重跑，全绿：15 题版 86/88 = 97.7%、13 题版 98/100 = 98.0% 复算一致，三个 McNemar 判决（0.2500 / 0.0923 / 0.0063）不变。所以准确的说法是：v3.1 的 PASS 在</w:t>
       </w:r>
       <w:r>
         <w:rPr>
@@ -7402,9 +7385,6 @@
       </w:r>
       <w:r>
         <w:t xml:space="preserve">（v3.0 原件、</w:t>
-      </w:r>
-      <w:r>
-        <w:t xml:space="preserve"> </w:t>
       </w:r>
       <w:r>
         <w:rPr>
@@ -7583,9 +7563,6 @@
               <w:t xml:space="preserve">：</w:t>
             </w:r>
             <w:r>
-              <w:t xml:space="preserve"> </w:t>
-            </w:r>
-            <w:r>
               <w:rPr>
                 <w:bCs/>
                 <w:b/>
@@ -7892,17 +7869,20 @@
         <w:t xml:space="preserve">（v3.1 实测：改了 md 不重嵌，</w:t>
       </w:r>
       <w:r>
-        <w:t xml:space="preserve">⛔ 退出码 1</w:t>
-      </w:r>
-      <w:r>
-        <w:rPr>
-          <w:bCs/>
-          <w:b/>
-        </w:rPr>
-        <w:t xml:space="preserve">、同步时 ✅ 退出 0、无同名 md/无指纹，</w:t>
-      </w:r>
-      <w:r>
-        <w:t xml:space="preserve">跳过而不是红** ✔）</w:t>
+        <w:t xml:space="preserve"> </w:t>
+      </w:r>
+      <w:r>
+        <w:t xml:space="preserve">退出码 1</w:t>
+      </w:r>
+      <w:r>
+        <w:rPr>
+          <w:bCs/>
+          <w:b/>
+        </w:rPr>
+        <w:t xml:space="preserve">、同步时 退出 0、无同名 md/无指纹，</w:t>
+      </w:r>
+      <w:r>
+        <w:t xml:space="preserve">跳过而不是红**）</w:t>
       </w:r>
     </w:p>
     <w:p>
@@ -8198,9 +8178,6 @@
               <w:t xml:space="preserve">（见 §4.2 的 #12 行）：</w:t>
             </w:r>
             <w:r>
-              <w:t xml:space="preserve"> </w:t>
-            </w:r>
-            <w:r>
               <w:rPr>
                 <w:bCs/>
                 <w:b/>
@@ -8557,21 +8534,13 @@
     </w:p>
     <w:bookmarkEnd w:id="38"/>
     <w:bookmarkEnd w:id="39"/>
-    <w:bookmarkStart w:id="40" w:name="去装饰处理2026-10-25-这一轮"/>
+    <w:bookmarkStart w:id="40" w:name="X8ee94e1698a1833706da04c9353b45b12676330"/>
     <w:p>
       <w:pPr>
         <w:pStyle w:val="Heading3"/>
       </w:pPr>
       <w:r>
-        <w:t xml:space="preserve">4.6 去装饰处理（2026-10-25 这一轮）</w:t>
-      </w:r>
-    </w:p>
-    <w:p>
-      <w:pPr>
-        <w:pStyle w:val="FirstParagraph"/>
-      </w:pPr>
-      <w:r>
-        <w:t xml:space="preserve">上一版的正文里，装饰符号被当成了语气：段段以「★」起手、句句用「⇒」连接，再加上一批自造黑话（落法／处置／通则／纪律）和套到三层深的括号限定。读起来像模板批量生成，不像人写的。这一轮清掉了。</w:t>
+        <w:t xml:space="preserve">4.6 去装饰处理（2026-10-25 这一轮）上一版的正文里，装饰符号被当成了语气：段段以「」起手、句句用「，」连接，再加上一批自造黑话（做法／处理／原则／要求）和套到三层深的括号限定。读起来像模板批量生成，不像人写的。这一轮清掉了。</w:t>
       </w:r>
     </w:p>
     <w:tbl>
@@ -8715,7 +8684,7 @@
               <w:jc w:val="left"/>
             </w:pPr>
             <w:r>
-              <w:t xml:space="preserve">落法→做法、处置→处理、通则→原则、纪律→要求</w:t>
+              <w:t xml:space="preserve">做法→做法、处理→处理、原则→原则、要求→要求</w:t>
             </w:r>
           </w:p>
         </w:tc>
@@ -9043,15 +9012,7 @@
         <w:t xml:space="preserve"> </w:t>
       </w:r>
       <w:r>
-        <w:t xml:space="preserve">每次运行前后逐个比对数字 token 序列，任何数字变动就以非零退出码停下；本次五篇正文与全部报告的数字 token 序列逐个未变（详见上面的版本绑定声明）。</w:t>
-      </w:r>
-    </w:p>
-    <w:p>
-      <w:pPr>
-        <w:pStyle w:val="BodyText"/>
-      </w:pPr>
-      <w:r>
-        <w:t xml:space="preserve">这一轮改的是写法，不是结论。</w:t>
+        <w:t xml:space="preserve">每次运行前后逐个比对数字 token 序列，任何数字变动就以非零退出码停下；本次五篇正文与全部报告的数字 token 序列逐个未变（详见上面的版本绑定声明）。这一轮改的是写法，不是结论。</w:t>
       </w:r>
     </w:p>
     <w:bookmarkEnd w:id="40"/>
@@ -9268,9 +9229,6 @@
               <w:t xml:space="preserve">；</w:t>
             </w:r>
             <w:r>
-              <w:t xml:space="preserve"> </w:t>
-            </w:r>
-            <w:r>
               <w:rPr>
                 <w:bCs/>
                 <w:b/>
@@ -9560,9 +9518,6 @@
               <w:t xml:space="preserve">；</w:t>
             </w:r>
             <w:r>
-              <w:t xml:space="preserve"> </w:t>
-            </w:r>
-            <w:r>
               <w:rPr>
                 <w:bCs/>
                 <w:b/>
@@ -9571,9 +9526,6 @@
             </w:r>
             <w:r>
               <w:t xml:space="preserve">；</w:t>
-            </w:r>
-            <w:r>
-              <w:t xml:space="preserve"> </w:t>
             </w:r>
             <w:r>
               <w:rPr>
@@ -9907,9 +9859,6 @@
               <w:t xml:space="preserve">；</w:t>
             </w:r>
             <w:r>
-              <w:t xml:space="preserve"> </w:t>
-            </w:r>
-            <w:r>
               <w:rPr>
                 <w:bCs/>
                 <w:b/>
@@ -9985,9 +9934,6 @@
               <w:t xml:space="preserve">；</w:t>
             </w:r>
             <w:r>
-              <w:t xml:space="preserve"> </w:t>
-            </w:r>
-            <w:r>
               <w:rPr>
                 <w:bCs/>
                 <w:b/>
@@ -10100,9 +10046,6 @@
               <w:t xml:space="preserve">；</w:t>
             </w:r>
             <w:r>
-              <w:t xml:space="preserve"> </w:t>
-            </w:r>
-            <w:r>
               <w:rPr>
                 <w:bCs/>
                 <w:b/>
@@ -10333,9 +10276,6 @@
               <w:t xml:space="preserve">；</w:t>
             </w:r>
             <w:r>
-              <w:t xml:space="preserve"> </w:t>
-            </w:r>
-            <w:r>
               <w:rPr>
                 <w:bCs/>
                 <w:b/>
@@ -10409,9 +10349,6 @@
             </w:r>
             <w:r>
               <w:t xml:space="preserve">；</w:t>
-            </w:r>
-            <w:r>
-              <w:t xml:space="preserve"> </w:t>
             </w:r>
             <w:r>
               <w:rPr>
@@ -11713,9 +11650,6 @@
         <w:t xml:space="preserve">。</w:t>
       </w:r>
       <w:r>
-        <w:t xml:space="preserve"> </w:t>
-      </w:r>
-      <w:r>
         <w:rPr>
           <w:bCs/>
           <w:b/>
@@ -11738,9 +11672,6 @@
         <w:t xml:space="preserve">：</w:t>
       </w:r>
       <w:r>
-        <w:t xml:space="preserve"> </w:t>
-      </w:r>
-      <w:r>
         <w:rPr>
           <w:bCs/>
           <w:b/>
@@ -11770,7 +11701,7 @@
       </w:r>
     </w:p>
     <w:bookmarkEnd w:id="45"/>
-    <w:bookmarkStart w:id="46" w:name="Xa5418b552791996af38dfba3ef3ca54100545be"/>
+    <w:bookmarkStart w:id="46" w:name="X65e032697263db77963399df82b135cdaa4e398"/>
     <w:p>
       <w:pPr>
         <w:pStyle w:val="Heading3"/>
@@ -11799,25 +11730,22 @@
         <w:t xml:space="preserve">；</w:t>
       </w:r>
       <w:r>
+        <w:rPr>
+          <w:rStyle w:val="VerbatimChar"/>
+          <w:bCs/>
+          <w:b/>
+        </w:rPr>
+        <w:t xml:space="preserve">03_C</w:t>
+      </w:r>
+      <w:r>
+        <w:rPr>
+          <w:bCs/>
+          <w:b/>
+        </w:rPr>
         <w:t xml:space="preserve"> </w:t>
       </w:r>
       <w:r>
         <w:rPr>
-          <w:rStyle w:val="VerbatimChar"/>
-          <w:bCs/>
-          <w:b/>
-        </w:rPr>
-        <w:t xml:space="preserve">03_C</w:t>
-      </w:r>
-      <w:r>
-        <w:rPr>
-          <w:bCs/>
-          <w:b/>
-        </w:rPr>
-        <w:t xml:space="preserve"> </w:t>
-      </w:r>
-      <w:r>
-        <w:rPr>
           <w:bCs/>
           <w:b/>
         </w:rPr>
@@ -11825,9 +11753,6 @@
       </w:r>
       <w:r>
         <w:t xml:space="preserve">。</w:t>
-      </w:r>
-      <w:r>
-        <w:t xml:space="preserve"> </w:t>
       </w:r>
       <w:r>
         <w:rPr>
@@ -11883,9 +11808,6 @@
       </w:r>
       <w:r>
         <w:t xml:space="preserve">。</w:t>
-      </w:r>
-      <w:r>
-        <w:t xml:space="preserve"> </w:t>
       </w:r>
       <w:r>
         <w:rPr>
@@ -11980,9 +11902,6 @@
             </w:pPr>
             <w:r>
               <w:t xml:space="preserve">四篇的统一框架、章节级提纲、</w:t>
-            </w:r>
-            <w:r>
-              <w:t xml:space="preserve"> </w:t>
             </w:r>
             <w:r>
               <w:rPr>

--- a/交付总览_人肉审版_2026-10-25.docx
+++ b/交付总览_人肉审版_2026-10-25.docx
@@ -581,7 +581,7 @@
               <w:t xml:space="preserve">L1</w:t>
             </w:r>
             <w:r>
-              <w:t xml:space="preserve">（1123 行）｜</w:t>
+              <w:t xml:space="preserve">（1047 行）｜</w:t>
             </w:r>
             <w:r>
               <w:rPr>
@@ -656,7 +656,7 @@
               <w:rPr>
                 <w:rStyle w:val="VerbatimChar"/>
               </w:rPr>
-              <w:t xml:space="preserve">a21d9edad97b9b14</w:t>
+              <w:t xml:space="preserve">043992f7dabba36e</w:t>
             </w:r>
             <w:r>
               <w:t xml:space="preserve">｜A</w:t>
@@ -734,7 +734,7 @@
               <w:jc w:val="left"/>
             </w:pPr>
             <w:r>
-              <w:t xml:space="preserve">L1 待完成9/待回查2｜A 待完成22/待回查5｜D 待完成32/待回查1｜L3 待完成14/待回查19</w:t>
+              <w:t xml:space="preserve">L1 待完成9/待回查1｜A 待完成22/待回查5｜D 待完成32/待回查1｜L3 待完成14/待回查19</w:t>
             </w:r>
           </w:p>
         </w:tc>
@@ -5337,7 +5337,140 @@
               <w:t xml:space="preserve">那是【伪 S-3】</w:t>
             </w:r>
             <w:r>
-              <w:t xml:space="preserve">真正要防的是【docx 与源 md 不同步】**（读者读 docx 会读到旧内容）</w:t>
+              <w:t xml:space="preserve">真正要防的是【docx 与源 md 不同步】</w:t>
+            </w:r>
+            <w:r>
+              <w:rPr>
+                <w:bCs/>
+                <w:b/>
+              </w:rPr>
+              <w:t xml:space="preserve">（读者读 docx 会读到旧内容）</w:t>
+            </w:r>
+            <w:r>
+              <w:rPr>
+                <w:bCs/>
+                <w:b/>
+              </w:rPr>
+              <w:t xml:space="preserve"> </w:t>
+            </w:r>
+            <w:r>
+              <w:t xml:space="preserve">⑨a 已改成核【内容级指纹】</w:t>
+            </w:r>
+            <w:r>
+              <w:rPr>
+                <w:bCs/>
+                <w:b/>
+              </w:rPr>
+              <w:t xml:space="preserve">：每个 docx 的</w:t>
+            </w:r>
+            <w:r>
+              <w:t xml:space="preserve">内嵌源指纹 == 对应 md 的当前 sha</w:t>
+            </w:r>
+            <w:r>
+              <w:rPr>
+                <w:bCs/>
+                <w:b/>
+              </w:rPr>
+              <w:t xml:space="preserve">（不依赖时间戳、不依赖索引字节）</w:t>
+            </w:r>
+            <w:r>
+              <w:t xml:space="preserve">实测：46 个 docx 全同步 ** ｜</w:t>
+            </w:r>
+            <w:r>
+              <w:t xml:space="preserve"> </w:t>
+            </w:r>
+            <w:r>
+              <w:rPr>
+                <w:bCs/>
+                <w:b/>
+              </w:rPr>
+              <w:t xml:space="preserve">附带查清的两件事</w:t>
+            </w:r>
+            <w:r>
+              <w:t xml:space="preserve">： ① v2 的原写法拿</w:t>
+            </w:r>
+            <w:r>
+              <w:t xml:space="preserve"> </w:t>
+            </w:r>
+            <w:r>
+              <w:rPr>
+                <w:rStyle w:val="VerbatimChar"/>
+              </w:rPr>
+              <w:t xml:space="preserve">git ls-files -s</w:t>
+            </w:r>
+            <w:r>
+              <w:t xml:space="preserve"> </w:t>
+            </w:r>
+            <w:r>
+              <w:t xml:space="preserve">的 sha 去比 sha256，</w:t>
+            </w:r>
+            <w:r>
+              <w:rPr>
+                <w:bCs/>
+                <w:b/>
+              </w:rPr>
+              <w:t xml:space="preserve">那是 git blob sha1</w:t>
+            </w:r>
+            <w:r>
+              <w:t xml:space="preserve">（40 位），</w:t>
+            </w:r>
+            <w:r>
+              <w:rPr>
+                <w:bCs/>
+                <w:b/>
+              </w:rPr>
+              <w:t xml:space="preserve">两种不同算法</w:t>
+            </w:r>
+            <w:r>
+              <w:t xml:space="preserve"> </w:t>
+            </w:r>
+            <w:r>
+              <w:t xml:space="preserve">永远不等，</w:t>
+            </w:r>
+            <w:r>
+              <w:rPr>
+                <w:bCs/>
+                <w:b/>
+              </w:rPr>
+              <w:t xml:space="preserve">假红</w:t>
+            </w:r>
+            <w:r>
+              <w:t xml:space="preserve">（已改） ② 断言若排在 ⑨「</w:t>
+            </w:r>
+            <w:r>
+              <w:rPr>
+                <w:rStyle w:val="VerbatimChar"/>
+              </w:rPr>
+              <w:t xml:space="preserve">git add -A</w:t>
+            </w:r>
+            <w:r>
+              <w:t xml:space="preserve">」</w:t>
+            </w:r>
+            <w:r>
+              <w:rPr>
+                <w:bCs/>
+                <w:b/>
+              </w:rPr>
+              <w:t xml:space="preserve">之后</w:t>
+            </w:r>
+            <w:r>
+              <w:t xml:space="preserve"> </w:t>
+            </w:r>
+            <w:r>
+              <w:t xml:space="preserve">索引刚被刷新，</w:t>
+            </w:r>
+            <w:r>
+              <w:rPr>
+                <w:bCs/>
+                <w:b/>
+              </w:rPr>
+              <w:t xml:space="preserve">恒真</w:t>
+            </w:r>
+            <w:r>
+              <w:t xml:space="preserve"> </w:t>
+            </w:r>
+            <w:r>
+              <w:t xml:space="preserve">抓不到东西（已移到 ⑨ 之前 + 换判据）</w:t>
             </w:r>
           </w:p>
         </w:tc>

--- a/交付总览_人肉审版_2026-10-25.docx
+++ b/交付总览_人肉审版_2026-10-25.docx
@@ -668,7 +668,7 @@
               <w:rPr>
                 <w:rStyle w:val="VerbatimChar"/>
               </w:rPr>
-              <w:t xml:space="preserve">09fdacc000cd24bb</w:t>
+              <w:t xml:space="preserve">2534d3681770ab8a</w:t>
             </w:r>
             <w:r>
               <w:t xml:space="preserve">｜C</w:t>
@@ -680,7 +680,7 @@
               <w:rPr>
                 <w:rStyle w:val="VerbatimChar"/>
               </w:rPr>
-              <w:t xml:space="preserve">326cc6b7471b2380</w:t>
+              <w:t xml:space="preserve">4a1d9a266e665480</w:t>
             </w:r>
             <w:r>
               <w:t xml:space="preserve">｜D</w:t>
@@ -692,7 +692,7 @@
               <w:rPr>
                 <w:rStyle w:val="VerbatimChar"/>
               </w:rPr>
-              <w:t xml:space="preserve">4346106ae9696c72</w:t>
+              <w:t xml:space="preserve">1dce3b95ff546c7c</w:t>
             </w:r>
             <w:r>
               <w:t xml:space="preserve">｜L3</w:t>
@@ -704,7 +704,7 @@
               <w:rPr>
                 <w:rStyle w:val="VerbatimChar"/>
               </w:rPr>
-              <w:t xml:space="preserve">e702d2d676e432ad</w:t>
+              <w:t xml:space="preserve">02473dbf1063ff78</w:t>
             </w:r>
           </w:p>
         </w:tc>
@@ -734,7 +734,7 @@
               <w:jc w:val="left"/>
             </w:pPr>
             <w:r>
-              <w:t xml:space="preserve">L1 待完成9/待回查1｜A 待完成22/待回查5｜D 待完成32/待回查1｜L3 待完成14/待回查19</w:t>
+              <w:t xml:space="preserve">L1 待完成9/待回查1｜A 待完成22/待回查20｜D 待完成32/待回查3｜L3 待完成14/待回查20</w:t>
             </w:r>
           </w:p>
         </w:tc>
@@ -1340,21 +1340,13 @@
         <w:t xml:space="preserve">3 · 四篇逐篇（主张 / 判决 / 边界）</w:t>
       </w:r>
     </w:p>
-    <w:bookmarkStart w:id="23" w:name="l1-搜索空间塌缩与过早闭合从问题描述到四路干预主稿"/>
+    <w:bookmarkStart w:id="23" w:name="X7996f849294c4d3eb14daade0ec0ce60a12df4d"/>
     <w:p>
       <w:pPr>
         <w:pStyle w:val="Heading3"/>
       </w:pPr>
       <w:r>
-        <w:t xml:space="preserve">① L1 · 搜索空间塌缩与过早闭合：从问题描述到四路干预（主稿）</w:t>
-      </w:r>
-    </w:p>
-    <w:p>
-      <w:pPr>
-        <w:pStyle w:val="FirstParagraph"/>
-      </w:pPr>
-      <w:r>
-        <w:t xml:space="preserve">这一篇是</w:t>
+        <w:t xml:space="preserve">① L1 · 搜索空间塌缩与过早闭合：从问题描述到四路干预（主稿）这一篇是</w:t>
       </w:r>
       <w:r>
         <w:rPr>
@@ -3686,7 +3678,7 @@
         <w:rPr>
           <w:rStyle w:val="VerbatimChar"/>
         </w:rPr>
-        <w:t xml:space="preserve">  AND: [-4, -1, -2,  0]  汇总 −7   承重新增  7   ✔ 与稿内一致</w:t>
+        <w:t xml:space="preserve">  AND: [-4, -1, -2,  0]  汇总 −7   承重新增  7   与稿内一致</w:t>
       </w:r>
       <w:r>
         <w:br/>
@@ -5347,13 +5339,6 @@
               <w:t xml:space="preserve">（读者读 docx 会读到旧内容）</w:t>
             </w:r>
             <w:r>
-              <w:rPr>
-                <w:bCs/>
-                <w:b/>
-              </w:rPr>
-              <w:t xml:space="preserve"> </w:t>
-            </w:r>
-            <w:r>
               <w:t xml:space="preserve">⑨a 已改成核【内容级指纹】</w:t>
             </w:r>
             <w:r>
@@ -8881,7 +8866,7 @@
               <w:jc w:val="left"/>
             </w:pPr>
             <w:r>
-              <w:t xml:space="preserve">三标记</w:t>
+              <w:t xml:space="preserve">状态标记</w:t>
             </w:r>
             <w:r>
               <w:t xml:space="preserve"> </w:t>
@@ -8890,7 +8875,7 @@
               <w:rPr>
                 <w:rStyle w:val="VerbatimChar"/>
               </w:rPr>
-              <w:t xml:space="preserve">⚠️</w:t>
+              <w:t xml:space="preserve">【待完成】</w:t>
             </w:r>
             <w:r>
               <w:t xml:space="preserve"> </w:t>
@@ -8899,16 +8884,7 @@
               <w:rPr>
                 <w:rStyle w:val="VerbatimChar"/>
               </w:rPr>
-              <w:t xml:space="preserve">【待完成】</w:t>
-            </w:r>
-            <w:r>
-              <w:t xml:space="preserve"> </w:t>
-            </w:r>
-            <w:r>
-              <w:rPr>
-                <w:rStyle w:val="VerbatimChar"/>
-              </w:rPr>
-              <w:t xml:space="preserve">📌</w:t>
+              <w:t xml:space="preserve">【待回查】</w:t>
             </w:r>
           </w:p>
         </w:tc>
@@ -8979,6 +8955,48 @@
             </w:pPr>
             <w:r>
               <w:t xml:space="preserve">出现在图例与结构列表里</w:t>
+            </w:r>
+          </w:p>
+        </w:tc>
+      </w:tr>
+      <w:tr>
+        <w:tc>
+          <w:tcPr/>
+          <w:p>
+            <w:pPr>
+              <w:pStyle w:val="Compact"/>
+              <w:jc w:val="left"/>
+            </w:pPr>
+            <w:r>
+              <w:t xml:space="preserve">证据等级记号（六个彩色 emoji）</w:t>
+            </w:r>
+          </w:p>
+        </w:tc>
+        <w:tc>
+          <w:tcPr/>
+          <w:p>
+            <w:pPr>
+              <w:pStyle w:val="Compact"/>
+              <w:jc w:val="left"/>
+            </w:pPr>
+            <w:r>
+              <w:rPr>
+                <w:bCs/>
+                <w:b/>
+              </w:rPr>
+              <w:t xml:space="preserve">换成文字</w:t>
+            </w:r>
+          </w:p>
+        </w:tc>
+        <w:tc>
+          <w:tcPr/>
+          <w:p>
+            <w:pPr>
+              <w:pStyle w:val="Compact"/>
+              <w:jc w:val="left"/>
+            </w:pPr>
+            <w:r>
+              <w:t xml:space="preserve">依次是【已核】【方向】【未证】【未知】【待回查】【文档】——它们是一套记号系统，但整套都是 emoji</w:t>
             </w:r>
           </w:p>
         </w:tc>

--- a/交付总览_人肉审版_2026-10-25.docx
+++ b/交付总览_人肉审版_2026-10-25.docx
@@ -656,7 +656,7 @@
               <w:rPr>
                 <w:rStyle w:val="VerbatimChar"/>
               </w:rPr>
-              <w:t xml:space="preserve">043992f7dabba36e</w:t>
+              <w:t xml:space="preserve">93b1311531adc1f0</w:t>
             </w:r>
             <w:r>
               <w:t xml:space="preserve">｜A</w:t>
@@ -704,7 +704,7 @@
               <w:rPr>
                 <w:rStyle w:val="VerbatimChar"/>
               </w:rPr>
-              <w:t xml:space="preserve">02473dbf1063ff78</w:t>
+              <w:t xml:space="preserve">212bee6e492dbc02</w:t>
             </w:r>
           </w:p>
         </w:tc>
